--- a/zht/docx/064.content.docx
+++ b/zht/docx/064.content.docx
@@ -149,27 +149,7 @@
         <w:rPr>
           <w:lang w:val="zh_TW" w:bidi="zh_TW"/>
         </w:rPr>
-        <w:t>kuan</w:t>
-      </w:r>
-      <w:r>
-        <w:rPr>
-          <w:lang w:val="zh_TW" w:bidi="zh_TW"/>
-        </w:rPr>
-      </w:r>
-    </w:p>
-    <w:p>
-      <w:pPr/>
-      <w:r>
-        <w:rPr>
-          <w:lang w:val="zh_TW" w:bidi="zh_TW"/>
-        </w:rPr>
-      </w:r>
-      <w:r>
-        <w:rPr>
-          <w:i/>
-          <w:lang w:val="zh_TW" w:bidi="zh_TW"/>
-        </w:rPr>
-        <w:t>款待</w:t>
+        <w:t>jin</w:t>
       </w:r>
       <w:r>
         <w:rPr>
@@ -232,7 +212,7 @@
         <w:rPr>
           <w:lang w:val="zh_TW" w:bidi="zh_TW"/>
         </w:rPr>
-        <w:t>款待</w:t>
+        <w:t>金屬工匠</w:t>
       </w:r>
       <w:r>
         <w:rPr>
@@ -251,39 +231,7 @@
         <w:rPr>
           <w:lang w:val="zh_TW" w:bidi="zh_TW"/>
         </w:rPr>
-        <w:t>聖經中的一個概念，經常與「客人（guest）」、「陌生人（stranger）」和「寄居者（sojourner）」等詞彙一起使用。將「款待（hospitality）」的意思理解為對非自己朋友圈之外的人的善意是比較恰當的，這在希臘文中「愛陌生人」的字面意思中有所暗示。儘管這個概念在聖經中得到了全面的肯定，但在經外文化中也明顯存在，在遊牧民族（從一個地方遷移到另一個地方）中尤為常見。這些文化中對提供食物、住宿和保護有明確的義務。</w:t>
-      </w:r>
-    </w:p>
-    <w:p>
-      <w:pPr/>
-      <w:r>
-        <w:rPr>
-          <w:lang w:val="zh_TW" w:bidi="zh_TW"/>
-        </w:rPr>
-      </w:r>
-      <w:r>
-        <w:rPr>
-          <w:lang w:val="zh_TW" w:bidi="zh_TW"/>
-        </w:rPr>
-        <w:t>在舊約中，款待的正常實踐可以在以下例子中看到：</w:t>
-      </w:r>
-    </w:p>
-    <w:p>
-      <w:pPr>
-        <w:pStyle w:val="ListBullet"/>
-        <w:spacing w:line="240" w:lineRule="auto"/>
-        <w:ind w:left="720"/>
-      </w:pPr>
-      <w:r>
-        <w:rPr>
-          <w:lang w:val="zh_TW" w:bidi="zh_TW"/>
-        </w:rPr>
-      </w:r>
-      <w:r>
-        <w:rPr>
-          <w:lang w:val="zh_TW" w:bidi="zh_TW"/>
-        </w:rPr>
-        <w:t>亞伯拉罕和三位訪客（</w:t>
+        <w:t>金屬工人；即鐵匠。聖經中最早被提及的金屬工匠是土八‧該隱（</w:t>
       </w:r>
       <w:hyperlink r:id="rId13">
         <w:r>
@@ -294,32 +242,14 @@
             <w:color w:val="0000EE"/>
             <w:u w:val="single"/>
           </w:rPr>
-          <w:t>創18:2–8、16</w:t>
+          <w:t>創4:22</w:t>
         </w:r>
       </w:hyperlink>
       <w:r>
         <w:rPr>
           <w:lang w:val="zh_TW" w:bidi="zh_TW"/>
         </w:rPr>
-        <w:t>）</w:t>
-      </w:r>
-    </w:p>
-    <w:p>
-      <w:pPr>
-        <w:pStyle w:val="ListBullet"/>
-        <w:spacing w:line="240" w:lineRule="auto"/>
-        <w:ind w:left="720"/>
-      </w:pPr>
-      <w:r>
-        <w:rPr>
-          <w:lang w:val="zh_TW" w:bidi="zh_TW"/>
-        </w:rPr>
-      </w:r>
-      <w:r>
-        <w:rPr>
-          <w:lang w:val="zh_TW" w:bidi="zh_TW"/>
-        </w:rPr>
-        <w:t>拉班接待亞伯拉罕的僕人（</w:t>
+        <w:t>）。這個詞涵蓋了各種類型的金屬工匠：銅、青銅、鐵、銀和金。銀匠在</w:t>
       </w:r>
       <w:hyperlink r:id="rId14">
         <w:r>
@@ -330,32 +260,14 @@
             <w:color w:val="0000EE"/>
             <w:u w:val="single"/>
           </w:rPr>
-          <w:t>創24:15–61</w:t>
+          <w:t>士師記十七章4節</w:t>
         </w:r>
       </w:hyperlink>
       <w:r>
         <w:rPr>
           <w:lang w:val="zh_TW" w:bidi="zh_TW"/>
         </w:rPr>
-        <w:t>）</w:t>
-      </w:r>
-    </w:p>
-    <w:p>
-      <w:pPr>
-        <w:pStyle w:val="ListBullet"/>
-        <w:spacing w:line="240" w:lineRule="auto"/>
-        <w:ind w:left="720"/>
-      </w:pPr>
-      <w:r>
-        <w:rPr>
-          <w:lang w:val="zh_TW" w:bidi="zh_TW"/>
-        </w:rPr>
-      </w:r>
-      <w:r>
-        <w:rPr>
-          <w:lang w:val="zh_TW" w:bidi="zh_TW"/>
-        </w:rPr>
-        <w:t>瑪挪亞款待天使的方式（</w:t>
+        <w:t>和</w:t>
       </w:r>
       <w:hyperlink r:id="rId15">
         <w:r>
@@ -366,28 +278,14 @@
             <w:color w:val="0000EE"/>
             <w:u w:val="single"/>
           </w:rPr>
-          <w:t>士13:15</w:t>
+          <w:t>使徒行傳十九章24節</w:t>
         </w:r>
       </w:hyperlink>
       <w:r>
         <w:rPr>
           <w:lang w:val="zh_TW" w:bidi="zh_TW"/>
         </w:rPr>
-        <w:t>）</w:t>
-      </w:r>
-    </w:p>
-    <w:p>
-      <w:pPr/>
-      <w:r>
-        <w:rPr>
-          <w:lang w:val="zh_TW" w:bidi="zh_TW"/>
-        </w:rPr>
-      </w:r>
-      <w:r>
-        <w:rPr>
-          <w:lang w:val="zh_TW" w:bidi="zh_TW"/>
-        </w:rPr>
-        <w:t>但也有一些情況，主人認為必須採取極端措施來保護他的客人，即使這樣做會對自己的家人造成傷害（</w:t>
+        <w:t>中提到。直至撒母耳時期，以色列境內的鐵匠稀少，甚至可能不存在，以致以色列人必須到非利士人的鐵匠那裡，打磨他們的鐵製工具（</w:t>
       </w:r>
       <w:hyperlink r:id="rId16">
         <w:r>
@@ -398,14 +296,14 @@
             <w:color w:val="0000EE"/>
             <w:u w:val="single"/>
           </w:rPr>
-          <w:t>創19:1–8</w:t>
+          <w:t>撒上13:19</w:t>
         </w:r>
       </w:hyperlink>
       <w:r>
         <w:rPr>
           <w:lang w:val="zh_TW" w:bidi="zh_TW"/>
         </w:rPr>
-        <w:t>；</w:t>
+        <w:t>）。到了列王時代，以色列的鐵匠十分活躍，但後來被尼布甲尼撒擄走（</w:t>
       </w:r>
       <w:hyperlink r:id="rId17">
         <w:r>
@@ -416,14 +314,14 @@
             <w:color w:val="0000EE"/>
             <w:u w:val="single"/>
           </w:rPr>
-          <w:t>士19:14–24</w:t>
+          <w:t>王下24:14–16</w:t>
         </w:r>
       </w:hyperlink>
       <w:r>
         <w:rPr>
           <w:lang w:val="zh_TW" w:bidi="zh_TW"/>
         </w:rPr>
-        <w:t>）。書念婦人的款待也很值得注意，儘管以利沙對他們來說並不是陌生人（</w:t>
+        <w:t>；</w:t>
       </w:r>
       <w:hyperlink r:id="rId18">
         <w:r>
@@ -434,28 +332,14 @@
             <w:color w:val="0000EE"/>
             <w:u w:val="single"/>
           </w:rPr>
-          <w:t>王下4:10</w:t>
+          <w:t>耶24:1</w:t>
         </w:r>
       </w:hyperlink>
       <w:r>
         <w:rPr>
           <w:lang w:val="zh_TW" w:bidi="zh_TW"/>
         </w:rPr>
-        <w:t>）。</w:t>
-      </w:r>
-    </w:p>
-    <w:p>
-      <w:pPr/>
-      <w:r>
-        <w:rPr>
-          <w:lang w:val="zh_TW" w:bidi="zh_TW"/>
-        </w:rPr>
-      </w:r>
-      <w:r>
-        <w:rPr>
-          <w:lang w:val="zh_TW" w:bidi="zh_TW"/>
-        </w:rPr>
-        <w:t>根據新約，耶穌在差遣門徒時著門徒依賴當時普遍的款待習俗為生（</w:t>
+        <w:t>，</w:t>
       </w:r>
       <w:hyperlink r:id="rId19">
         <w:r>
@@ -466,14 +350,14 @@
             <w:color w:val="0000EE"/>
             <w:u w:val="single"/>
           </w:rPr>
-          <w:t>路10:7</w:t>
+          <w:t>29:2</w:t>
         </w:r>
       </w:hyperlink>
       <w:r>
         <w:rPr>
           <w:lang w:val="zh_TW" w:bidi="zh_TW"/>
         </w:rPr>
-        <w:t>），在祂自己的旅行中也是如此。隨著福音由宣教士傳開，基督徒因接待他們而受到讚揚（</w:t>
+        <w:t>）。關於鐵匠工作的細節在多處經文中有所描述（</w:t>
       </w:r>
       <w:hyperlink r:id="rId20">
         <w:r>
@@ -484,7 +368,7 @@
             <w:color w:val="0000EE"/>
             <w:u w:val="single"/>
           </w:rPr>
-          <w:t>來13:2</w:t>
+          <w:t>箴25:4</w:t>
         </w:r>
       </w:hyperlink>
       <w:r>
@@ -502,14 +386,14 @@
             <w:color w:val="0000EE"/>
             <w:u w:val="single"/>
           </w:rPr>
-          <w:t>彼前4:9</w:t>
+          <w:t>賽44:12</w:t>
         </w:r>
       </w:hyperlink>
       <w:r>
         <w:rPr>
           <w:lang w:val="zh_TW" w:bidi="zh_TW"/>
         </w:rPr>
-        <w:t>；</w:t>
+        <w:t>，</w:t>
       </w:r>
       <w:hyperlink r:id="rId22">
         <w:r>
@@ -520,14 +404,14 @@
             <w:color w:val="0000EE"/>
             <w:u w:val="single"/>
           </w:rPr>
-          <w:t>約三1:5–8</w:t>
+          <w:t>54:16</w:t>
         </w:r>
       </w:hyperlink>
       <w:r>
         <w:rPr>
           <w:lang w:val="zh_TW" w:bidi="zh_TW"/>
         </w:rPr>
-        <w:t>）。教會領袖不應逃避這項事工的責任（</w:t>
+        <w:t>）。在</w:t>
       </w:r>
       <w:hyperlink r:id="rId23">
         <w:r>
@@ -538,50 +422,14 @@
             <w:color w:val="0000EE"/>
             <w:u w:val="single"/>
           </w:rPr>
-          <w:t>提前3:2</w:t>
+          <w:t>撒迦利亞書一章20節</w:t>
         </w:r>
       </w:hyperlink>
       <w:r>
         <w:rPr>
           <w:lang w:val="zh_TW" w:bidi="zh_TW"/>
         </w:rPr>
-        <w:t>；</w:t>
-      </w:r>
-      <w:hyperlink r:id="rId24">
-        <w:r>
-          <w:rPr>
-            <w:lang w:val="zh_TW" w:bidi="zh_TW"/>
-          </w:rPr>
-          <w:rPr>
-            <w:color w:val="0000EE"/>
-            <w:u w:val="single"/>
-          </w:rPr>
-          <w:t>多1:8</w:t>
-        </w:r>
-      </w:hyperlink>
-      <w:r>
-        <w:rPr>
-          <w:lang w:val="zh_TW" w:bidi="zh_TW"/>
-        </w:rPr>
-        <w:t>），否則會引來審判（</w:t>
-      </w:r>
-      <w:hyperlink r:id="rId25">
-        <w:r>
-          <w:rPr>
-            <w:lang w:val="zh_TW" w:bidi="zh_TW"/>
-          </w:rPr>
-          <w:rPr>
-            <w:color w:val="0000EE"/>
-            <w:u w:val="single"/>
-          </w:rPr>
-          <w:t>太25:43–46</w:t>
-        </w:r>
-      </w:hyperlink>
-      <w:r>
-        <w:rPr>
-          <w:lang w:val="zh_TW" w:bidi="zh_TW"/>
-        </w:rPr>
-        <w:t>）。</w:t>
+        <w:t>中提到的匠人可能是鐵匠或鍛工。</w:t>
       </w:r>
     </w:p>
     <w:p>
@@ -602,13 +450,19 @@
         <w:rPr>
           <w:lang w:val="zh_TW" w:bidi="zh_TW"/>
         </w:rPr>
-        <w:t xml:space="preserve"> </w:t>
+        <w:t>礦物和金屬</w:t>
       </w:r>
       <w:r>
         <w:rPr>
           <w:lang w:val="zh_TW" w:bidi="zh_TW"/>
         </w:rPr>
-        <w:t>外邦人</w:t>
+        <w:t>；</w:t>
+      </w:r>
+      <w:r>
+        <w:rPr>
+          <w:lang w:val="zh_TW" w:bidi="zh_TW"/>
+        </w:rPr>
+        <w:t>珍貴的寶石</w:t>
       </w:r>
       <w:r>
         <w:rPr>

--- a/zht/docx/064.content.docx
+++ b/zht/docx/064.content.docx
@@ -19,7 +19,7 @@
         <w:rPr>
           <w:lang w:val="zh_TW" w:bidi="zh_TW"/>
         </w:rPr>
-        <w:t>Resource: Tyndale Open Bible Dictionary</w:t>
+        <w:t>Resource: Aquifer Open Bible Dictionary</w:t>
       </w:r>
       <w:r>
         <w:rPr>
@@ -112,7 +112,7 @@
         <w:rPr>
           <w:lang w:val="zh_TW" w:bidi="zh_TW"/>
         </w:rPr>
-        <w:t>Tyndale Open Bible Dictionary</w:t>
+        <w:t>Aquifer Open Bible Dictionary</w:t>
       </w:r>
     </w:p>
     <w:p>

--- a/zht/docx/064.content.docx
+++ b/zht/docx/064.content.docx
@@ -149,7 +149,7 @@
         <w:rPr>
           <w:lang w:val="zh_TW" w:bidi="zh_TW"/>
         </w:rPr>
-        <w:t>huo</w:t>
+        <w:t>hui</w:t>
       </w:r>
       <w:r>
         <w:rPr>
@@ -212,7 +212,7 @@
         <w:rPr>
           <w:lang w:val="zh_TW" w:bidi="zh_TW"/>
         </w:rPr>
-        <w:t>火的洗禮</w:t>
+        <w:t>灰燼</w:t>
       </w:r>
       <w:r>
         <w:rPr>
@@ -231,7 +231,7 @@
         <w:rPr>
           <w:lang w:val="zh_TW" w:bidi="zh_TW"/>
         </w:rPr>
-        <w:t>施洗約翰使用的隱喻。約翰期待著要「用聖靈與火……施洗」的那一位（</w:t>
+        <w:t>灰燼是物品完全焚燒後所留下的細微粉末。在會幕或聖殿祭壇上焚燒祭物後所產生的灰燼，必須依照規定，在特定的禮儀中被清除並丟棄（</w:t>
       </w:r>
       <w:hyperlink r:id="rId13">
         <w:r>
@@ -242,7 +242,121 @@
             <w:color w:val="0000EE"/>
             <w:u w:val="single"/>
           </w:rPr>
-          <w:t>太3:11</w:t>
+          <w:t>利</w:t>
+        </w:r>
+      </w:hyperlink>
+      <w:r>
+        <w:rPr>
+          <w:lang w:val="zh_TW" w:bidi="zh_TW"/>
+        </w:rPr>
+        <w:t xml:space="preserve"> </w:t>
+      </w:r>
+      <w:hyperlink r:id="rId13">
+        <w:r>
+          <w:rPr>
+            <w:lang w:val="zh_TW" w:bidi="zh_TW"/>
+          </w:rPr>
+          <w:rPr>
+            <w:color w:val="0000EE"/>
+            <w:u w:val="single"/>
+          </w:rPr>
+          <w:t>1:16</w:t>
+        </w:r>
+      </w:hyperlink>
+      <w:r>
+        <w:rPr>
+          <w:lang w:val="zh_TW" w:bidi="zh_TW"/>
+        </w:rPr>
+        <w:t>，</w:t>
+      </w:r>
+      <w:hyperlink r:id="rId14">
+        <w:r>
+          <w:rPr>
+            <w:lang w:val="zh_TW" w:bidi="zh_TW"/>
+          </w:rPr>
+          <w:rPr>
+            <w:color w:val="0000EE"/>
+            <w:u w:val="single"/>
+          </w:rPr>
+          <w:t>4:12</w:t>
+        </w:r>
+      </w:hyperlink>
+      <w:r>
+        <w:rPr>
+          <w:lang w:val="zh_TW" w:bidi="zh_TW"/>
+        </w:rPr>
+        <w:t>，</w:t>
+      </w:r>
+      <w:hyperlink r:id="rId15">
+        <w:r>
+          <w:rPr>
+            <w:lang w:val="zh_TW" w:bidi="zh_TW"/>
+          </w:rPr>
+          <w:rPr>
+            <w:color w:val="0000EE"/>
+            <w:u w:val="single"/>
+          </w:rPr>
+          <w:t>6:10–11</w:t>
+        </w:r>
+      </w:hyperlink>
+      <w:r>
+        <w:rPr>
+          <w:lang w:val="zh_TW" w:bidi="zh_TW"/>
+        </w:rPr>
+        <w:t>；參</w:t>
+      </w:r>
+      <w:hyperlink r:id="rId16">
+        <w:r>
+          <w:rPr>
+            <w:lang w:val="zh_TW" w:bidi="zh_TW"/>
+          </w:rPr>
+          <w:rPr>
+            <w:color w:val="0000EE"/>
+            <w:u w:val="single"/>
+          </w:rPr>
+          <w:t>來9:13</w:t>
+        </w:r>
+      </w:hyperlink>
+      <w:r>
+        <w:rPr>
+          <w:lang w:val="zh_TW" w:bidi="zh_TW"/>
+        </w:rPr>
+        <w:t>）。舊約聖經中也多次提到外邦祭壇上的灰燼（</w:t>
+      </w:r>
+      <w:hyperlink r:id="rId17">
+        <w:r>
+          <w:rPr>
+            <w:lang w:val="zh_TW" w:bidi="zh_TW"/>
+          </w:rPr>
+          <w:rPr>
+            <w:color w:val="0000EE"/>
+            <w:u w:val="single"/>
+          </w:rPr>
+          <w:t>王上13:1</w:t>
+        </w:r>
+      </w:hyperlink>
+      <w:hyperlink r:id="rId15">
+        <w:r>
+          <w:rPr>
+            <w:lang w:val="zh_TW" w:bidi="zh_TW"/>
+          </w:rPr>
+          <w:rPr>
+            <w:color w:val="0000EE"/>
+            <w:u w:val="single"/>
+          </w:rPr>
+          <w:t>-</w:t>
+        </w:r>
+      </w:hyperlink>
+      <w:hyperlink r:id="rId17">
+        <w:r>
+          <w:rPr>
+            <w:lang w:val="zh_TW" w:bidi="zh_TW"/>
+          </w:rPr>
+          <w:rPr>
+            <w:color w:val="0000EE"/>
+            <w:u w:val="single"/>
+          </w:rPr>
+          <w:t>5</w:t>
         </w:r>
       </w:hyperlink>
       <w:r>
@@ -251,24 +365,48 @@
         </w:rPr>
         <w:t>；</w:t>
       </w:r>
-      <w:hyperlink r:id="rId14">
-        <w:r>
-          <w:rPr>
-            <w:lang w:val="zh_TW" w:bidi="zh_TW"/>
-          </w:rPr>
-          <w:rPr>
-            <w:color w:val="0000EE"/>
-            <w:u w:val="single"/>
-          </w:rPr>
-          <w:t>路3:16</w:t>
-        </w:r>
-      </w:hyperlink>
-      <w:r>
-        <w:rPr>
-          <w:lang w:val="zh_TW" w:bidi="zh_TW"/>
-        </w:rPr>
-        <w:t>）。在這個語境中，火意味著審判，這審判將煉淨那些悔改的人（參</w:t>
-      </w:r>
+      <w:hyperlink r:id="rId17">
+        <w:r>
+          <w:rPr>
+            <w:lang w:val="zh_TW" w:bidi="zh_TW"/>
+          </w:rPr>
+          <w:rPr>
+            <w:color w:val="0000EE"/>
+            <w:u w:val="single"/>
+          </w:rPr>
+          <w:t>王下</w:t>
+        </w:r>
+      </w:hyperlink>
+      <w:hyperlink r:id="rId18">
+        <w:r>
+          <w:rPr>
+            <w:lang w:val="zh_TW" w:bidi="zh_TW"/>
+          </w:rPr>
+          <w:rPr>
+            <w:color w:val="0000EE"/>
+            <w:u w:val="single"/>
+          </w:rPr>
+          <w:t>23:4</w:t>
+        </w:r>
+      </w:hyperlink>
+      <w:r>
+        <w:rPr>
+          <w:lang w:val="zh_TW" w:bidi="zh_TW"/>
+        </w:rPr>
+        <w:t>）。在摩西與埃及法老對峙時，將灰燼拋向空中，灰燼如細塵般散佈於埃及全地，隨即引發了人畜身上生瘡的災禍（</w:t>
+      </w:r>
+      <w:hyperlink r:id="rId19">
+        <w:r>
+          <w:rPr>
+            <w:lang w:val="zh_TW" w:bidi="zh_TW"/>
+          </w:rPr>
+          <w:rPr>
+            <w:color w:val="0000EE"/>
+            <w:u w:val="single"/>
+          </w:rPr>
+          <w:t>出9:8</w:t>
+        </w:r>
+      </w:hyperlink>
       <w:hyperlink r:id="rId15">
         <w:r>
           <w:rPr>
@@ -278,61 +416,19 @@
             <w:color w:val="0000EE"/>
             <w:u w:val="single"/>
           </w:rPr>
-          <w:t>賽4:4</w:t>
-        </w:r>
-      </w:hyperlink>
-      <w:r>
-        <w:rPr>
-          <w:lang w:val="zh_TW" w:bidi="zh_TW"/>
-        </w:rPr>
-        <w:t>；</w:t>
-      </w:r>
-      <w:hyperlink r:id="rId16">
-        <w:r>
-          <w:rPr>
-            <w:lang w:val="zh_TW" w:bidi="zh_TW"/>
-          </w:rPr>
-          <w:rPr>
-            <w:color w:val="0000EE"/>
-            <w:u w:val="single"/>
-          </w:rPr>
-          <w:t>瑪3:2–3</w:t>
-        </w:r>
-      </w:hyperlink>
-      <w:r>
-        <w:rPr>
-          <w:lang w:val="zh_TW" w:bidi="zh_TW"/>
-        </w:rPr>
-        <w:t>），並燒盡那些不悔改的人（</w:t>
-      </w:r>
-      <w:hyperlink r:id="rId17">
-        <w:r>
-          <w:rPr>
-            <w:lang w:val="zh_TW" w:bidi="zh_TW"/>
-          </w:rPr>
-          <w:rPr>
-            <w:color w:val="0000EE"/>
-            <w:u w:val="single"/>
-          </w:rPr>
-          <w:t>瑪4:1</w:t>
-        </w:r>
-      </w:hyperlink>
-      <w:r>
-        <w:rPr>
-          <w:lang w:val="zh_TW" w:bidi="zh_TW"/>
-        </w:rPr>
-        <w:t>；</w:t>
-      </w:r>
-      <w:hyperlink r:id="rId18">
-        <w:r>
-          <w:rPr>
-            <w:lang w:val="zh_TW" w:bidi="zh_TW"/>
-          </w:rPr>
-          <w:rPr>
-            <w:color w:val="0000EE"/>
-            <w:u w:val="single"/>
-          </w:rPr>
-          <w:t>太3:10、12</w:t>
+          <w:t>-</w:t>
+        </w:r>
+      </w:hyperlink>
+      <w:hyperlink r:id="rId19">
+        <w:r>
+          <w:rPr>
+            <w:lang w:val="zh_TW" w:bidi="zh_TW"/>
+          </w:rPr>
+          <w:rPr>
+            <w:color w:val="0000EE"/>
+            <w:u w:val="single"/>
+          </w:rPr>
+          <w:t>10</w:t>
         </w:r>
       </w:hyperlink>
       <w:r>
@@ -353,663 +449,7 @@
         <w:rPr>
           <w:lang w:val="zh_TW" w:bidi="zh_TW"/>
         </w:rPr>
-        <w:t>先知和天啟文學的作者經常提到，在新時代來臨之前，需要經歷一段困難與苦難時期。他們稱這段時期為「彌賽亞的災難」、「彌賽亞的產痛」、「火的河」。類似於約翰的思想見於</w:t>
-      </w:r>
-      <w:hyperlink r:id="rId19">
-        <w:r>
-          <w:rPr>
-            <w:lang w:val="zh_TW" w:bidi="zh_TW"/>
-          </w:rPr>
-          <w:rPr>
-            <w:color w:val="0000EE"/>
-            <w:u w:val="single"/>
-          </w:rPr>
-          <w:t>以賽亞書三十章27至28節</w:t>
-        </w:r>
-      </w:hyperlink>
-      <w:r>
-        <w:rPr>
-          <w:lang w:val="zh_TW" w:bidi="zh_TW"/>
-        </w:rPr>
-        <w:t>和經外文獻</w:t>
-      </w:r>
-      <w:hyperlink r:id="rId20">
-        <w:r>
-          <w:rPr>
-            <w:lang w:val="zh_TW" w:bidi="zh_TW"/>
-          </w:rPr>
-          <w:rPr>
-            <w:color w:val="0000EE"/>
-            <w:u w:val="single"/>
-          </w:rPr>
-          <w:t>以斯拉二書十三章10至11節</w:t>
-        </w:r>
-      </w:hyperlink>
-      <w:r>
-        <w:rPr>
-          <w:lang w:val="zh_TW" w:bidi="zh_TW"/>
-        </w:rPr>
-        <w:t>。施洗約翰可能使用了這些概念，並通過他洗禮的行動表達出來。他所用的片語「用火施洗」或許是指一種使人潔淨的審判，這種審判會帶來新時代並將人帶入其中。</w:t>
-      </w:r>
-    </w:p>
-    <w:p>
-      <w:pPr/>
-      <w:r>
-        <w:rPr>
-          <w:lang w:val="zh_TW" w:bidi="zh_TW"/>
-        </w:rPr>
-      </w:r>
-      <w:r>
-        <w:rPr>
-          <w:lang w:val="zh_TW" w:bidi="zh_TW"/>
-        </w:rPr>
-        <w:t>聖經沒有再提到火的洗禮。馬可福音和約翰福音縮短了施洗約翰的講道內容，並未提及任何有關審判的內容。在五旬節，聖靈降臨在耶穌的跟隨者身上後，施洗約翰的水洗被視為在聖靈的洗禮中得以實現。然而，耶穌似乎同意約翰對火的潔淨作用的信念（</w:t>
-      </w:r>
-      <w:hyperlink r:id="rId21">
-        <w:r>
-          <w:rPr>
-            <w:lang w:val="zh_TW" w:bidi="zh_TW"/>
-          </w:rPr>
-          <w:rPr>
-            <w:color w:val="0000EE"/>
-            <w:u w:val="single"/>
-          </w:rPr>
-          <w:t>可9:49</w:t>
-        </w:r>
-      </w:hyperlink>
-      <w:r>
-        <w:rPr>
-          <w:lang w:val="zh_TW" w:bidi="zh_TW"/>
-        </w:rPr>
-        <w:t>）。祂將自己的死亡比作一場洗禮，並可能包括這種火（</w:t>
-      </w:r>
-      <w:hyperlink r:id="rId22">
-        <w:r>
-          <w:rPr>
-            <w:lang w:val="zh_TW" w:bidi="zh_TW"/>
-          </w:rPr>
-          <w:rPr>
-            <w:color w:val="0000EE"/>
-            <w:u w:val="single"/>
-          </w:rPr>
-          <w:t>路12:49–50</w:t>
-        </w:r>
-      </w:hyperlink>
-      <w:r>
-        <w:rPr>
-          <w:lang w:val="zh_TW" w:bidi="zh_TW"/>
-        </w:rPr>
-        <w:t>）。耶穌的死亡被視為為他人承受火的洗禮。</w:t>
-      </w:r>
-    </w:p>
-    <w:p>
-      <w:pPr/>
-      <w:r>
-        <w:rPr>
-          <w:lang w:val="zh_TW" w:bidi="zh_TW"/>
-        </w:rPr>
-      </w:r>
-      <w:r>
-        <w:rPr>
-          <w:lang w:val="zh_TW" w:bidi="zh_TW"/>
-        </w:rPr>
-        <w:t>使徒保羅也提到受洗歸入基督即是受洗歸入基督的死（</w:t>
-      </w:r>
-      <w:hyperlink r:id="rId23">
-        <w:r>
-          <w:rPr>
-            <w:lang w:val="zh_TW" w:bidi="zh_TW"/>
-          </w:rPr>
-          <w:rPr>
-            <w:color w:val="0000EE"/>
-            <w:u w:val="single"/>
-          </w:rPr>
-          <w:t>羅6:3</w:t>
-        </w:r>
-      </w:hyperlink>
-      <w:r>
-        <w:rPr>
-          <w:lang w:val="zh_TW" w:bidi="zh_TW"/>
-        </w:rPr>
-        <w:t>）。因此，約翰對於悔改之人的火的洗禮的煉淨概念，最貼切的應驗是在信徒與基督的死聯合並分享祂的苦難時。只有這樣，他們才能完全分享基督復活的榮耀（</w:t>
-      </w:r>
-      <w:hyperlink r:id="rId24">
-        <w:r>
-          <w:rPr>
-            <w:lang w:val="zh_TW" w:bidi="zh_TW"/>
-          </w:rPr>
-          <w:rPr>
-            <w:color w:val="0000EE"/>
-            <w:u w:val="single"/>
-          </w:rPr>
-          <w:t>羅6:5，</w:t>
-        </w:r>
-      </w:hyperlink>
-      <w:hyperlink r:id="rId25">
-        <w:r>
-          <w:rPr>
-            <w:lang w:val="zh_TW" w:bidi="zh_TW"/>
-          </w:rPr>
-          <w:rPr>
-            <w:color w:val="0000EE"/>
-            <w:u w:val="single"/>
-          </w:rPr>
-          <w:t>8:17–23</w:t>
-        </w:r>
-      </w:hyperlink>
-      <w:r>
-        <w:rPr>
-          <w:lang w:val="zh_TW" w:bidi="zh_TW"/>
-        </w:rPr>
-        <w:t>；</w:t>
-      </w:r>
-      <w:hyperlink r:id="rId26">
-        <w:r>
-          <w:rPr>
-            <w:lang w:val="zh_TW" w:bidi="zh_TW"/>
-          </w:rPr>
-          <w:rPr>
-            <w:color w:val="0000EE"/>
-            <w:u w:val="single"/>
-          </w:rPr>
-          <w:t>腓3:10–11</w:t>
-        </w:r>
-      </w:hyperlink>
-      <w:r>
-        <w:rPr>
-          <w:lang w:val="zh_TW" w:bidi="zh_TW"/>
-        </w:rPr>
-        <w:t>）。</w:t>
-      </w:r>
-    </w:p>
-    <w:p>
-      <w:pPr/>
-      <w:r>
-        <w:rPr>
-          <w:lang w:val="zh_TW" w:bidi="zh_TW"/>
-        </w:rPr>
-      </w:r>
-      <w:r>
-        <w:rPr>
-          <w:i/>
-          <w:lang w:val="zh_TW" w:bidi="zh_TW"/>
-        </w:rPr>
-        <w:t>另見</w:t>
-      </w:r>
-      <w:r>
-        <w:rPr>
-          <w:lang w:val="zh_TW" w:bidi="zh_TW"/>
-        </w:rPr>
-        <w:t xml:space="preserve"> </w:t>
-      </w:r>
-      <w:r>
-        <w:rPr>
-          <w:lang w:val="zh_TW" w:bidi="zh_TW"/>
-        </w:rPr>
-        <w:t>洗禮</w:t>
-      </w:r>
-      <w:r>
-        <w:rPr>
-          <w:lang w:val="zh_TW" w:bidi="zh_TW"/>
-        </w:rPr>
-        <w:t>；</w:t>
-      </w:r>
-      <w:r>
-        <w:rPr>
-          <w:lang w:val="zh_TW" w:bidi="zh_TW"/>
-        </w:rPr>
-        <w:t>聖靈的洗禮</w:t>
-      </w:r>
-      <w:r>
-        <w:rPr>
-          <w:lang w:val="zh_TW" w:bidi="zh_TW"/>
-        </w:rPr>
-        <w:t>。</w:t>
-      </w:r>
-      <w:r>
-        <w:rPr>
-          <w:lang w:val="zh_TW" w:bidi="zh_TW"/>
-        </w:rPr>
-      </w:r>
-      <w:r>
-        <w:rPr>
-          <w:lang w:val="zh_TW" w:bidi="zh_TW"/>
-        </w:rPr>
-      </w:r>
-    </w:p>
-    <w:p>
-      <w:pPr/>
-      <w:r>
-        <w:rPr>
-          <w:lang w:val="zh_TW" w:bidi="zh_TW"/>
-        </w:rPr>
-      </w:r>
-    </w:p>
-    <w:p>
-      <w:pPr>
-        <w:pStyle w:val="Heading2"/>
-      </w:pPr>
-      <w:r>
-        <w:rPr>
-          <w:lang w:val="zh_TW" w:bidi="zh_TW"/>
-        </w:rPr>
-        <w:t>火湖</w:t>
-      </w:r>
-      <w:r>
-        <w:rPr>
-          <w:lang w:val="zh_TW" w:bidi="zh_TW"/>
-        </w:rPr>
-      </w:r>
-    </w:p>
-    <w:p>
-      <w:pPr/>
-      <w:r>
-        <w:rPr>
-          <w:lang w:val="zh_TW" w:bidi="zh_TW"/>
-        </w:rPr>
-      </w:r>
-      <w:r>
-        <w:rPr>
-          <w:lang w:val="zh_TW" w:bidi="zh_TW"/>
-        </w:rPr>
-        <w:t>撒但、牠的僕人和不悔改的人最終的歸宿。</w:t>
-      </w:r>
-    </w:p>
-    <w:p>
-      <w:pPr/>
-      <w:r>
-        <w:rPr>
-          <w:lang w:val="zh_TW" w:bidi="zh_TW"/>
-        </w:rPr>
-      </w:r>
-      <w:r>
-        <w:rPr>
-          <w:lang w:val="zh_TW" w:bidi="zh_TW"/>
-        </w:rPr>
-        <w:t>這個地方僅在啟示錄（</w:t>
-      </w:r>
-      <w:hyperlink r:id="rId27">
-        <w:r>
-          <w:rPr>
-            <w:lang w:val="zh_TW" w:bidi="zh_TW"/>
-          </w:rPr>
-          <w:rPr>
-            <w:color w:val="0000EE"/>
-            <w:u w:val="single"/>
-          </w:rPr>
-          <w:t>啟19:20</w:t>
-        </w:r>
-      </w:hyperlink>
-      <w:r>
-        <w:rPr>
-          <w:lang w:val="zh_TW" w:bidi="zh_TW"/>
-        </w:rPr>
-        <w:t>，</w:t>
-      </w:r>
-      <w:hyperlink r:id="rId28">
-        <w:r>
-          <w:rPr>
-            <w:lang w:val="zh_TW" w:bidi="zh_TW"/>
-          </w:rPr>
-          <w:rPr>
-            <w:color w:val="0000EE"/>
-            <w:u w:val="single"/>
-          </w:rPr>
-          <w:t>20:10、14–15</w:t>
-        </w:r>
-      </w:hyperlink>
-      <w:r>
-        <w:rPr>
-          <w:lang w:val="zh_TW" w:bidi="zh_TW"/>
-        </w:rPr>
-        <w:t>，</w:t>
-      </w:r>
-      <w:hyperlink r:id="rId29">
-        <w:r>
-          <w:rPr>
-            <w:lang w:val="zh_TW" w:bidi="zh_TW"/>
-          </w:rPr>
-          <w:rPr>
-            <w:color w:val="0000EE"/>
-            <w:u w:val="single"/>
-          </w:rPr>
-          <w:t>21:8</w:t>
-        </w:r>
-      </w:hyperlink>
-      <w:r>
-        <w:rPr>
-          <w:lang w:val="zh_TW" w:bidi="zh_TW"/>
-        </w:rPr>
-        <w:t>）中提到，但其可怕的性質顯而易見。它被描述為一個火湖或硫磺燃燒著的湖，其中被拋入的有（1）羔羊打敗的「獸」和牠的「假先知」，（2）最後一次叛亂的撒但，（3）死亡和陰間，以及（4）所有名字未記錄在「生命冊」中的人。它被稱為第二次的死，因為它是在復活和最終審判之後與神最終的分離。</w:t>
-      </w:r>
-    </w:p>
-    <w:p>
-      <w:pPr/>
-      <w:r>
-        <w:rPr>
-          <w:lang w:val="zh_TW" w:bidi="zh_TW"/>
-        </w:rPr>
-      </w:r>
-      <w:r>
-        <w:rPr>
-          <w:lang w:val="zh_TW" w:bidi="zh_TW"/>
-        </w:rPr>
-        <w:t>火湖可能就是耶穌所稱的地獄（</w:t>
-      </w:r>
-      <w:hyperlink r:id="rId30">
-        <w:r>
-          <w:rPr>
-            <w:lang w:val="zh_TW" w:bidi="zh_TW"/>
-          </w:rPr>
-          <w:rPr>
-            <w:color w:val="0000EE"/>
-            <w:u w:val="single"/>
-          </w:rPr>
-          <w:t>太10:28</w:t>
-        </w:r>
-      </w:hyperlink>
-      <w:r>
-        <w:rPr>
-          <w:lang w:val="zh_TW" w:bidi="zh_TW"/>
-        </w:rPr>
-        <w:t>；</w:t>
-      </w:r>
-      <w:hyperlink r:id="rId31">
-        <w:r>
-          <w:rPr>
-            <w:lang w:val="zh_TW" w:bidi="zh_TW"/>
-          </w:rPr>
-          <w:rPr>
-            <w:color w:val="0000EE"/>
-            <w:u w:val="single"/>
-          </w:rPr>
-          <w:t>可9:43</w:t>
-        </w:r>
-      </w:hyperlink>
-      <w:r>
-        <w:rPr>
-          <w:lang w:val="zh_TW" w:bidi="zh_TW"/>
-        </w:rPr>
-        <w:t>；</w:t>
-      </w:r>
-      <w:hyperlink r:id="rId32">
-        <w:r>
-          <w:rPr>
-            <w:lang w:val="zh_TW" w:bidi="zh_TW"/>
-          </w:rPr>
-          <w:rPr>
-            <w:color w:val="0000EE"/>
-            <w:u w:val="single"/>
-          </w:rPr>
-          <w:t>路12:5</w:t>
-        </w:r>
-      </w:hyperlink>
-      <w:r>
-        <w:rPr>
-          <w:lang w:val="zh_TW" w:bidi="zh_TW"/>
-        </w:rPr>
-        <w:t>），「</w:t>
-      </w:r>
-      <w:r>
-        <w:rPr>
-          <w:lang w:val="zh_TW" w:bidi="zh_TW"/>
-        </w:rPr>
-        <w:t>外邊的黑暗</w:t>
-      </w:r>
-      <w:r>
-        <w:rPr>
-          <w:lang w:val="zh_TW" w:bidi="zh_TW"/>
-        </w:rPr>
-        <w:t>」（</w:t>
-      </w:r>
-      <w:hyperlink r:id="rId33">
-        <w:r>
-          <w:rPr>
-            <w:lang w:val="zh_TW" w:bidi="zh_TW"/>
-          </w:rPr>
-          <w:rPr>
-            <w:color w:val="0000EE"/>
-            <w:u w:val="single"/>
-          </w:rPr>
-          <w:t>太8:12</w:t>
-        </w:r>
-      </w:hyperlink>
-      <w:r>
-        <w:rPr>
-          <w:lang w:val="zh_TW" w:bidi="zh_TW"/>
-        </w:rPr>
-        <w:t>，</w:t>
-      </w:r>
-      <w:hyperlink r:id="rId34">
-        <w:r>
-          <w:rPr>
-            <w:lang w:val="zh_TW" w:bidi="zh_TW"/>
-          </w:rPr>
-          <w:rPr>
-            <w:color w:val="0000EE"/>
-            <w:u w:val="single"/>
-          </w:rPr>
-          <w:t>22:13</w:t>
-        </w:r>
-      </w:hyperlink>
-      <w:r>
-        <w:rPr>
-          <w:lang w:val="zh_TW" w:bidi="zh_TW"/>
-        </w:rPr>
-        <w:t>，</w:t>
-      </w:r>
-      <w:hyperlink r:id="rId35">
-        <w:r>
-          <w:rPr>
-            <w:lang w:val="zh_TW" w:bidi="zh_TW"/>
-          </w:rPr>
-          <w:rPr>
-            <w:color w:val="0000EE"/>
-            <w:u w:val="single"/>
-          </w:rPr>
-          <w:t>25:30</w:t>
-        </w:r>
-      </w:hyperlink>
-      <w:r>
-        <w:rPr>
-          <w:lang w:val="zh_TW" w:bidi="zh_TW"/>
-        </w:rPr>
-        <w:t>），以及為魔鬼和牠的使者所預備的永火（</w:t>
-      </w:r>
-      <w:hyperlink r:id="rId36">
-        <w:r>
-          <w:rPr>
-            <w:lang w:val="zh_TW" w:bidi="zh_TW"/>
-          </w:rPr>
-          <w:rPr>
-            <w:color w:val="0000EE"/>
-            <w:u w:val="single"/>
-          </w:rPr>
-          <w:t>太25:41</w:t>
-        </w:r>
-      </w:hyperlink>
-      <w:r>
-        <w:rPr>
-          <w:lang w:val="zh_TW" w:bidi="zh_TW"/>
-        </w:rPr>
-        <w:t>；參：</w:t>
-      </w:r>
-      <w:hyperlink r:id="rId37">
-        <w:r>
-          <w:rPr>
-            <w:lang w:val="zh_TW" w:bidi="zh_TW"/>
-          </w:rPr>
-          <w:rPr>
-            <w:color w:val="0000EE"/>
-            <w:u w:val="single"/>
-          </w:rPr>
-          <w:t>賽66:24</w:t>
-        </w:r>
-      </w:hyperlink>
-      <w:r>
-        <w:rPr>
-          <w:lang w:val="zh_TW" w:bidi="zh_TW"/>
-        </w:rPr>
-        <w:t>）。這個景象取自耶路撒冷城外欣嫩谷的火焰，也許還有從神的寶座發出的火流（</w:t>
-      </w:r>
-      <w:hyperlink r:id="rId38">
-        <w:r>
-          <w:rPr>
-            <w:lang w:val="zh_TW" w:bidi="zh_TW"/>
-          </w:rPr>
-          <w:rPr>
-            <w:color w:val="0000EE"/>
-            <w:u w:val="single"/>
-          </w:rPr>
-          <w:t>賽30:33</w:t>
-        </w:r>
-      </w:hyperlink>
-      <w:r>
-        <w:rPr>
-          <w:lang w:val="zh_TW" w:bidi="zh_TW"/>
-        </w:rPr>
-        <w:t>；</w:t>
-      </w:r>
-      <w:hyperlink r:id="rId39">
-        <w:r>
-          <w:rPr>
-            <w:lang w:val="zh_TW" w:bidi="zh_TW"/>
-          </w:rPr>
-          <w:rPr>
-            <w:color w:val="0000EE"/>
-            <w:u w:val="single"/>
-          </w:rPr>
-          <w:t>但7:10</w:t>
-        </w:r>
-      </w:hyperlink>
-      <w:r>
-        <w:rPr>
-          <w:lang w:val="zh_TW" w:bidi="zh_TW"/>
-        </w:rPr>
-        <w:t>；參：</w:t>
-      </w:r>
-      <w:hyperlink r:id="rId40">
-        <w:r>
-          <w:rPr>
-            <w:lang w:val="zh_TW" w:bidi="zh_TW"/>
-          </w:rPr>
-          <w:rPr>
-            <w:color w:val="0000EE"/>
-            <w:u w:val="single"/>
-          </w:rPr>
-          <w:t>賽34:9–10</w:t>
-        </w:r>
-      </w:hyperlink>
-      <w:r>
-        <w:rPr>
-          <w:lang w:val="zh_TW" w:bidi="zh_TW"/>
-        </w:rPr>
-        <w:t>）。這個圖像為猶太和基督教作家所熟知（摩西升天記10:10；</w:t>
-      </w:r>
-      <w:hyperlink r:id="rId41">
-        <w:r>
-          <w:rPr>
-            <w:lang w:val="zh_TW" w:bidi="zh_TW"/>
-          </w:rPr>
-          <w:rPr>
-            <w:color w:val="0000EE"/>
-            <w:u w:val="single"/>
-          </w:rPr>
-          <w:t>以斯拉續篇下卷7:36</w:t>
-        </w:r>
-      </w:hyperlink>
-      <w:r>
-        <w:rPr>
-          <w:lang w:val="zh_TW" w:bidi="zh_TW"/>
-        </w:rPr>
-        <w:t>）。無論是什麼意象或名字，它們都指向一個永恆折磨和與神分離的地方，不悔改的人在那裡將永遠受苦。</w:t>
-      </w:r>
-    </w:p>
-    <w:p>
-      <w:pPr/>
-      <w:r>
-        <w:rPr>
-          <w:lang w:val="zh_TW" w:bidi="zh_TW"/>
-        </w:rPr>
-      </w:r>
-      <w:r>
-        <w:rPr>
-          <w:i/>
-          <w:lang w:val="zh_TW" w:bidi="zh_TW"/>
-        </w:rPr>
-        <w:t>另見</w:t>
-      </w:r>
-      <w:r>
-        <w:rPr>
-          <w:lang w:val="zh_TW" w:bidi="zh_TW"/>
-        </w:rPr>
-        <w:t xml:space="preserve"> </w:t>
-      </w:r>
-      <w:r>
-        <w:rPr>
-          <w:lang w:val="zh_TW" w:bidi="zh_TW"/>
-        </w:rPr>
-        <w:t>地獄</w:t>
-      </w:r>
-      <w:r>
-        <w:rPr>
-          <w:lang w:val="zh_TW" w:bidi="zh_TW"/>
-        </w:rPr>
-        <w:t>；</w:t>
-      </w:r>
-      <w:r>
-        <w:rPr>
-          <w:lang w:val="zh_TW" w:bidi="zh_TW"/>
-        </w:rPr>
-        <w:t>最後審判</w:t>
-      </w:r>
-      <w:r>
-        <w:rPr>
-          <w:lang w:val="zh_TW" w:bidi="zh_TW"/>
-        </w:rPr>
-      </w:r>
-      <w:r>
-        <w:rPr>
-          <w:lang w:val="zh_TW" w:bidi="zh_TW"/>
-        </w:rPr>
-      </w:r>
-    </w:p>
-    <w:p>
-      <w:pPr/>
-      <w:r>
-        <w:rPr>
-          <w:lang w:val="zh_TW" w:bidi="zh_TW"/>
-        </w:rPr>
-      </w:r>
-    </w:p>
-    <w:p>
-      <w:pPr>
-        <w:pStyle w:val="Heading2"/>
-      </w:pPr>
-      <w:r>
-        <w:rPr>
-          <w:lang w:val="zh_TW" w:bidi="zh_TW"/>
-        </w:rPr>
-        <w:t>火爐</w:t>
-      </w:r>
-      <w:r>
-        <w:rPr>
-          <w:lang w:val="zh_TW" w:bidi="zh_TW"/>
-        </w:rPr>
-      </w:r>
-    </w:p>
-    <w:p>
-      <w:pPr/>
-      <w:r>
-        <w:rPr>
-          <w:lang w:val="zh_TW" w:bidi="zh_TW"/>
-        </w:rPr>
-      </w:r>
-      <w:r>
-        <w:rPr>
-          <w:lang w:val="zh_TW" w:bidi="zh_TW"/>
-        </w:rPr>
-        <w:t>火爐是用磚或石頭砌成的構築物，用途廣泛，既可用於家庭生活，也可用於商業用途。其設計包括火室、煙道、加熱室與取物口。火爐可用於：</w:t>
+        <w:t>在聖經中，灰燼常被用來象徵極深的哀痛、悔改、卑微，或自覺毫無價值的狀態。人們常將灰燼撒在自己身上，以表達內心強烈的情感。聖經中有時也將灰燼與塵土以相似的方式使用。例如：</w:t>
       </w:r>
     </w:p>
     <w:p>
@@ -1027,7 +467,25 @@
         <w:rPr>
           <w:lang w:val="zh_TW" w:bidi="zh_TW"/>
         </w:rPr>
-        <w:t>冶煉礦石</w:t>
+        <w:t>她瑪在遭到同父異母兄長玷污後，將灰燼撒在自己身上，以表達極深的悲痛與羞辱（</w:t>
+      </w:r>
+      <w:hyperlink r:id="rId20">
+        <w:r>
+          <w:rPr>
+            <w:lang w:val="zh_TW" w:bidi="zh_TW"/>
+          </w:rPr>
+          <w:rPr>
+            <w:color w:val="0000EE"/>
+            <w:u w:val="single"/>
+          </w:rPr>
+          <w:t>撒下13:19</w:t>
+        </w:r>
+      </w:hyperlink>
+      <w:r>
+        <w:rPr>
+          <w:lang w:val="zh_TW" w:bidi="zh_TW"/>
+        </w:rPr>
+        <w:t>）。</w:t>
       </w:r>
     </w:p>
     <w:p>
@@ -1045,7 +503,25 @@
         <w:rPr>
           <w:lang w:val="zh_TW" w:bidi="zh_TW"/>
         </w:rPr>
-        <w:t>融化礦石</w:t>
+        <w:t>末底改因王下令滅絕國中所有猶太人，心中極其憂傷，便身披麻衣、頭蒙灰燼（</w:t>
+      </w:r>
+      <w:hyperlink r:id="rId21">
+        <w:r>
+          <w:rPr>
+            <w:lang w:val="zh_TW" w:bidi="zh_TW"/>
+          </w:rPr>
+          <w:rPr>
+            <w:color w:val="0000EE"/>
+            <w:u w:val="single"/>
+          </w:rPr>
+          <w:t>斯4:1–3</w:t>
+        </w:r>
+      </w:hyperlink>
+      <w:r>
+        <w:rPr>
+          <w:lang w:val="zh_TW" w:bidi="zh_TW"/>
+        </w:rPr>
+        <w:t>）。</w:t>
       </w:r>
     </w:p>
     <w:p>
@@ -1063,7 +539,25 @@
         <w:rPr>
           <w:lang w:val="zh_TW" w:bidi="zh_TW"/>
         </w:rPr>
-        <w:t>鍛造</w:t>
+        <w:t>但以理在為被擄、寄居異邦的百姓向神禱告時，披麻蒙灰（</w:t>
+      </w:r>
+      <w:hyperlink r:id="rId22">
+        <w:r>
+          <w:rPr>
+            <w:lang w:val="zh_TW" w:bidi="zh_TW"/>
+          </w:rPr>
+          <w:rPr>
+            <w:color w:val="0000EE"/>
+            <w:u w:val="single"/>
+          </w:rPr>
+          <w:t>但9:3</w:t>
+        </w:r>
+      </w:hyperlink>
+      <w:r>
+        <w:rPr>
+          <w:lang w:val="zh_TW" w:bidi="zh_TW"/>
+        </w:rPr>
+        <w:t>）。</w:t>
       </w:r>
     </w:p>
     <w:p>
@@ -1081,7 +575,57 @@
         <w:rPr>
           <w:lang w:val="zh_TW" w:bidi="zh_TW"/>
         </w:rPr>
-        <w:t>燒陶</w:t>
+        <w:t>尼尼微王在聽見約拿所傳神的信息後，為自己的惡行懊悔，坐在灰燼中（</w:t>
+      </w:r>
+      <w:hyperlink r:id="rId23">
+        <w:r>
+          <w:rPr>
+            <w:lang w:val="zh_TW" w:bidi="zh_TW"/>
+          </w:rPr>
+          <w:rPr>
+            <w:color w:val="0000EE"/>
+            <w:u w:val="single"/>
+          </w:rPr>
+          <w:t>拿3:6</w:t>
+        </w:r>
+      </w:hyperlink>
+      <w:r>
+        <w:rPr>
+          <w:lang w:val="zh_TW" w:bidi="zh_TW"/>
+        </w:rPr>
+        <w:t>；</w:t>
+      </w:r>
+      <w:hyperlink r:id="rId24">
+        <w:r>
+          <w:rPr>
+            <w:lang w:val="zh_TW" w:bidi="zh_TW"/>
+          </w:rPr>
+          <w:rPr>
+            <w:color w:val="0000EE"/>
+            <w:u w:val="single"/>
+          </w:rPr>
+          <w:t>路10:13</w:t>
+        </w:r>
+      </w:hyperlink>
+      <w:r>
+        <w:rPr>
+          <w:lang w:val="zh_TW" w:bidi="zh_TW"/>
+        </w:rPr>
+        <w:t>）。</w:t>
+      </w:r>
+    </w:p>
+    <w:p>
+      <w:pPr/>
+      <w:r>
+        <w:rPr>
+          <w:lang w:val="zh_TW" w:bidi="zh_TW"/>
+        </w:rPr>
+      </w:r>
+      <w:r>
+        <w:rPr>
+          <w:lang w:val="zh_TW" w:bidi="zh_TW"/>
+        </w:rPr>
+        <w:t>此外，聖經中的人們也以灰燼作為象徵，表達不同的含義，例如：</w:t>
       </w:r>
     </w:p>
     <w:p>
@@ -1099,7 +643,25 @@
         <w:rPr>
           <w:lang w:val="zh_TW" w:bidi="zh_TW"/>
         </w:rPr>
-        <w:t>燒製磚瓦</w:t>
+        <w:t>表示卑微與渺小（</w:t>
+      </w:r>
+      <w:hyperlink r:id="rId25">
+        <w:r>
+          <w:rPr>
+            <w:lang w:val="zh_TW" w:bidi="zh_TW"/>
+          </w:rPr>
+          <w:rPr>
+            <w:color w:val="0000EE"/>
+            <w:u w:val="single"/>
+          </w:rPr>
+          <w:t>創18:27</w:t>
+        </w:r>
+      </w:hyperlink>
+      <w:r>
+        <w:rPr>
+          <w:lang w:val="zh_TW" w:bidi="zh_TW"/>
+        </w:rPr>
+        <w:t>）</w:t>
       </w:r>
     </w:p>
     <w:p>
@@ -1117,100 +679,36 @@
         <w:rPr>
           <w:lang w:val="zh_TW" w:bidi="zh_TW"/>
         </w:rPr>
-        <w:t>製作石灰</w:t>
-      </w:r>
-    </w:p>
-    <w:p>
-      <w:pPr/>
-      <w:r>
-        <w:rPr>
-          <w:lang w:val="zh_TW" w:bidi="zh_TW"/>
-        </w:rPr>
-      </w:r>
-      <w:r>
-        <w:rPr>
-          <w:lang w:val="zh_TW" w:bidi="zh_TW"/>
-        </w:rPr>
-        <w:t>聖經中提及多種火爐。其中用於製作石灰和燒陶的陶窯，在</w:t>
-      </w:r>
-      <w:hyperlink r:id="rId42">
-        <w:r>
-          <w:rPr>
-            <w:lang w:val="zh_TW" w:bidi="zh_TW"/>
-          </w:rPr>
-          <w:rPr>
-            <w:color w:val="0000EE"/>
-            <w:u w:val="single"/>
-          </w:rPr>
-          <w:t>創世記十九章28節</w:t>
-        </w:r>
-      </w:hyperlink>
-      <w:r>
-        <w:rPr>
-          <w:lang w:val="zh_TW" w:bidi="zh_TW"/>
-        </w:rPr>
-        <w:t>、</w:t>
-      </w:r>
-      <w:hyperlink r:id="rId43">
-        <w:r>
-          <w:rPr>
-            <w:lang w:val="zh_TW" w:bidi="zh_TW"/>
-          </w:rPr>
-          <w:rPr>
-            <w:color w:val="0000EE"/>
-            <w:u w:val="single"/>
-          </w:rPr>
-          <w:t>出埃及記九章8</w:t>
-        </w:r>
-      </w:hyperlink>
-      <w:r>
-        <w:rPr>
-          <w:lang w:val="zh_TW" w:bidi="zh_TW"/>
-        </w:rPr>
-        <w:t>、</w:t>
-      </w:r>
-      <w:hyperlink r:id="rId43">
-        <w:r>
-          <w:rPr>
-            <w:lang w:val="zh_TW" w:bidi="zh_TW"/>
-          </w:rPr>
-          <w:rPr>
-            <w:color w:val="0000EE"/>
-            <w:u w:val="single"/>
-          </w:rPr>
-          <w:t>10節和十九章18節</w:t>
-        </w:r>
-      </w:hyperlink>
-      <w:r>
-        <w:rPr>
-          <w:lang w:val="zh_TW" w:bidi="zh_TW"/>
-        </w:rPr>
-        <w:t>中均有記載。這些圓頂的窯通常以石灰石砌成，底部有煙囪與燃料孔，燃燒時常冒出濃厚的黑煙。</w:t>
-      </w:r>
-    </w:p>
-    <w:p>
-      <w:pPr/>
-      <w:r>
-        <w:rPr>
-          <w:lang w:val="zh_TW" w:bidi="zh_TW"/>
-        </w:rPr>
-      </w:r>
-      <w:r>
-        <w:rPr>
-          <w:lang w:val="zh_TW" w:bidi="zh_TW"/>
-        </w:rPr>
-        <w:t>希伯來人雖然很少使用大型冶煉火爐（可能只有所羅門時期較為普遍），但他們從黎巴嫩的使用方式中對此並不陌生。舊約聖經中有關此類火爐的多數提及都帶有象徵意義（</w:t>
-      </w:r>
-      <w:hyperlink r:id="rId44">
-        <w:r>
-          <w:rPr>
-            <w:lang w:val="zh_TW" w:bidi="zh_TW"/>
-          </w:rPr>
-          <w:rPr>
-            <w:color w:val="0000EE"/>
-            <w:u w:val="single"/>
-          </w:rPr>
-          <w:t>申4:20</w:t>
+        <w:t>表示毫無價值或失去功用的狀態（</w:t>
+      </w:r>
+      <w:hyperlink r:id="rId26">
+        <w:r>
+          <w:rPr>
+            <w:lang w:val="zh_TW" w:bidi="zh_TW"/>
+          </w:rPr>
+          <w:rPr>
+            <w:color w:val="0000EE"/>
+            <w:u w:val="single"/>
+          </w:rPr>
+          <w:t>伯13:12</w:t>
+        </w:r>
+      </w:hyperlink>
+      <w:r>
+        <w:rPr>
+          <w:lang w:val="zh_TW" w:bidi="zh_TW"/>
+        </w:rPr>
+        <w:t>，</w:t>
+      </w:r>
+      <w:hyperlink r:id="rId27">
+        <w:r>
+          <w:rPr>
+            <w:lang w:val="zh_TW" w:bidi="zh_TW"/>
+          </w:rPr>
+          <w:rPr>
+            <w:color w:val="0000EE"/>
+            <w:u w:val="single"/>
+          </w:rPr>
+          <w:t>30:19</w:t>
         </w:r>
       </w:hyperlink>
       <w:r>
@@ -1219,430 +717,23 @@
         </w:rPr>
         <w:t>；</w:t>
       </w:r>
-      <w:hyperlink r:id="rId45">
-        <w:r>
-          <w:rPr>
-            <w:lang w:val="zh_TW" w:bidi="zh_TW"/>
-          </w:rPr>
-          <w:rPr>
-            <w:color w:val="0000EE"/>
-            <w:u w:val="single"/>
-          </w:rPr>
-          <w:t>王上8:51</w:t>
-        </w:r>
-      </w:hyperlink>
-      <w:r>
-        <w:rPr>
-          <w:lang w:val="zh_TW" w:bidi="zh_TW"/>
-        </w:rPr>
-        <w:t>；</w:t>
-      </w:r>
-      <w:hyperlink r:id="rId46">
-        <w:r>
-          <w:rPr>
-            <w:lang w:val="zh_TW" w:bidi="zh_TW"/>
-          </w:rPr>
-          <w:rPr>
-            <w:color w:val="0000EE"/>
-            <w:u w:val="single"/>
-          </w:rPr>
-          <w:t>箴17:3</w:t>
-        </w:r>
-      </w:hyperlink>
-      <w:r>
-        <w:rPr>
-          <w:lang w:val="zh_TW" w:bidi="zh_TW"/>
-        </w:rPr>
-        <w:t>，</w:t>
-      </w:r>
-      <w:hyperlink r:id="rId47">
-        <w:r>
-          <w:rPr>
-            <w:lang w:val="zh_TW" w:bidi="zh_TW"/>
-          </w:rPr>
-          <w:rPr>
-            <w:color w:val="0000EE"/>
-            <w:u w:val="single"/>
-          </w:rPr>
-          <w:t>27:21</w:t>
-        </w:r>
-      </w:hyperlink>
-      <w:r>
-        <w:rPr>
-          <w:lang w:val="zh_TW" w:bidi="zh_TW"/>
-        </w:rPr>
-        <w:t>；</w:t>
-      </w:r>
-      <w:hyperlink r:id="rId48">
-        <w:r>
-          <w:rPr>
-            <w:lang w:val="zh_TW" w:bidi="zh_TW"/>
-          </w:rPr>
-          <w:rPr>
-            <w:color w:val="0000EE"/>
-            <w:u w:val="single"/>
-          </w:rPr>
-          <w:t>賽48:10</w:t>
-        </w:r>
-      </w:hyperlink>
-      <w:r>
-        <w:rPr>
-          <w:lang w:val="zh_TW" w:bidi="zh_TW"/>
-        </w:rPr>
-        <w:t>；</w:t>
-      </w:r>
-      <w:hyperlink r:id="rId49">
-        <w:r>
-          <w:rPr>
-            <w:lang w:val="zh_TW" w:bidi="zh_TW"/>
-          </w:rPr>
-          <w:rPr>
-            <w:color w:val="0000EE"/>
-            <w:u w:val="single"/>
-          </w:rPr>
-          <w:t>耶11:4</w:t>
-        </w:r>
-      </w:hyperlink>
-      <w:r>
-        <w:rPr>
-          <w:lang w:val="zh_TW" w:bidi="zh_TW"/>
-        </w:rPr>
-        <w:t>；</w:t>
-      </w:r>
-      <w:hyperlink r:id="rId50">
-        <w:r>
-          <w:rPr>
-            <w:lang w:val="zh_TW" w:bidi="zh_TW"/>
-          </w:rPr>
-          <w:rPr>
-            <w:color w:val="0000EE"/>
-            <w:u w:val="single"/>
-          </w:rPr>
-          <w:t>結22:18–22</w:t>
-        </w:r>
-      </w:hyperlink>
-      <w:r>
-        <w:rPr>
-          <w:lang w:val="zh_TW" w:bidi="zh_TW"/>
-        </w:rPr>
-        <w:t>）。其中一個著名的故事，是</w:t>
-      </w:r>
-      <w:hyperlink r:id="rId51">
-        <w:r>
-          <w:rPr>
-            <w:lang w:val="zh_TW" w:bidi="zh_TW"/>
-          </w:rPr>
-          <w:rPr>
-            <w:color w:val="0000EE"/>
-            <w:u w:val="single"/>
-          </w:rPr>
-          <w:t>但以理書三章</w:t>
-        </w:r>
-      </w:hyperlink>
-      <w:r>
-        <w:rPr>
-          <w:lang w:val="zh_TW" w:bidi="zh_TW"/>
-        </w:rPr>
-        <w:t>中，沙得拉、米煞、亞伯尼歌被投入大火爐的事件。</w:t>
-      </w:r>
-    </w:p>
-    <w:p>
-      <w:pPr/>
-      <w:r>
-        <w:rPr>
-          <w:lang w:val="zh_TW" w:bidi="zh_TW"/>
-        </w:rPr>
-      </w:r>
-      <w:r>
-        <w:rPr>
-          <w:lang w:val="zh_TW" w:bidi="zh_TW"/>
-        </w:rPr>
-        <w:t>聖經常以「火爐」作比喻，象徵神的管教、懲罰或品格的淬煉（</w:t>
-      </w:r>
-      <w:hyperlink r:id="rId44">
-        <w:r>
-          <w:rPr>
-            <w:lang w:val="zh_TW" w:bidi="zh_TW"/>
-          </w:rPr>
-          <w:rPr>
-            <w:color w:val="0000EE"/>
-            <w:u w:val="single"/>
-          </w:rPr>
-          <w:t>申4:20</w:t>
-        </w:r>
-      </w:hyperlink>
-      <w:r>
-        <w:rPr>
-          <w:lang w:val="zh_TW" w:bidi="zh_TW"/>
-        </w:rPr>
-        <w:t>；</w:t>
-      </w:r>
-      <w:hyperlink r:id="rId45">
-        <w:r>
-          <w:rPr>
-            <w:lang w:val="zh_TW" w:bidi="zh_TW"/>
-          </w:rPr>
-          <w:rPr>
-            <w:color w:val="0000EE"/>
-            <w:u w:val="single"/>
-          </w:rPr>
-          <w:t>王上8:51</w:t>
-        </w:r>
-      </w:hyperlink>
-      <w:r>
-        <w:rPr>
-          <w:lang w:val="zh_TW" w:bidi="zh_TW"/>
-        </w:rPr>
-        <w:t>；</w:t>
-      </w:r>
-      <w:hyperlink r:id="rId48">
-        <w:r>
-          <w:rPr>
-            <w:lang w:val="zh_TW" w:bidi="zh_TW"/>
-          </w:rPr>
-          <w:rPr>
-            <w:color w:val="0000EE"/>
-            <w:u w:val="single"/>
-          </w:rPr>
-          <w:t>賽48:10</w:t>
-        </w:r>
-      </w:hyperlink>
-      <w:r>
-        <w:rPr>
-          <w:lang w:val="zh_TW" w:bidi="zh_TW"/>
-        </w:rPr>
-        <w:t>；</w:t>
-      </w:r>
-      <w:hyperlink r:id="rId52">
-        <w:r>
-          <w:rPr>
-            <w:lang w:val="zh_TW" w:bidi="zh_TW"/>
-          </w:rPr>
-          <w:rPr>
-            <w:color w:val="0000EE"/>
-            <w:u w:val="single"/>
-          </w:rPr>
-          <w:t>耶6:27–30</w:t>
-        </w:r>
-      </w:hyperlink>
-      <w:r>
-        <w:rPr>
-          <w:lang w:val="zh_TW" w:bidi="zh_TW"/>
-        </w:rPr>
-        <w:t>；</w:t>
-      </w:r>
-      <w:hyperlink r:id="rId50">
-        <w:r>
-          <w:rPr>
-            <w:lang w:val="zh_TW" w:bidi="zh_TW"/>
-          </w:rPr>
-          <w:rPr>
-            <w:color w:val="0000EE"/>
-            <w:u w:val="single"/>
-          </w:rPr>
-          <w:t>結22:18–22</w:t>
-        </w:r>
-      </w:hyperlink>
-      <w:r>
-        <w:rPr>
-          <w:lang w:val="zh_TW" w:bidi="zh_TW"/>
-        </w:rPr>
-        <w:t>）。在新約聖經中，「火爐」也象徵著地獄（</w:t>
-      </w:r>
-      <w:hyperlink r:id="rId53">
-        <w:r>
-          <w:rPr>
-            <w:lang w:val="zh_TW" w:bidi="zh_TW"/>
-          </w:rPr>
-          <w:rPr>
-            <w:color w:val="0000EE"/>
-            <w:u w:val="single"/>
-          </w:rPr>
-          <w:t>太13:42</w:t>
-        </w:r>
-      </w:hyperlink>
-      <w:r>
-        <w:rPr>
-          <w:lang w:val="zh_TW" w:bidi="zh_TW"/>
-        </w:rPr>
-        <w:t>、</w:t>
-      </w:r>
-      <w:hyperlink r:id="rId53">
-        <w:r>
-          <w:rPr>
-            <w:lang w:val="zh_TW" w:bidi="zh_TW"/>
-          </w:rPr>
-          <w:rPr>
-            <w:color w:val="0000EE"/>
-            <w:u w:val="single"/>
-          </w:rPr>
-          <w:t>50</w:t>
-        </w:r>
-      </w:hyperlink>
-      <w:r>
-        <w:rPr>
-          <w:lang w:val="zh_TW" w:bidi="zh_TW"/>
-        </w:rPr>
-        <w:t>；</w:t>
-      </w:r>
-      <w:hyperlink r:id="rId54">
-        <w:r>
-          <w:rPr>
-            <w:lang w:val="zh_TW" w:bidi="zh_TW"/>
-          </w:rPr>
-          <w:rPr>
-            <w:color w:val="0000EE"/>
-            <w:u w:val="single"/>
-          </w:rPr>
-          <w:t>啟9:2</w:t>
-        </w:r>
-      </w:hyperlink>
-      <w:r>
-        <w:rPr>
-          <w:lang w:val="zh_TW" w:bidi="zh_TW"/>
-        </w:rPr>
-        <w:t>）。此外，火爐淬煉的意象也代表人生的試煉，預備信徒為死後的生活做準備（</w:t>
-      </w:r>
-      <w:hyperlink r:id="rId55">
-        <w:r>
-          <w:rPr>
-            <w:lang w:val="zh_TW" w:bidi="zh_TW"/>
-          </w:rPr>
-          <w:rPr>
-            <w:color w:val="0000EE"/>
-            <w:u w:val="single"/>
-          </w:rPr>
-          <w:t>雅1:12</w:t>
-        </w:r>
-      </w:hyperlink>
-      <w:r>
-        <w:rPr>
-          <w:lang w:val="zh_TW" w:bidi="zh_TW"/>
-        </w:rPr>
-        <w:t>；</w:t>
-      </w:r>
-      <w:hyperlink r:id="rId56">
-        <w:r>
-          <w:rPr>
-            <w:lang w:val="zh_TW" w:bidi="zh_TW"/>
-          </w:rPr>
-          <w:rPr>
-            <w:color w:val="0000EE"/>
-            <w:u w:val="single"/>
-          </w:rPr>
-          <w:t>彼前1:7</w:t>
-        </w:r>
-      </w:hyperlink>
-      <w:r>
-        <w:rPr>
-          <w:lang w:val="zh_TW" w:bidi="zh_TW"/>
-        </w:rPr>
-        <w:t>）。</w:t>
-      </w:r>
-    </w:p>
-    <w:p>
-      <w:pPr/>
-      <w:r>
-        <w:rPr>
-          <w:lang w:val="zh_TW" w:bidi="zh_TW"/>
-        </w:rPr>
-      </w:r>
-      <w:r>
-        <w:rPr>
-          <w:lang w:val="zh_TW" w:bidi="zh_TW"/>
-        </w:rPr>
-        <w:t>在</w:t>
-      </w:r>
-      <w:hyperlink r:id="rId57">
-        <w:r>
-          <w:rPr>
-            <w:lang w:val="zh_TW" w:bidi="zh_TW"/>
-          </w:rPr>
-          <w:rPr>
-            <w:color w:val="0000EE"/>
-            <w:u w:val="single"/>
-          </w:rPr>
-          <w:t>啓示錄一章15節</w:t>
-        </w:r>
-      </w:hyperlink>
-      <w:r>
-        <w:rPr>
-          <w:lang w:val="zh_TW" w:bidi="zh_TW"/>
-        </w:rPr>
-        <w:t>中，約翰的異象描述人子的腳「好像在爐中鍛鍊光明的銅。」這一精煉的銅的意象，象徵基督能勝過敵對勢力的大能。</w:t>
-      </w:r>
-      <w:r>
-        <w:rPr>
-          <w:lang w:val="zh_TW" w:bidi="zh_TW"/>
-        </w:rPr>
-      </w:r>
-      <w:r>
-        <w:rPr>
-          <w:lang w:val="zh_TW" w:bidi="zh_TW"/>
-        </w:rPr>
-      </w:r>
-    </w:p>
-    <w:p>
-      <w:pPr/>
-      <w:r>
-        <w:rPr>
-          <w:lang w:val="zh_TW" w:bidi="zh_TW"/>
-        </w:rPr>
-      </w:r>
-    </w:p>
-    <w:p>
-      <w:pPr>
-        <w:pStyle w:val="Heading2"/>
-      </w:pPr>
-      <w:r>
-        <w:rPr>
-          <w:lang w:val="zh_TW" w:bidi="zh_TW"/>
-        </w:rPr>
-        <w:t>火柱和雲</w:t>
-      </w:r>
-      <w:r>
-        <w:rPr>
-          <w:lang w:val="zh_TW" w:bidi="zh_TW"/>
-        </w:rPr>
-      </w:r>
-    </w:p>
-    <w:p>
-      <w:pPr/>
-      <w:r>
-        <w:rPr>
-          <w:lang w:val="zh_TW" w:bidi="zh_TW"/>
-        </w:rPr>
-      </w:r>
-      <w:r>
-        <w:rPr>
-          <w:lang w:val="zh_TW" w:bidi="zh_TW"/>
-        </w:rPr>
-        <w:t>火柱和雲柱是神在舊約聖經中向人顯現的最常見方式之一。這是神同在的可見記號，尤其是在出埃及、西奈之約、以色列人在曠野的時期以及聖殿獻殿的故事中。</w:t>
-      </w:r>
-    </w:p>
-    <w:p>
-      <w:pPr>
-        <w:pStyle w:val="Heading3"/>
-      </w:pPr>
-      <w:r>
-        <w:rPr>
-          <w:lang w:val="zh_TW" w:bidi="zh_TW"/>
-        </w:rPr>
-        <w:t>聖經中的描述</w:t>
-      </w:r>
-    </w:p>
-    <w:p>
-      <w:pPr/>
-      <w:r>
-        <w:rPr>
-          <w:lang w:val="zh_TW" w:bidi="zh_TW"/>
-        </w:rPr>
-      </w:r>
-      <w:r>
-        <w:rPr>
-          <w:lang w:val="zh_TW" w:bidi="zh_TW"/>
-        </w:rPr>
-        <w:t>聖經以不同的方式描述這種現象：</w:t>
+      <w:hyperlink r:id="rId28">
+        <w:r>
+          <w:rPr>
+            <w:lang w:val="zh_TW" w:bidi="zh_TW"/>
+          </w:rPr>
+          <w:rPr>
+            <w:color w:val="0000EE"/>
+            <w:u w:val="single"/>
+          </w:rPr>
+          <w:t>賽44:20</w:t>
+        </w:r>
+      </w:hyperlink>
+      <w:r>
+        <w:rPr>
+          <w:lang w:val="zh_TW" w:bidi="zh_TW"/>
+        </w:rPr>
+        <w:t>）</w:t>
       </w:r>
     </w:p>
     <w:p>
@@ -1660,18 +751,36 @@
         <w:rPr>
           <w:lang w:val="zh_TW" w:bidi="zh_TW"/>
         </w:rPr>
-        <w:t>雲柱和火柱（</w:t>
-      </w:r>
-      <w:hyperlink r:id="rId58">
-        <w:r>
-          <w:rPr>
-            <w:lang w:val="zh_TW" w:bidi="zh_TW"/>
-          </w:rPr>
-          <w:rPr>
-            <w:color w:val="0000EE"/>
-            <w:u w:val="single"/>
-          </w:rPr>
-          <w:t>出埃及記14:24</w:t>
+        <w:t>毀滅（</w:t>
+      </w:r>
+      <w:hyperlink r:id="rId29">
+        <w:r>
+          <w:rPr>
+            <w:lang w:val="zh_TW" w:bidi="zh_TW"/>
+          </w:rPr>
+          <w:rPr>
+            <w:color w:val="0000EE"/>
+            <w:u w:val="single"/>
+          </w:rPr>
+          <w:t>結28:18</w:t>
+        </w:r>
+      </w:hyperlink>
+      <w:r>
+        <w:rPr>
+          <w:lang w:val="zh_TW" w:bidi="zh_TW"/>
+        </w:rPr>
+        <w:t>；</w:t>
+      </w:r>
+      <w:hyperlink r:id="rId30">
+        <w:r>
+          <w:rPr>
+            <w:lang w:val="zh_TW" w:bidi="zh_TW"/>
+          </w:rPr>
+          <w:rPr>
+            <w:color w:val="0000EE"/>
+            <w:u w:val="single"/>
+          </w:rPr>
+          <w:t>彼後2:6</w:t>
         </w:r>
       </w:hyperlink>
       <w:r>
@@ -1679,6 +788,436 @@
           <w:lang w:val="zh_TW" w:bidi="zh_TW"/>
         </w:rPr>
         <w:t>）</w:t>
+      </w:r>
+    </w:p>
+    <w:p>
+      <w:pPr/>
+      <w:r>
+        <w:rPr>
+          <w:lang w:val="zh_TW" w:bidi="zh_TW"/>
+        </w:rPr>
+      </w:r>
+      <w:r>
+        <w:rPr>
+          <w:i/>
+          <w:lang w:val="zh_TW" w:bidi="zh_TW"/>
+        </w:rPr>
+        <w:t xml:space="preserve">另見 </w:t>
+      </w:r>
+      <w:r>
+        <w:rPr>
+          <w:lang w:val="zh_TW" w:bidi="zh_TW"/>
+        </w:rPr>
+        <w:t>哀悼</w:t>
+      </w:r>
+      <w:r>
+        <w:rPr>
+          <w:lang w:val="zh_TW" w:bidi="zh_TW"/>
+        </w:rPr>
+        <w:t>。</w:t>
+      </w:r>
+      <w:r>
+        <w:rPr>
+          <w:lang w:val="zh_TW" w:bidi="zh_TW"/>
+        </w:rPr>
+      </w:r>
+      <w:r>
+        <w:rPr>
+          <w:lang w:val="zh_TW" w:bidi="zh_TW"/>
+        </w:rPr>
+      </w:r>
+    </w:p>
+    <w:p>
+      <w:pPr/>
+      <w:r>
+        <w:rPr>
+          <w:lang w:val="zh_TW" w:bidi="zh_TW"/>
+        </w:rPr>
+      </w:r>
+    </w:p>
+    <w:p>
+      <w:pPr>
+        <w:pStyle w:val="Heading2"/>
+      </w:pPr>
+      <w:r>
+        <w:rPr>
+          <w:lang w:val="zh_TW" w:bidi="zh_TW"/>
+        </w:rPr>
+        <w:t>悔改</w:t>
+      </w:r>
+      <w:r>
+        <w:rPr>
+          <w:lang w:val="zh_TW" w:bidi="zh_TW"/>
+        </w:rPr>
+      </w:r>
+    </w:p>
+    <w:p>
+      <w:pPr/>
+      <w:r>
+        <w:rPr>
+          <w:lang w:val="zh_TW" w:bidi="zh_TW"/>
+        </w:rPr>
+      </w:r>
+      <w:r>
+        <w:rPr>
+          <w:lang w:val="zh_TW" w:bidi="zh_TW"/>
+        </w:rPr>
+        <w:t>字面意思是改變心意，但不是指對個人計劃、意圖或信仰的改變，而是對神態度的改變。這種悔改伴隨著在基督裡得救的信心（</w:t>
+      </w:r>
+      <w:hyperlink r:id="rId31">
+        <w:r>
+          <w:rPr>
+            <w:lang w:val="zh_TW" w:bidi="zh_TW"/>
+          </w:rPr>
+          <w:rPr>
+            <w:color w:val="0000EE"/>
+            <w:u w:val="single"/>
+          </w:rPr>
+          <w:t>徒20:21</w:t>
+        </w:r>
+      </w:hyperlink>
+      <w:r>
+        <w:rPr>
+          <w:lang w:val="zh_TW" w:bidi="zh_TW"/>
+        </w:rPr>
+        <w:t>）。若認為有人可以相信基督但他卻不悔改，就是不合邏輯且匪夷所思的。悔改在歸信過程中如此重要，以至於常常被強調，而不是強調得救的信心。正如基督所說，天上眾天使為一個悔改的罪人歡喜（</w:t>
+      </w:r>
+      <w:hyperlink r:id="rId32">
+        <w:r>
+          <w:rPr>
+            <w:lang w:val="zh_TW" w:bidi="zh_TW"/>
+          </w:rPr>
+          <w:rPr>
+            <w:color w:val="0000EE"/>
+            <w:u w:val="single"/>
+          </w:rPr>
+          <w:t>路15:7</w:t>
+        </w:r>
+      </w:hyperlink>
+      <w:r>
+        <w:rPr>
+          <w:lang w:val="zh_TW" w:bidi="zh_TW"/>
+        </w:rPr>
+        <w:t>）。使徒們描述外邦人歸信基督為神賜給他們「悔改得生命」（</w:t>
+      </w:r>
+      <w:hyperlink r:id="rId33">
+        <w:r>
+          <w:rPr>
+            <w:lang w:val="zh_TW" w:bidi="zh_TW"/>
+          </w:rPr>
+          <w:rPr>
+            <w:color w:val="0000EE"/>
+            <w:u w:val="single"/>
+          </w:rPr>
+          <w:t>徒11:18</w:t>
+        </w:r>
+      </w:hyperlink>
+      <w:r>
+        <w:rPr>
+          <w:lang w:val="zh_TW" w:bidi="zh_TW"/>
+        </w:rPr>
+        <w:t>）。雖然信徒可能對某一方面的認識超過另一方面，然而福音性的悔改和對基督的信心實際上兩者是密不可分的。</w:t>
+      </w:r>
+    </w:p>
+    <w:p>
+      <w:pPr/>
+      <w:r>
+        <w:rPr>
+          <w:lang w:val="zh_TW" w:bidi="zh_TW"/>
+        </w:rPr>
+      </w:r>
+      <w:r>
+        <w:rPr>
+          <w:lang w:val="zh_TW" w:bidi="zh_TW"/>
+        </w:rPr>
+        <w:t>這樣的悔罪不是一個孤立的行為，而是一種心志，激勵人遵行與神旨意相符的行為。認識到每日的罪過和短處，就有機會重新悔罪，並對基督產生新的信心。這種悔罪的最深刻且最值得注意的表達之一，就是大衛對他與拔示巴通姦事件的記述（</w:t>
+      </w:r>
+      <w:hyperlink r:id="rId34">
+        <w:r>
+          <w:rPr>
+            <w:lang w:val="zh_TW" w:bidi="zh_TW"/>
+          </w:rPr>
+          <w:rPr>
+            <w:color w:val="0000EE"/>
+            <w:u w:val="single"/>
+          </w:rPr>
+          <w:t>詩51章</w:t>
+        </w:r>
+      </w:hyperlink>
+      <w:r>
+        <w:rPr>
+          <w:lang w:val="zh_TW" w:bidi="zh_TW"/>
+        </w:rPr>
+        <w:t>）。整個教會有時也受召悔改（</w:t>
+      </w:r>
+      <w:hyperlink r:id="rId35">
+        <w:r>
+          <w:rPr>
+            <w:lang w:val="zh_TW" w:bidi="zh_TW"/>
+          </w:rPr>
+          <w:rPr>
+            <w:color w:val="0000EE"/>
+            <w:u w:val="single"/>
+          </w:rPr>
+          <w:t>啟2:5</w:t>
+        </w:r>
+      </w:hyperlink>
+      <w:r>
+        <w:rPr>
+          <w:lang w:val="zh_TW" w:bidi="zh_TW"/>
+        </w:rPr>
+        <w:t>）。</w:t>
+      </w:r>
+      <w:hyperlink r:id="rId36">
+        <w:r>
+          <w:rPr>
+            <w:lang w:val="zh_TW" w:bidi="zh_TW"/>
+          </w:rPr>
+          <w:rPr>
+            <w:color w:val="0000EE"/>
+            <w:u w:val="single"/>
+          </w:rPr>
+          <w:t>哥林多後書第七章</w:t>
+        </w:r>
+      </w:hyperlink>
+      <w:r>
+        <w:rPr>
+          <w:lang w:val="zh_TW" w:bidi="zh_TW"/>
+        </w:rPr>
+        <w:t>對這種集體悔改有一個發人深省且完整的描述，包括對罪的哀痛、決心棄絕舊有的罪惡、行為正直等各種要素。雖然悔改常伴隨著深刻的情感，但它並不等同於這些情感，而是根植於在聖潔神面前，罪人自己需要有悔改的信念。</w:t>
+      </w:r>
+    </w:p>
+    <w:p>
+      <w:pPr/>
+      <w:r>
+        <w:rPr>
+          <w:lang w:val="zh_TW" w:bidi="zh_TW"/>
+        </w:rPr>
+      </w:r>
+      <w:r>
+        <w:rPr>
+          <w:lang w:val="zh_TW" w:bidi="zh_TW"/>
+        </w:rPr>
+        <w:t>施洗約翰（</w:t>
+      </w:r>
+      <w:hyperlink r:id="rId37">
+        <w:r>
+          <w:rPr>
+            <w:lang w:val="zh_TW" w:bidi="zh_TW"/>
+          </w:rPr>
+          <w:rPr>
+            <w:color w:val="0000EE"/>
+            <w:u w:val="single"/>
+          </w:rPr>
+          <w:t>太3:2</w:t>
+        </w:r>
+      </w:hyperlink>
+      <w:r>
+        <w:rPr>
+          <w:lang w:val="zh_TW" w:bidi="zh_TW"/>
+        </w:rPr>
+        <w:t>；</w:t>
+      </w:r>
+      <w:hyperlink r:id="rId38">
+        <w:r>
+          <w:rPr>
+            <w:lang w:val="zh_TW" w:bidi="zh_TW"/>
+          </w:rPr>
+          <w:rPr>
+            <w:color w:val="0000EE"/>
+            <w:u w:val="single"/>
+          </w:rPr>
+          <w:t>可1:4</w:t>
+        </w:r>
+      </w:hyperlink>
+      <w:r>
+        <w:rPr>
+          <w:lang w:val="zh_TW" w:bidi="zh_TW"/>
+        </w:rPr>
+        <w:t>）和基督（</w:t>
+      </w:r>
+      <w:hyperlink r:id="rId39">
+        <w:r>
+          <w:rPr>
+            <w:lang w:val="zh_TW" w:bidi="zh_TW"/>
+          </w:rPr>
+          <w:rPr>
+            <w:color w:val="0000EE"/>
+            <w:u w:val="single"/>
+          </w:rPr>
+          <w:t>可1:15</w:t>
+        </w:r>
+      </w:hyperlink>
+      <w:r>
+        <w:rPr>
+          <w:lang w:val="zh_TW" w:bidi="zh_TW"/>
+        </w:rPr>
+        <w:t>）都傳悔改，他們呼召的不是義人，而是呼召罪人悔改。按照大使命的吩咐（</w:t>
+      </w:r>
+      <w:hyperlink r:id="rId40">
+        <w:r>
+          <w:rPr>
+            <w:lang w:val="zh_TW" w:bidi="zh_TW"/>
+          </w:rPr>
+          <w:rPr>
+            <w:color w:val="0000EE"/>
+            <w:u w:val="single"/>
+          </w:rPr>
+          <w:t>路24:44–49</w:t>
+        </w:r>
+      </w:hyperlink>
+      <w:r>
+        <w:rPr>
+          <w:lang w:val="zh_TW" w:bidi="zh_TW"/>
+        </w:rPr>
+        <w:t>），使徒們也延續了同樣的教導——從彼得在五旬節的講道開始（</w:t>
+      </w:r>
+      <w:hyperlink r:id="rId41">
+        <w:r>
+          <w:rPr>
+            <w:lang w:val="zh_TW" w:bidi="zh_TW"/>
+          </w:rPr>
+          <w:rPr>
+            <w:color w:val="0000EE"/>
+            <w:u w:val="single"/>
+          </w:rPr>
+          <w:t>徒2章</w:t>
+        </w:r>
+      </w:hyperlink>
+      <w:r>
+        <w:rPr>
+          <w:lang w:val="zh_TW" w:bidi="zh_TW"/>
+        </w:rPr>
+        <w:t>），取得了顯著的果效。</w:t>
+      </w:r>
+      <w:r>
+        <w:rPr>
+          <w:i/>
+          <w:lang w:val="zh_TW" w:bidi="zh_TW"/>
+        </w:rPr>
+        <w:t>見</w:t>
+      </w:r>
+      <w:r>
+        <w:rPr>
+          <w:lang w:val="zh_TW" w:bidi="zh_TW"/>
+        </w:rPr>
+        <w:t>承認</w:t>
+      </w:r>
+      <w:r>
+        <w:rPr>
+          <w:lang w:val="zh_TW" w:bidi="zh_TW"/>
+        </w:rPr>
+        <w:t>；</w:t>
+      </w:r>
+      <w:r>
+        <w:rPr>
+          <w:lang w:val="zh_TW" w:bidi="zh_TW"/>
+        </w:rPr>
+        <w:t>歸信</w:t>
+      </w:r>
+      <w:r>
+        <w:rPr>
+          <w:lang w:val="zh_TW" w:bidi="zh_TW"/>
+        </w:rPr>
+        <w:t>；</w:t>
+      </w:r>
+      <w:r>
+        <w:rPr>
+          <w:lang w:val="zh_TW" w:bidi="zh_TW"/>
+        </w:rPr>
+        <w:t>饒恕</w:t>
+      </w:r>
+      <w:r>
+        <w:rPr>
+          <w:lang w:val="zh_TW" w:bidi="zh_TW"/>
+        </w:rPr>
+        <w:t>；</w:t>
+      </w:r>
+      <w:r>
+        <w:rPr>
+          <w:lang w:val="zh_TW" w:bidi="zh_TW"/>
+        </w:rPr>
+        <w:t>重生</w:t>
+      </w:r>
+      <w:r>
+        <w:rPr>
+          <w:lang w:val="zh_TW" w:bidi="zh_TW"/>
+        </w:rPr>
+        <w:t>；</w:t>
+      </w:r>
+      <w:r>
+        <w:rPr>
+          <w:lang w:val="zh_TW" w:bidi="zh_TW"/>
+        </w:rPr>
+        <w:t>救恩</w:t>
+      </w:r>
+      <w:r>
+        <w:rPr>
+          <w:lang w:val="zh_TW" w:bidi="zh_TW"/>
+        </w:rPr>
+        <w:t>。</w:t>
+      </w:r>
+      <w:r>
+        <w:rPr>
+          <w:lang w:val="zh_TW" w:bidi="zh_TW"/>
+        </w:rPr>
+      </w:r>
+      <w:r>
+        <w:rPr>
+          <w:lang w:val="zh_TW" w:bidi="zh_TW"/>
+        </w:rPr>
+      </w:r>
+    </w:p>
+    <w:p>
+      <w:pPr/>
+      <w:r>
+        <w:rPr>
+          <w:lang w:val="zh_TW" w:bidi="zh_TW"/>
+        </w:rPr>
+      </w:r>
+    </w:p>
+    <w:p>
+      <w:pPr>
+        <w:pStyle w:val="Heading2"/>
+      </w:pPr>
+      <w:r>
+        <w:rPr>
+          <w:lang w:val="zh_TW" w:bidi="zh_TW"/>
+        </w:rPr>
+        <w:t>會幕</w:t>
+      </w:r>
+      <w:r>
+        <w:rPr>
+          <w:lang w:val="zh_TW" w:bidi="zh_TW"/>
+        </w:rPr>
+      </w:r>
+    </w:p>
+    <w:p>
+      <w:pPr/>
+      <w:r>
+        <w:rPr>
+          <w:lang w:val="zh_TW" w:bidi="zh_TW"/>
+        </w:rPr>
+      </w:r>
+      <w:r>
+        <w:rPr>
+          <w:lang w:val="zh_TW" w:bidi="zh_TW"/>
+        </w:rPr>
+        <w:t>以色列歷史上最早期的敬拜場所。</w:t>
+      </w:r>
+    </w:p>
+    <w:p>
+      <w:pPr/>
+      <w:r>
+        <w:rPr>
+          <w:lang w:val="zh_TW" w:bidi="zh_TW"/>
+        </w:rPr>
+      </w:r>
+      <w:r>
+        <w:rPr>
+          <w:lang w:val="zh_TW" w:bidi="zh_TW"/>
+        </w:rPr>
+        <w:t>概述</w:t>
       </w:r>
     </w:p>
     <w:p>
@@ -1694,45 +1233,11 @@
       </w:r>
       <w:r>
         <w:rPr>
-          <w:lang w:val="zh_TW" w:bidi="zh_TW"/>
-        </w:rPr>
-        <w:t>雲柱（</w:t>
-      </w:r>
-      <w:hyperlink r:id="rId59">
-        <w:r>
-          <w:rPr>
-            <w:lang w:val="zh_TW" w:bidi="zh_TW"/>
-          </w:rPr>
-          <w:rPr>
-            <w:color w:val="0000EE"/>
-            <w:u w:val="single"/>
-          </w:rPr>
-          <w:t>出埃及記33:9–10</w:t>
-        </w:r>
-      </w:hyperlink>
-      <w:r>
-        <w:rPr>
-          <w:lang w:val="zh_TW" w:bidi="zh_TW"/>
-        </w:rPr>
-        <w:t>；</w:t>
-      </w:r>
-      <w:hyperlink r:id="rId60">
-        <w:r>
-          <w:rPr>
-            <w:lang w:val="zh_TW" w:bidi="zh_TW"/>
-          </w:rPr>
-          <w:rPr>
-            <w:color w:val="0000EE"/>
-            <w:u w:val="single"/>
-          </w:rPr>
-          <w:t>民數記14:14</w:t>
-        </w:r>
-      </w:hyperlink>
-      <w:r>
-        <w:rPr>
-          <w:lang w:val="zh_TW" w:bidi="zh_TW"/>
-        </w:rPr>
-        <w:t>）</w:t>
+          <w:b/>
+          <w:u w:val="single"/>
+          <w:lang w:val="zh_TW" w:bidi="zh_TW"/>
+        </w:rPr>
+        <w:t>簡介</w:t>
       </w:r>
     </w:p>
     <w:p>
@@ -1748,45 +1253,11 @@
       </w:r>
       <w:r>
         <w:rPr>
-          <w:lang w:val="zh_TW" w:bidi="zh_TW"/>
-        </w:rPr>
-        <w:t>火柱（</w:t>
-      </w:r>
-      <w:hyperlink r:id="rId61">
-        <w:r>
-          <w:rPr>
-            <w:lang w:val="zh_TW" w:bidi="zh_TW"/>
-          </w:rPr>
-          <w:rPr>
-            <w:color w:val="0000EE"/>
-            <w:u w:val="single"/>
-          </w:rPr>
-          <w:t>出埃及記13:21</w:t>
-        </w:r>
-      </w:hyperlink>
-      <w:r>
-        <w:rPr>
-          <w:lang w:val="zh_TW" w:bidi="zh_TW"/>
-        </w:rPr>
-        <w:t>；</w:t>
-      </w:r>
-      <w:hyperlink r:id="rId60">
-        <w:r>
-          <w:rPr>
-            <w:lang w:val="zh_TW" w:bidi="zh_TW"/>
-          </w:rPr>
-          <w:rPr>
-            <w:color w:val="0000EE"/>
-            <w:u w:val="single"/>
-          </w:rPr>
-          <w:t>民數記14:14</w:t>
-        </w:r>
-      </w:hyperlink>
-      <w:r>
-        <w:rPr>
-          <w:lang w:val="zh_TW" w:bidi="zh_TW"/>
-        </w:rPr>
-        <w:t>）</w:t>
+          <w:b/>
+          <w:u w:val="single"/>
+          <w:lang w:val="zh_TW" w:bidi="zh_TW"/>
+        </w:rPr>
+        <w:t>會幕的名稱</w:t>
       </w:r>
     </w:p>
     <w:p>
@@ -1802,45 +1273,11 @@
       </w:r>
       <w:r>
         <w:rPr>
-          <w:lang w:val="zh_TW" w:bidi="zh_TW"/>
-        </w:rPr>
-        <w:t>雲彩、雲柱（</w:t>
-      </w:r>
-      <w:hyperlink r:id="rId62">
-        <w:r>
-          <w:rPr>
-            <w:lang w:val="zh_TW" w:bidi="zh_TW"/>
-          </w:rPr>
-          <w:rPr>
-            <w:color w:val="0000EE"/>
-            <w:u w:val="single"/>
-          </w:rPr>
-          <w:t>出埃及記40:34–35</w:t>
-        </w:r>
-      </w:hyperlink>
-      <w:r>
-        <w:rPr>
-          <w:lang w:val="zh_TW" w:bidi="zh_TW"/>
-        </w:rPr>
-        <w:t>；</w:t>
-      </w:r>
-      <w:hyperlink r:id="rId63">
-        <w:r>
-          <w:rPr>
-            <w:lang w:val="zh_TW" w:bidi="zh_TW"/>
-          </w:rPr>
-          <w:rPr>
-            <w:color w:val="0000EE"/>
-            <w:u w:val="single"/>
-          </w:rPr>
-          <w:t>申命記1:33</w:t>
-        </w:r>
-      </w:hyperlink>
-      <w:r>
-        <w:rPr>
-          <w:lang w:val="zh_TW" w:bidi="zh_TW"/>
-        </w:rPr>
-        <w:t>）</w:t>
+          <w:b/>
+          <w:u w:val="single"/>
+          <w:lang w:val="zh_TW" w:bidi="zh_TW"/>
+        </w:rPr>
+        <w:t>背景</w:t>
       </w:r>
     </w:p>
     <w:p>
@@ -1856,640 +1293,11 @@
       </w:r>
       <w:r>
         <w:rPr>
-          <w:lang w:val="zh_TW" w:bidi="zh_TW"/>
-        </w:rPr>
-        <w:t>火柱、火焰（</w:t>
-      </w:r>
-      <w:hyperlink r:id="rId63">
-        <w:r>
-          <w:rPr>
-            <w:lang w:val="zh_TW" w:bidi="zh_TW"/>
-          </w:rPr>
-          <w:rPr>
-            <w:color w:val="0000EE"/>
-            <w:u w:val="single"/>
-          </w:rPr>
-          <w:t>申命記1:33</w:t>
-        </w:r>
-      </w:hyperlink>
-      <w:r>
-        <w:rPr>
-          <w:lang w:val="zh_TW" w:bidi="zh_TW"/>
-        </w:rPr>
-        <w:t>、</w:t>
-      </w:r>
-      <w:hyperlink r:id="rId64">
-        <w:r>
-          <w:rPr>
-            <w:lang w:val="zh_TW" w:bidi="zh_TW"/>
-          </w:rPr>
-          <w:rPr>
-            <w:color w:val="0000EE"/>
-            <w:u w:val="single"/>
-          </w:rPr>
-          <w:t>4:12</w:t>
-        </w:r>
-      </w:hyperlink>
-      <w:r>
-        <w:rPr>
-          <w:lang w:val="zh_TW" w:bidi="zh_TW"/>
-        </w:rPr>
-        <w:t>）</w:t>
-      </w:r>
-    </w:p>
-    <w:p>
-      <w:pPr>
-        <w:pStyle w:val="Heading3"/>
-      </w:pPr>
-      <w:r>
-        <w:rPr>
-          <w:lang w:val="zh_TW" w:bidi="zh_TW"/>
-        </w:rPr>
-        <w:t>舍吉拿（Shekinah）的概念</w:t>
-      </w:r>
-    </w:p>
-    <w:p>
-      <w:pPr/>
-      <w:r>
-        <w:rPr>
-          <w:lang w:val="zh_TW" w:bidi="zh_TW"/>
-        </w:rPr>
-      </w:r>
-      <w:r>
-        <w:rPr>
-          <w:lang w:val="zh_TW" w:bidi="zh_TW"/>
-        </w:rPr>
-        <w:t>雖然聖經沒有使用「Shekinah」這個詞，但這個詞經常在基督教神學中用來描述雲和神的其它顯現（theophanies）。「Shekinah」來自猶太教文獻，指的是神的可見榮耀。</w:t>
-      </w:r>
-    </w:p>
-    <w:p>
-      <w:pPr>
-        <w:pStyle w:val="Heading3"/>
-      </w:pPr>
-      <w:r>
-        <w:rPr>
-          <w:lang w:val="zh_TW" w:bidi="zh_TW"/>
-        </w:rPr>
-        <w:t>（神顯現時）雲的作用</w:t>
-      </w:r>
-    </w:p>
-    <w:p>
-      <w:pPr/>
-      <w:r>
-        <w:rPr>
-          <w:lang w:val="zh_TW" w:bidi="zh_TW"/>
-        </w:rPr>
-      </w:r>
-      <w:r>
-        <w:rPr>
-          <w:lang w:val="zh_TW" w:bidi="zh_TW"/>
-        </w:rPr>
-        <w:t>雲有不同的作用，都是神臨在的可見表達：</w:t>
-      </w:r>
-    </w:p>
-    <w:p>
-      <w:pPr>
-        <w:pStyle w:val="ListNumber"/>
-        <w:numPr>
-          <w:ilvl w:val="0"/>
-          <w:numId w:val="14"/>
-        </w:numPr>
-        <w:spacing w:line="240" w:lineRule="auto"/>
-        <w:ind w:left="720"/>
-      </w:pPr>
-      <w:r>
-        <w:rPr>
-          <w:lang w:val="zh_TW" w:bidi="zh_TW"/>
-        </w:rPr>
-      </w:r>
-      <w:r>
-        <w:rPr>
-          <w:lang w:val="zh_TW" w:bidi="zh_TW"/>
-        </w:rPr>
-        <w:t>雲彩充滿了會幕，日夜都停留在那裡，彰顯神的同在（</w:t>
-      </w:r>
-      <w:hyperlink r:id="rId65">
-        <w:r>
-          <w:rPr>
-            <w:lang w:val="zh_TW" w:bidi="zh_TW"/>
-          </w:rPr>
-          <w:rPr>
-            <w:color w:val="0000EE"/>
-            <w:u w:val="single"/>
-          </w:rPr>
-          <w:t>出埃及記40:34–38</w:t>
-        </w:r>
-      </w:hyperlink>
-      <w:r>
-        <w:rPr>
-          <w:lang w:val="zh_TW" w:bidi="zh_TW"/>
-        </w:rPr>
-        <w:t>）。神在贖罪日</w:t>
-      </w:r>
-      <w:r>
-        <w:rPr>
-          <w:lang w:val="zh_TW" w:bidi="zh_TW"/>
-        </w:rPr>
-        <w:t>從雲中顯現</w:t>
-      </w:r>
-      <w:r>
-        <w:rPr>
-          <w:lang w:val="zh_TW" w:bidi="zh_TW"/>
-        </w:rPr>
-        <w:t>（</w:t>
-      </w:r>
-      <w:hyperlink r:id="rId66">
-        <w:r>
-          <w:rPr>
-            <w:lang w:val="zh_TW" w:bidi="zh_TW"/>
-          </w:rPr>
-          <w:rPr>
-            <w:color w:val="0000EE"/>
-            <w:u w:val="single"/>
-          </w:rPr>
-          <w:t>利未記16:2</w:t>
-        </w:r>
-      </w:hyperlink>
-      <w:r>
-        <w:rPr>
-          <w:lang w:val="zh_TW" w:bidi="zh_TW"/>
-        </w:rPr>
-        <w:t>）。獻殿時，雲表明神接納神殿作為祂的居所（</w:t>
-      </w:r>
-      <w:hyperlink r:id="rId67">
-        <w:r>
-          <w:rPr>
-            <w:lang w:val="zh_TW" w:bidi="zh_TW"/>
-          </w:rPr>
-          <w:rPr>
-            <w:color w:val="0000EE"/>
-            <w:u w:val="single"/>
-          </w:rPr>
-          <w:t>列王紀上8:10–11</w:t>
-        </w:r>
-      </w:hyperlink>
-      <w:r>
-        <w:rPr>
-          <w:lang w:val="zh_TW" w:bidi="zh_TW"/>
-        </w:rPr>
-        <w:t>；</w:t>
-      </w:r>
-      <w:hyperlink r:id="rId68">
-        <w:r>
-          <w:rPr>
-            <w:lang w:val="zh_TW" w:bidi="zh_TW"/>
-          </w:rPr>
-          <w:rPr>
-            <w:color w:val="0000EE"/>
-            <w:u w:val="single"/>
-          </w:rPr>
-          <w:t>歷代志下5:13–14</w:t>
-        </w:r>
-      </w:hyperlink>
-      <w:r>
-        <w:rPr>
-          <w:lang w:val="zh_TW" w:bidi="zh_TW"/>
-        </w:rPr>
-        <w:t>）。</w:t>
-      </w:r>
-    </w:p>
-    <w:p>
-      <w:pPr>
-        <w:pStyle w:val="ListNumber"/>
-        <w:spacing w:line="240" w:lineRule="auto"/>
-        <w:ind w:left="720"/>
-      </w:pPr>
-      <w:r>
-        <w:rPr>
-          <w:lang w:val="zh_TW" w:bidi="zh_TW"/>
-        </w:rPr>
-      </w:r>
-      <w:r>
-        <w:rPr>
-          <w:lang w:val="zh_TW" w:bidi="zh_TW"/>
-        </w:rPr>
-        <w:t>雲柱在出埃及期間保護了以色列。雲柱位於埃及軍隊和以色列軍隊之間，給埃及人帶來黑暗，給以色列人帶來光明（</w:t>
-      </w:r>
-      <w:hyperlink r:id="rId69">
-        <w:r>
-          <w:rPr>
-            <w:lang w:val="zh_TW" w:bidi="zh_TW"/>
-          </w:rPr>
-          <w:rPr>
-            <w:color w:val="0000EE"/>
-            <w:u w:val="single"/>
-          </w:rPr>
-          <w:t>出埃及記14:19–20</w:t>
-        </w:r>
-      </w:hyperlink>
-      <w:r>
-        <w:rPr>
-          <w:lang w:val="zh_TW" w:bidi="zh_TW"/>
-        </w:rPr>
-        <w:t>）。詩篇作者紀念神「</w:t>
-      </w:r>
-      <w:r>
-        <w:rPr>
-          <w:lang w:val="zh_TW" w:bidi="zh_TW"/>
-        </w:rPr>
-        <w:t>鋪張雲彩當遮蓋， 夜間使火光照</w:t>
-      </w:r>
-      <w:r>
-        <w:rPr>
-          <w:lang w:val="zh_TW" w:bidi="zh_TW"/>
-        </w:rPr>
-        <w:t>」（</w:t>
-      </w:r>
-      <w:hyperlink r:id="rId70">
-        <w:r>
-          <w:rPr>
-            <w:lang w:val="zh_TW" w:bidi="zh_TW"/>
-          </w:rPr>
-          <w:rPr>
-            <w:color w:val="0000EE"/>
-            <w:u w:val="single"/>
-          </w:rPr>
-          <w:t>詩篇105:39</w:t>
-        </w:r>
-      </w:hyperlink>
-      <w:r>
-        <w:rPr>
-          <w:lang w:val="zh_TW" w:bidi="zh_TW"/>
-        </w:rPr>
-        <w:t>）。</w:t>
-      </w:r>
-    </w:p>
-    <w:p>
-      <w:pPr>
-        <w:pStyle w:val="ListNumber"/>
-        <w:spacing w:line="240" w:lineRule="auto"/>
-        <w:ind w:left="720"/>
-      </w:pPr>
-      <w:r>
-        <w:rPr>
-          <w:lang w:val="zh_TW" w:bidi="zh_TW"/>
-        </w:rPr>
-      </w:r>
-      <w:r>
-        <w:rPr>
-          <w:lang w:val="zh_TW" w:bidi="zh_TW"/>
-        </w:rPr>
-        <w:t>雲柱在以色列人穿越曠野的旅程中引導他們。「日間，耶和華在雲柱中領他們的路；夜間，在火柱中光照他們，使他們日夜都可以行走。日間雲柱，夜間火柱，總不離開百姓的面前。」（</w:t>
-      </w:r>
-      <w:hyperlink r:id="rId71">
-        <w:r>
-          <w:rPr>
-            <w:lang w:val="zh_TW" w:bidi="zh_TW"/>
-          </w:rPr>
-          <w:rPr>
-            <w:color w:val="0000EE"/>
-            <w:u w:val="single"/>
-          </w:rPr>
-          <w:t>出埃及記13:21–22</w:t>
-        </w:r>
-      </w:hyperlink>
-      <w:r>
-        <w:rPr>
-          <w:lang w:val="zh_TW" w:bidi="zh_TW"/>
-        </w:rPr>
-        <w:t>）。</w:t>
-      </w:r>
-      <w:r>
-        <w:rPr>
-          <w:lang w:val="zh_TW" w:bidi="zh_TW"/>
-        </w:rPr>
-        <w:t>雲彩幾時從帳幕收上去， 以色列人就幾時起行；雲彩在哪裏停住， 以色列人就在那裏安營</w:t>
-      </w:r>
-      <w:r>
-        <w:rPr>
-          <w:lang w:val="zh_TW" w:bidi="zh_TW"/>
-        </w:rPr>
-        <w:t>（</w:t>
-      </w:r>
-      <w:hyperlink r:id="rId72">
-        <w:r>
-          <w:rPr>
-            <w:lang w:val="zh_TW" w:bidi="zh_TW"/>
-          </w:rPr>
-          <w:rPr>
-            <w:color w:val="0000EE"/>
-            <w:u w:val="single"/>
-          </w:rPr>
-          <w:t>民數記9:17</w:t>
-        </w:r>
-      </w:hyperlink>
-      <w:r>
-        <w:rPr>
-          <w:lang w:val="zh_TW" w:bidi="zh_TW"/>
-        </w:rPr>
-        <w:t>）。儘管百姓犯罪，神仍繼續引導他們（</w:t>
-      </w:r>
-      <w:hyperlink r:id="rId63">
-        <w:r>
-          <w:rPr>
-            <w:lang w:val="zh_TW" w:bidi="zh_TW"/>
-          </w:rPr>
-          <w:rPr>
-            <w:color w:val="0000EE"/>
-            <w:u w:val="single"/>
-          </w:rPr>
-          <w:t>申命記1:33</w:t>
-        </w:r>
-      </w:hyperlink>
-      <w:r>
-        <w:rPr>
-          <w:lang w:val="zh_TW" w:bidi="zh_TW"/>
-        </w:rPr>
-        <w:t>）。後來的世代記得神晝夜都引導他們（</w:t>
-      </w:r>
-      <w:hyperlink r:id="rId73">
-        <w:r>
-          <w:rPr>
-            <w:lang w:val="zh_TW" w:bidi="zh_TW"/>
-          </w:rPr>
-          <w:rPr>
-            <w:color w:val="0000EE"/>
-            <w:u w:val="single"/>
-          </w:rPr>
-          <w:t>尼希米記9:12、19</w:t>
-        </w:r>
-      </w:hyperlink>
-      <w:r>
-        <w:rPr>
-          <w:lang w:val="zh_TW" w:bidi="zh_TW"/>
-        </w:rPr>
-        <w:t>；</w:t>
-      </w:r>
-      <w:hyperlink r:id="rId74">
-        <w:r>
-          <w:rPr>
-            <w:lang w:val="zh_TW" w:bidi="zh_TW"/>
-          </w:rPr>
-          <w:rPr>
-            <w:color w:val="0000EE"/>
-            <w:u w:val="single"/>
-          </w:rPr>
-          <w:t>詩篇78:14</w:t>
-        </w:r>
-      </w:hyperlink>
-      <w:r>
-        <w:rPr>
-          <w:lang w:val="zh_TW" w:bidi="zh_TW"/>
-        </w:rPr>
-        <w:t>）。</w:t>
-      </w:r>
-    </w:p>
-    <w:p>
-      <w:pPr>
-        <w:pStyle w:val="ListNumber"/>
-        <w:spacing w:line="240" w:lineRule="auto"/>
-        <w:ind w:left="720"/>
-      </w:pPr>
-      <w:r>
-        <w:rPr>
-          <w:lang w:val="zh_TW" w:bidi="zh_TW"/>
-        </w:rPr>
-      </w:r>
-      <w:r>
-        <w:rPr>
-          <w:lang w:val="zh_TW" w:bidi="zh_TW"/>
-        </w:rPr>
-        <w:t>神在雲柱中說話（</w:t>
-      </w:r>
-      <w:hyperlink r:id="rId75">
-        <w:r>
-          <w:rPr>
-            <w:lang w:val="zh_TW" w:bidi="zh_TW"/>
-          </w:rPr>
-          <w:rPr>
-            <w:color w:val="0000EE"/>
-            <w:u w:val="single"/>
-          </w:rPr>
-          <w:t>詩篇99:7</w:t>
-        </w:r>
-      </w:hyperlink>
-      <w:r>
-        <w:rPr>
-          <w:lang w:val="zh_TW" w:bidi="zh_TW"/>
-        </w:rPr>
-        <w:t>）。在百姓悖逆的時刻（</w:t>
-      </w:r>
-      <w:hyperlink r:id="rId76">
-        <w:r>
-          <w:rPr>
-            <w:lang w:val="zh_TW" w:bidi="zh_TW"/>
-          </w:rPr>
-          <w:rPr>
-            <w:color w:val="0000EE"/>
-            <w:u w:val="single"/>
-          </w:rPr>
-          <w:t>出埃及記16:10</w:t>
-        </w:r>
-      </w:hyperlink>
-      <w:r>
-        <w:rPr>
-          <w:lang w:val="zh_TW" w:bidi="zh_TW"/>
-        </w:rPr>
-        <w:t>；</w:t>
-      </w:r>
-      <w:hyperlink r:id="rId77">
-        <w:r>
-          <w:rPr>
-            <w:lang w:val="zh_TW" w:bidi="zh_TW"/>
-          </w:rPr>
-          <w:rPr>
-            <w:color w:val="0000EE"/>
-            <w:u w:val="single"/>
-          </w:rPr>
-          <w:t>民數記14:10</w:t>
-        </w:r>
-      </w:hyperlink>
-      <w:r>
-        <w:rPr>
-          <w:lang w:val="zh_TW" w:bidi="zh_TW"/>
-        </w:rPr>
-        <w:t>，</w:t>
-      </w:r>
-      <w:hyperlink r:id="rId78">
-        <w:r>
-          <w:rPr>
-            <w:lang w:val="zh_TW" w:bidi="zh_TW"/>
-          </w:rPr>
-          <w:rPr>
-            <w:color w:val="0000EE"/>
-            <w:u w:val="single"/>
-          </w:rPr>
-          <w:t>16:42–43</w:t>
-        </w:r>
-      </w:hyperlink>
-      <w:r>
-        <w:rPr>
-          <w:lang w:val="zh_TW" w:bidi="zh_TW"/>
-        </w:rPr>
-        <w:t>），當亞倫和米利暗與摩西爭吵時（</w:t>
-      </w:r>
-      <w:hyperlink r:id="rId79">
-        <w:r>
-          <w:rPr>
-            <w:lang w:val="zh_TW" w:bidi="zh_TW"/>
-          </w:rPr>
-          <w:rPr>
-            <w:color w:val="0000EE"/>
-            <w:u w:val="single"/>
-          </w:rPr>
-          <w:t>民數記12:1–15</w:t>
-        </w:r>
-      </w:hyperlink>
-      <w:r>
-        <w:rPr>
-          <w:lang w:val="zh_TW" w:bidi="zh_TW"/>
-        </w:rPr>
-        <w:t>），以及揀選七十位長老時，祂在西奈的密雲中說話（</w:t>
-      </w:r>
-      <w:hyperlink r:id="rId80">
-        <w:r>
-          <w:rPr>
-            <w:lang w:val="zh_TW" w:bidi="zh_TW"/>
-          </w:rPr>
-          <w:rPr>
-            <w:color w:val="0000EE"/>
-            <w:u w:val="single"/>
-          </w:rPr>
-          <w:t>出埃及記19:9、16</w:t>
-        </w:r>
-      </w:hyperlink>
-      <w:r>
-        <w:rPr>
-          <w:lang w:val="zh_TW" w:bidi="zh_TW"/>
-        </w:rPr>
-        <w:t>；</w:t>
-      </w:r>
-      <w:hyperlink r:id="rId81">
-        <w:r>
-          <w:rPr>
-            <w:lang w:val="zh_TW" w:bidi="zh_TW"/>
-          </w:rPr>
-          <w:rPr>
-            <w:color w:val="0000EE"/>
-            <w:u w:val="single"/>
-          </w:rPr>
-          <w:t>34:1–25</w:t>
-        </w:r>
-      </w:hyperlink>
-      <w:r>
-        <w:rPr>
-          <w:lang w:val="zh_TW" w:bidi="zh_TW"/>
-        </w:rPr>
-        <w:t>；</w:t>
-      </w:r>
-      <w:hyperlink r:id="rId82">
-        <w:r>
-          <w:rPr>
-            <w:lang w:val="zh_TW" w:bidi="zh_TW"/>
-          </w:rPr>
-          <w:rPr>
-            <w:color w:val="0000EE"/>
-            <w:u w:val="single"/>
-          </w:rPr>
-          <w:t>申命記4:11–12</w:t>
-        </w:r>
-      </w:hyperlink>
-      <w:r>
-        <w:rPr>
-          <w:lang w:val="zh_TW" w:bidi="zh_TW"/>
-        </w:rPr>
-        <w:t>，</w:t>
-      </w:r>
-      <w:hyperlink r:id="rId83">
-        <w:r>
-          <w:rPr>
-            <w:lang w:val="zh_TW" w:bidi="zh_TW"/>
-          </w:rPr>
-          <w:rPr>
-            <w:color w:val="0000EE"/>
-            <w:u w:val="single"/>
-          </w:rPr>
-          <w:t>5:22</w:t>
-        </w:r>
-      </w:hyperlink>
-      <w:r>
-        <w:rPr>
-          <w:lang w:val="zh_TW" w:bidi="zh_TW"/>
-        </w:rPr>
-        <w:t>）。只有摩西能直接聽到神的話，當摩西進會幕時，「</w:t>
-      </w:r>
-      <w:r>
-        <w:rPr>
-          <w:lang w:val="zh_TW" w:bidi="zh_TW"/>
-        </w:rPr>
-        <w:t>雲柱降下來，立在 會幕的門前， 耶和華便與 摩西說話</w:t>
-      </w:r>
-      <w:r>
-        <w:rPr>
-          <w:lang w:val="zh_TW" w:bidi="zh_TW"/>
-        </w:rPr>
-        <w:t>」（</w:t>
-      </w:r>
-      <w:hyperlink r:id="rId84">
-        <w:r>
-          <w:rPr>
-            <w:lang w:val="zh_TW" w:bidi="zh_TW"/>
-          </w:rPr>
-          <w:rPr>
-            <w:color w:val="0000EE"/>
-            <w:u w:val="single"/>
-          </w:rPr>
-          <w:t>出埃及記33:9</w:t>
-        </w:r>
-      </w:hyperlink>
-      <w:r>
-        <w:rPr>
-          <w:lang w:val="zh_TW" w:bidi="zh_TW"/>
-        </w:rPr>
-        <w:t>）。摩西去世時，神出現在雲柱中談及民族的未來（</w:t>
-      </w:r>
-      <w:hyperlink r:id="rId85">
-        <w:r>
-          <w:rPr>
-            <w:lang w:val="zh_TW" w:bidi="zh_TW"/>
-          </w:rPr>
-          <w:rPr>
-            <w:color w:val="0000EE"/>
-            <w:u w:val="single"/>
-          </w:rPr>
-          <w:t>申命記31:14–29</w:t>
-        </w:r>
-      </w:hyperlink>
-      <w:r>
-        <w:rPr>
-          <w:lang w:val="zh_TW" w:bidi="zh_TW"/>
-        </w:rPr>
-        <w:t>）。</w:t>
-      </w:r>
-    </w:p>
-    <w:p>
-      <w:pPr>
-        <w:pStyle w:val="Heading3"/>
-      </w:pPr>
-      <w:r>
-        <w:rPr>
-          <w:lang w:val="zh_TW" w:bidi="zh_TW"/>
-        </w:rPr>
-        <w:t>類似的神顯現</w:t>
-      </w:r>
-    </w:p>
-    <w:p>
-      <w:pPr/>
-      <w:r>
-        <w:rPr>
-          <w:lang w:val="zh_TW" w:bidi="zh_TW"/>
-        </w:rPr>
-      </w:r>
-      <w:r>
-        <w:rPr>
-          <w:lang w:val="zh_TW" w:bidi="zh_TW"/>
-        </w:rPr>
-        <w:t>神的其他顯現與雲、火和光有關：</w:t>
+          <w:b/>
+          <w:u w:val="single"/>
+          <w:lang w:val="zh_TW" w:bidi="zh_TW"/>
+        </w:rPr>
+        <w:t>會幕及其器具</w:t>
       </w:r>
     </w:p>
     <w:p>
@@ -2505,93 +1313,11 @@
       </w:r>
       <w:r>
         <w:rPr>
-          <w:lang w:val="zh_TW" w:bidi="zh_TW"/>
-        </w:rPr>
-        <w:t>以西結看見一朵大雲，</w:t>
-      </w:r>
-      <w:r>
-        <w:rPr>
-          <w:lang w:val="zh_TW" w:bidi="zh_TW"/>
-        </w:rPr>
-        <w:t>包括閃爍火，周圍有光輝</w:t>
-      </w:r>
-      <w:r>
-        <w:rPr>
-          <w:lang w:val="zh_TW" w:bidi="zh_TW"/>
-        </w:rPr>
-        <w:t>（</w:t>
-      </w:r>
-      <w:hyperlink r:id="rId86">
-        <w:r>
-          <w:rPr>
-            <w:lang w:val="zh_TW" w:bidi="zh_TW"/>
-          </w:rPr>
-          <w:rPr>
-            <w:color w:val="0000EE"/>
-            <w:u w:val="single"/>
-          </w:rPr>
-          <w:t>以西結書1:4</w:t>
-        </w:r>
-      </w:hyperlink>
-      <w:r>
-        <w:rPr>
-          <w:lang w:val="zh_TW" w:bidi="zh_TW"/>
-        </w:rPr>
-        <w:t>）。在雲中，他看見火、服事神的活物、神的寶座和神的同在（</w:t>
-      </w:r>
-      <w:hyperlink r:id="rId87">
-        <w:r>
-          <w:rPr>
-            <w:lang w:val="zh_TW" w:bidi="zh_TW"/>
-          </w:rPr>
-          <w:rPr>
-            <w:color w:val="0000EE"/>
-            <w:u w:val="single"/>
-          </w:rPr>
-          <w:t>以西結書1:5–28</w:t>
-        </w:r>
-      </w:hyperlink>
-      <w:r>
-        <w:rPr>
-          <w:lang w:val="zh_TW" w:bidi="zh_TW"/>
-        </w:rPr>
-        <w:t>）。他也看見神的榮耀離開，後來又回到聖殿（</w:t>
-      </w:r>
-      <w:hyperlink r:id="rId88">
-        <w:r>
-          <w:rPr>
-            <w:lang w:val="zh_TW" w:bidi="zh_TW"/>
-          </w:rPr>
-          <w:rPr>
-            <w:color w:val="0000EE"/>
-            <w:u w:val="single"/>
-          </w:rPr>
-          <w:t>以西結書10</w:t>
-        </w:r>
-      </w:hyperlink>
-      <w:r>
-        <w:rPr>
-          <w:lang w:val="zh_TW" w:bidi="zh_TW"/>
-        </w:rPr>
-        <w:t>，</w:t>
-      </w:r>
-      <w:hyperlink r:id="rId89">
-        <w:r>
-          <w:rPr>
-            <w:lang w:val="zh_TW" w:bidi="zh_TW"/>
-          </w:rPr>
-          <w:rPr>
-            <w:color w:val="0000EE"/>
-            <w:u w:val="single"/>
-          </w:rPr>
-          <w:t>43</w:t>
-        </w:r>
-      </w:hyperlink>
-      <w:r>
-        <w:rPr>
-          <w:lang w:val="zh_TW" w:bidi="zh_TW"/>
-        </w:rPr>
-        <w:t>）。</w:t>
+          <w:b/>
+          <w:u w:val="single"/>
+          <w:lang w:val="zh_TW" w:bidi="zh_TW"/>
+        </w:rPr>
+        <w:t>會幕本體</w:t>
       </w:r>
     </w:p>
     <w:p>
@@ -2607,39 +1333,11 @@
       </w:r>
       <w:r>
         <w:rPr>
-          <w:lang w:val="zh_TW" w:bidi="zh_TW"/>
-        </w:rPr>
-        <w:t>但以理看見「</w:t>
-      </w:r>
-      <w:r>
-        <w:rPr>
-          <w:lang w:val="zh_TW" w:bidi="zh_TW"/>
-        </w:rPr>
-        <w:t>一位像人子的， 駕着天雲而來</w:t>
-      </w:r>
-      <w:r>
-        <w:rPr>
-          <w:lang w:val="zh_TW" w:bidi="zh_TW"/>
-        </w:rPr>
-        <w:t>」，領受權柄、榮耀和能力（</w:t>
-      </w:r>
-      <w:hyperlink r:id="rId90">
-        <w:r>
-          <w:rPr>
-            <w:lang w:val="zh_TW" w:bidi="zh_TW"/>
-          </w:rPr>
-          <w:rPr>
-            <w:color w:val="0000EE"/>
-            <w:u w:val="single"/>
-          </w:rPr>
-          <w:t>但以理書7:13</w:t>
-        </w:r>
-      </w:hyperlink>
-      <w:r>
-        <w:rPr>
-          <w:lang w:val="zh_TW" w:bidi="zh_TW"/>
-        </w:rPr>
-        <w:t>）。耶穌在福音書中常常稱自己為「人子」。</w:t>
+          <w:b/>
+          <w:u w:val="single"/>
+          <w:lang w:val="zh_TW" w:bidi="zh_TW"/>
+        </w:rPr>
+        <w:t>外院及其器具</w:t>
       </w:r>
     </w:p>
     <w:p>
@@ -2655,9 +1353,1229 @@
       </w:r>
       <w:r>
         <w:rPr>
-          <w:lang w:val="zh_TW" w:bidi="zh_TW"/>
-        </w:rPr>
-        <w:t>在變像山上，耶穌彰顯了祂的榮耀，雲彩籠罩著耶穌（</w:t>
+          <w:b/>
+          <w:u w:val="single"/>
+          <w:lang w:val="zh_TW" w:bidi="zh_TW"/>
+        </w:rPr>
+        <w:t>會幕的建造與奉獻</w:t>
+      </w:r>
+    </w:p>
+    <w:p>
+      <w:pPr>
+        <w:pStyle w:val="Heading3"/>
+      </w:pPr>
+      <w:r>
+        <w:rPr>
+          <w:lang w:val="zh_TW" w:bidi="zh_TW"/>
+        </w:rPr>
+        <w:t>簡介</w:t>
+      </w:r>
+    </w:p>
+    <w:p>
+      <w:pPr/>
+      <w:r>
+        <w:rPr>
+          <w:lang w:val="zh_TW" w:bidi="zh_TW"/>
+        </w:rPr>
+      </w:r>
+      <w:r>
+        <w:rPr>
+          <w:lang w:val="zh_TW" w:bidi="zh_TW"/>
+        </w:rPr>
+        <w:t>會幕是聖殿的前身，從以色列在西奈山被形塑為神的子民，到早期君主時期立足於應許之地的整段時期出現。會幕是便於遷移、符合旅程中機動需求的可移動聖所，象徵著神與祂子民的同在，也因此象徵人們可以親近祂，並且是祂傳達旨意之處。早期的人們期待，當平安和安全得到保障時，將建立一個永久的國家聖所（</w:t>
+      </w:r>
+      <w:hyperlink r:id="rId42">
+        <w:r>
+          <w:rPr>
+            <w:lang w:val="zh_TW" w:bidi="zh_TW"/>
+          </w:rPr>
+          <w:rPr>
+            <w:color w:val="0000EE"/>
+            <w:u w:val="single"/>
+          </w:rPr>
+          <w:t>申12:10–11</w:t>
+        </w:r>
+      </w:hyperlink>
+      <w:r>
+        <w:rPr>
+          <w:lang w:val="zh_TW" w:bidi="zh_TW"/>
+        </w:rPr>
+        <w:t>）。直到所羅門時期，聖殿才得以建成（</w:t>
+      </w:r>
+      <w:hyperlink r:id="rId43">
+        <w:r>
+          <w:rPr>
+            <w:lang w:val="zh_TW" w:bidi="zh_TW"/>
+          </w:rPr>
+          <w:rPr>
+            <w:color w:val="0000EE"/>
+            <w:u w:val="single"/>
+          </w:rPr>
+          <w:t>撒下7:10–13</w:t>
+        </w:r>
+      </w:hyperlink>
+      <w:r>
+        <w:rPr>
+          <w:lang w:val="zh_TW" w:bidi="zh_TW"/>
+        </w:rPr>
+        <w:t>；</w:t>
+      </w:r>
+      <w:hyperlink r:id="rId44">
+        <w:r>
+          <w:rPr>
+            <w:lang w:val="zh_TW" w:bidi="zh_TW"/>
+          </w:rPr>
+          <w:rPr>
+            <w:color w:val="0000EE"/>
+            <w:u w:val="single"/>
+          </w:rPr>
+          <w:t>王上5:1–5</w:t>
+        </w:r>
+      </w:hyperlink>
+      <w:r>
+        <w:rPr>
+          <w:lang w:val="zh_TW" w:bidi="zh_TW"/>
+        </w:rPr>
+        <w:t>）。各項歷史事件，以及建造方式和基礎神學的相似之處，展示了會幕與聖殿之間的密切關聯。</w:t>
+      </w:r>
+    </w:p>
+    <w:p>
+      <w:pPr>
+        <w:pStyle w:val="Heading3"/>
+      </w:pPr>
+      <w:r>
+        <w:rPr>
+          <w:lang w:val="zh_TW" w:bidi="zh_TW"/>
+        </w:rPr>
+        <w:t>會幕的名稱</w:t>
+      </w:r>
+    </w:p>
+    <w:p>
+      <w:pPr/>
+      <w:r>
+        <w:rPr>
+          <w:lang w:val="zh_TW" w:bidi="zh_TW"/>
+        </w:rPr>
+      </w:r>
+      <w:r>
+        <w:rPr>
+          <w:lang w:val="zh_TW" w:bidi="zh_TW"/>
+        </w:rPr>
+        <w:t>聖經所用的詞語和用來描述會幕的片語：</w:t>
+      </w:r>
+    </w:p>
+    <w:p>
+      <w:pPr/>
+      <w:r>
+        <w:rPr>
+          <w:lang w:val="zh_TW" w:bidi="zh_TW"/>
+        </w:rPr>
+      </w:r>
+      <w:r>
+        <w:rPr>
+          <w:lang w:val="zh_TW" w:bidi="zh_TW"/>
+        </w:rPr>
+        <w:t>1.「神聖的居所」、「聖潔之地」或「聖所」（</w:t>
+      </w:r>
+      <w:hyperlink r:id="rId45">
+        <w:r>
+          <w:rPr>
+            <w:lang w:val="zh_TW" w:bidi="zh_TW"/>
+          </w:rPr>
+          <w:rPr>
+            <w:color w:val="0000EE"/>
+            <w:u w:val="single"/>
+          </w:rPr>
+          <w:t>出25:8</w:t>
+        </w:r>
+      </w:hyperlink>
+      <w:r>
+        <w:rPr>
+          <w:lang w:val="zh_TW" w:bidi="zh_TW"/>
+        </w:rPr>
+        <w:t>；</w:t>
+      </w:r>
+      <w:hyperlink r:id="rId46">
+        <w:r>
+          <w:rPr>
+            <w:lang w:val="zh_TW" w:bidi="zh_TW"/>
+          </w:rPr>
+          <w:rPr>
+            <w:color w:val="0000EE"/>
+            <w:u w:val="single"/>
+          </w:rPr>
+          <w:t>利10:17–18</w:t>
+        </w:r>
+      </w:hyperlink>
+      <w:r>
+        <w:rPr>
+          <w:lang w:val="zh_TW" w:bidi="zh_TW"/>
+        </w:rPr>
+        <w:t>）源自動詞「成為聖潔」。</w:t>
+      </w:r>
+    </w:p>
+    <w:p>
+      <w:pPr/>
+      <w:r>
+        <w:rPr>
+          <w:lang w:val="zh_TW" w:bidi="zh_TW"/>
+        </w:rPr>
+      </w:r>
+      <w:r>
+        <w:rPr>
+          <w:lang w:val="zh_TW" w:bidi="zh_TW"/>
+        </w:rPr>
+        <w:t>2.「帳幕」出現了19次，聖經也以不同方式表達，例如「法櫃的帳幕」（</w:t>
+      </w:r>
+      <w:hyperlink r:id="rId47">
+        <w:r>
+          <w:rPr>
+            <w:lang w:val="zh_TW" w:bidi="zh_TW"/>
+          </w:rPr>
+          <w:rPr>
+            <w:color w:val="0000EE"/>
+            <w:u w:val="single"/>
+          </w:rPr>
+          <w:t>民9:15</w:t>
+        </w:r>
+      </w:hyperlink>
+      <w:r>
+        <w:rPr>
+          <w:lang w:val="zh_TW" w:bidi="zh_TW"/>
+        </w:rPr>
+        <w:t>）、「耶和華的帳幕」（</w:t>
+      </w:r>
+      <w:hyperlink r:id="rId48">
+        <w:r>
+          <w:rPr>
+            <w:lang w:val="zh_TW" w:bidi="zh_TW"/>
+          </w:rPr>
+          <w:rPr>
+            <w:color w:val="0000EE"/>
+            <w:u w:val="single"/>
+          </w:rPr>
+          <w:t>王上2:28–30</w:t>
+        </w:r>
+      </w:hyperlink>
+      <w:r>
+        <w:rPr>
+          <w:lang w:val="zh_TW" w:bidi="zh_TW"/>
+        </w:rPr>
+        <w:t>）、「會幕的門」（</w:t>
+      </w:r>
+      <w:hyperlink r:id="rId49">
+        <w:r>
+          <w:rPr>
+            <w:lang w:val="zh_TW" w:bidi="zh_TW"/>
+          </w:rPr>
+          <w:rPr>
+            <w:color w:val="0000EE"/>
+            <w:u w:val="single"/>
+          </w:rPr>
+          <w:t>代上9:23</w:t>
+        </w:r>
+      </w:hyperlink>
+      <w:r>
+        <w:rPr>
+          <w:lang w:val="zh_TW" w:bidi="zh_TW"/>
+        </w:rPr>
+        <w:t>），以及「</w:t>
+      </w:r>
+      <w:r>
+        <w:rPr>
+          <w:lang w:val="zh_TW" w:bidi="zh_TW"/>
+        </w:rPr>
+        <w:t>帳棚</w:t>
+      </w:r>
+      <w:r>
+        <w:rPr>
+          <w:lang w:val="zh_TW" w:bidi="zh_TW"/>
+        </w:rPr>
+        <w:t>」（例：</w:t>
+      </w:r>
+      <w:hyperlink r:id="rId50">
+        <w:r>
+          <w:rPr>
+            <w:lang w:val="zh_TW" w:bidi="zh_TW"/>
+          </w:rPr>
+          <w:rPr>
+            <w:color w:val="0000EE"/>
+            <w:u w:val="single"/>
+          </w:rPr>
+          <w:t>出33:7</w:t>
+        </w:r>
+      </w:hyperlink>
+      <w:r>
+        <w:rPr>
+          <w:lang w:val="zh_TW" w:bidi="zh_TW"/>
+        </w:rPr>
+        <w:t>）。「帳棚」在英文譯本中，譯為the tent of meeting，這個表達在該譯本大約出現130次。這個包含按照約定赴約的概念，並指定會幕為神與摩西及其子民會面，以顯明其旨意的地方。</w:t>
+      </w:r>
+    </w:p>
+    <w:p>
+      <w:pPr/>
+      <w:r>
+        <w:rPr>
+          <w:lang w:val="zh_TW" w:bidi="zh_TW"/>
+        </w:rPr>
+      </w:r>
+      <w:r>
+        <w:rPr>
+          <w:lang w:val="zh_TW" w:bidi="zh_TW"/>
+        </w:rPr>
+        <w:t>3.「居所」是「會幕」一詞的字面意思。在</w:t>
+      </w:r>
+      <w:hyperlink r:id="rId51">
+        <w:r>
+          <w:rPr>
+            <w:lang w:val="zh_TW" w:bidi="zh_TW"/>
+          </w:rPr>
+          <w:rPr>
+            <w:color w:val="0000EE"/>
+            <w:u w:val="single"/>
+          </w:rPr>
+          <w:t>出埃及記二十五章9節</w:t>
+        </w:r>
+      </w:hyperlink>
+      <w:r>
+        <w:rPr>
+          <w:lang w:val="zh_TW" w:bidi="zh_TW"/>
+        </w:rPr>
+        <w:t>中，這個詞指的是整個會幕（包括外院），但在</w:t>
+      </w:r>
+      <w:hyperlink r:id="rId52">
+        <w:r>
+          <w:rPr>
+            <w:lang w:val="zh_TW" w:bidi="zh_TW"/>
+          </w:rPr>
+          <w:rPr>
+            <w:color w:val="0000EE"/>
+            <w:u w:val="single"/>
+          </w:rPr>
+          <w:t>出埃及記二十六章1節</w:t>
+        </w:r>
+      </w:hyperlink>
+      <w:r>
+        <w:rPr>
+          <w:lang w:val="zh_TW" w:bidi="zh_TW"/>
+        </w:rPr>
+        <w:t>中，它指的是會幕本體（包括聖所和至聖所）。另一表達是「法櫃的帳幕」（</w:t>
+      </w:r>
+      <w:hyperlink r:id="rId53">
+        <w:r>
+          <w:rPr>
+            <w:lang w:val="zh_TW" w:bidi="zh_TW"/>
+          </w:rPr>
+          <w:rPr>
+            <w:color w:val="0000EE"/>
+            <w:u w:val="single"/>
+          </w:rPr>
+          <w:t>出38:21</w:t>
+        </w:r>
+      </w:hyperlink>
+      <w:r>
+        <w:rPr>
+          <w:lang w:val="zh_TW" w:bidi="zh_TW"/>
+        </w:rPr>
+        <w:t>；又有譯本譯為「盟約的帳幕」），這與其它表達如「法櫃的帳幕」一起，強調了兩塊法版的存在。</w:t>
+      </w:r>
+    </w:p>
+    <w:p>
+      <w:pPr/>
+      <w:r>
+        <w:rPr>
+          <w:lang w:val="zh_TW" w:bidi="zh_TW"/>
+        </w:rPr>
+      </w:r>
+      <w:r>
+        <w:rPr>
+          <w:lang w:val="zh_TW" w:bidi="zh_TW"/>
+        </w:rPr>
+        <w:t>4.「耶和華－你神的殿」（</w:t>
+      </w:r>
+      <w:hyperlink r:id="rId54">
+        <w:r>
+          <w:rPr>
+            <w:lang w:val="zh_TW" w:bidi="zh_TW"/>
+          </w:rPr>
+          <w:rPr>
+            <w:color w:val="0000EE"/>
+            <w:u w:val="single"/>
+          </w:rPr>
+          <w:t>出23:19</w:t>
+        </w:r>
+      </w:hyperlink>
+      <w:r>
+        <w:rPr>
+          <w:lang w:val="zh_TW" w:bidi="zh_TW"/>
+        </w:rPr>
+        <w:t>）。</w:t>
+      </w:r>
+    </w:p>
+    <w:p>
+      <w:pPr>
+        <w:pStyle w:val="Heading3"/>
+      </w:pPr>
+      <w:r>
+        <w:rPr>
+          <w:lang w:val="zh_TW" w:bidi="zh_TW"/>
+        </w:rPr>
+        <w:t>背景</w:t>
+      </w:r>
+    </w:p>
+    <w:p>
+      <w:pPr/>
+      <w:r>
+        <w:rPr>
+          <w:lang w:val="zh_TW" w:bidi="zh_TW"/>
+        </w:rPr>
+      </w:r>
+      <w:r>
+        <w:rPr>
+          <w:lang w:val="zh_TW" w:bidi="zh_TW"/>
+        </w:rPr>
+        <w:t>會幕由一個一般區域和兩個限制區域組成，其三重空間結構並非獨一無二。其它具有組織化祭司制度的已發展宗教中，也有三個主要的親近階層：一個是為所有社區成員設置的，一個是為一般祭司設置的，還有一個是為主要宗教領袖設置的內部聖所，被認為是神明的居所。以色列時代之前，在巴勒斯坦和敘利亞出土的異教聖所，已經揭示了這類分區聖所的存在。</w:t>
+      </w:r>
+    </w:p>
+    <w:p>
+      <w:pPr/>
+      <w:r>
+        <w:rPr>
+          <w:lang w:val="zh_TW" w:bidi="zh_TW"/>
+        </w:rPr>
+      </w:r>
+      <w:r>
+        <w:rPr>
+          <w:lang w:val="zh_TW" w:bidi="zh_TW"/>
+        </w:rPr>
+        <w:t>在公元前二千年期間有大量證據顯示，人們通常使用可移動且複雜的預製結構，作為君王與其他尊貴者的會客廳或聖所。定居社群的統治者在前往國內其它地區旅行時（例如埃及，迦南則相對較少），會使用這些結構。同樣，像米甸人這樣的遊牧或半遊牧民族也使用可移動聖所。在摩西之前的埃及，工匠所採用的工藝技術與建造會幕的技術相似。</w:t>
+      </w:r>
+    </w:p>
+    <w:p>
+      <w:pPr>
+        <w:pStyle w:val="Heading3"/>
+      </w:pPr>
+      <w:r>
+        <w:rPr>
+          <w:lang w:val="zh_TW" w:bidi="zh_TW"/>
+        </w:rPr>
+        <w:t>會幕及其器具</w:t>
+      </w:r>
+    </w:p>
+    <w:p>
+      <w:pPr/>
+      <w:r>
+        <w:rPr>
+          <w:lang w:val="zh_TW" w:bidi="zh_TW"/>
+        </w:rPr>
+      </w:r>
+      <w:r>
+        <w:rPr>
+          <w:lang w:val="zh_TW" w:bidi="zh_TW"/>
+        </w:rPr>
+        <w:t>出埃及記（</w:t>
+      </w:r>
+      <w:hyperlink r:id="rId55">
+        <w:r>
+          <w:rPr>
+            <w:lang w:val="zh_TW" w:bidi="zh_TW"/>
+          </w:rPr>
+          <w:rPr>
+            <w:color w:val="0000EE"/>
+            <w:u w:val="single"/>
+          </w:rPr>
+          <w:t>出25–40</w:t>
+        </w:r>
+      </w:hyperlink>
+      <w:r>
+        <w:rPr>
+          <w:lang w:val="zh_TW" w:bidi="zh_TW"/>
+        </w:rPr>
+        <w:t>）詳細描述了會幕及其器具，所用材料從貴重到普通的都有。經文按重要性排列出三種金屬：金、銅與銀。只有主要聖所的器具才使用金，所使用金屬的總量約為一英噸金（0.9公噸）、三英噸銅和四英噸銀（</w:t>
+      </w:r>
+      <w:hyperlink r:id="rId56">
+        <w:r>
+          <w:rPr>
+            <w:lang w:val="zh_TW" w:bidi="zh_TW"/>
+          </w:rPr>
+          <w:rPr>
+            <w:color w:val="0000EE"/>
+            <w:u w:val="single"/>
+          </w:rPr>
+          <w:t>38:24–31</w:t>
+        </w:r>
+      </w:hyperlink>
+      <w:r>
+        <w:rPr>
+          <w:lang w:val="zh_TW" w:bidi="zh_TW"/>
+        </w:rPr>
+        <w:t>）。另有相對大量的銀來自一項奉獻（</w:t>
+      </w:r>
+      <w:hyperlink r:id="rId57">
+        <w:r>
+          <w:rPr>
+            <w:lang w:val="zh_TW" w:bidi="zh_TW"/>
+          </w:rPr>
+          <w:rPr>
+            <w:color w:val="0000EE"/>
+            <w:u w:val="single"/>
+          </w:rPr>
+          <w:t>30:11–16</w:t>
+        </w:r>
+      </w:hyperlink>
+      <w:r>
+        <w:rPr>
+          <w:lang w:val="zh_TW" w:bidi="zh_TW"/>
+        </w:rPr>
+        <w:t>），補充了以色列人從埃及人所得的銀與金（</w:t>
+      </w:r>
+      <w:hyperlink r:id="rId58">
+        <w:r>
+          <w:rPr>
+            <w:lang w:val="zh_TW" w:bidi="zh_TW"/>
+          </w:rPr>
+          <w:rPr>
+            <w:color w:val="0000EE"/>
+            <w:u w:val="single"/>
+          </w:rPr>
+          <w:t>12:35</w:t>
+        </w:r>
+      </w:hyperlink>
+      <w:r>
+        <w:rPr>
+          <w:lang w:val="zh_TW" w:bidi="zh_TW"/>
+        </w:rPr>
+        <w:t>）。</w:t>
+      </w:r>
+    </w:p>
+    <w:p>
+      <w:pPr/>
+      <w:r>
+        <w:rPr>
+          <w:lang w:val="zh_TW" w:bidi="zh_TW"/>
+        </w:rPr>
+      </w:r>
+      <w:r>
+        <w:rPr>
+          <w:lang w:val="zh_TW" w:bidi="zh_TW"/>
+        </w:rPr>
+        <w:t>值得注意的是，在神所要求的建築樣式中，起點是內殿的家具（聖所和至聖所）。在實際建造中，這些器具是在會幕本體之後製作的，估計此舉能方便在完工後立即和妥善放置（</w:t>
+      </w:r>
+      <w:hyperlink r:id="rId59">
+        <w:r>
+          <w:rPr>
+            <w:lang w:val="zh_TW" w:bidi="zh_TW"/>
+          </w:rPr>
+          <w:rPr>
+            <w:color w:val="0000EE"/>
+            <w:u w:val="single"/>
+          </w:rPr>
+          <w:t>出25:9–27:19</w:t>
+        </w:r>
+      </w:hyperlink>
+      <w:r>
+        <w:rPr>
+          <w:lang w:val="zh_TW" w:bidi="zh_TW"/>
+        </w:rPr>
+        <w:t>，參</w:t>
+      </w:r>
+      <w:hyperlink r:id="rId60">
+        <w:r>
+          <w:rPr>
+            <w:lang w:val="zh_TW" w:bidi="zh_TW"/>
+          </w:rPr>
+          <w:rPr>
+            <w:color w:val="0000EE"/>
+            <w:u w:val="single"/>
+          </w:rPr>
+          <w:t>36:8–37:28</w:t>
+        </w:r>
+      </w:hyperlink>
+      <w:r>
+        <w:rPr>
+          <w:lang w:val="zh_TW" w:bidi="zh_TW"/>
+        </w:rPr>
+        <w:t>）。</w:t>
+      </w:r>
+    </w:p>
+    <w:p>
+      <w:pPr/>
+      <w:r>
+        <w:rPr>
+          <w:lang w:val="zh_TW" w:bidi="zh_TW"/>
+        </w:rPr>
+      </w:r>
+      <w:r>
+        <w:rPr>
+          <w:lang w:val="zh_TW" w:bidi="zh_TW"/>
+        </w:rPr>
+        <w:t>第一個列出的器具是約櫃，是至聖所中唯一的器具。約櫃是一個包金的木箱，長約1.1公尺，寬和高為0.7公尺。它是神與以色列之間盟約關係的最高象徵，經常被稱為「耶和華的約櫃」（</w:t>
+      </w:r>
+      <w:hyperlink r:id="rId61">
+        <w:r>
+          <w:rPr>
+            <w:lang w:val="zh_TW" w:bidi="zh_TW"/>
+          </w:rPr>
+          <w:rPr>
+            <w:color w:val="0000EE"/>
+            <w:u w:val="single"/>
+          </w:rPr>
+          <w:t>申10:8</w:t>
+        </w:r>
+      </w:hyperlink>
+      <w:r>
+        <w:rPr>
+          <w:lang w:val="zh_TW" w:bidi="zh_TW"/>
+        </w:rPr>
+        <w:t>）。與鄰近國家當時的約櫃不同，這個約櫃沒有任何神祇形像，只有十誡（</w:t>
+      </w:r>
+      <w:hyperlink r:id="rId62">
+        <w:r>
+          <w:rPr>
+            <w:lang w:val="zh_TW" w:bidi="zh_TW"/>
+          </w:rPr>
+          <w:rPr>
+            <w:color w:val="0000EE"/>
+            <w:u w:val="single"/>
+          </w:rPr>
+          <w:t>出25:16</w:t>
+        </w:r>
+      </w:hyperlink>
+      <w:r>
+        <w:rPr>
+          <w:lang w:val="zh_TW" w:bidi="zh_TW"/>
+        </w:rPr>
+        <w:t>）、一罐嗎哪（</w:t>
+      </w:r>
+      <w:hyperlink r:id="rId63">
+        <w:r>
+          <w:rPr>
+            <w:lang w:val="zh_TW" w:bidi="zh_TW"/>
+          </w:rPr>
+          <w:rPr>
+            <w:color w:val="0000EE"/>
+            <w:u w:val="single"/>
+          </w:rPr>
+          <w:t>16:33</w:t>
+        </w:r>
+      </w:hyperlink>
+      <w:r>
+        <w:rPr>
+          <w:lang w:val="zh_TW" w:bidi="zh_TW"/>
+        </w:rPr>
+        <w:t>）和亞倫的杖（</w:t>
+      </w:r>
+      <w:hyperlink r:id="rId64">
+        <w:r>
+          <w:rPr>
+            <w:lang w:val="zh_TW" w:bidi="zh_TW"/>
+          </w:rPr>
+          <w:rPr>
+            <w:color w:val="0000EE"/>
+            <w:u w:val="single"/>
+          </w:rPr>
+          <w:t>民17:10</w:t>
+        </w:r>
+      </w:hyperlink>
+      <w:r>
+        <w:rPr>
+          <w:lang w:val="zh_TW" w:bidi="zh_TW"/>
+        </w:rPr>
+        <w:t>），這些都象徵著神各方面的供應（見</w:t>
+      </w:r>
+      <w:hyperlink r:id="rId65">
+        <w:r>
+          <w:rPr>
+            <w:lang w:val="zh_TW" w:bidi="zh_TW"/>
+          </w:rPr>
+          <w:rPr>
+            <w:color w:val="0000EE"/>
+            <w:u w:val="single"/>
+          </w:rPr>
+          <w:t>來9:4</w:t>
+        </w:r>
+      </w:hyperlink>
+      <w:r>
+        <w:rPr>
+          <w:lang w:val="zh_TW" w:bidi="zh_TW"/>
+        </w:rPr>
+        <w:t>）。</w:t>
+      </w:r>
+    </w:p>
+    <w:p>
+      <w:pPr/>
+      <w:r>
+        <w:rPr>
+          <w:lang w:val="zh_TW" w:bidi="zh_TW"/>
+        </w:rPr>
+      </w:r>
+      <w:r>
+        <w:rPr>
+          <w:lang w:val="zh_TW" w:bidi="zh_TW"/>
+        </w:rPr>
+        <w:t>約櫃藉由兩根槓來抬運，槓穿過固定在下方四角的環（</w:t>
+      </w:r>
+      <w:hyperlink r:id="rId66">
+        <w:r>
+          <w:rPr>
+            <w:lang w:val="zh_TW" w:bidi="zh_TW"/>
+          </w:rPr>
+          <w:rPr>
+            <w:color w:val="0000EE"/>
+            <w:u w:val="single"/>
+          </w:rPr>
+          <w:t>出25:13–15</w:t>
+        </w:r>
+      </w:hyperlink>
+      <w:r>
+        <w:rPr>
+          <w:lang w:val="zh_TW" w:bidi="zh_TW"/>
+        </w:rPr>
+        <w:t>）。這兩根槓恆常留在原位，並從幔子下方向前伸入聖所，讓人知道那無法看見的約櫃與人同在。</w:t>
+      </w:r>
+    </w:p>
+    <w:p>
+      <w:pPr/>
+      <w:r>
+        <w:rPr>
+          <w:lang w:val="zh_TW" w:bidi="zh_TW"/>
+        </w:rPr>
+      </w:r>
+      <w:r>
+        <w:rPr>
+          <w:lang w:val="zh_TW" w:bidi="zh_TW"/>
+        </w:rPr>
+        <w:t>安放在約櫃之上的是施恩座（有譯本譯為「贖罪蓋」），一塊長方形的實心金板，其上固定有兩個基路伯。面向內側的基路伯與施恩座一起，構成那位看不可見之神的寶座（</w:t>
+      </w:r>
+      <w:hyperlink r:id="rId67">
+        <w:r>
+          <w:rPr>
+            <w:lang w:val="zh_TW" w:bidi="zh_TW"/>
+          </w:rPr>
+          <w:rPr>
+            <w:color w:val="0000EE"/>
+            <w:u w:val="single"/>
+          </w:rPr>
+          <w:t>出25:22</w:t>
+        </w:r>
+      </w:hyperlink>
+      <w:r>
+        <w:rPr>
+          <w:lang w:val="zh_TW" w:bidi="zh_TW"/>
+        </w:rPr>
+        <w:t>），這位神常被描述為坐在基路伯之上（</w:t>
+      </w:r>
+      <w:hyperlink r:id="rId68">
+        <w:r>
+          <w:rPr>
+            <w:lang w:val="zh_TW" w:bidi="zh_TW"/>
+          </w:rPr>
+          <w:rPr>
+            <w:color w:val="0000EE"/>
+            <w:u w:val="single"/>
+          </w:rPr>
+          <w:t>詩80:1</w:t>
+        </w:r>
+      </w:hyperlink>
+      <w:r>
+        <w:rPr>
+          <w:lang w:val="zh_TW" w:bidi="zh_TW"/>
+        </w:rPr>
+        <w:t>，</w:t>
+      </w:r>
+      <w:hyperlink r:id="rId69">
+        <w:r>
+          <w:rPr>
+            <w:lang w:val="zh_TW" w:bidi="zh_TW"/>
+          </w:rPr>
+          <w:rPr>
+            <w:color w:val="0000EE"/>
+            <w:u w:val="single"/>
+          </w:rPr>
+          <w:t>99:1</w:t>
+        </w:r>
+      </w:hyperlink>
+      <w:r>
+        <w:rPr>
+          <w:lang w:val="zh_TW" w:bidi="zh_TW"/>
+        </w:rPr>
+        <w:t>）。「施恩座」這名詞來自「施行贖罪」的動詞，贖罪日高峰之時，祭司要將血灑在施恩座上（</w:t>
+      </w:r>
+      <w:hyperlink r:id="rId70">
+        <w:r>
+          <w:rPr>
+            <w:lang w:val="zh_TW" w:bidi="zh_TW"/>
+          </w:rPr>
+          <w:rPr>
+            <w:color w:val="0000EE"/>
+            <w:u w:val="single"/>
+          </w:rPr>
+          <w:t>利16:14</w:t>
+        </w:r>
+      </w:hyperlink>
+      <w:r>
+        <w:rPr>
+          <w:lang w:val="zh_TW" w:bidi="zh_TW"/>
+        </w:rPr>
+        <w:t>）。約櫃被放置在施恩座</w:t>
+      </w:r>
+      <w:r>
+        <w:rPr>
+          <w:b/>
+          <w:lang w:val="zh_TW" w:bidi="zh_TW"/>
+        </w:rPr>
+        <w:t>之下</w:t>
+      </w:r>
+      <w:r>
+        <w:rPr>
+          <w:lang w:val="zh_TW" w:bidi="zh_TW"/>
+        </w:rPr>
+        <w:t>（</w:t>
+      </w:r>
+      <w:hyperlink r:id="rId71">
+        <w:r>
+          <w:rPr>
+            <w:lang w:val="zh_TW" w:bidi="zh_TW"/>
+          </w:rPr>
+          <w:rPr>
+            <w:color w:val="0000EE"/>
+            <w:u w:val="single"/>
+          </w:rPr>
+          <w:t>出25:21</w:t>
+        </w:r>
+      </w:hyperlink>
+      <w:r>
+        <w:rPr>
+          <w:lang w:val="zh_TW" w:bidi="zh_TW"/>
+        </w:rPr>
+        <w:t>）的事實，表明律法在神的保護之下，並解釋了為何約櫃會被稱為祂的腳凳（例：</w:t>
+      </w:r>
+      <w:hyperlink r:id="rId72">
+        <w:r>
+          <w:rPr>
+            <w:lang w:val="zh_TW" w:bidi="zh_TW"/>
+          </w:rPr>
+          <w:rPr>
+            <w:color w:val="0000EE"/>
+            <w:u w:val="single"/>
+          </w:rPr>
+          <w:t>詩132:7</w:t>
+        </w:r>
+      </w:hyperlink>
+      <w:r>
+        <w:rPr>
+          <w:lang w:val="zh_TW" w:bidi="zh_TW"/>
+        </w:rPr>
+        <w:t>）。如同伊甸園中的基路伯（</w:t>
+      </w:r>
+      <w:hyperlink r:id="rId73">
+        <w:r>
+          <w:rPr>
+            <w:lang w:val="zh_TW" w:bidi="zh_TW"/>
+          </w:rPr>
+          <w:rPr>
+            <w:color w:val="0000EE"/>
+            <w:u w:val="single"/>
+          </w:rPr>
+          <w:t>創3:24</w:t>
+        </w:r>
+      </w:hyperlink>
+      <w:r>
+        <w:rPr>
+          <w:lang w:val="zh_TW" w:bidi="zh_TW"/>
+        </w:rPr>
+        <w:t>），至聖所中的基路伯很可能具有類似的守護功能。在古代世界，像基路伯這樣具有象徵意義的有翼生物，常被安置在寶座與重要建築的守護位置上。</w:t>
+      </w:r>
+    </w:p>
+    <w:p>
+      <w:pPr/>
+      <w:r>
+        <w:rPr>
+          <w:lang w:val="zh_TW" w:bidi="zh_TW"/>
+        </w:rPr>
+      </w:r>
+      <w:r>
+        <w:rPr>
+          <w:lang w:val="zh_TW" w:bidi="zh_TW"/>
+        </w:rPr>
+        <w:t>像約櫃一樣，陳設餅的桌子（</w:t>
+      </w:r>
+      <w:hyperlink r:id="rId74">
+        <w:r>
+          <w:rPr>
+            <w:lang w:val="zh_TW" w:bidi="zh_TW"/>
+          </w:rPr>
+          <w:rPr>
+            <w:color w:val="0000EE"/>
+            <w:u w:val="single"/>
+          </w:rPr>
+          <w:t>出25:30</w:t>
+        </w:r>
+      </w:hyperlink>
+      <w:r>
+        <w:rPr>
+          <w:lang w:val="zh_TW" w:bidi="zh_TW"/>
+        </w:rPr>
+        <w:t>）是以皂莢木製成，外面包裹著金子。它稍微小一些，長0.9公尺，寬0.5公尺，高0.7公尺。各種輔助的器皿與用具都有詳細記載（</w:t>
+      </w:r>
+      <w:hyperlink r:id="rId75">
+        <w:r>
+          <w:rPr>
+            <w:lang w:val="zh_TW" w:bidi="zh_TW"/>
+          </w:rPr>
+          <w:rPr>
+            <w:color w:val="0000EE"/>
+            <w:u w:val="single"/>
+          </w:rPr>
+          <w:t>29</w:t>
+        </w:r>
+      </w:hyperlink>
+      <w:r>
+        <w:rPr>
+          <w:lang w:val="zh_TW" w:bidi="zh_TW"/>
+        </w:rPr>
+        <w:t>節），推測盤子是用來放餅的。每逢安息日，十二個餅被放置在桌上，排成兩行，象徵神對以色列十二支派的供應（</w:t>
+      </w:r>
+      <w:hyperlink r:id="rId76">
+        <w:r>
+          <w:rPr>
+            <w:lang w:val="zh_TW" w:bidi="zh_TW"/>
+          </w:rPr>
+          <w:rPr>
+            <w:color w:val="0000EE"/>
+            <w:u w:val="single"/>
+          </w:rPr>
+          <w:t>利24:5–9</w:t>
+        </w:r>
+      </w:hyperlink>
+      <w:r>
+        <w:rPr>
+          <w:lang w:val="zh_TW" w:bidi="zh_TW"/>
+        </w:rPr>
+        <w:t>）。這張桌子位於聖所的北側。</w:t>
+      </w:r>
+    </w:p>
+    <w:p>
+      <w:pPr/>
+      <w:r>
+        <w:rPr>
+          <w:lang w:val="zh_TW" w:bidi="zh_TW"/>
+        </w:rPr>
+      </w:r>
+      <w:r>
+        <w:rPr>
+          <w:lang w:val="zh_TW" w:bidi="zh_TW"/>
+        </w:rPr>
+        <w:t>在南側是七枝金燈台（</w:t>
+      </w:r>
+      <w:hyperlink r:id="rId77">
+        <w:r>
+          <w:rPr>
+            <w:lang w:val="zh_TW" w:bidi="zh_TW"/>
+          </w:rPr>
+          <w:rPr>
+            <w:color w:val="0000EE"/>
+            <w:u w:val="single"/>
+          </w:rPr>
+          <w:t>出25:31–39</w:t>
+        </w:r>
+      </w:hyperlink>
+      <w:r>
+        <w:rPr>
+          <w:lang w:val="zh_TW" w:bidi="zh_TW"/>
+        </w:rPr>
+        <w:t>，</w:t>
+      </w:r>
+      <w:hyperlink r:id="rId78">
+        <w:r>
+          <w:rPr>
+            <w:lang w:val="zh_TW" w:bidi="zh_TW"/>
+          </w:rPr>
+          <w:rPr>
+            <w:color w:val="0000EE"/>
+            <w:u w:val="single"/>
+          </w:rPr>
+          <w:t>37:17–24</w:t>
+        </w:r>
+      </w:hyperlink>
+      <w:r>
+        <w:rPr>
+          <w:lang w:val="zh_TW" w:bidi="zh_TW"/>
+        </w:rPr>
+        <w:t>，</w:t>
+      </w:r>
+      <w:hyperlink r:id="rId79">
+        <w:r>
+          <w:rPr>
+            <w:lang w:val="zh_TW" w:bidi="zh_TW"/>
+          </w:rPr>
+          <w:rPr>
+            <w:color w:val="0000EE"/>
+            <w:u w:val="single"/>
+          </w:rPr>
+          <w:t>40:24</w:t>
+        </w:r>
+      </w:hyperlink>
+      <w:r>
+        <w:rPr>
+          <w:lang w:val="zh_TW" w:bidi="zh_TW"/>
+        </w:rPr>
+        <w:t>）。這是聖所中最令人印象深刻的器具之一，如同基路伯和施恩座一樣，是用純金製成。六支金枝（左右各三支）從中央的柱幹伸出，整個燈臺以杏花為裝飾。根據聖經的資料，我們並不確定燈臺是持續點亮（</w:t>
+      </w:r>
+      <w:hyperlink r:id="rId80">
+        <w:r>
+          <w:rPr>
+            <w:lang w:val="zh_TW" w:bidi="zh_TW"/>
+          </w:rPr>
+          <w:rPr>
+            <w:color w:val="0000EE"/>
+            <w:u w:val="single"/>
+          </w:rPr>
+          <w:t>出27:20</w:t>
+        </w:r>
+      </w:hyperlink>
+      <w:r>
+        <w:rPr>
+          <w:lang w:val="zh_TW" w:bidi="zh_TW"/>
+        </w:rPr>
+        <w:t>；</w:t>
+      </w:r>
+      <w:hyperlink r:id="rId81">
+        <w:r>
+          <w:rPr>
+            <w:lang w:val="zh_TW" w:bidi="zh_TW"/>
+          </w:rPr>
+          <w:rPr>
+            <w:color w:val="0000EE"/>
+            <w:u w:val="single"/>
+          </w:rPr>
+          <w:t>利24:2</w:t>
+        </w:r>
+      </w:hyperlink>
+      <w:r>
+        <w:rPr>
+          <w:lang w:val="zh_TW" w:bidi="zh_TW"/>
+        </w:rPr>
+        <w:t>），還是僅在夜間發光（大多數譯本中的</w:t>
+      </w:r>
+      <w:hyperlink r:id="rId82">
+        <w:r>
+          <w:rPr>
+            <w:lang w:val="zh_TW" w:bidi="zh_TW"/>
+          </w:rPr>
+          <w:rPr>
+            <w:color w:val="0000EE"/>
+            <w:u w:val="single"/>
+          </w:rPr>
+          <w:t>撒上3:3</w:t>
+        </w:r>
+      </w:hyperlink>
+      <w:r>
+        <w:rPr>
+          <w:lang w:val="zh_TW" w:bidi="zh_TW"/>
+        </w:rPr>
+        <w:t>均有提及）。</w:t>
+      </w:r>
+      <w:hyperlink r:id="rId83">
+        <w:r>
+          <w:rPr>
+            <w:lang w:val="zh_TW" w:bidi="zh_TW"/>
+          </w:rPr>
+          <w:rPr>
+            <w:color w:val="0000EE"/>
+            <w:u w:val="single"/>
+          </w:rPr>
+          <w:t>利未記二十四章4節</w:t>
+        </w:r>
+      </w:hyperlink>
+      <w:r>
+        <w:rPr>
+          <w:lang w:val="zh_TW" w:bidi="zh_TW"/>
+        </w:rPr>
+        <w:t>強烈支持前者，而撒母耳記上的資料可能反映，在士師時期這個做法已經開始變化。在經文中，金燈台象徵著盟約群體的持續見證（</w:t>
+      </w:r>
+      <w:hyperlink r:id="rId84">
+        <w:r>
+          <w:rPr>
+            <w:lang w:val="zh_TW" w:bidi="zh_TW"/>
+          </w:rPr>
+          <w:rPr>
+            <w:color w:val="0000EE"/>
+            <w:u w:val="single"/>
+          </w:rPr>
+          <w:t>亞4:1–7</w:t>
+        </w:r>
+      </w:hyperlink>
+      <w:r>
+        <w:rPr>
+          <w:lang w:val="zh_TW" w:bidi="zh_TW"/>
+        </w:rPr>
+        <w:t>；</w:t>
+      </w:r>
+      <w:hyperlink r:id="rId85">
+        <w:r>
+          <w:rPr>
+            <w:lang w:val="zh_TW" w:bidi="zh_TW"/>
+          </w:rPr>
+          <w:rPr>
+            <w:color w:val="0000EE"/>
+            <w:u w:val="single"/>
+          </w:rPr>
+          <w:t>啟2:1</w:t>
+        </w:r>
+      </w:hyperlink>
+      <w:r>
+        <w:rPr>
+          <w:lang w:val="zh_TW" w:bidi="zh_TW"/>
+        </w:rPr>
+        <w:t>）。從經文列舉服事燈臺所需、全部以純金製成的器具，可以看見對於細節的精準關注。若沒有這種精準的細節，燈光很快就會昏暗，聖所本身也會被炭垢所污穢（</w:t>
+      </w:r>
+      <w:hyperlink r:id="rId86">
+        <w:r>
+          <w:rPr>
+            <w:lang w:val="zh_TW" w:bidi="zh_TW"/>
+          </w:rPr>
+          <w:rPr>
+            <w:color w:val="0000EE"/>
+            <w:u w:val="single"/>
+          </w:rPr>
+          <w:t>出25:38</w:t>
+        </w:r>
+      </w:hyperlink>
+      <w:r>
+        <w:rPr>
+          <w:lang w:val="zh_TW" w:bidi="zh_TW"/>
+        </w:rPr>
+        <w:t>）。此外，點燈時亦只會使用最上等的橄欖油，確保光線明亮（</w:t>
+      </w:r>
+      <w:hyperlink r:id="rId80">
+        <w:r>
+          <w:rPr>
+            <w:lang w:val="zh_TW" w:bidi="zh_TW"/>
+          </w:rPr>
+          <w:rPr>
+            <w:color w:val="0000EE"/>
+            <w:u w:val="single"/>
+          </w:rPr>
+          <w:t>27:20</w:t>
+        </w:r>
+      </w:hyperlink>
+      <w:r>
+        <w:rPr>
+          <w:lang w:val="zh_TW" w:bidi="zh_TW"/>
+        </w:rPr>
+        <w:t>）。</w:t>
+      </w:r>
+    </w:p>
+    <w:p>
+      <w:pPr/>
+      <w:r>
+        <w:rPr>
+          <w:lang w:val="zh_TW" w:bidi="zh_TW"/>
+        </w:rPr>
+      </w:r>
+      <w:r>
+        <w:rPr>
+          <w:lang w:val="zh_TW" w:bidi="zh_TW"/>
+        </w:rPr>
+        <w:t>香壇（</w:t>
+      </w:r>
+      <w:hyperlink r:id="rId87">
+        <w:r>
+          <w:rPr>
+            <w:lang w:val="zh_TW" w:bidi="zh_TW"/>
+          </w:rPr>
+          <w:rPr>
+            <w:color w:val="0000EE"/>
+            <w:u w:val="single"/>
+          </w:rPr>
+          <w:t>出30:1–10</w:t>
+        </w:r>
+      </w:hyperlink>
+      <w:r>
+        <w:rPr>
+          <w:lang w:val="zh_TW" w:bidi="zh_TW"/>
+        </w:rPr>
+        <w:t>）的描述可能被故意淡化，以突顯外院的祭壇，後者通常被稱為「</w:t>
+      </w:r>
+      <w:r>
+        <w:rPr>
+          <w:b/>
+          <w:lang w:val="zh_TW" w:bidi="zh_TW"/>
+        </w:rPr>
+        <w:t>那個</w:t>
+      </w:r>
+      <w:r>
+        <w:rPr>
+          <w:lang w:val="zh_TW" w:bidi="zh_TW"/>
+        </w:rPr>
+        <w:t>祭壇」。為了區分香壇與銅製的獻祭壇，前者被稱為「金壇」（</w:t>
+      </w:r>
+      <w:hyperlink r:id="rId88">
+        <w:r>
+          <w:rPr>
+            <w:lang w:val="zh_TW" w:bidi="zh_TW"/>
+          </w:rPr>
+          <w:rPr>
+            <w:color w:val="0000EE"/>
+            <w:u w:val="single"/>
+          </w:rPr>
+          <w:t>40:5</w:t>
+        </w:r>
+      </w:hyperlink>
+      <w:r>
+        <w:rPr>
+          <w:lang w:val="zh_TW" w:bidi="zh_TW"/>
+        </w:rPr>
+        <w:t>）。香壇位於聖所內，正對著幔子另一側至聖所中的約櫃，位於陳設餅桌與燈臺之間。它以包金的皂莢木製成，邊長約45.7公分，高約0.9公尺，四角有角，周圍有一圈金邊。像約櫃一樣，香壇也有環與槓的設置，方便移動。這壇用來早晚焚香，每年的贖罪日又會</w:t>
+      </w:r>
+      <w:r>
+        <w:rPr>
+          <w:lang w:val="zh_TW" w:bidi="zh_TW"/>
+        </w:rPr>
+        <w:t>用贖罪祭牲的血行禮</w:t>
+      </w:r>
+      <w:r>
+        <w:rPr>
+          <w:lang w:val="zh_TW" w:bidi="zh_TW"/>
+        </w:rPr>
+        <w:t>（</w:t>
+      </w:r>
+      <w:hyperlink r:id="rId89">
+        <w:r>
+          <w:rPr>
+            <w:lang w:val="zh_TW" w:bidi="zh_TW"/>
+          </w:rPr>
+          <w:rPr>
+            <w:color w:val="0000EE"/>
+            <w:u w:val="single"/>
+          </w:rPr>
+          <w:t>30:7–10</w:t>
+        </w:r>
+      </w:hyperlink>
+      <w:r>
+        <w:rPr>
+          <w:lang w:val="zh_TW" w:bidi="zh_TW"/>
+        </w:rPr>
+        <w:t>）。特別配方的香被禁止用於世俗用途。起初，香表明從祭物上升之物，作為神所喜悅的馨香之氣。香在敬拜中表達對神的認定（</w:t>
+      </w:r>
+      <w:hyperlink r:id="rId90">
+        <w:r>
+          <w:rPr>
+            <w:lang w:val="zh_TW" w:bidi="zh_TW"/>
+          </w:rPr>
+          <w:rPr>
+            <w:color w:val="0000EE"/>
+            <w:u w:val="single"/>
+          </w:rPr>
+          <w:t>瑪1:11</w:t>
+        </w:r>
+      </w:hyperlink>
+      <w:r>
+        <w:rPr>
+          <w:lang w:val="zh_TW" w:bidi="zh_TW"/>
+        </w:rPr>
+        <w:t>），並在早期象徵著敬虔之人的禱告（</w:t>
       </w:r>
       <w:hyperlink r:id="rId91">
         <w:r>
@@ -2668,7 +2586,1386 @@
             <w:color w:val="0000EE"/>
             <w:u w:val="single"/>
           </w:rPr>
-          <w:t>馬太福音17:5</w:t>
+          <w:t>詩141:2</w:t>
+        </w:r>
+      </w:hyperlink>
+      <w:r>
+        <w:rPr>
+          <w:lang w:val="zh_TW" w:bidi="zh_TW"/>
+        </w:rPr>
+        <w:t>）。它也遮蔽神，不讓人眼看見祂（</w:t>
+      </w:r>
+      <w:hyperlink r:id="rId92">
+        <w:r>
+          <w:rPr>
+            <w:lang w:val="zh_TW" w:bidi="zh_TW"/>
+          </w:rPr>
+          <w:rPr>
+            <w:color w:val="0000EE"/>
+            <w:u w:val="single"/>
+          </w:rPr>
+          <w:t>利16:13</w:t>
+        </w:r>
+      </w:hyperlink>
+      <w:r>
+        <w:rPr>
+          <w:lang w:val="zh_TW" w:bidi="zh_TW"/>
+        </w:rPr>
+        <w:t>）。</w:t>
+      </w:r>
+    </w:p>
+    <w:p>
+      <w:pPr>
+        <w:pStyle w:val="Heading3"/>
+      </w:pPr>
+      <w:r>
+        <w:rPr>
+          <w:lang w:val="zh_TW" w:bidi="zh_TW"/>
+        </w:rPr>
+        <w:t>會幕本體</w:t>
+      </w:r>
+    </w:p>
+    <w:p>
+      <w:pPr/>
+      <w:r>
+        <w:rPr>
+          <w:lang w:val="zh_TW" w:bidi="zh_TW"/>
+        </w:rPr>
+      </w:r>
+      <w:r>
+        <w:rPr>
+          <w:lang w:val="zh_TW" w:bidi="zh_TW"/>
+        </w:rPr>
+        <w:t>會幕基本上是支撐在剛硬骨架上的帳棚結構。與其它器具相同，其細節在聖經中記載三次，以凸顯會幕本體的重要性。規格記載在</w:t>
+      </w:r>
+      <w:hyperlink r:id="rId93">
+        <w:r>
+          <w:rPr>
+            <w:lang w:val="zh_TW" w:bidi="zh_TW"/>
+          </w:rPr>
+          <w:rPr>
+            <w:color w:val="0000EE"/>
+            <w:u w:val="single"/>
+          </w:rPr>
+          <w:t>出埃及記二十六章</w:t>
+        </w:r>
+      </w:hyperlink>
+      <w:r>
+        <w:rPr>
+          <w:lang w:val="zh_TW" w:bidi="zh_TW"/>
+        </w:rPr>
+        <w:t>，建造過程記載在</w:t>
+      </w:r>
+      <w:hyperlink r:id="rId94">
+        <w:r>
+          <w:rPr>
+            <w:lang w:val="zh_TW" w:bidi="zh_TW"/>
+          </w:rPr>
+          <w:rPr>
+            <w:color w:val="0000EE"/>
+            <w:u w:val="single"/>
+          </w:rPr>
+          <w:t>出埃及記三十六章8至38節</w:t>
+        </w:r>
+      </w:hyperlink>
+      <w:r>
+        <w:rPr>
+          <w:lang w:val="zh_TW" w:bidi="zh_TW"/>
+        </w:rPr>
+        <w:t>，最終的豎立記載在</w:t>
+      </w:r>
+      <w:hyperlink r:id="rId95">
+        <w:r>
+          <w:rPr>
+            <w:lang w:val="zh_TW" w:bidi="zh_TW"/>
+          </w:rPr>
+          <w:rPr>
+            <w:color w:val="0000EE"/>
+            <w:u w:val="single"/>
+          </w:rPr>
+          <w:t>出埃及記四十章16至19節</w:t>
+        </w:r>
+      </w:hyperlink>
+      <w:r>
+        <w:rPr>
+          <w:lang w:val="zh_TW" w:bidi="zh_TW"/>
+        </w:rPr>
+        <w:t>。整體尺寸約為長13.7公尺，寬4.6公尺，高4.6公尺。</w:t>
+      </w:r>
+    </w:p>
+    <w:p>
+      <w:pPr/>
+      <w:r>
+        <w:rPr>
+          <w:lang w:val="zh_TW" w:bidi="zh_TW"/>
+        </w:rPr>
+      </w:r>
+      <w:r>
+        <w:rPr>
+          <w:lang w:val="zh_TW" w:bidi="zh_TW"/>
+        </w:rPr>
+        <w:t>其基本骨架是一系列豎立的支架，每個支架高4.6公尺，寬0.7公尺，各自立在兩個銀座上（</w:t>
+      </w:r>
+      <w:hyperlink r:id="rId96">
+        <w:r>
+          <w:rPr>
+            <w:lang w:val="zh_TW" w:bidi="zh_TW"/>
+          </w:rPr>
+          <w:rPr>
+            <w:color w:val="0000EE"/>
+            <w:u w:val="single"/>
+          </w:rPr>
+          <w:t>出26:15–25</w:t>
+        </w:r>
+      </w:hyperlink>
+      <w:r>
+        <w:rPr>
+          <w:lang w:val="zh_TW" w:bidi="zh_TW"/>
+        </w:rPr>
+        <w:t>）。學者曾認為這些支架或框架是實心的皂莢木板，但大多數現代學者則認為每個框架由兩個直立側面組成，通過像梯子一樣的水平物件連接。這樣的結構會更穩固，形狀保持得更好，並且可以從聖所內部看到美麗的內層幔簾。在南北兩側各有20個這樣的框架，西端有6個。此外，在西側有兩個角件，所有牆壁都通過扣件連接在一起（</w:t>
+      </w:r>
+      <w:hyperlink r:id="rId97">
+        <w:r>
+          <w:rPr>
+            <w:lang w:val="zh_TW" w:bidi="zh_TW"/>
+          </w:rPr>
+          <w:rPr>
+            <w:color w:val="0000EE"/>
+            <w:u w:val="single"/>
+          </w:rPr>
+          <w:t>23–25節</w:t>
+        </w:r>
+      </w:hyperlink>
+      <w:r>
+        <w:rPr>
+          <w:lang w:val="zh_TW" w:bidi="zh_TW"/>
+        </w:rPr>
+        <w:t>）。一系列穿過每個直立框架上金環的橫杆有助結構更加穩固對齊（</w:t>
+      </w:r>
+      <w:hyperlink r:id="rId98">
+        <w:r>
+          <w:rPr>
+            <w:lang w:val="zh_TW" w:bidi="zh_TW"/>
+          </w:rPr>
+          <w:rPr>
+            <w:color w:val="0000EE"/>
+            <w:u w:val="single"/>
+          </w:rPr>
+          <w:t>26–29節</w:t>
+        </w:r>
+      </w:hyperlink>
+      <w:r>
+        <w:rPr>
+          <w:lang w:val="zh_TW" w:bidi="zh_TW"/>
+        </w:rPr>
+        <w:t>）。三個側面各有五根橫杆。南側與北側中央那根橫杆貫穿全長，其餘四根大概各自延伸到一半，使每個框架實際上被三根橫杆固定。所有木料部分都包上金子。</w:t>
+      </w:r>
+    </w:p>
+    <w:p>
+      <w:pPr/>
+      <w:r>
+        <w:rPr>
+          <w:lang w:val="zh_TW" w:bidi="zh_TW"/>
+        </w:rPr>
+      </w:r>
+      <w:r>
+        <w:rPr>
+          <w:lang w:val="zh_TW" w:bidi="zh_TW"/>
+        </w:rPr>
+        <w:t>在這個骨架之上，有幾層覆蓋物形成會幕的頂部、側面和背面。第一層是十幅細麻幔子，染成藍色、紫色和紅色，並繡有基路伯（</w:t>
+      </w:r>
+      <w:hyperlink r:id="rId99">
+        <w:r>
+          <w:rPr>
+            <w:lang w:val="zh_TW" w:bidi="zh_TW"/>
+          </w:rPr>
+          <w:rPr>
+            <w:color w:val="0000EE"/>
+            <w:u w:val="single"/>
+          </w:rPr>
+          <w:t>出26:1–6</w:t>
+        </w:r>
+      </w:hyperlink>
+      <w:r>
+        <w:rPr>
+          <w:lang w:val="zh_TW" w:bidi="zh_TW"/>
+        </w:rPr>
+        <w:t>，</w:t>
+      </w:r>
+      <w:hyperlink r:id="rId100">
+        <w:r>
+          <w:rPr>
+            <w:lang w:val="zh_TW" w:bidi="zh_TW"/>
+          </w:rPr>
+          <w:rPr>
+            <w:color w:val="0000EE"/>
+            <w:u w:val="single"/>
+          </w:rPr>
+          <w:t>36:8–13</w:t>
+        </w:r>
+      </w:hyperlink>
+      <w:r>
+        <w:rPr>
+          <w:lang w:val="zh_TW" w:bidi="zh_TW"/>
+        </w:rPr>
+        <w:t>）。每塊尺寸為12.8公尺乘1.8公尺。沿長邊把幔子配對接合，形成五組幔子。這兩幅大幔子本身，又藉著50個金鉤連接，金鉤穿過兩者上相等數量的環。這些幔子很可能像桌布一樣，拉展覆蓋在結構之上。</w:t>
+      </w:r>
+    </w:p>
+    <w:p>
+      <w:pPr/>
+      <w:r>
+        <w:rPr>
+          <w:lang w:val="zh_TW" w:bidi="zh_TW"/>
+        </w:rPr>
+      </w:r>
+      <w:r>
+        <w:rPr>
+          <w:lang w:val="zh_TW" w:bidi="zh_TW"/>
+        </w:rPr>
+        <w:t>十一幅山羊毛的幔子或篷布，每幅13.7公尺乘1.8公尺。構成下一層。這些幔子以五幅與六幅分成兩組，再用類似於下層幔子的方式接連，只是使用銅鉤而非金鉤。山羊毛篷布較長的部分提供重疊，以保護下層幔子，而較大的篷布在會幕前後兩端均有重疊（</w:t>
+      </w:r>
+      <w:hyperlink r:id="rId101">
+        <w:r>
+          <w:rPr>
+            <w:lang w:val="zh_TW" w:bidi="zh_TW"/>
+          </w:rPr>
+          <w:rPr>
+            <w:color w:val="0000EE"/>
+            <w:u w:val="single"/>
+          </w:rPr>
+          <w:t>出26:7–9</w:t>
+        </w:r>
+      </w:hyperlink>
+      <w:r>
+        <w:rPr>
+          <w:lang w:val="zh_TW" w:bidi="zh_TW"/>
+        </w:rPr>
+        <w:t>、</w:t>
+      </w:r>
+      <w:hyperlink r:id="rId101">
+        <w:r>
+          <w:rPr>
+            <w:lang w:val="zh_TW" w:bidi="zh_TW"/>
+          </w:rPr>
+          <w:rPr>
+            <w:color w:val="0000EE"/>
+            <w:u w:val="single"/>
+          </w:rPr>
+          <w:t>12–13</w:t>
+        </w:r>
+      </w:hyperlink>
+      <w:r>
+        <w:rPr>
+          <w:lang w:val="zh_TW" w:bidi="zh_TW"/>
+        </w:rPr>
+        <w:t>）。另外兩層確保了完全的防水，一層是染成紅色的海狗皮，一層是山羊皮。</w:t>
+      </w:r>
+    </w:p>
+    <w:p>
+      <w:pPr/>
+      <w:r>
+        <w:rPr>
+          <w:lang w:val="zh_TW" w:bidi="zh_TW"/>
+        </w:rPr>
+      </w:r>
+      <w:r>
+        <w:rPr>
+          <w:lang w:val="zh_TW" w:bidi="zh_TW"/>
+        </w:rPr>
+        <w:t>有一幅幔子將聖所隔開，其材料與下層幔子相同，懸掛在連接兩幅大幔子的金鉤之下，由四根包金、立在銀座上的皂莢木柱支撐。幔子與幔子上的基路伯，是聖所的象徵性守護者。幔子的所在位置，使至聖所成為一個長寬高皆為4.6公尺的正立方體。多層重叠的材料，以及對接縫的細緻處理，凸顯了內殿最深處的幽暗。神被黑暗圍繞，謹慎地隔絕於任何未經授權的視線之外（</w:t>
+      </w:r>
+      <w:hyperlink r:id="rId102">
+        <w:r>
+          <w:rPr>
+            <w:lang w:val="zh_TW" w:bidi="zh_TW"/>
+          </w:rPr>
+          <w:rPr>
+            <w:color w:val="0000EE"/>
+            <w:u w:val="single"/>
+          </w:rPr>
+          <w:t>詩97:2</w:t>
+        </w:r>
+      </w:hyperlink>
+      <w:r>
+        <w:rPr>
+          <w:lang w:val="zh_TW" w:bidi="zh_TW"/>
+        </w:rPr>
+        <w:t>）。聖所的面積為9.1公尺乘4.6公尺，正好是至聖所面積的兩倍。一幅以與主幔子相同布料製作的門簾，隔在聖所與外院之間，懸掛在五根皂莢木柱上的金鉤上，這些柱子包金，立在銅座上。這部分門簾形成了會幕的東牆，未有資料顯示其上有否刺繡撒拉弗。</w:t>
+      </w:r>
+    </w:p>
+    <w:p>
+      <w:pPr/>
+      <w:r>
+        <w:rPr>
+          <w:lang w:val="zh_TW" w:bidi="zh_TW"/>
+        </w:rPr>
+      </w:r>
+      <w:r>
+        <w:rPr>
+          <w:lang w:val="zh_TW" w:bidi="zh_TW"/>
+        </w:rPr>
+        <w:t>會幕雖然外觀可能略顯矮胖，給人堅實的印象，卻可以輕易拆卸、搬運並重新組裝。以當時的標準來說，它是配得作為神居所的建築，由最高超的人類技藝以及最優良的材料建造而成。</w:t>
+      </w:r>
+    </w:p>
+    <w:p>
+      <w:pPr>
+        <w:pStyle w:val="Heading3"/>
+      </w:pPr>
+      <w:r>
+        <w:rPr>
+          <w:lang w:val="zh_TW" w:bidi="zh_TW"/>
+        </w:rPr>
+        <w:t>外院及其器具</w:t>
+      </w:r>
+    </w:p>
+    <w:p>
+      <w:pPr/>
+      <w:r>
+        <w:rPr>
+          <w:lang w:val="zh_TW" w:bidi="zh_TW"/>
+        </w:rPr>
+      </w:r>
+      <w:r>
+        <w:rPr>
+          <w:lang w:val="zh_TW" w:bidi="zh_TW"/>
+        </w:rPr>
+        <w:t>會幕的院子呈長方形，南北兩邊長45.7公尺，東西兩邊寬22.9公尺（</w:t>
+      </w:r>
+      <w:hyperlink r:id="rId103">
+        <w:r>
+          <w:rPr>
+            <w:lang w:val="zh_TW" w:bidi="zh_TW"/>
+          </w:rPr>
+          <w:rPr>
+            <w:color w:val="0000EE"/>
+            <w:u w:val="single"/>
+          </w:rPr>
+          <w:t>出27:9–18</w:t>
+        </w:r>
+      </w:hyperlink>
+      <w:r>
+        <w:rPr>
+          <w:lang w:val="zh_TW" w:bidi="zh_TW"/>
+        </w:rPr>
+        <w:t>，</w:t>
+      </w:r>
+      <w:hyperlink r:id="rId104">
+        <w:r>
+          <w:rPr>
+            <w:lang w:val="zh_TW" w:bidi="zh_TW"/>
+          </w:rPr>
+          <w:rPr>
+            <w:color w:val="0000EE"/>
+            <w:u w:val="single"/>
+          </w:rPr>
+          <w:t>38:9–19</w:t>
+        </w:r>
+      </w:hyperlink>
+      <w:r>
+        <w:rPr>
+          <w:lang w:val="zh_TW" w:bidi="zh_TW"/>
+        </w:rPr>
+        <w:t>）。會幕本體位於西端。細麻布製成的簾子高2.3公尺，遮蔽了整個會幕區域。在東部區域有一個中央入口，寬9.1公尺。一幅同樣高度的繡花門簾遮住此入口，入口大概向內凹入，以便從兩側進入。所有幔子由銀杆支撐，銀杆穿過連接在包銀柱子上的銀鉤，而柱子則立在銅座上（</w:t>
+      </w:r>
+      <w:hyperlink r:id="rId105">
+        <w:r>
+          <w:rPr>
+            <w:lang w:val="zh_TW" w:bidi="zh_TW"/>
+          </w:rPr>
+          <w:rPr>
+            <w:color w:val="0000EE"/>
+            <w:u w:val="single"/>
+          </w:rPr>
+          <w:t>38:17</w:t>
+        </w:r>
+      </w:hyperlink>
+      <w:r>
+        <w:rPr>
+          <w:lang w:val="zh_TW" w:bidi="zh_TW"/>
+        </w:rPr>
+        <w:t>）。</w:t>
+      </w:r>
+    </w:p>
+    <w:p>
+      <w:pPr/>
+      <w:r>
+        <w:rPr>
+          <w:lang w:val="zh_TW" w:bidi="zh_TW"/>
+        </w:rPr>
+      </w:r>
+      <w:r>
+        <w:rPr>
+          <w:lang w:val="zh_TW" w:bidi="zh_TW"/>
+        </w:rPr>
+        <w:t>燔祭壇（</w:t>
+      </w:r>
+      <w:hyperlink r:id="rId106">
+        <w:r>
+          <w:rPr>
+            <w:lang w:val="zh_TW" w:bidi="zh_TW"/>
+          </w:rPr>
+          <w:rPr>
+            <w:color w:val="0000EE"/>
+            <w:u w:val="single"/>
+          </w:rPr>
+          <w:t>出27:1–8</w:t>
+        </w:r>
+      </w:hyperlink>
+      <w:r>
+        <w:rPr>
+          <w:lang w:val="zh_TW" w:bidi="zh_TW"/>
+        </w:rPr>
+        <w:t>，</w:t>
+      </w:r>
+      <w:hyperlink r:id="rId107">
+        <w:r>
+          <w:rPr>
+            <w:lang w:val="zh_TW" w:bidi="zh_TW"/>
+          </w:rPr>
+          <w:rPr>
+            <w:color w:val="0000EE"/>
+            <w:u w:val="single"/>
+          </w:rPr>
+          <w:t>38:1–7</w:t>
+        </w:r>
+      </w:hyperlink>
+      <w:r>
+        <w:rPr>
+          <w:lang w:val="zh_TW" w:bidi="zh_TW"/>
+        </w:rPr>
+        <w:t>）位於院子的東端，靠近入口處（</w:t>
+      </w:r>
+      <w:hyperlink r:id="rId108">
+        <w:r>
+          <w:rPr>
+            <w:lang w:val="zh_TW" w:bidi="zh_TW"/>
+          </w:rPr>
+          <w:rPr>
+            <w:color w:val="0000EE"/>
+            <w:u w:val="single"/>
+          </w:rPr>
+          <w:t>40:29</w:t>
+        </w:r>
+      </w:hyperlink>
+      <w:r>
+        <w:rPr>
+          <w:lang w:val="zh_TW" w:bidi="zh_TW"/>
+        </w:rPr>
+        <w:t>），提醒人若不先到獻祭之地，就不能親近神。這壇長寬各2.1公尺，高1.4公尺，與所羅門聖殿中的巨大祭壇相比顯得小巧（</w:t>
+      </w:r>
+      <w:hyperlink r:id="rId109">
+        <w:r>
+          <w:rPr>
+            <w:lang w:val="zh_TW" w:bidi="zh_TW"/>
+          </w:rPr>
+          <w:rPr>
+            <w:color w:val="0000EE"/>
+            <w:u w:val="single"/>
+          </w:rPr>
+          <w:t>代下4:1</w:t>
+        </w:r>
+      </w:hyperlink>
+      <w:r>
+        <w:rPr>
+          <w:lang w:val="zh_TW" w:bidi="zh_TW"/>
+        </w:rPr>
+        <w:t>）。其本質為包銅的中空木框，重量足以便於搬運，由包銅的槓穿過四角的銅環來抬運。網（</w:t>
+      </w:r>
+      <w:hyperlink r:id="rId110">
+        <w:r>
+          <w:rPr>
+            <w:lang w:val="zh_TW" w:bidi="zh_TW"/>
+          </w:rPr>
+          <w:rPr>
+            <w:color w:val="0000EE"/>
+            <w:u w:val="single"/>
+          </w:rPr>
+          <w:t>出27:4–5</w:t>
+        </w:r>
+      </w:hyperlink>
+      <w:r>
+        <w:rPr>
+          <w:lang w:val="zh_TW" w:bidi="zh_TW"/>
+        </w:rPr>
+        <w:t>）可能置於壇的中間，一些學者認為網外延至壇下方側面，用以通風並讓祭牲的血流至壇底。壇角可能象徵祭牲，亦可用來拴綁即將被獻的動物。在以色列，人若抓住壇角便可求庇護（例：</w:t>
+      </w:r>
+      <w:hyperlink r:id="rId111">
+        <w:r>
+          <w:rPr>
+            <w:lang w:val="zh_TW" w:bidi="zh_TW"/>
+          </w:rPr>
+          <w:rPr>
+            <w:color w:val="0000EE"/>
+            <w:u w:val="single"/>
+          </w:rPr>
+          <w:t>王上1:50</w:t>
+        </w:r>
+      </w:hyperlink>
+      <w:r>
+        <w:rPr>
+          <w:lang w:val="zh_TW" w:bidi="zh_TW"/>
+        </w:rPr>
+        <w:t>），可能象徵他把自己獻給神為祭，以求取祂的保護。壇的下方可能填上泥土，以吸收血（</w:t>
+      </w:r>
+      <w:hyperlink r:id="rId112">
+        <w:r>
+          <w:rPr>
+            <w:lang w:val="zh_TW" w:bidi="zh_TW"/>
+          </w:rPr>
+          <w:rPr>
+            <w:color w:val="0000EE"/>
+            <w:u w:val="single"/>
+          </w:rPr>
+          <w:t>出20:24</w:t>
+        </w:r>
+      </w:hyperlink>
+      <w:r>
+        <w:rPr>
+          <w:lang w:val="zh_TW" w:bidi="zh_TW"/>
+        </w:rPr>
+        <w:t>）。所有附屬器具皆為銅製：收灰的盆、鏟子、灑血用的盤、取肉的器具，以及火鼎（</w:t>
+      </w:r>
+      <w:hyperlink r:id="rId113">
+        <w:r>
+          <w:rPr>
+            <w:lang w:val="zh_TW" w:bidi="zh_TW"/>
+          </w:rPr>
+          <w:rPr>
+            <w:color w:val="0000EE"/>
+            <w:u w:val="single"/>
+          </w:rPr>
+          <w:t>27:3</w:t>
+        </w:r>
+      </w:hyperlink>
+      <w:r>
+        <w:rPr>
+          <w:lang w:val="zh_TW" w:bidi="zh_TW"/>
+        </w:rPr>
+        <w:t>）。</w:t>
+      </w:r>
+    </w:p>
+    <w:p>
+      <w:pPr/>
+      <w:r>
+        <w:rPr>
+          <w:lang w:val="zh_TW" w:bidi="zh_TW"/>
+        </w:rPr>
+      </w:r>
+      <w:r>
+        <w:rPr>
+          <w:lang w:val="zh_TW" w:bidi="zh_TW"/>
+        </w:rPr>
+        <w:t>經文沒有保留洗濯盆（有譯本譯為「洗臉盆」）尺寸的規格（</w:t>
+      </w:r>
+      <w:hyperlink r:id="rId114">
+        <w:r>
+          <w:rPr>
+            <w:lang w:val="zh_TW" w:bidi="zh_TW"/>
+          </w:rPr>
+          <w:rPr>
+            <w:color w:val="0000EE"/>
+            <w:u w:val="single"/>
+          </w:rPr>
+          <w:t>出30:17–20</w:t>
+        </w:r>
+      </w:hyperlink>
+      <w:r>
+        <w:rPr>
+          <w:lang w:val="zh_TW" w:bidi="zh_TW"/>
+        </w:rPr>
+        <w:t>，</w:t>
+      </w:r>
+      <w:hyperlink r:id="rId115">
+        <w:r>
+          <w:rPr>
+            <w:lang w:val="zh_TW" w:bidi="zh_TW"/>
+          </w:rPr>
+          <w:rPr>
+            <w:color w:val="0000EE"/>
+            <w:u w:val="single"/>
+          </w:rPr>
+          <w:t>38:8</w:t>
+        </w:r>
+      </w:hyperlink>
+      <w:r>
+        <w:rPr>
+          <w:lang w:val="zh_TW" w:bidi="zh_TW"/>
+        </w:rPr>
+        <w:t>），但它是用院子入口事奉之婦女的鏡子所造。洗濯盆設在燔祭壇與會幕之間。人若未在洗濯盆清洗就事奉神，是可被處死之罪；嚴正提醒人在為神做任何事之前，必須潔淨並順服。銅座可能只是支撐洗濯盆的基座，也可能包含一個放在下方的盆，讓祭司洗腳。</w:t>
+      </w:r>
+    </w:p>
+    <w:p>
+      <w:pPr>
+        <w:pStyle w:val="Heading3"/>
+      </w:pPr>
+      <w:r>
+        <w:rPr>
+          <w:lang w:val="zh_TW" w:bidi="zh_TW"/>
+        </w:rPr>
+        <w:t>會幕的建造與奉獻</w:t>
+      </w:r>
+    </w:p>
+    <w:p>
+      <w:pPr/>
+      <w:r>
+        <w:rPr>
+          <w:lang w:val="zh_TW" w:bidi="zh_TW"/>
+        </w:rPr>
+      </w:r>
+      <w:r>
+        <w:rPr>
+          <w:lang w:val="zh_TW" w:bidi="zh_TW"/>
+        </w:rPr>
+        <w:t>神仔細說明了會幕的建造細節，所需的技能超過摩西與亞倫能力。因此，在建造工程中，比撒列與亞何利亞伯居於重要地位（</w:t>
+      </w:r>
+      <w:hyperlink r:id="rId116">
+        <w:r>
+          <w:rPr>
+            <w:lang w:val="zh_TW" w:bidi="zh_TW"/>
+          </w:rPr>
+          <w:rPr>
+            <w:color w:val="0000EE"/>
+            <w:u w:val="single"/>
+          </w:rPr>
+          <w:t>出30:1–11</w:t>
+        </w:r>
+      </w:hyperlink>
+      <w:r>
+        <w:rPr>
+          <w:lang w:val="zh_TW" w:bidi="zh_TW"/>
+        </w:rPr>
+        <w:t>），並有一大群專家作為後援，他們必然是在埃及習得這些工藝。在一次非凡的群體行動中，以色列人非常慷慨地獻出禮物，所獻上的富富有餘，摩西結果攔住他們（</w:t>
+      </w:r>
+      <w:hyperlink r:id="rId117">
+        <w:r>
+          <w:rPr>
+            <w:lang w:val="zh_TW" w:bidi="zh_TW"/>
+          </w:rPr>
+          <w:rPr>
+            <w:color w:val="0000EE"/>
+            <w:u w:val="single"/>
+          </w:rPr>
+          <w:t>35:20–24</w:t>
+        </w:r>
+      </w:hyperlink>
+      <w:r>
+        <w:rPr>
+          <w:lang w:val="zh_TW" w:bidi="zh_TW"/>
+        </w:rPr>
+        <w:t>，</w:t>
+      </w:r>
+      <w:hyperlink r:id="rId118">
+        <w:r>
+          <w:rPr>
+            <w:lang w:val="zh_TW" w:bidi="zh_TW"/>
+          </w:rPr>
+          <w:rPr>
+            <w:color w:val="0000EE"/>
+            <w:u w:val="single"/>
+          </w:rPr>
+          <w:t>36:4–7</w:t>
+        </w:r>
+      </w:hyperlink>
+      <w:r>
+        <w:rPr>
+          <w:lang w:val="zh_TW" w:bidi="zh_TW"/>
+        </w:rPr>
+        <w:t>）。此外，許多人獻出他們的特殊技能（</w:t>
+      </w:r>
+      <w:hyperlink r:id="rId119">
+        <w:r>
+          <w:rPr>
+            <w:lang w:val="zh_TW" w:bidi="zh_TW"/>
+          </w:rPr>
+          <w:rPr>
+            <w:color w:val="0000EE"/>
+            <w:u w:val="single"/>
+          </w:rPr>
+          <w:t>35:25–29</w:t>
+        </w:r>
+      </w:hyperlink>
+      <w:r>
+        <w:rPr>
+          <w:lang w:val="zh_TW" w:bidi="zh_TW"/>
+        </w:rPr>
+        <w:t>）。</w:t>
+      </w:r>
+    </w:p>
+    <w:p>
+      <w:pPr/>
+      <w:r>
+        <w:rPr>
+          <w:lang w:val="zh_TW" w:bidi="zh_TW"/>
+        </w:rPr>
+      </w:r>
+      <w:r>
+        <w:rPr>
+          <w:lang w:val="zh_TW" w:bidi="zh_TW"/>
+        </w:rPr>
+        <w:t>除了施恩座與基路伯之外，所有器物製作完成並安置在適當的位置時（</w:t>
+      </w:r>
+      <w:hyperlink r:id="rId120">
+        <w:r>
+          <w:rPr>
+            <w:lang w:val="zh_TW" w:bidi="zh_TW"/>
+          </w:rPr>
+          <w:rPr>
+            <w:color w:val="0000EE"/>
+            <w:u w:val="single"/>
+          </w:rPr>
+          <w:t>出40:1–33</w:t>
+        </w:r>
+      </w:hyperlink>
+      <w:r>
+        <w:rPr>
+          <w:lang w:val="zh_TW" w:bidi="zh_TW"/>
+        </w:rPr>
+        <w:t>），都用特別的膏油膏抹（</w:t>
+      </w:r>
+      <w:hyperlink r:id="rId121">
+        <w:r>
+          <w:rPr>
+            <w:lang w:val="zh_TW" w:bidi="zh_TW"/>
+          </w:rPr>
+          <w:rPr>
+            <w:color w:val="0000EE"/>
+            <w:u w:val="single"/>
+          </w:rPr>
+          <w:t>30:22–33</w:t>
+        </w:r>
+      </w:hyperlink>
+      <w:r>
+        <w:rPr>
+          <w:lang w:val="zh_TW" w:bidi="zh_TW"/>
+        </w:rPr>
+        <w:t>，</w:t>
+      </w:r>
+      <w:hyperlink r:id="rId122">
+        <w:r>
+          <w:rPr>
+            <w:lang w:val="zh_TW" w:bidi="zh_TW"/>
+          </w:rPr>
+          <w:rPr>
+            <w:color w:val="0000EE"/>
+            <w:u w:val="single"/>
+          </w:rPr>
+          <w:t>40:9–11</w:t>
+        </w:r>
+      </w:hyperlink>
+      <w:r>
+        <w:rPr>
+          <w:lang w:val="zh_TW" w:bidi="zh_TW"/>
+        </w:rPr>
+        <w:t>），象徵將它們分別為聖，並奉獻於特定用途。當耶和華的榮耀充滿會幕，就是建造的高峰（</w:t>
+      </w:r>
+      <w:hyperlink r:id="rId123">
+        <w:r>
+          <w:rPr>
+            <w:lang w:val="zh_TW" w:bidi="zh_TW"/>
+          </w:rPr>
+          <w:rPr>
+            <w:color w:val="0000EE"/>
+            <w:u w:val="single"/>
+          </w:rPr>
+          <w:t>40:34</w:t>
+        </w:r>
+      </w:hyperlink>
+      <w:r>
+        <w:rPr>
+          <w:lang w:val="zh_TW" w:bidi="zh_TW"/>
+        </w:rPr>
+        <w:t>）。祂來到祂子民中間居住，自此，日間的雲柱與夜間的火柱就是祂同在與引導的確據。然而，人接近祂時不能有絲毫疏忽，甚至連摩西也被排除在至聖所以外。會幕是在出埃及滿一年那天立起來的，距離西奈山的啟示只有九個月。</w:t>
+      </w:r>
+    </w:p>
+    <w:p>
+      <w:pPr/>
+      <w:r>
+        <w:rPr>
+          <w:lang w:val="zh_TW" w:bidi="zh_TW"/>
+        </w:rPr>
+      </w:r>
+      <w:r>
+        <w:rPr>
+          <w:lang w:val="zh_TW" w:bidi="zh_TW"/>
+        </w:rPr>
+        <w:t>此後，每當以色列安營時，利未人就圍繞會幕三面安營（</w:t>
+      </w:r>
+      <w:hyperlink r:id="rId124">
+        <w:r>
+          <w:rPr>
+            <w:lang w:val="zh_TW" w:bidi="zh_TW"/>
+          </w:rPr>
+          <w:rPr>
+            <w:color w:val="0000EE"/>
+            <w:u w:val="single"/>
+          </w:rPr>
+          <w:t>民1:53</w:t>
+        </w:r>
+      </w:hyperlink>
+      <w:r>
+        <w:rPr>
+          <w:lang w:val="zh_TW" w:bidi="zh_TW"/>
+        </w:rPr>
+        <w:t>），摩西與亞倫的家族則佔據剩下的東側（</w:t>
+      </w:r>
+      <w:hyperlink r:id="rId125">
+        <w:r>
+          <w:rPr>
+            <w:lang w:val="zh_TW" w:bidi="zh_TW"/>
+          </w:rPr>
+          <w:rPr>
+            <w:color w:val="0000EE"/>
+            <w:u w:val="single"/>
+          </w:rPr>
+          <w:t>民3:14–38</w:t>
+        </w:r>
+      </w:hyperlink>
+      <w:r>
+        <w:rPr>
+          <w:lang w:val="zh_TW" w:bidi="zh_TW"/>
+        </w:rPr>
+        <w:t>），使任何未經授權的人無法闖入神聖區域。會幕遷移時，其拆卸有嚴格的規定（</w:t>
+      </w:r>
+      <w:hyperlink r:id="rId126">
+        <w:r>
+          <w:rPr>
+            <w:lang w:val="zh_TW" w:bidi="zh_TW"/>
+          </w:rPr>
+          <w:rPr>
+            <w:color w:val="0000EE"/>
+            <w:u w:val="single"/>
+          </w:rPr>
+          <w:t>4:5–15</w:t>
+        </w:r>
+      </w:hyperlink>
+      <w:r>
+        <w:rPr>
+          <w:lang w:val="zh_TW" w:bidi="zh_TW"/>
+        </w:rPr>
+        <w:t>）。哥轄族負責用槓抬運較為神聖的器具；革順族負責所有幔子、燔祭壇及其附屬器具；米拉利族則抬運骨架、橫木與底座等器具。即使在前進期間，會幕亦必須保持在中央位置，前後各有六個支派（</w:t>
+      </w:r>
+      <w:hyperlink r:id="rId127">
+        <w:r>
+          <w:rPr>
+            <w:lang w:val="zh_TW" w:bidi="zh_TW"/>
+          </w:rPr>
+          <w:rPr>
+            <w:color w:val="0000EE"/>
+            <w:u w:val="single"/>
+          </w:rPr>
+          <w:t>民2章</w:t>
+        </w:r>
+      </w:hyperlink>
+      <w:r>
+        <w:rPr>
+          <w:lang w:val="zh_TW" w:bidi="zh_TW"/>
+        </w:rPr>
+        <w:t>）。</w:t>
+      </w:r>
+    </w:p>
+    <w:p>
+      <w:pPr/>
+      <w:r>
+        <w:rPr>
+          <w:lang w:val="zh_TW" w:bidi="zh_TW"/>
+        </w:rPr>
+      </w:r>
+      <w:r>
+        <w:rPr>
+          <w:i/>
+          <w:lang w:val="zh_TW" w:bidi="zh_TW"/>
+        </w:rPr>
+        <w:t>另見</w:t>
+      </w:r>
+      <w:r>
+        <w:rPr>
+          <w:lang w:val="zh_TW" w:bidi="zh_TW"/>
+        </w:rPr>
+        <w:t>聖殿</w:t>
+      </w:r>
+      <w:r>
+        <w:rPr>
+          <w:lang w:val="zh_TW" w:bidi="zh_TW"/>
+        </w:rPr>
+        <w:t>。</w:t>
+      </w:r>
+      <w:r>
+        <w:rPr>
+          <w:lang w:val="zh_TW" w:bidi="zh_TW"/>
+        </w:rPr>
+      </w:r>
+      <w:r>
+        <w:rPr>
+          <w:lang w:val="zh_TW" w:bidi="zh_TW"/>
+        </w:rPr>
+      </w:r>
+    </w:p>
+    <w:p>
+      <w:pPr/>
+      <w:r>
+        <w:rPr>
+          <w:lang w:val="zh_TW" w:bidi="zh_TW"/>
+        </w:rPr>
+      </w:r>
+    </w:p>
+    <w:p>
+      <w:pPr>
+        <w:pStyle w:val="Heading2"/>
+      </w:pPr>
+      <w:r>
+        <w:rPr>
+          <w:lang w:val="zh_TW" w:bidi="zh_TW"/>
+        </w:rPr>
+        <w:t>會堂</w:t>
+      </w:r>
+      <w:r>
+        <w:rPr>
+          <w:lang w:val="zh_TW" w:bidi="zh_TW"/>
+        </w:rPr>
+      </w:r>
+    </w:p>
+    <w:p>
+      <w:pPr/>
+      <w:r>
+        <w:rPr>
+          <w:lang w:val="zh_TW" w:bidi="zh_TW"/>
+        </w:rPr>
+      </w:r>
+      <w:r>
+        <w:rPr>
+          <w:lang w:val="zh_TW" w:bidi="zh_TW"/>
+        </w:rPr>
+        <w:t>希臘詞sunagoge的音譯，意指「聚集」。該詞在新約中使用超過50次，主要指猶太社群在巴勒斯坦及散居地的宗教聚會場所。sunagoge一詞通常是對舊約中描述百姓聚集或集會的希伯來詞的希臘文翻譯。</w:t>
+      </w:r>
+    </w:p>
+    <w:p>
+      <w:pPr>
+        <w:pStyle w:val="Heading3"/>
+      </w:pPr>
+      <w:r>
+        <w:rPr>
+          <w:lang w:val="zh_TW" w:bidi="zh_TW"/>
+        </w:rPr>
+        <w:t>起源與早期歷史</w:t>
+      </w:r>
+    </w:p>
+    <w:p>
+      <w:pPr/>
+      <w:r>
+        <w:rPr>
+          <w:lang w:val="zh_TW" w:bidi="zh_TW"/>
+        </w:rPr>
+      </w:r>
+      <w:r>
+        <w:rPr>
+          <w:lang w:val="zh_TW" w:bidi="zh_TW"/>
+        </w:rPr>
+        <w:t>尚不清楚猶太會堂的制度是如何或何時開始的。我們可以想像在公元前586年巴比倫人摧毀聖殿後，耶路撒冷的情況。那些留在城市及周圍，想要持守信仰的人，產生了聚集敬拜的需要，他們在那裡會繼續教導律法和先知的信息。因此，有人認為猶太會堂可能起源於這樣的情況。散居各地的猶太人也會意識到類似的需求。猶太長老在被擄巴比倫期間與以西結會面（</w:t>
+      </w:r>
+      <w:hyperlink r:id="rId128">
+        <w:r>
+          <w:rPr>
+            <w:lang w:val="zh_TW" w:bidi="zh_TW"/>
+          </w:rPr>
+          <w:rPr>
+            <w:color w:val="0000EE"/>
+            <w:u w:val="single"/>
+          </w:rPr>
+          <w:t>以西結書8:1</w:t>
+        </w:r>
+      </w:hyperlink>
+      <w:r>
+        <w:rPr>
+          <w:lang w:val="zh_TW" w:bidi="zh_TW"/>
+        </w:rPr>
+        <w:t>，</w:t>
+      </w:r>
+      <w:hyperlink r:id="rId129">
+        <w:r>
+          <w:rPr>
+            <w:lang w:val="zh_TW" w:bidi="zh_TW"/>
+          </w:rPr>
+          <w:rPr>
+            <w:color w:val="0000EE"/>
+            <w:u w:val="single"/>
+          </w:rPr>
+          <w:t>14:1</w:t>
+        </w:r>
+      </w:hyperlink>
+      <w:r>
+        <w:rPr>
+          <w:lang w:val="zh_TW" w:bidi="zh_TW"/>
+        </w:rPr>
+        <w:t>，</w:t>
+      </w:r>
+      <w:hyperlink r:id="rId130">
+        <w:r>
+          <w:rPr>
+            <w:lang w:val="zh_TW" w:bidi="zh_TW"/>
+          </w:rPr>
+          <w:rPr>
+            <w:color w:val="0000EE"/>
+            <w:u w:val="single"/>
+          </w:rPr>
+          <w:t>20:1</w:t>
+        </w:r>
+      </w:hyperlink>
+      <w:r>
+        <w:rPr>
+          <w:lang w:val="zh_TW" w:bidi="zh_TW"/>
+        </w:rPr>
+        <w:t>）。然而，在這個早期階段，沒有實際的猶太會堂的確鑿證據。在</w:t>
+      </w:r>
+      <w:hyperlink r:id="rId131">
+        <w:r>
+          <w:rPr>
+            <w:lang w:val="zh_TW" w:bidi="zh_TW"/>
+          </w:rPr>
+          <w:rPr>
+            <w:color w:val="0000EE"/>
+            <w:u w:val="single"/>
+          </w:rPr>
+          <w:t>尼希米記八章1至8節</w:t>
+        </w:r>
+      </w:hyperlink>
+      <w:r>
+        <w:rPr>
+          <w:lang w:val="zh_TW" w:bidi="zh_TW"/>
+        </w:rPr>
+        <w:t>中，被擄歸回的群體聚集在耶路撒冷，文士以斯拉帶來律法，在</w:t>
+      </w:r>
+      <w:r>
+        <w:rPr>
+          <w:lang w:val="zh_TW" w:bidi="zh_TW"/>
+        </w:rPr>
+        <w:t>木臺上誦讀</w:t>
+      </w:r>
+      <w:r>
+        <w:rPr>
+          <w:lang w:val="zh_TW" w:bidi="zh_TW"/>
+        </w:rPr>
+        <w:t>並解釋，使人們明白所讀的。當以斯拉稱頌耶和華時，人們低頭敬拜。這些是後來猶太會堂崇拜的基本元素。關於猶太會堂第一個無可爭議的證據來自公元前三世紀的埃及。從公元前一世紀開始，會堂的證據充沛。</w:t>
+      </w:r>
+    </w:p>
+    <w:p>
+      <w:pPr>
+        <w:pStyle w:val="Heading3"/>
+      </w:pPr>
+      <w:r>
+        <w:rPr>
+          <w:lang w:val="zh_TW" w:bidi="zh_TW"/>
+        </w:rPr>
+        <w:t>新約時期的會堂</w:t>
+      </w:r>
+    </w:p>
+    <w:p>
+      <w:pPr/>
+      <w:r>
+        <w:rPr>
+          <w:lang w:val="zh_TW" w:bidi="zh_TW"/>
+        </w:rPr>
+      </w:r>
+      <w:r>
+        <w:rPr>
+          <w:lang w:val="zh_TW" w:bidi="zh_TW"/>
+        </w:rPr>
+        <w:t>福音書給人一種印象，即許多會堂遍布於巴勒斯坦。耶穌經常在會堂裡教導（比如，</w:t>
+      </w:r>
+      <w:hyperlink r:id="rId132">
+        <w:r>
+          <w:rPr>
+            <w:lang w:val="zh_TW" w:bidi="zh_TW"/>
+          </w:rPr>
+          <w:rPr>
+            <w:color w:val="0000EE"/>
+            <w:u w:val="single"/>
+          </w:rPr>
+          <w:t>馬太福音4:23</w:t>
+        </w:r>
+      </w:hyperlink>
+      <w:r>
+        <w:rPr>
+          <w:lang w:val="zh_TW" w:bidi="zh_TW"/>
+        </w:rPr>
+        <w:t>，</w:t>
+      </w:r>
+      <w:hyperlink r:id="rId133">
+        <w:r>
+          <w:rPr>
+            <w:lang w:val="zh_TW" w:bidi="zh_TW"/>
+          </w:rPr>
+          <w:rPr>
+            <w:color w:val="0000EE"/>
+            <w:u w:val="single"/>
+          </w:rPr>
+          <w:t>9:35</w:t>
+        </w:r>
+      </w:hyperlink>
+      <w:r>
+        <w:rPr>
+          <w:lang w:val="zh_TW" w:bidi="zh_TW"/>
+        </w:rPr>
+        <w:t>），尤其是在加利利的事工期間，但在猶大地區可能也一樣。</w:t>
+      </w:r>
+      <w:hyperlink r:id="rId134">
+        <w:r>
+          <w:rPr>
+            <w:lang w:val="zh_TW" w:bidi="zh_TW"/>
+          </w:rPr>
+          <w:rPr>
+            <w:color w:val="0000EE"/>
+            <w:u w:val="single"/>
+          </w:rPr>
+          <w:t>約翰福音十八章20節</w:t>
+        </w:r>
+      </w:hyperlink>
+      <w:r>
+        <w:rPr>
+          <w:lang w:val="zh_TW" w:bidi="zh_TW"/>
+        </w:rPr>
+        <w:t>記載了耶穌在大祭司面前受審時所說的話：「</w:t>
+      </w:r>
+      <w:r>
+        <w:rPr>
+          <w:lang w:val="zh_TW" w:bidi="zh_TW"/>
+        </w:rPr>
+        <w:t>我從來是明明地對世人說話。我常在會堂和殿裏，就是猶太人聚集的地方教訓人</w:t>
+      </w:r>
+      <w:r>
+        <w:rPr>
+          <w:lang w:val="zh_TW" w:bidi="zh_TW"/>
+        </w:rPr>
+        <w:t>」（和合本）。</w:t>
+      </w:r>
+    </w:p>
+    <w:p>
+      <w:pPr/>
+      <w:r>
+        <w:rPr>
+          <w:lang w:val="zh_TW" w:bidi="zh_TW"/>
+        </w:rPr>
+      </w:r>
+      <w:r>
+        <w:rPr>
+          <w:lang w:val="zh_TW" w:bidi="zh_TW"/>
+        </w:rPr>
+        <w:t>使徒行傳提到使徒在耶路撒冷的猶太會堂（</w:t>
+      </w:r>
+      <w:hyperlink r:id="rId135">
+        <w:r>
+          <w:rPr>
+            <w:lang w:val="zh_TW" w:bidi="zh_TW"/>
+          </w:rPr>
+          <w:rPr>
+            <w:color w:val="0000EE"/>
+            <w:u w:val="single"/>
+          </w:rPr>
+          <w:t>使徒行傳6:9</w:t>
+        </w:r>
+      </w:hyperlink>
+      <w:r>
+        <w:rPr>
+          <w:lang w:val="zh_TW" w:bidi="zh_TW"/>
+        </w:rPr>
+        <w:t>）、大馬士革（</w:t>
+      </w:r>
+      <w:hyperlink r:id="rId136">
+        <w:r>
+          <w:rPr>
+            <w:lang w:val="zh_TW" w:bidi="zh_TW"/>
+          </w:rPr>
+          <w:rPr>
+            <w:color w:val="0000EE"/>
+            <w:u w:val="single"/>
+          </w:rPr>
+          <w:t>9:2</w:t>
+        </w:r>
+      </w:hyperlink>
+      <w:r>
+        <w:rPr>
+          <w:lang w:val="zh_TW" w:bidi="zh_TW"/>
+        </w:rPr>
+        <w:t>）、塞浦路斯（</w:t>
+      </w:r>
+      <w:hyperlink r:id="rId137">
+        <w:r>
+          <w:rPr>
+            <w:lang w:val="zh_TW" w:bidi="zh_TW"/>
+          </w:rPr>
+          <w:rPr>
+            <w:color w:val="0000EE"/>
+            <w:u w:val="single"/>
+          </w:rPr>
+          <w:t>13:5</w:t>
+        </w:r>
+      </w:hyperlink>
+      <w:r>
+        <w:rPr>
+          <w:lang w:val="zh_TW" w:bidi="zh_TW"/>
+        </w:rPr>
+        <w:t>）、羅馬行省加拉太（</w:t>
+      </w:r>
+      <w:hyperlink r:id="rId138">
+        <w:r>
+          <w:rPr>
+            <w:lang w:val="zh_TW" w:bidi="zh_TW"/>
+          </w:rPr>
+          <w:rPr>
+            <w:color w:val="0000EE"/>
+            <w:u w:val="single"/>
+          </w:rPr>
+          <w:t>13:14</w:t>
+        </w:r>
+      </w:hyperlink>
+      <w:r>
+        <w:rPr>
+          <w:lang w:val="zh_TW" w:bidi="zh_TW"/>
+        </w:rPr>
+        <w:t>，</w:t>
+      </w:r>
+      <w:hyperlink r:id="rId139">
+        <w:r>
+          <w:rPr>
+            <w:lang w:val="zh_TW" w:bidi="zh_TW"/>
+          </w:rPr>
+          <w:rPr>
+            <w:color w:val="0000EE"/>
+            <w:u w:val="single"/>
+          </w:rPr>
+          <w:t>14:1</w:t>
+        </w:r>
+      </w:hyperlink>
+      <w:r>
+        <w:rPr>
+          <w:lang w:val="zh_TW" w:bidi="zh_TW"/>
+        </w:rPr>
+        <w:t>）、馬其頓和希臘（</w:t>
+      </w:r>
+      <w:hyperlink r:id="rId140">
+        <w:r>
+          <w:rPr>
+            <w:lang w:val="zh_TW" w:bidi="zh_TW"/>
+          </w:rPr>
+          <w:rPr>
+            <w:color w:val="0000EE"/>
+            <w:u w:val="single"/>
+          </w:rPr>
+          <w:t>17:1、10、17</w:t>
+        </w:r>
+      </w:hyperlink>
+      <w:r>
+        <w:rPr>
+          <w:lang w:val="zh_TW" w:bidi="zh_TW"/>
+        </w:rPr>
+        <w:t>，</w:t>
+      </w:r>
+      <w:hyperlink r:id="rId141">
+        <w:r>
+          <w:rPr>
+            <w:lang w:val="zh_TW" w:bidi="zh_TW"/>
+          </w:rPr>
+          <w:rPr>
+            <w:color w:val="0000EE"/>
+            <w:u w:val="single"/>
+          </w:rPr>
+          <w:t>18:4</w:t>
+        </w:r>
+      </w:hyperlink>
+      <w:r>
+        <w:rPr>
+          <w:lang w:val="zh_TW" w:bidi="zh_TW"/>
+        </w:rPr>
+        <w:t>），以及羅馬亞細亞省的以弗所（</w:t>
+      </w:r>
+      <w:hyperlink r:id="rId142">
+        <w:r>
+          <w:rPr>
+            <w:lang w:val="zh_TW" w:bidi="zh_TW"/>
+          </w:rPr>
+          <w:rPr>
+            <w:color w:val="0000EE"/>
+            <w:u w:val="single"/>
+          </w:rPr>
+          <w:t>19:8</w:t>
+        </w:r>
+      </w:hyperlink>
+      <w:r>
+        <w:rPr>
+          <w:lang w:val="zh_TW" w:bidi="zh_TW"/>
+        </w:rPr>
+        <w:t>）。保羅的習慣是，只要他被允許自由地傳道，他就直接去猶太會堂，在那裡傳道。</w:t>
+      </w:r>
+    </w:p>
+    <w:p>
+      <w:pPr>
+        <w:pStyle w:val="Heading3"/>
+      </w:pPr>
+      <w:r>
+        <w:rPr>
+          <w:lang w:val="zh_TW" w:bidi="zh_TW"/>
+        </w:rPr>
+        <w:t>會堂敬拜</w:t>
+      </w:r>
+    </w:p>
+    <w:p>
+      <w:pPr/>
+      <w:r>
+        <w:rPr>
+          <w:lang w:val="zh_TW" w:bidi="zh_TW"/>
+        </w:rPr>
+      </w:r>
+      <w:r>
+        <w:rPr>
+          <w:lang w:val="zh_TW" w:bidi="zh_TW"/>
+        </w:rPr>
+        <w:t>福音書和使徒行傳提供了猶太人在安息日在會堂中敬拜的豐富證據。人們也在每週的第二天和第五天聚會敬拜。路加為我們提供了最早的會堂敬拜的描述（</w:t>
+      </w:r>
+      <w:hyperlink r:id="rId143">
+        <w:r>
+          <w:rPr>
+            <w:lang w:val="zh_TW" w:bidi="zh_TW"/>
+          </w:rPr>
+          <w:rPr>
+            <w:color w:val="0000EE"/>
+            <w:u w:val="single"/>
+          </w:rPr>
+          <w:t>路4:16–22</w:t>
+        </w:r>
+      </w:hyperlink>
+      <w:r>
+        <w:rPr>
+          <w:lang w:val="zh_TW" w:bidi="zh_TW"/>
+        </w:rPr>
+        <w:t>）。米示拿（Mishnah）描述了猶太會堂敬拜的模式：宣告信仰，示瑪（Shema，包括誦讀</w:t>
+      </w:r>
+      <w:hyperlink r:id="rId144">
+        <w:r>
+          <w:rPr>
+            <w:lang w:val="zh_TW" w:bidi="zh_TW"/>
+          </w:rPr>
+          <w:rPr>
+            <w:color w:val="0000EE"/>
+            <w:u w:val="single"/>
+          </w:rPr>
+          <w:t>申命記6:4–9</w:t>
+        </w:r>
+      </w:hyperlink>
+      <w:r>
+        <w:rPr>
+          <w:lang w:val="zh_TW" w:bidi="zh_TW"/>
+        </w:rPr>
+        <w:t>，</w:t>
+      </w:r>
+      <w:hyperlink r:id="rId145">
+        <w:r>
+          <w:rPr>
+            <w:lang w:val="zh_TW" w:bidi="zh_TW"/>
+          </w:rPr>
+          <w:rPr>
+            <w:color w:val="0000EE"/>
+            <w:u w:val="single"/>
+          </w:rPr>
+          <w:t>11:13–21</w:t>
         </w:r>
       </w:hyperlink>
       <w:r>
@@ -2677,16 +3974,113 @@
         </w:rPr>
         <w:t>；</w:t>
       </w:r>
-      <w:hyperlink r:id="rId92">
-        <w:r>
-          <w:rPr>
-            <w:lang w:val="zh_TW" w:bidi="zh_TW"/>
-          </w:rPr>
-          <w:rPr>
-            <w:color w:val="0000EE"/>
-            <w:u w:val="single"/>
-          </w:rPr>
-          <w:t>馬可福音9:7</w:t>
+      <w:hyperlink r:id="rId146">
+        <w:r>
+          <w:rPr>
+            <w:lang w:val="zh_TW" w:bidi="zh_TW"/>
+          </w:rPr>
+          <w:rPr>
+            <w:color w:val="0000EE"/>
+            <w:u w:val="single"/>
+          </w:rPr>
+          <w:t>民數記15:37–41</w:t>
+        </w:r>
+      </w:hyperlink>
+      <w:r>
+        <w:rPr>
+          <w:lang w:val="zh_TW" w:bidi="zh_TW"/>
+        </w:rPr>
+        <w:t>）；禱告（如18篇祝福）；讀經（誦讀律法是基本做法，見</w:t>
+      </w:r>
+      <w:hyperlink r:id="rId147">
+        <w:r>
+          <w:rPr>
+            <w:lang w:val="zh_TW" w:bidi="zh_TW"/>
+          </w:rPr>
+          <w:rPr>
+            <w:color w:val="0000EE"/>
+            <w:u w:val="single"/>
+          </w:rPr>
+          <w:t>使徒行傳15:21</w:t>
+        </w:r>
+      </w:hyperlink>
+      <w:r>
+        <w:rPr>
+          <w:lang w:val="zh_TW" w:bidi="zh_TW"/>
+        </w:rPr>
+        <w:t>，並按照三年周期誦讀；先知書也會被誦讀，但較為隨機）；解釋（隨著巴勒斯坦地區對聖經希伯來文的知識減少，在希伯來文聖經誦讀後會提供亞蘭文翻譯，而在散居地區則提供希臘文翻譯）；講論（在誦讀之後，任何符合資格的人都可以向人們講論，如耶穌和使徒保羅經常所做的）；以及祝福。</w:t>
+      </w:r>
+    </w:p>
+    <w:p>
+      <w:pPr>
+        <w:pStyle w:val="Heading3"/>
+      </w:pPr>
+      <w:r>
+        <w:rPr>
+          <w:lang w:val="zh_TW" w:bidi="zh_TW"/>
+        </w:rPr>
+        <w:t>司法職能</w:t>
+      </w:r>
+    </w:p>
+    <w:p>
+      <w:pPr/>
+      <w:r>
+        <w:rPr>
+          <w:lang w:val="zh_TW" w:bidi="zh_TW"/>
+        </w:rPr>
+      </w:r>
+      <w:r>
+        <w:rPr>
+          <w:lang w:val="zh_TW" w:bidi="zh_TW"/>
+        </w:rPr>
+        <w:t>司法管理也是猶太會堂的一部分工作。違背律法和那些被認為違背猶太教做法的人會被帶到會堂的長老面前。在極端情況下，他們可能會將違背的人逐出會堂（見</w:t>
+      </w:r>
+      <w:hyperlink r:id="rId148">
+        <w:r>
+          <w:rPr>
+            <w:lang w:val="zh_TW" w:bidi="zh_TW"/>
+          </w:rPr>
+          <w:rPr>
+            <w:color w:val="0000EE"/>
+            <w:u w:val="single"/>
+          </w:rPr>
+          <w:t>約翰福音9:22、34–35</w:t>
+        </w:r>
+      </w:hyperlink>
+      <w:r>
+        <w:rPr>
+          <w:lang w:val="zh_TW" w:bidi="zh_TW"/>
+        </w:rPr>
+        <w:t>，</w:t>
+      </w:r>
+      <w:hyperlink r:id="rId149">
+        <w:r>
+          <w:rPr>
+            <w:lang w:val="zh_TW" w:bidi="zh_TW"/>
+          </w:rPr>
+          <w:rPr>
+            <w:color w:val="0000EE"/>
+            <w:u w:val="single"/>
+          </w:rPr>
+          <w:t>12:42</w:t>
+        </w:r>
+      </w:hyperlink>
+      <w:r>
+        <w:rPr>
+          <w:lang w:val="zh_TW" w:bidi="zh_TW"/>
+        </w:rPr>
+        <w:t>）或鞭打他。耶穌警告祂的門徒要準備好面對這兩種可能性（</w:t>
+      </w:r>
+      <w:hyperlink r:id="rId150">
+        <w:r>
+          <w:rPr>
+            <w:lang w:val="zh_TW" w:bidi="zh_TW"/>
+          </w:rPr>
+          <w:rPr>
+            <w:color w:val="0000EE"/>
+            <w:u w:val="single"/>
+          </w:rPr>
+          <w:t>馬太福音10:17</w:t>
         </w:r>
       </w:hyperlink>
       <w:r>
@@ -2695,16 +4089,82 @@
         </w:rPr>
         <w:t>；</w:t>
       </w:r>
-      <w:hyperlink r:id="rId93">
-        <w:r>
-          <w:rPr>
-            <w:lang w:val="zh_TW" w:bidi="zh_TW"/>
-          </w:rPr>
-          <w:rPr>
-            <w:color w:val="0000EE"/>
-            <w:u w:val="single"/>
-          </w:rPr>
-          <w:t>路加福音9:34</w:t>
+      <w:hyperlink r:id="rId151">
+        <w:r>
+          <w:rPr>
+            <w:lang w:val="zh_TW" w:bidi="zh_TW"/>
+          </w:rPr>
+          <w:rPr>
+            <w:color w:val="0000EE"/>
+            <w:u w:val="single"/>
+          </w:rPr>
+          <w:t>約翰福音16:2</w:t>
+        </w:r>
+      </w:hyperlink>
+      <w:r>
+        <w:rPr>
+          <w:lang w:val="zh_TW" w:bidi="zh_TW"/>
+        </w:rPr>
+        <w:t>）。掃羅逼迫基督徒，他持有寫給大馬士革會堂的信件，授予他逮捕基督徒並將他們捆綁帶到耶路撒冷的權柄（</w:t>
+      </w:r>
+      <w:hyperlink r:id="rId136">
+        <w:r>
+          <w:rPr>
+            <w:lang w:val="zh_TW" w:bidi="zh_TW"/>
+          </w:rPr>
+          <w:rPr>
+            <w:color w:val="0000EE"/>
+            <w:u w:val="single"/>
+          </w:rPr>
+          <w:t>使徒行傳9:2</w:t>
+        </w:r>
+      </w:hyperlink>
+      <w:r>
+        <w:rPr>
+          <w:lang w:val="zh_TW" w:bidi="zh_TW"/>
+        </w:rPr>
+        <w:t>）。在</w:t>
+      </w:r>
+      <w:hyperlink r:id="rId152">
+        <w:r>
+          <w:rPr>
+            <w:lang w:val="zh_TW" w:bidi="zh_TW"/>
+          </w:rPr>
+          <w:rPr>
+            <w:color w:val="0000EE"/>
+            <w:u w:val="single"/>
+          </w:rPr>
+          <w:t>使徒行傳二十二章19節</w:t>
+        </w:r>
+      </w:hyperlink>
+      <w:r>
+        <w:rPr>
+          <w:lang w:val="zh_TW" w:bidi="zh_TW"/>
+        </w:rPr>
+        <w:t>中，他提到把</w:t>
+      </w:r>
+      <w:r>
+        <w:rPr>
+          <w:lang w:val="zh_TW" w:bidi="zh_TW"/>
+        </w:rPr>
+        <w:t>人收在監裏，又在各會堂裏鞭打他們</w:t>
+      </w:r>
+      <w:r>
+        <w:rPr>
+          <w:lang w:val="zh_TW" w:bidi="zh_TW"/>
+        </w:rPr>
+        <w:t>。保羅本人在會堂中受鞭打三十九次（</w:t>
+      </w:r>
+      <w:hyperlink r:id="rId153">
+        <w:r>
+          <w:rPr>
+            <w:lang w:val="zh_TW" w:bidi="zh_TW"/>
+          </w:rPr>
+          <w:rPr>
+            <w:color w:val="0000EE"/>
+            <w:u w:val="single"/>
+          </w:rPr>
+          <w:t>哥林多後書11:24</w:t>
         </w:r>
       </w:hyperlink>
       <w:r>
@@ -2716,49 +4176,63 @@
     </w:p>
     <w:p>
       <w:pPr>
-        <w:pStyle w:val="ListBullet"/>
-        <w:spacing w:line="240" w:lineRule="auto"/>
-        <w:ind w:left="720"/>
-      </w:pPr>
-      <w:r>
-        <w:rPr>
-          <w:lang w:val="zh_TW" w:bidi="zh_TW"/>
-        </w:rPr>
-      </w:r>
-      <w:r>
-        <w:rPr>
-          <w:lang w:val="zh_TW" w:bidi="zh_TW"/>
-        </w:rPr>
-        <w:t>耶穌升天時被雲彩接去，天使提醒使徒祂的應許，祂會以同樣的方式回來（</w:t>
-      </w:r>
-      <w:hyperlink r:id="rId94">
-        <w:r>
-          <w:rPr>
-            <w:lang w:val="zh_TW" w:bidi="zh_TW"/>
-          </w:rPr>
-          <w:rPr>
-            <w:color w:val="0000EE"/>
-            <w:u w:val="single"/>
-          </w:rPr>
-          <w:t>使徒行傳1:9–11</w:t>
-        </w:r>
-      </w:hyperlink>
-      <w:r>
-        <w:rPr>
-          <w:lang w:val="zh_TW" w:bidi="zh_TW"/>
-        </w:rPr>
-        <w:t>；見</w:t>
-      </w:r>
-      <w:hyperlink r:id="rId95">
-        <w:r>
-          <w:rPr>
-            <w:lang w:val="zh_TW" w:bidi="zh_TW"/>
-          </w:rPr>
-          <w:rPr>
-            <w:color w:val="0000EE"/>
-            <w:u w:val="single"/>
-          </w:rPr>
-          <w:t>馬太福音24:30</w:t>
+        <w:pStyle w:val="Heading3"/>
+      </w:pPr>
+      <w:r>
+        <w:rPr>
+          <w:lang w:val="zh_TW" w:bidi="zh_TW"/>
+        </w:rPr>
+        <w:t>教導律法</w:t>
+      </w:r>
+    </w:p>
+    <w:p>
+      <w:pPr/>
+      <w:r>
+        <w:rPr>
+          <w:lang w:val="zh_TW" w:bidi="zh_TW"/>
+        </w:rPr>
+      </w:r>
+      <w:r>
+        <w:rPr>
+          <w:lang w:val="zh_TW" w:bidi="zh_TW"/>
+        </w:rPr>
+        <w:t>誦讀律法在猶太會堂的崇拜中具有核心意義。教導人們律法，尤其是教導孩子，與猶太會堂密不可分。在猶太會堂的建築中或學校裡都可能會教導律法。</w:t>
+      </w:r>
+    </w:p>
+    <w:p>
+      <w:pPr>
+        <w:pStyle w:val="Heading3"/>
+      </w:pPr>
+      <w:r>
+        <w:rPr>
+          <w:lang w:val="zh_TW" w:bidi="zh_TW"/>
+        </w:rPr>
+        <w:t>組織結構</w:t>
+      </w:r>
+    </w:p>
+    <w:p>
+      <w:pPr/>
+      <w:r>
+        <w:rPr>
+          <w:lang w:val="zh_TW" w:bidi="zh_TW"/>
+        </w:rPr>
+      </w:r>
+      <w:r>
+        <w:rPr>
+          <w:lang w:val="zh_TW" w:bidi="zh_TW"/>
+        </w:rPr>
+        <w:t>新約特別提到（比如，</w:t>
+      </w:r>
+      <w:hyperlink r:id="rId154">
+        <w:r>
+          <w:rPr>
+            <w:lang w:val="zh_TW" w:bidi="zh_TW"/>
+          </w:rPr>
+          <w:rPr>
+            <w:color w:val="0000EE"/>
+            <w:u w:val="single"/>
+          </w:rPr>
+          <w:t>馬可福音5:22</w:t>
         </w:r>
       </w:hyperlink>
       <w:r>
@@ -2767,16 +4241,16 @@
         </w:rPr>
         <w:t>；</w:t>
       </w:r>
-      <w:hyperlink r:id="rId96">
-        <w:r>
-          <w:rPr>
-            <w:lang w:val="zh_TW" w:bidi="zh_TW"/>
-          </w:rPr>
-          <w:rPr>
-            <w:color w:val="0000EE"/>
-            <w:u w:val="single"/>
-          </w:rPr>
-          <w:t>馬可福音13:26</w:t>
+      <w:hyperlink r:id="rId155">
+        <w:r>
+          <w:rPr>
+            <w:lang w:val="zh_TW" w:bidi="zh_TW"/>
+          </w:rPr>
+          <w:rPr>
+            <w:color w:val="0000EE"/>
+            <w:u w:val="single"/>
+          </w:rPr>
+          <w:t>路加福音13:14</w:t>
         </w:r>
       </w:hyperlink>
       <w:r>
@@ -2785,92 +4259,141 @@
         </w:rPr>
         <w:t>；</w:t>
       </w:r>
-      <w:hyperlink r:id="rId97">
-        <w:r>
-          <w:rPr>
-            <w:lang w:val="zh_TW" w:bidi="zh_TW"/>
-          </w:rPr>
-          <w:rPr>
-            <w:color w:val="0000EE"/>
-            <w:u w:val="single"/>
-          </w:rPr>
-          <w:t>路加福音21:27</w:t>
-        </w:r>
-      </w:hyperlink>
+      <w:hyperlink r:id="rId156">
+        <w:r>
+          <w:rPr>
+            <w:lang w:val="zh_TW" w:bidi="zh_TW"/>
+          </w:rPr>
+          <w:rPr>
+            <w:color w:val="0000EE"/>
+            <w:u w:val="single"/>
+          </w:rPr>
+          <w:t>使徒行傳18:8</w:t>
+        </w:r>
+      </w:hyperlink>
+      <w:r>
+        <w:rPr>
+          <w:lang w:val="zh_TW" w:bidi="zh_TW"/>
+        </w:rPr>
+        <w:t>、</w:t>
+      </w:r>
+      <w:hyperlink r:id="rId157">
+        <w:r>
+          <w:rPr>
+            <w:lang w:val="zh_TW" w:bidi="zh_TW"/>
+          </w:rPr>
+          <w:rPr>
+            <w:color w:val="0000EE"/>
+            <w:u w:val="single"/>
+          </w:rPr>
+          <w:t>17</w:t>
+        </w:r>
+      </w:hyperlink>
+      <w:r>
+        <w:rPr>
+          <w:lang w:val="zh_TW" w:bidi="zh_TW"/>
+        </w:rPr>
+        <w:t>）猶太會堂中的兩個職位：「管會堂的」，負責次序以及選擇經文的誦讀者；以及執事（</w:t>
+      </w:r>
+      <w:hyperlink r:id="rId158">
+        <w:r>
+          <w:rPr>
+            <w:lang w:val="zh_TW" w:bidi="zh_TW"/>
+          </w:rPr>
+          <w:rPr>
+            <w:color w:val="0000EE"/>
+            <w:u w:val="single"/>
+          </w:rPr>
+          <w:t>路加福音4:20</w:t>
+        </w:r>
+      </w:hyperlink>
+      <w:r>
+        <w:rPr>
+          <w:lang w:val="zh_TW" w:bidi="zh_TW"/>
+        </w:rPr>
+        <w:t>），負責拿出和收起經文書卷，並對不守規矩的學生施以體罰。後來，還有一位被任命為禱告的領袖。</w:t>
+      </w:r>
+    </w:p>
+    <w:p>
+      <w:pPr>
+        <w:pStyle w:val="Heading3"/>
+      </w:pPr>
+      <w:r>
+        <w:rPr>
+          <w:lang w:val="zh_TW" w:bidi="zh_TW"/>
+        </w:rPr>
+        <w:t>建築</w:t>
+      </w:r>
+    </w:p>
+    <w:p>
+      <w:pPr/>
+      <w:r>
+        <w:rPr>
+          <w:lang w:val="zh_TW" w:bidi="zh_TW"/>
+        </w:rPr>
+      </w:r>
+      <w:r>
+        <w:rPr>
+          <w:lang w:val="zh_TW" w:bidi="zh_TW"/>
+        </w:rPr>
+        <w:t>在建築結構上，猶太會堂是仿照聖殿而建的。它通常建在高地上，並且建造的結構使人們可以面向耶路撒冷的方向坐著。有一個可移動的箱子用來放置律法書和先知書的書卷，還有一個平台用於誦讀經文和講論。男女會分開坐。文士喜愛「高位」，面向人群（</w:t>
+      </w:r>
+      <w:hyperlink r:id="rId159">
+        <w:r>
+          <w:rPr>
+            <w:lang w:val="zh_TW" w:bidi="zh_TW"/>
+          </w:rPr>
+          <w:rPr>
+            <w:color w:val="0000EE"/>
+            <w:u w:val="single"/>
+          </w:rPr>
+          <w:t>馬可福音12:39</w:t>
+        </w:r>
+      </w:hyperlink>
+      <w:r>
+        <w:rPr>
+          <w:lang w:val="zh_TW" w:bidi="zh_TW"/>
+        </w:rPr>
+        <w:t>）。許多會堂裝飾著葡萄葉、七枝燈台、逾越節的羔羊和盛嗎哪的罐子。早期的會堂還有一個革尼匝（genizah），即一個地下室或閣樓，用來存放磨損的書卷，因為它們記載了神的名字，太過神聖而不能被銷毀。</w:t>
+      </w:r>
+    </w:p>
+    <w:p>
+      <w:pPr/>
+      <w:r>
+        <w:rPr>
+          <w:lang w:val="zh_TW" w:bidi="zh_TW"/>
+        </w:rPr>
+      </w:r>
+      <w:r>
+        <w:rPr>
+          <w:i/>
+          <w:lang w:val="zh_TW" w:bidi="zh_TW"/>
+        </w:rPr>
+        <w:t>另見</w:t>
+      </w:r>
+      <w:r>
+        <w:rPr>
+          <w:lang w:val="zh_TW" w:bidi="zh_TW"/>
+        </w:rPr>
+        <w:t xml:space="preserve"> </w:t>
+      </w:r>
+      <w:r>
+        <w:rPr>
+          <w:lang w:val="zh_TW" w:bidi="zh_TW"/>
+        </w:rPr>
+        <w:t>猶太教</w:t>
+      </w:r>
       <w:r>
         <w:rPr>
           <w:lang w:val="zh_TW" w:bidi="zh_TW"/>
         </w:rPr>
         <w:t>；</w:t>
       </w:r>
-      <w:hyperlink r:id="rId98">
-        <w:r>
-          <w:rPr>
-            <w:lang w:val="zh_TW" w:bidi="zh_TW"/>
-          </w:rPr>
-          <w:rPr>
-            <w:color w:val="0000EE"/>
-            <w:u w:val="single"/>
-          </w:rPr>
-          <w:t>啟示錄1:7</w:t>
-        </w:r>
-      </w:hyperlink>
-      <w:r>
-        <w:rPr>
-          <w:lang w:val="zh_TW" w:bidi="zh_TW"/>
-        </w:rPr>
-        <w:t>）。</w:t>
-      </w:r>
-    </w:p>
-    <w:p>
-      <w:pPr/>
-      <w:r>
-        <w:rPr>
-          <w:lang w:val="zh_TW" w:bidi="zh_TW"/>
-        </w:rPr>
-      </w:r>
-      <w:r>
-        <w:rPr>
-          <w:i/>
-          <w:lang w:val="zh_TW" w:bidi="zh_TW"/>
-        </w:rPr>
-        <w:t>另見</w:t>
-      </w:r>
-      <w:r>
-        <w:rPr>
-          <w:lang w:val="zh_TW" w:bidi="zh_TW"/>
-        </w:rPr>
-        <w:t xml:space="preserve"> </w:t>
-      </w:r>
-      <w:r>
-        <w:rPr>
-          <w:lang w:val="zh_TW" w:bidi="zh_TW"/>
-        </w:rPr>
-        <w:t>榮耀</w:t>
-      </w:r>
-      <w:r>
-        <w:rPr>
-          <w:lang w:val="zh_TW" w:bidi="zh_TW"/>
-        </w:rPr>
-        <w:t>、</w:t>
-      </w:r>
-      <w:r>
-        <w:rPr>
-          <w:lang w:val="zh_TW" w:bidi="zh_TW"/>
-        </w:rPr>
-        <w:t>舍吉拿（Shekinah）</w:t>
-      </w:r>
-      <w:r>
-        <w:rPr>
-          <w:lang w:val="zh_TW" w:bidi="zh_TW"/>
-        </w:rPr>
-        <w:t>、</w:t>
-      </w:r>
-      <w:r>
-        <w:rPr>
-          <w:lang w:val="zh_TW" w:bidi="zh_TW"/>
-        </w:rPr>
-        <w:t>神顯現</w:t>
+      <w:r>
+        <w:rPr>
+          <w:lang w:val="zh_TW" w:bidi="zh_TW"/>
+        </w:rPr>
+        <w:t>管會堂的</w:t>
       </w:r>
       <w:r>
         <w:rPr>
@@ -4778,12 +6301,6 @@
   </w:num>
   <w:num w:numId="13" w16cid:durableId="592781308">
     <w:abstractNumId w:val="11"/>
-  </w:num>
-  <w:num w:numId="14">
-    <w:abstractNumId w:val="3"/>
-    <w:lvlOverride w:ilvl="0">
-      <w:startOverride w:val="1"/>
-    </w:lvlOverride>
   </w:num>
   <w:numIdMacAtCleanup w:val="10"/>
 </w:numbering>

--- a/zht/docx/064.content.docx
+++ b/zht/docx/064.content.docx
@@ -149,7 +149,7 @@
         <w:rPr>
           <w:lang w:val="zh_TW" w:bidi="zh_TW"/>
         </w:rPr>
-        <w:t>hui</w:t>
+        <w:t>huan</w:t>
       </w:r>
       <w:r>
         <w:rPr>
@@ -212,7 +212,7 @@
         <w:rPr>
           <w:lang w:val="zh_TW" w:bidi="zh_TW"/>
         </w:rPr>
-        <w:t>灰燼</w:t>
+        <w:t>患難</w:t>
       </w:r>
       <w:r>
         <w:rPr>
@@ -231,7 +231,50 @@
         <w:rPr>
           <w:lang w:val="zh_TW" w:bidi="zh_TW"/>
         </w:rPr>
-        <w:t>灰燼是物品完全焚燒後所留下的細微粉末。在會幕或聖殿祭壇上焚燒祭物後所產生的灰燼，必須依照規定，在特定的禮儀中被清除並丟棄（</w:t>
+        <w:t>痛苦、困擾、麻煩或迫害的經歷。</w:t>
+      </w:r>
+    </w:p>
+    <w:p>
+      <w:pPr>
+        <w:pStyle w:val="Heading3"/>
+      </w:pPr>
+      <w:r>
+        <w:rPr>
+          <w:lang w:val="zh_TW" w:bidi="zh_TW"/>
+        </w:rPr>
+        <w:t>患難常見的例子有哪些？</w:t>
+      </w:r>
+    </w:p>
+    <w:p>
+      <w:pPr/>
+      <w:r>
+        <w:rPr>
+          <w:lang w:val="zh_TW" w:bidi="zh_TW"/>
+        </w:rPr>
+      </w:r>
+      <w:r>
+        <w:rPr>
+          <w:lang w:val="zh_TW" w:bidi="zh_TW"/>
+        </w:rPr>
+        <w:t>在新約聖經中，「患難」這個詞語有時指普通人生活中的困難，例如：</w:t>
+      </w:r>
+    </w:p>
+    <w:p>
+      <w:pPr>
+        <w:pStyle w:val="ListBullet"/>
+        <w:spacing w:line="240" w:lineRule="auto"/>
+        <w:ind w:left="720"/>
+      </w:pPr>
+      <w:r>
+        <w:rPr>
+          <w:lang w:val="zh_TW" w:bidi="zh_TW"/>
+        </w:rPr>
+      </w:r>
+      <w:r>
+        <w:rPr>
+          <w:lang w:val="zh_TW" w:bidi="zh_TW"/>
+        </w:rPr>
+        <w:t>分娩的痛苦（</w:t>
       </w:r>
       <w:hyperlink r:id="rId13">
         <w:r>
@@ -242,32 +285,32 @@
             <w:color w:val="0000EE"/>
             <w:u w:val="single"/>
           </w:rPr>
-          <w:t>利</w:t>
+          <w:t>約16:21</w:t>
         </w:r>
       </w:hyperlink>
       <w:r>
         <w:rPr>
           <w:lang w:val="zh_TW" w:bidi="zh_TW"/>
         </w:rPr>
-        <w:t xml:space="preserve"> </w:t>
-      </w:r>
-      <w:hyperlink r:id="rId13">
-        <w:r>
-          <w:rPr>
-            <w:lang w:val="zh_TW" w:bidi="zh_TW"/>
-          </w:rPr>
-          <w:rPr>
-            <w:color w:val="0000EE"/>
-            <w:u w:val="single"/>
-          </w:rPr>
-          <w:t>1:16</w:t>
-        </w:r>
-      </w:hyperlink>
-      <w:r>
-        <w:rPr>
-          <w:lang w:val="zh_TW" w:bidi="zh_TW"/>
-        </w:rPr>
-        <w:t>，</w:t>
+        <w:t>）</w:t>
+      </w:r>
+    </w:p>
+    <w:p>
+      <w:pPr>
+        <w:pStyle w:val="ListBullet"/>
+        <w:spacing w:line="240" w:lineRule="auto"/>
+        <w:ind w:left="720"/>
+      </w:pPr>
+      <w:r>
+        <w:rPr>
+          <w:lang w:val="zh_TW" w:bidi="zh_TW"/>
+        </w:rPr>
+      </w:r>
+      <w:r>
+        <w:rPr>
+          <w:lang w:val="zh_TW" w:bidi="zh_TW"/>
+        </w:rPr>
+        <w:t>婚姻中的憂慮（</w:t>
       </w:r>
       <w:hyperlink r:id="rId14">
         <w:r>
@@ -278,14 +321,32 @@
             <w:color w:val="0000EE"/>
             <w:u w:val="single"/>
           </w:rPr>
-          <w:t>4:12</w:t>
+          <w:t>林前7:28</w:t>
         </w:r>
       </w:hyperlink>
       <w:r>
         <w:rPr>
           <w:lang w:val="zh_TW" w:bidi="zh_TW"/>
         </w:rPr>
-        <w:t>，</w:t>
+        <w:t>）</w:t>
+      </w:r>
+    </w:p>
+    <w:p>
+      <w:pPr>
+        <w:pStyle w:val="ListBullet"/>
+        <w:spacing w:line="240" w:lineRule="auto"/>
+        <w:ind w:left="720"/>
+      </w:pPr>
+      <w:r>
+        <w:rPr>
+          <w:lang w:val="zh_TW" w:bidi="zh_TW"/>
+        </w:rPr>
+      </w:r>
+      <w:r>
+        <w:rPr>
+          <w:lang w:val="zh_TW" w:bidi="zh_TW"/>
+        </w:rPr>
+        <w:t>寡婦的困苦（</w:t>
       </w:r>
       <w:hyperlink r:id="rId15">
         <w:r>
@@ -296,14 +357,28 @@
             <w:color w:val="0000EE"/>
             <w:u w:val="single"/>
           </w:rPr>
-          <w:t>6:10–11</w:t>
+          <w:t>雅1:27</w:t>
         </w:r>
       </w:hyperlink>
       <w:r>
         <w:rPr>
           <w:lang w:val="zh_TW" w:bidi="zh_TW"/>
         </w:rPr>
-        <w:t>；參</w:t>
+        <w:t>）</w:t>
+      </w:r>
+    </w:p>
+    <w:p>
+      <w:pPr/>
+      <w:r>
+        <w:rPr>
+          <w:lang w:val="zh_TW" w:bidi="zh_TW"/>
+        </w:rPr>
+      </w:r>
+      <w:r>
+        <w:rPr>
+          <w:lang w:val="zh_TW" w:bidi="zh_TW"/>
+        </w:rPr>
+        <w:t>這些都被稱為患難。像饑荒這樣的重大災難則被稱為「大患難」（</w:t>
       </w:r>
       <w:hyperlink r:id="rId16">
         <w:r>
@@ -314,14 +389,39 @@
             <w:color w:val="0000EE"/>
             <w:u w:val="single"/>
           </w:rPr>
-          <w:t>來9:13</w:t>
+          <w:t>徒7:11</w:t>
         </w:r>
       </w:hyperlink>
       <w:r>
         <w:rPr>
           <w:lang w:val="zh_TW" w:bidi="zh_TW"/>
         </w:rPr>
-        <w:t>）。舊約聖經中也多次提到外邦祭壇上的灰燼（</w:t>
+        <w:t>）。</w:t>
+      </w:r>
+    </w:p>
+    <w:p>
+      <w:pPr>
+        <w:pStyle w:val="Heading3"/>
+      </w:pPr>
+      <w:r>
+        <w:rPr>
+          <w:lang w:val="zh_TW" w:bidi="zh_TW"/>
+        </w:rPr>
+        <w:t>耶穌如何講論患難？</w:t>
+      </w:r>
+    </w:p>
+    <w:p>
+      <w:pPr/>
+      <w:r>
+        <w:rPr>
+          <w:lang w:val="zh_TW" w:bidi="zh_TW"/>
+        </w:rPr>
+      </w:r>
+      <w:r>
+        <w:rPr>
+          <w:lang w:val="zh_TW" w:bidi="zh_TW"/>
+        </w:rPr>
+        <w:t>「患難」一詞有更為具體的意義，就是基督徒的特定經歷。基督的教導，基本上定義了「患難」這個詞語的意義。耶穌說，無論任何時候，只要福音存在於世，大災難就是不可避免的。隨著福音的傳播，大災難和迫害也會隨之出現（</w:t>
       </w:r>
       <w:hyperlink r:id="rId17">
         <w:r>
@@ -332,10 +432,30 @@
             <w:color w:val="0000EE"/>
             <w:u w:val="single"/>
           </w:rPr>
-          <w:t>王上13:1</w:t>
+          <w:t>太13:21</w:t>
         </w:r>
       </w:hyperlink>
-      <w:hyperlink r:id="rId15">
+      <w:r>
+        <w:rPr>
+          <w:lang w:val="zh_TW" w:bidi="zh_TW"/>
+        </w:rPr>
+        <w:t>）。</w:t>
+      </w:r>
+    </w:p>
+    <w:p>
+      <w:pPr/>
+      <w:r>
+        <w:rPr>
+          <w:lang w:val="zh_TW" w:bidi="zh_TW"/>
+        </w:rPr>
+      </w:r>
+      <w:r>
+        <w:rPr>
+          <w:lang w:val="zh_TW" w:bidi="zh_TW"/>
+        </w:rPr>
+        <w:t>耶穌講論末後的時候，仔細發展在教會時代的患難觀念。這個教導的主要出處，來自耶穌在橄欖山上的講章（</w:t>
+      </w:r>
+      <w:hyperlink r:id="rId18">
         <w:r>
           <w:rPr>
             <w:lang w:val="zh_TW" w:bidi="zh_TW"/>
@@ -344,10 +464,16 @@
             <w:color w:val="0000EE"/>
             <w:u w:val="single"/>
           </w:rPr>
-          <w:t>-</w:t>
+          <w:t>太24–25</w:t>
         </w:r>
       </w:hyperlink>
-      <w:hyperlink r:id="rId17">
+      <w:r>
+        <w:rPr>
+          <w:lang w:val="zh_TW" w:bidi="zh_TW"/>
+        </w:rPr>
+        <w:t>；</w:t>
+      </w:r>
+      <w:hyperlink r:id="rId19">
         <w:r>
           <w:rPr>
             <w:lang w:val="zh_TW" w:bidi="zh_TW"/>
@@ -356,7 +482,7 @@
             <w:color w:val="0000EE"/>
             <w:u w:val="single"/>
           </w:rPr>
-          <w:t>5</w:t>
+          <w:t>可13</w:t>
         </w:r>
       </w:hyperlink>
       <w:r>
@@ -365,7 +491,7 @@
         </w:rPr>
         <w:t>；</w:t>
       </w:r>
-      <w:hyperlink r:id="rId17">
+      <w:hyperlink r:id="rId20">
         <w:r>
           <w:rPr>
             <w:lang w:val="zh_TW" w:bidi="zh_TW"/>
@@ -374,7 +500,107 @@
             <w:color w:val="0000EE"/>
             <w:u w:val="single"/>
           </w:rPr>
-          <w:t>王下</w:t>
+          <w:t>路21</w:t>
+        </w:r>
+      </w:hyperlink>
+      <w:r>
+        <w:rPr>
+          <w:lang w:val="zh_TW" w:bidi="zh_TW"/>
+        </w:rPr>
+        <w:t>）。這個唯一的教導為門徒說明，末後大災難的情況和明確的時間框架。耶穌預測了大災難的開始、規模和結局。這個大災難的教導，是耶穌私下給予十二門徒的（</w:t>
+      </w:r>
+      <w:hyperlink r:id="rId21">
+        <w:r>
+          <w:rPr>
+            <w:lang w:val="zh_TW" w:bidi="zh_TW"/>
+          </w:rPr>
+          <w:rPr>
+            <w:color w:val="0000EE"/>
+            <w:u w:val="single"/>
+          </w:rPr>
+          <w:t>太24:3</w:t>
+        </w:r>
+      </w:hyperlink>
+      <w:r>
+        <w:rPr>
+          <w:lang w:val="zh_TW" w:bidi="zh_TW"/>
+        </w:rPr>
+        <w:t>）。</w:t>
+      </w:r>
+    </w:p>
+    <w:p>
+      <w:pPr/>
+      <w:r>
+        <w:rPr>
+          <w:lang w:val="zh_TW" w:bidi="zh_TW"/>
+        </w:rPr>
+      </w:r>
+      <w:r>
+        <w:rPr>
+          <w:lang w:val="zh_TW" w:bidi="zh_TW"/>
+        </w:rPr>
+        <w:t>耶穌告訴十二門徒，他們將會承受患難。這患難意味著，門徒會因祂的名字而遭受致死的逼迫（</w:t>
+      </w:r>
+      <w:hyperlink r:id="rId22">
+        <w:r>
+          <w:rPr>
+            <w:lang w:val="zh_TW" w:bidi="zh_TW"/>
+          </w:rPr>
+          <w:rPr>
+            <w:color w:val="0000EE"/>
+            <w:u w:val="single"/>
+          </w:rPr>
+          <w:t>太24:9</w:t>
+        </w:r>
+      </w:hyperlink>
+      <w:r>
+        <w:rPr>
+          <w:lang w:val="zh_TW" w:bidi="zh_TW"/>
+        </w:rPr>
+        <w:t>）。這教導指向一個觀念，即患難將在歷史上影響許多地方的基督徒。耶穌對十二門徒預言，說他們將成為災難的直接受害者（</w:t>
+      </w:r>
+      <w:hyperlink r:id="rId23">
+        <w:r>
+          <w:rPr>
+            <w:lang w:val="zh_TW" w:bidi="zh_TW"/>
+          </w:rPr>
+          <w:rPr>
+            <w:color w:val="0000EE"/>
+            <w:u w:val="single"/>
+          </w:rPr>
+          <w:t>太24:8</w:t>
+        </w:r>
+      </w:hyperlink>
+      <w:r>
+        <w:rPr>
+          <w:lang w:val="zh_TW" w:bidi="zh_TW"/>
+        </w:rPr>
+        <w:t>），就是明確的起點。</w:t>
+      </w:r>
+    </w:p>
+    <w:p>
+      <w:pPr/>
+      <w:r>
+        <w:rPr>
+          <w:lang w:val="zh_TW" w:bidi="zh_TW"/>
+        </w:rPr>
+      </w:r>
+      <w:r>
+        <w:rPr>
+          <w:lang w:val="zh_TW" w:bidi="zh_TW"/>
+        </w:rPr>
+        <w:t>同一群門徒將見證先知但以理所預言的耶路撒冷「大災難」（</w:t>
+      </w:r>
+      <w:hyperlink r:id="rId24">
+        <w:r>
+          <w:rPr>
+            <w:lang w:val="zh_TW" w:bidi="zh_TW"/>
+          </w:rPr>
+          <w:rPr>
+            <w:color w:val="0000EE"/>
+            <w:u w:val="single"/>
+          </w:rPr>
+          <w:t>太24:15</w:t>
         </w:r>
       </w:hyperlink>
       <w:hyperlink r:id="rId18">
@@ -386,215 +612,9 @@
             <w:color w:val="0000EE"/>
             <w:u w:val="single"/>
           </w:rPr>
-          <w:t>23:4</w:t>
+          <w:t>–</w:t>
         </w:r>
       </w:hyperlink>
-      <w:r>
-        <w:rPr>
-          <w:lang w:val="zh_TW" w:bidi="zh_TW"/>
-        </w:rPr>
-        <w:t>）。在摩西與埃及法老對峙時，將灰燼拋向空中，灰燼如細塵般散佈於埃及全地，隨即引發了人畜身上生瘡的災禍（</w:t>
-      </w:r>
-      <w:hyperlink r:id="rId19">
-        <w:r>
-          <w:rPr>
-            <w:lang w:val="zh_TW" w:bidi="zh_TW"/>
-          </w:rPr>
-          <w:rPr>
-            <w:color w:val="0000EE"/>
-            <w:u w:val="single"/>
-          </w:rPr>
-          <w:t>出9:8</w:t>
-        </w:r>
-      </w:hyperlink>
-      <w:hyperlink r:id="rId15">
-        <w:r>
-          <w:rPr>
-            <w:lang w:val="zh_TW" w:bidi="zh_TW"/>
-          </w:rPr>
-          <w:rPr>
-            <w:color w:val="0000EE"/>
-            <w:u w:val="single"/>
-          </w:rPr>
-          <w:t>-</w:t>
-        </w:r>
-      </w:hyperlink>
-      <w:hyperlink r:id="rId19">
-        <w:r>
-          <w:rPr>
-            <w:lang w:val="zh_TW" w:bidi="zh_TW"/>
-          </w:rPr>
-          <w:rPr>
-            <w:color w:val="0000EE"/>
-            <w:u w:val="single"/>
-          </w:rPr>
-          <w:t>10</w:t>
-        </w:r>
-      </w:hyperlink>
-      <w:r>
-        <w:rPr>
-          <w:lang w:val="zh_TW" w:bidi="zh_TW"/>
-        </w:rPr>
-        <w:t>）。</w:t>
-      </w:r>
-    </w:p>
-    <w:p>
-      <w:pPr/>
-      <w:r>
-        <w:rPr>
-          <w:lang w:val="zh_TW" w:bidi="zh_TW"/>
-        </w:rPr>
-      </w:r>
-      <w:r>
-        <w:rPr>
-          <w:lang w:val="zh_TW" w:bidi="zh_TW"/>
-        </w:rPr>
-        <w:t>在聖經中，灰燼常被用來象徵極深的哀痛、悔改、卑微，或自覺毫無價值的狀態。人們常將灰燼撒在自己身上，以表達內心強烈的情感。聖經中有時也將灰燼與塵土以相似的方式使用。例如：</w:t>
-      </w:r>
-    </w:p>
-    <w:p>
-      <w:pPr>
-        <w:pStyle w:val="ListBullet"/>
-        <w:spacing w:line="240" w:lineRule="auto"/>
-        <w:ind w:left="720"/>
-      </w:pPr>
-      <w:r>
-        <w:rPr>
-          <w:lang w:val="zh_TW" w:bidi="zh_TW"/>
-        </w:rPr>
-      </w:r>
-      <w:r>
-        <w:rPr>
-          <w:lang w:val="zh_TW" w:bidi="zh_TW"/>
-        </w:rPr>
-        <w:t>她瑪在遭到同父異母兄長玷污後，將灰燼撒在自己身上，以表達極深的悲痛與羞辱（</w:t>
-      </w:r>
-      <w:hyperlink r:id="rId20">
-        <w:r>
-          <w:rPr>
-            <w:lang w:val="zh_TW" w:bidi="zh_TW"/>
-          </w:rPr>
-          <w:rPr>
-            <w:color w:val="0000EE"/>
-            <w:u w:val="single"/>
-          </w:rPr>
-          <w:t>撒下13:19</w:t>
-        </w:r>
-      </w:hyperlink>
-      <w:r>
-        <w:rPr>
-          <w:lang w:val="zh_TW" w:bidi="zh_TW"/>
-        </w:rPr>
-        <w:t>）。</w:t>
-      </w:r>
-    </w:p>
-    <w:p>
-      <w:pPr>
-        <w:pStyle w:val="ListBullet"/>
-        <w:spacing w:line="240" w:lineRule="auto"/>
-        <w:ind w:left="720"/>
-      </w:pPr>
-      <w:r>
-        <w:rPr>
-          <w:lang w:val="zh_TW" w:bidi="zh_TW"/>
-        </w:rPr>
-      </w:r>
-      <w:r>
-        <w:rPr>
-          <w:lang w:val="zh_TW" w:bidi="zh_TW"/>
-        </w:rPr>
-        <w:t>末底改因王下令滅絕國中所有猶太人，心中極其憂傷，便身披麻衣、頭蒙灰燼（</w:t>
-      </w:r>
-      <w:hyperlink r:id="rId21">
-        <w:r>
-          <w:rPr>
-            <w:lang w:val="zh_TW" w:bidi="zh_TW"/>
-          </w:rPr>
-          <w:rPr>
-            <w:color w:val="0000EE"/>
-            <w:u w:val="single"/>
-          </w:rPr>
-          <w:t>斯4:1–3</w:t>
-        </w:r>
-      </w:hyperlink>
-      <w:r>
-        <w:rPr>
-          <w:lang w:val="zh_TW" w:bidi="zh_TW"/>
-        </w:rPr>
-        <w:t>）。</w:t>
-      </w:r>
-    </w:p>
-    <w:p>
-      <w:pPr>
-        <w:pStyle w:val="ListBullet"/>
-        <w:spacing w:line="240" w:lineRule="auto"/>
-        <w:ind w:left="720"/>
-      </w:pPr>
-      <w:r>
-        <w:rPr>
-          <w:lang w:val="zh_TW" w:bidi="zh_TW"/>
-        </w:rPr>
-      </w:r>
-      <w:r>
-        <w:rPr>
-          <w:lang w:val="zh_TW" w:bidi="zh_TW"/>
-        </w:rPr>
-        <w:t>但以理在為被擄、寄居異邦的百姓向神禱告時，披麻蒙灰（</w:t>
-      </w:r>
-      <w:hyperlink r:id="rId22">
-        <w:r>
-          <w:rPr>
-            <w:lang w:val="zh_TW" w:bidi="zh_TW"/>
-          </w:rPr>
-          <w:rPr>
-            <w:color w:val="0000EE"/>
-            <w:u w:val="single"/>
-          </w:rPr>
-          <w:t>但9:3</w:t>
-        </w:r>
-      </w:hyperlink>
-      <w:r>
-        <w:rPr>
-          <w:lang w:val="zh_TW" w:bidi="zh_TW"/>
-        </w:rPr>
-        <w:t>）。</w:t>
-      </w:r>
-    </w:p>
-    <w:p>
-      <w:pPr>
-        <w:pStyle w:val="ListBullet"/>
-        <w:spacing w:line="240" w:lineRule="auto"/>
-        <w:ind w:left="720"/>
-      </w:pPr>
-      <w:r>
-        <w:rPr>
-          <w:lang w:val="zh_TW" w:bidi="zh_TW"/>
-        </w:rPr>
-      </w:r>
-      <w:r>
-        <w:rPr>
-          <w:lang w:val="zh_TW" w:bidi="zh_TW"/>
-        </w:rPr>
-        <w:t>尼尼微王在聽見約拿所傳神的信息後，為自己的惡行懊悔，坐在灰燼中（</w:t>
-      </w:r>
-      <w:hyperlink r:id="rId23">
-        <w:r>
-          <w:rPr>
-            <w:lang w:val="zh_TW" w:bidi="zh_TW"/>
-          </w:rPr>
-          <w:rPr>
-            <w:color w:val="0000EE"/>
-            <w:u w:val="single"/>
-          </w:rPr>
-          <w:t>拿3:6</w:t>
-        </w:r>
-      </w:hyperlink>
-      <w:r>
-        <w:rPr>
-          <w:lang w:val="zh_TW" w:bidi="zh_TW"/>
-        </w:rPr>
-        <w:t>；</w:t>
-      </w:r>
       <w:hyperlink r:id="rId24">
         <w:r>
           <w:rPr>
@@ -604,46 +624,14 @@
             <w:color w:val="0000EE"/>
             <w:u w:val="single"/>
           </w:rPr>
-          <w:t>路10:13</w:t>
+          <w:t>21</w:t>
         </w:r>
       </w:hyperlink>
       <w:r>
         <w:rPr>
           <w:lang w:val="zh_TW" w:bidi="zh_TW"/>
         </w:rPr>
-        <w:t>）。</w:t>
-      </w:r>
-    </w:p>
-    <w:p>
-      <w:pPr/>
-      <w:r>
-        <w:rPr>
-          <w:lang w:val="zh_TW" w:bidi="zh_TW"/>
-        </w:rPr>
-      </w:r>
-      <w:r>
-        <w:rPr>
-          <w:lang w:val="zh_TW" w:bidi="zh_TW"/>
-        </w:rPr>
-        <w:t>此外，聖經中的人們也以灰燼作為象徵，表達不同的含義，例如：</w:t>
-      </w:r>
-    </w:p>
-    <w:p>
-      <w:pPr>
-        <w:pStyle w:val="ListBullet"/>
-        <w:spacing w:line="240" w:lineRule="auto"/>
-        <w:ind w:left="720"/>
-      </w:pPr>
-      <w:r>
-        <w:rPr>
-          <w:lang w:val="zh_TW" w:bidi="zh_TW"/>
-        </w:rPr>
-      </w:r>
-      <w:r>
-        <w:rPr>
-          <w:lang w:val="zh_TW" w:bidi="zh_TW"/>
-        </w:rPr>
-        <w:t>表示卑微與渺小（</w:t>
+        <w:t>）。這段經文清楚表明，耶穌指的是公元70年耶路撒冷被毀滅。耶路撒冷被羅馬軍團攻陷，被視為持續大災難的象徵。馬太本人在</w:t>
       </w:r>
       <w:hyperlink r:id="rId25">
         <w:r>
@@ -654,32 +642,26 @@
             <w:color w:val="0000EE"/>
             <w:u w:val="single"/>
           </w:rPr>
-          <w:t>創18:27</w:t>
+          <w:t>二十四章15節</w:t>
         </w:r>
       </w:hyperlink>
       <w:r>
         <w:rPr>
           <w:lang w:val="zh_TW" w:bidi="zh_TW"/>
         </w:rPr>
-        <w:t>）</w:t>
-      </w:r>
-    </w:p>
-    <w:p>
-      <w:pPr>
-        <w:pStyle w:val="ListBullet"/>
-        <w:spacing w:line="240" w:lineRule="auto"/>
-        <w:ind w:left="720"/>
-      </w:pPr>
-      <w:r>
-        <w:rPr>
-          <w:lang w:val="zh_TW" w:bidi="zh_TW"/>
-        </w:rPr>
-      </w:r>
-      <w:r>
-        <w:rPr>
-          <w:lang w:val="zh_TW" w:bidi="zh_TW"/>
-        </w:rPr>
-        <w:t>表示毫無價值或失去功用的狀態（</w:t>
+        <w:t>中作了評語，說「</w:t>
+      </w:r>
+      <w:r>
+        <w:rPr>
+          <w:lang w:val="zh_TW" w:bidi="zh_TW"/>
+        </w:rPr>
+        <w:t>讀這經的人須要會意</w:t>
+      </w:r>
+      <w:r>
+        <w:rPr>
+          <w:lang w:val="zh_TW" w:bidi="zh_TW"/>
+        </w:rPr>
+        <w:t>」。這提醒了他的原始讀者，耶穌的預言會在他們有生之年應驗。</w:t>
       </w:r>
       <w:hyperlink r:id="rId26">
         <w:r>
@@ -690,14 +672,57 @@
             <w:color w:val="0000EE"/>
             <w:u w:val="single"/>
           </w:rPr>
-          <w:t>伯13:12</w:t>
+          <w:t>路加福音二十一章20至24節</w:t>
         </w:r>
       </w:hyperlink>
       <w:r>
         <w:rPr>
           <w:lang w:val="zh_TW" w:bidi="zh_TW"/>
         </w:rPr>
-        <w:t>，</w:t>
+        <w:t>的平行段落清楚表明，非猶太人將在猶太耶路撒冷毀滅後長期統治。這就是公元70年耶路撒冷淪陷後發生的事情。</w:t>
+      </w:r>
+    </w:p>
+    <w:p>
+      <w:pPr>
+        <w:pStyle w:val="Heading3"/>
+      </w:pPr>
+      <w:r>
+        <w:rPr>
+          <w:lang w:val="zh_TW" w:bidi="zh_TW"/>
+        </w:rPr>
+        <w:t>基督徒應如何回應患難？</w:t>
+      </w:r>
+    </w:p>
+    <w:p>
+      <w:pPr/>
+      <w:r>
+        <w:rPr>
+          <w:lang w:val="zh_TW" w:bidi="zh_TW"/>
+        </w:rPr>
+      </w:r>
+      <w:r>
+        <w:rPr>
+          <w:lang w:val="zh_TW" w:bidi="zh_TW"/>
+        </w:rPr>
+        <w:t>新約聖經警告信徒，要知道患難將會發生。新約聖經也定義了信徒對患難的適當回應：</w:t>
+      </w:r>
+    </w:p>
+    <w:p>
+      <w:pPr>
+        <w:pStyle w:val="ListBullet"/>
+        <w:spacing w:line="240" w:lineRule="auto"/>
+        <w:ind w:left="720"/>
+      </w:pPr>
+      <w:r>
+        <w:rPr>
+          <w:lang w:val="zh_TW" w:bidi="zh_TW"/>
+        </w:rPr>
+      </w:r>
+      <w:r>
+        <w:rPr>
+          <w:lang w:val="zh_TW" w:bidi="zh_TW"/>
+        </w:rPr>
+        <w:t>基督徒應該在苦難中滿有喜樂，因為他們結出好果子。患難能使人生出忍耐和老練的力量（</w:t>
       </w:r>
       <w:hyperlink r:id="rId27">
         <w:r>
@@ -708,14 +733,56 @@
             <w:color w:val="0000EE"/>
             <w:u w:val="single"/>
           </w:rPr>
-          <w:t>30:19</w:t>
+          <w:t>羅5:3</w:t>
         </w:r>
       </w:hyperlink>
-      <w:r>
-        <w:rPr>
-          <w:lang w:val="zh_TW" w:bidi="zh_TW"/>
-        </w:rPr>
-        <w:t>；</w:t>
+      <w:hyperlink r:id="rId18">
+        <w:r>
+          <w:rPr>
+            <w:lang w:val="zh_TW" w:bidi="zh_TW"/>
+          </w:rPr>
+          <w:rPr>
+            <w:color w:val="0000EE"/>
+            <w:u w:val="single"/>
+          </w:rPr>
+          <w:t>–</w:t>
+        </w:r>
+      </w:hyperlink>
+      <w:hyperlink r:id="rId27">
+        <w:r>
+          <w:rPr>
+            <w:lang w:val="zh_TW" w:bidi="zh_TW"/>
+          </w:rPr>
+          <w:rPr>
+            <w:color w:val="0000EE"/>
+            <w:u w:val="single"/>
+          </w:rPr>
+          <w:t>4</w:t>
+        </w:r>
+      </w:hyperlink>
+      <w:r>
+        <w:rPr>
+          <w:lang w:val="zh_TW" w:bidi="zh_TW"/>
+        </w:rPr>
+        <w:t>）。</w:t>
+      </w:r>
+    </w:p>
+    <w:p>
+      <w:pPr>
+        <w:pStyle w:val="ListBullet"/>
+        <w:spacing w:line="240" w:lineRule="auto"/>
+        <w:ind w:left="720"/>
+      </w:pPr>
+      <w:r>
+        <w:rPr>
+          <w:lang w:val="zh_TW" w:bidi="zh_TW"/>
+        </w:rPr>
+      </w:r>
+      <w:r>
+        <w:rPr>
+          <w:lang w:val="zh_TW" w:bidi="zh_TW"/>
+        </w:rPr>
+        <w:t>他們應該心存忍耐，因為神會安慰忠心的人（</w:t>
       </w:r>
       <w:hyperlink r:id="rId28">
         <w:r>
@@ -726,32 +793,14 @@
             <w:color w:val="0000EE"/>
             <w:u w:val="single"/>
           </w:rPr>
-          <w:t>賽44:20</w:t>
+          <w:t>羅12:12</w:t>
         </w:r>
       </w:hyperlink>
       <w:r>
         <w:rPr>
           <w:lang w:val="zh_TW" w:bidi="zh_TW"/>
         </w:rPr>
-        <w:t>）</w:t>
-      </w:r>
-    </w:p>
-    <w:p>
-      <w:pPr>
-        <w:pStyle w:val="ListBullet"/>
-        <w:spacing w:line="240" w:lineRule="auto"/>
-        <w:ind w:left="720"/>
-      </w:pPr>
-      <w:r>
-        <w:rPr>
-          <w:lang w:val="zh_TW" w:bidi="zh_TW"/>
-        </w:rPr>
-      </w:r>
-      <w:r>
-        <w:rPr>
-          <w:lang w:val="zh_TW" w:bidi="zh_TW"/>
-        </w:rPr>
-        <w:t>毀滅（</w:t>
+        <w:t>；</w:t>
       </w:r>
       <w:hyperlink r:id="rId29">
         <w:r>
@@ -762,14 +811,32 @@
             <w:color w:val="0000EE"/>
             <w:u w:val="single"/>
           </w:rPr>
-          <w:t>結28:18</w:t>
+          <w:t>林後1:4</w:t>
         </w:r>
       </w:hyperlink>
       <w:r>
         <w:rPr>
           <w:lang w:val="zh_TW" w:bidi="zh_TW"/>
         </w:rPr>
-        <w:t>；</w:t>
+        <w:t>）。</w:t>
+      </w:r>
+    </w:p>
+    <w:p>
+      <w:pPr>
+        <w:pStyle w:val="ListBullet"/>
+        <w:spacing w:line="240" w:lineRule="auto"/>
+        <w:ind w:left="720"/>
+      </w:pPr>
+      <w:r>
+        <w:rPr>
+          <w:lang w:val="zh_TW" w:bidi="zh_TW"/>
+        </w:rPr>
+      </w:r>
+      <w:r>
+        <w:rPr>
+          <w:lang w:val="zh_TW" w:bidi="zh_TW"/>
+        </w:rPr>
+        <w:t>他們應該明白，患難是為了預備信徒，迎接在永恆中的榮耀（</w:t>
       </w:r>
       <w:hyperlink r:id="rId30">
         <w:r>
@@ -780,14 +847,14 @@
             <w:color w:val="0000EE"/>
             <w:u w:val="single"/>
           </w:rPr>
-          <w:t>彼後2:6</w:t>
+          <w:t>林後4:17</w:t>
         </w:r>
       </w:hyperlink>
       <w:r>
         <w:rPr>
           <w:lang w:val="zh_TW" w:bidi="zh_TW"/>
         </w:rPr>
-        <w:t>）</w:t>
+        <w:t>）。</w:t>
       </w:r>
     </w:p>
     <w:p>
@@ -799,32 +866,9 @@
       </w:r>
       <w:r>
         <w:rPr>
-          <w:i/>
-          <w:lang w:val="zh_TW" w:bidi="zh_TW"/>
-        </w:rPr>
-        <w:t xml:space="preserve">另見 </w:t>
-      </w:r>
-      <w:r>
-        <w:rPr>
-          <w:lang w:val="zh_TW" w:bidi="zh_TW"/>
-        </w:rPr>
-        <w:t>哀悼</w:t>
-      </w:r>
-      <w:r>
-        <w:rPr>
-          <w:lang w:val="zh_TW" w:bidi="zh_TW"/>
-        </w:rPr>
-        <w:t>。</w:t>
-      </w:r>
-      <w:r>
-        <w:rPr>
-          <w:lang w:val="zh_TW" w:bidi="zh_TW"/>
-        </w:rPr>
-      </w:r>
-      <w:r>
-        <w:rPr>
-          <w:lang w:val="zh_TW" w:bidi="zh_TW"/>
-        </w:rPr>
+          <w:lang w:val="zh_TW" w:bidi="zh_TW"/>
+        </w:rPr>
+        <w:t>在歷史上，基督徒享有財富和自由是罕見的。歷史上大多數信徒都經歷苦難。教會一直是遭受逼迫的小數群體，在一個不友好的世界堅忍。對於免受患難的基督徒來說，患難似乎適用歷史上較後的時段。</w:t>
       </w:r>
     </w:p>
     <w:p>
@@ -834,35 +878,23 @@
           <w:lang w:val="zh_TW" w:bidi="zh_TW"/>
         </w:rPr>
       </w:r>
-    </w:p>
-    <w:p>
-      <w:pPr>
-        <w:pStyle w:val="Heading2"/>
-      </w:pPr>
-      <w:r>
-        <w:rPr>
-          <w:lang w:val="zh_TW" w:bidi="zh_TW"/>
-        </w:rPr>
-        <w:t>悔改</w:t>
-      </w:r>
-      <w:r>
-        <w:rPr>
-          <w:lang w:val="zh_TW" w:bidi="zh_TW"/>
-        </w:rPr>
-      </w:r>
-    </w:p>
-    <w:p>
-      <w:pPr/>
-      <w:r>
-        <w:rPr>
-          <w:lang w:val="zh_TW" w:bidi="zh_TW"/>
-        </w:rPr>
-      </w:r>
-      <w:r>
-        <w:rPr>
-          <w:lang w:val="zh_TW" w:bidi="zh_TW"/>
-        </w:rPr>
-        <w:t>字面意思是改變心意，但不是指對個人計劃、意圖或信仰的改變，而是對神態度的改變。這種悔改伴隨著在基督裡得救的信心（</w:t>
+      <w:r>
+        <w:rPr>
+          <w:lang w:val="zh_TW" w:bidi="zh_TW"/>
+        </w:rPr>
+        <w:t>大多數基督徒正面臨壓迫、拒絕、困難和迫害。由於這個原因，耶穌預言的患難是持續存在的現實。患難的嚴重程度可能會有所不同，惟基督的承諾依然真實：「</w:t>
+      </w:r>
+      <w:r>
+        <w:rPr>
+          <w:lang w:val="zh_TW" w:bidi="zh_TW"/>
+        </w:rPr>
+        <w:t>在世上，你們有苦難；但你們可以放心，我已經勝了世界。</w:t>
+      </w:r>
+      <w:r>
+        <w:rPr>
+          <w:lang w:val="zh_TW" w:bidi="zh_TW"/>
+        </w:rPr>
+        <w:t>」（</w:t>
       </w:r>
       <w:hyperlink r:id="rId31">
         <w:r>
@@ -873,235 +905,45 @@
             <w:color w:val="0000EE"/>
             <w:u w:val="single"/>
           </w:rPr>
-          <w:t>徒20:21</w:t>
+          <w:t>約16:33</w:t>
         </w:r>
       </w:hyperlink>
       <w:r>
         <w:rPr>
           <w:lang w:val="zh_TW" w:bidi="zh_TW"/>
         </w:rPr>
-        <w:t>）。若認為有人可以相信基督但他卻不悔改，就是不合邏輯且匪夷所思的。悔改在歸信過程中如此重要，以至於常常被強調，而不是強調得救的信心。正如基督所說，天上眾天使為一個悔改的罪人歡喜（</w:t>
-      </w:r>
-      <w:hyperlink r:id="rId32">
-        <w:r>
-          <w:rPr>
-            <w:lang w:val="zh_TW" w:bidi="zh_TW"/>
-          </w:rPr>
-          <w:rPr>
-            <w:color w:val="0000EE"/>
-            <w:u w:val="single"/>
-          </w:rPr>
-          <w:t>路15:7</w:t>
-        </w:r>
-      </w:hyperlink>
-      <w:r>
-        <w:rPr>
-          <w:lang w:val="zh_TW" w:bidi="zh_TW"/>
-        </w:rPr>
-        <w:t>）。使徒們描述外邦人歸信基督為神賜給他們「悔改得生命」（</w:t>
-      </w:r>
-      <w:hyperlink r:id="rId33">
-        <w:r>
-          <w:rPr>
-            <w:lang w:val="zh_TW" w:bidi="zh_TW"/>
-          </w:rPr>
-          <w:rPr>
-            <w:color w:val="0000EE"/>
-            <w:u w:val="single"/>
-          </w:rPr>
-          <w:t>徒11:18</w:t>
-        </w:r>
-      </w:hyperlink>
-      <w:r>
-        <w:rPr>
-          <w:lang w:val="zh_TW" w:bidi="zh_TW"/>
-        </w:rPr>
-        <w:t>）。雖然信徒可能對某一方面的認識超過另一方面，然而福音性的悔改和對基督的信心實際上兩者是密不可分的。</w:t>
-      </w:r>
-    </w:p>
-    <w:p>
-      <w:pPr/>
-      <w:r>
-        <w:rPr>
-          <w:lang w:val="zh_TW" w:bidi="zh_TW"/>
-        </w:rPr>
-      </w:r>
-      <w:r>
-        <w:rPr>
-          <w:lang w:val="zh_TW" w:bidi="zh_TW"/>
-        </w:rPr>
-        <w:t>這樣的悔罪不是一個孤立的行為，而是一種心志，激勵人遵行與神旨意相符的行為。認識到每日的罪過和短處，就有機會重新悔罪，並對基督產生新的信心。這種悔罪的最深刻且最值得注意的表達之一，就是大衛對他與拔示巴通姦事件的記述（</w:t>
-      </w:r>
-      <w:hyperlink r:id="rId34">
-        <w:r>
-          <w:rPr>
-            <w:lang w:val="zh_TW" w:bidi="zh_TW"/>
-          </w:rPr>
-          <w:rPr>
-            <w:color w:val="0000EE"/>
-            <w:u w:val="single"/>
-          </w:rPr>
-          <w:t>詩51章</w:t>
-        </w:r>
-      </w:hyperlink>
-      <w:r>
-        <w:rPr>
-          <w:lang w:val="zh_TW" w:bidi="zh_TW"/>
-        </w:rPr>
-        <w:t>）。整個教會有時也受召悔改（</w:t>
-      </w:r>
-      <w:hyperlink r:id="rId35">
-        <w:r>
-          <w:rPr>
-            <w:lang w:val="zh_TW" w:bidi="zh_TW"/>
-          </w:rPr>
-          <w:rPr>
-            <w:color w:val="0000EE"/>
-            <w:u w:val="single"/>
-          </w:rPr>
-          <w:t>啟2:5</w:t>
-        </w:r>
-      </w:hyperlink>
-      <w:r>
-        <w:rPr>
-          <w:lang w:val="zh_TW" w:bidi="zh_TW"/>
-        </w:rPr>
         <w:t>）。</w:t>
       </w:r>
-      <w:hyperlink r:id="rId36">
-        <w:r>
-          <w:rPr>
-            <w:lang w:val="zh_TW" w:bidi="zh_TW"/>
-          </w:rPr>
-          <w:rPr>
-            <w:color w:val="0000EE"/>
-            <w:u w:val="single"/>
-          </w:rPr>
-          <w:t>哥林多後書第七章</w:t>
-        </w:r>
-      </w:hyperlink>
-      <w:r>
-        <w:rPr>
-          <w:lang w:val="zh_TW" w:bidi="zh_TW"/>
-        </w:rPr>
-        <w:t>對這種集體悔改有一個發人深省且完整的描述，包括對罪的哀痛、決心棄絕舊有的罪惡、行為正直等各種要素。雖然悔改常伴隨著深刻的情感，但它並不等同於這些情感，而是根植於在聖潔神面前，罪人自己需要有悔改的信念。</w:t>
-      </w:r>
-    </w:p>
-    <w:p>
-      <w:pPr/>
-      <w:r>
-        <w:rPr>
-          <w:lang w:val="zh_TW" w:bidi="zh_TW"/>
-        </w:rPr>
-      </w:r>
-      <w:r>
-        <w:rPr>
-          <w:lang w:val="zh_TW" w:bidi="zh_TW"/>
-        </w:rPr>
-        <w:t>施洗約翰（</w:t>
-      </w:r>
-      <w:hyperlink r:id="rId37">
-        <w:r>
-          <w:rPr>
-            <w:lang w:val="zh_TW" w:bidi="zh_TW"/>
-          </w:rPr>
-          <w:rPr>
-            <w:color w:val="0000EE"/>
-            <w:u w:val="single"/>
-          </w:rPr>
-          <w:t>太3:2</w:t>
-        </w:r>
-      </w:hyperlink>
+      <w:r>
+        <w:rPr>
+          <w:i/>
+          <w:lang w:val="zh_TW" w:bidi="zh_TW"/>
+        </w:rPr>
+        <w:t>見</w:t>
+      </w:r>
+      <w:r>
+        <w:rPr>
+          <w:lang w:val="zh_TW" w:bidi="zh_TW"/>
+        </w:rPr>
+        <w:t xml:space="preserve"> </w:t>
+      </w:r>
+      <w:r>
+        <w:rPr>
+          <w:lang w:val="zh_TW" w:bidi="zh_TW"/>
+        </w:rPr>
+        <w:t>苦難</w:t>
+      </w:r>
       <w:r>
         <w:rPr>
           <w:lang w:val="zh_TW" w:bidi="zh_TW"/>
         </w:rPr>
         <w:t>；</w:t>
       </w:r>
-      <w:hyperlink r:id="rId38">
-        <w:r>
-          <w:rPr>
-            <w:lang w:val="zh_TW" w:bidi="zh_TW"/>
-          </w:rPr>
-          <w:rPr>
-            <w:color w:val="0000EE"/>
-            <w:u w:val="single"/>
-          </w:rPr>
-          <w:t>可1:4</w:t>
-        </w:r>
-      </w:hyperlink>
-      <w:r>
-        <w:rPr>
-          <w:lang w:val="zh_TW" w:bidi="zh_TW"/>
-        </w:rPr>
-        <w:t>）和基督（</w:t>
-      </w:r>
-      <w:hyperlink r:id="rId39">
-        <w:r>
-          <w:rPr>
-            <w:lang w:val="zh_TW" w:bidi="zh_TW"/>
-          </w:rPr>
-          <w:rPr>
-            <w:color w:val="0000EE"/>
-            <w:u w:val="single"/>
-          </w:rPr>
-          <w:t>可1:15</w:t>
-        </w:r>
-      </w:hyperlink>
-      <w:r>
-        <w:rPr>
-          <w:lang w:val="zh_TW" w:bidi="zh_TW"/>
-        </w:rPr>
-        <w:t>）都傳悔改，他們呼召的不是義人，而是呼召罪人悔改。按照大使命的吩咐（</w:t>
-      </w:r>
-      <w:hyperlink r:id="rId40">
-        <w:r>
-          <w:rPr>
-            <w:lang w:val="zh_TW" w:bidi="zh_TW"/>
-          </w:rPr>
-          <w:rPr>
-            <w:color w:val="0000EE"/>
-            <w:u w:val="single"/>
-          </w:rPr>
-          <w:t>路24:44–49</w:t>
-        </w:r>
-      </w:hyperlink>
-      <w:r>
-        <w:rPr>
-          <w:lang w:val="zh_TW" w:bidi="zh_TW"/>
-        </w:rPr>
-        <w:t>），使徒們也延續了同樣的教導——從彼得在五旬節的講道開始（</w:t>
-      </w:r>
-      <w:hyperlink r:id="rId41">
-        <w:r>
-          <w:rPr>
-            <w:lang w:val="zh_TW" w:bidi="zh_TW"/>
-          </w:rPr>
-          <w:rPr>
-            <w:color w:val="0000EE"/>
-            <w:u w:val="single"/>
-          </w:rPr>
-          <w:t>徒2章</w:t>
-        </w:r>
-      </w:hyperlink>
-      <w:r>
-        <w:rPr>
-          <w:lang w:val="zh_TW" w:bidi="zh_TW"/>
-        </w:rPr>
-        <w:t>），取得了顯著的果效。</w:t>
-      </w:r>
-      <w:r>
-        <w:rPr>
-          <w:i/>
-          <w:lang w:val="zh_TW" w:bidi="zh_TW"/>
-        </w:rPr>
-        <w:t>見</w:t>
-      </w:r>
-      <w:r>
-        <w:rPr>
-          <w:lang w:val="zh_TW" w:bidi="zh_TW"/>
-        </w:rPr>
-        <w:t>承認</w:t>
+      <w:r>
+        <w:rPr>
+          <w:lang w:val="zh_TW" w:bidi="zh_TW"/>
+        </w:rPr>
+        <w:t>末世論</w:t>
       </w:r>
       <w:r>
         <w:rPr>
@@ -1113,3287 +955,7 @@
         <w:rPr>
           <w:lang w:val="zh_TW" w:bidi="zh_TW"/>
         </w:rPr>
-        <w:t>歸信</w:t>
-      </w:r>
-      <w:r>
-        <w:rPr>
-          <w:lang w:val="zh_TW" w:bidi="zh_TW"/>
-        </w:rPr>
-        <w:t>；</w:t>
-      </w:r>
-      <w:r>
-        <w:rPr>
-          <w:lang w:val="zh_TW" w:bidi="zh_TW"/>
-        </w:rPr>
-        <w:t>饒恕</w:t>
-      </w:r>
-      <w:r>
-        <w:rPr>
-          <w:lang w:val="zh_TW" w:bidi="zh_TW"/>
-        </w:rPr>
-        <w:t>；</w:t>
-      </w:r>
-      <w:r>
-        <w:rPr>
-          <w:lang w:val="zh_TW" w:bidi="zh_TW"/>
-        </w:rPr>
-        <w:t>重生</w:t>
-      </w:r>
-      <w:r>
-        <w:rPr>
-          <w:lang w:val="zh_TW" w:bidi="zh_TW"/>
-        </w:rPr>
-        <w:t>；</w:t>
-      </w:r>
-      <w:r>
-        <w:rPr>
-          <w:lang w:val="zh_TW" w:bidi="zh_TW"/>
-        </w:rPr>
-        <w:t>救恩</w:t>
-      </w:r>
-      <w:r>
-        <w:rPr>
-          <w:lang w:val="zh_TW" w:bidi="zh_TW"/>
-        </w:rPr>
-        <w:t>。</w:t>
-      </w:r>
-      <w:r>
-        <w:rPr>
-          <w:lang w:val="zh_TW" w:bidi="zh_TW"/>
-        </w:rPr>
-      </w:r>
-      <w:r>
-        <w:rPr>
-          <w:lang w:val="zh_TW" w:bidi="zh_TW"/>
-        </w:rPr>
-      </w:r>
-    </w:p>
-    <w:p>
-      <w:pPr/>
-      <w:r>
-        <w:rPr>
-          <w:lang w:val="zh_TW" w:bidi="zh_TW"/>
-        </w:rPr>
-      </w:r>
-    </w:p>
-    <w:p>
-      <w:pPr>
-        <w:pStyle w:val="Heading2"/>
-      </w:pPr>
-      <w:r>
-        <w:rPr>
-          <w:lang w:val="zh_TW" w:bidi="zh_TW"/>
-        </w:rPr>
-        <w:t>會幕</w:t>
-      </w:r>
-      <w:r>
-        <w:rPr>
-          <w:lang w:val="zh_TW" w:bidi="zh_TW"/>
-        </w:rPr>
-      </w:r>
-    </w:p>
-    <w:p>
-      <w:pPr/>
-      <w:r>
-        <w:rPr>
-          <w:lang w:val="zh_TW" w:bidi="zh_TW"/>
-        </w:rPr>
-      </w:r>
-      <w:r>
-        <w:rPr>
-          <w:lang w:val="zh_TW" w:bidi="zh_TW"/>
-        </w:rPr>
-        <w:t>以色列歷史上最早期的敬拜場所。</w:t>
-      </w:r>
-    </w:p>
-    <w:p>
-      <w:pPr/>
-      <w:r>
-        <w:rPr>
-          <w:lang w:val="zh_TW" w:bidi="zh_TW"/>
-        </w:rPr>
-      </w:r>
-      <w:r>
-        <w:rPr>
-          <w:lang w:val="zh_TW" w:bidi="zh_TW"/>
-        </w:rPr>
-        <w:t>概述</w:t>
-      </w:r>
-    </w:p>
-    <w:p>
-      <w:pPr>
-        <w:pStyle w:val="ListBullet"/>
-        <w:spacing w:line="240" w:lineRule="auto"/>
-        <w:ind w:left="720"/>
-      </w:pPr>
-      <w:r>
-        <w:rPr>
-          <w:lang w:val="zh_TW" w:bidi="zh_TW"/>
-        </w:rPr>
-      </w:r>
-      <w:r>
-        <w:rPr>
-          <w:b/>
-          <w:u w:val="single"/>
-          <w:lang w:val="zh_TW" w:bidi="zh_TW"/>
-        </w:rPr>
-        <w:t>簡介</w:t>
-      </w:r>
-    </w:p>
-    <w:p>
-      <w:pPr>
-        <w:pStyle w:val="ListBullet"/>
-        <w:spacing w:line="240" w:lineRule="auto"/>
-        <w:ind w:left="720"/>
-      </w:pPr>
-      <w:r>
-        <w:rPr>
-          <w:lang w:val="zh_TW" w:bidi="zh_TW"/>
-        </w:rPr>
-      </w:r>
-      <w:r>
-        <w:rPr>
-          <w:b/>
-          <w:u w:val="single"/>
-          <w:lang w:val="zh_TW" w:bidi="zh_TW"/>
-        </w:rPr>
-        <w:t>會幕的名稱</w:t>
-      </w:r>
-    </w:p>
-    <w:p>
-      <w:pPr>
-        <w:pStyle w:val="ListBullet"/>
-        <w:spacing w:line="240" w:lineRule="auto"/>
-        <w:ind w:left="720"/>
-      </w:pPr>
-      <w:r>
-        <w:rPr>
-          <w:lang w:val="zh_TW" w:bidi="zh_TW"/>
-        </w:rPr>
-      </w:r>
-      <w:r>
-        <w:rPr>
-          <w:b/>
-          <w:u w:val="single"/>
-          <w:lang w:val="zh_TW" w:bidi="zh_TW"/>
-        </w:rPr>
-        <w:t>背景</w:t>
-      </w:r>
-    </w:p>
-    <w:p>
-      <w:pPr>
-        <w:pStyle w:val="ListBullet"/>
-        <w:spacing w:line="240" w:lineRule="auto"/>
-        <w:ind w:left="720"/>
-      </w:pPr>
-      <w:r>
-        <w:rPr>
-          <w:lang w:val="zh_TW" w:bidi="zh_TW"/>
-        </w:rPr>
-      </w:r>
-      <w:r>
-        <w:rPr>
-          <w:b/>
-          <w:u w:val="single"/>
-          <w:lang w:val="zh_TW" w:bidi="zh_TW"/>
-        </w:rPr>
-        <w:t>會幕及其器具</w:t>
-      </w:r>
-    </w:p>
-    <w:p>
-      <w:pPr>
-        <w:pStyle w:val="ListBullet"/>
-        <w:spacing w:line="240" w:lineRule="auto"/>
-        <w:ind w:left="720"/>
-      </w:pPr>
-      <w:r>
-        <w:rPr>
-          <w:lang w:val="zh_TW" w:bidi="zh_TW"/>
-        </w:rPr>
-      </w:r>
-      <w:r>
-        <w:rPr>
-          <w:b/>
-          <w:u w:val="single"/>
-          <w:lang w:val="zh_TW" w:bidi="zh_TW"/>
-        </w:rPr>
-        <w:t>會幕本體</w:t>
-      </w:r>
-    </w:p>
-    <w:p>
-      <w:pPr>
-        <w:pStyle w:val="ListBullet"/>
-        <w:spacing w:line="240" w:lineRule="auto"/>
-        <w:ind w:left="720"/>
-      </w:pPr>
-      <w:r>
-        <w:rPr>
-          <w:lang w:val="zh_TW" w:bidi="zh_TW"/>
-        </w:rPr>
-      </w:r>
-      <w:r>
-        <w:rPr>
-          <w:b/>
-          <w:u w:val="single"/>
-          <w:lang w:val="zh_TW" w:bidi="zh_TW"/>
-        </w:rPr>
-        <w:t>外院及其器具</w:t>
-      </w:r>
-    </w:p>
-    <w:p>
-      <w:pPr>
-        <w:pStyle w:val="ListBullet"/>
-        <w:spacing w:line="240" w:lineRule="auto"/>
-        <w:ind w:left="720"/>
-      </w:pPr>
-      <w:r>
-        <w:rPr>
-          <w:lang w:val="zh_TW" w:bidi="zh_TW"/>
-        </w:rPr>
-      </w:r>
-      <w:r>
-        <w:rPr>
-          <w:b/>
-          <w:u w:val="single"/>
-          <w:lang w:val="zh_TW" w:bidi="zh_TW"/>
-        </w:rPr>
-        <w:t>會幕的建造與奉獻</w:t>
-      </w:r>
-    </w:p>
-    <w:p>
-      <w:pPr>
-        <w:pStyle w:val="Heading3"/>
-      </w:pPr>
-      <w:r>
-        <w:rPr>
-          <w:lang w:val="zh_TW" w:bidi="zh_TW"/>
-        </w:rPr>
-        <w:t>簡介</w:t>
-      </w:r>
-    </w:p>
-    <w:p>
-      <w:pPr/>
-      <w:r>
-        <w:rPr>
-          <w:lang w:val="zh_TW" w:bidi="zh_TW"/>
-        </w:rPr>
-      </w:r>
-      <w:r>
-        <w:rPr>
-          <w:lang w:val="zh_TW" w:bidi="zh_TW"/>
-        </w:rPr>
-        <w:t>會幕是聖殿的前身，從以色列在西奈山被形塑為神的子民，到早期君主時期立足於應許之地的整段時期出現。會幕是便於遷移、符合旅程中機動需求的可移動聖所，象徵著神與祂子民的同在，也因此象徵人們可以親近祂，並且是祂傳達旨意之處。早期的人們期待，當平安和安全得到保障時，將建立一個永久的國家聖所（</w:t>
-      </w:r>
-      <w:hyperlink r:id="rId42">
-        <w:r>
-          <w:rPr>
-            <w:lang w:val="zh_TW" w:bidi="zh_TW"/>
-          </w:rPr>
-          <w:rPr>
-            <w:color w:val="0000EE"/>
-            <w:u w:val="single"/>
-          </w:rPr>
-          <w:t>申12:10–11</w:t>
-        </w:r>
-      </w:hyperlink>
-      <w:r>
-        <w:rPr>
-          <w:lang w:val="zh_TW" w:bidi="zh_TW"/>
-        </w:rPr>
-        <w:t>）。直到所羅門時期，聖殿才得以建成（</w:t>
-      </w:r>
-      <w:hyperlink r:id="rId43">
-        <w:r>
-          <w:rPr>
-            <w:lang w:val="zh_TW" w:bidi="zh_TW"/>
-          </w:rPr>
-          <w:rPr>
-            <w:color w:val="0000EE"/>
-            <w:u w:val="single"/>
-          </w:rPr>
-          <w:t>撒下7:10–13</w:t>
-        </w:r>
-      </w:hyperlink>
-      <w:r>
-        <w:rPr>
-          <w:lang w:val="zh_TW" w:bidi="zh_TW"/>
-        </w:rPr>
-        <w:t>；</w:t>
-      </w:r>
-      <w:hyperlink r:id="rId44">
-        <w:r>
-          <w:rPr>
-            <w:lang w:val="zh_TW" w:bidi="zh_TW"/>
-          </w:rPr>
-          <w:rPr>
-            <w:color w:val="0000EE"/>
-            <w:u w:val="single"/>
-          </w:rPr>
-          <w:t>王上5:1–5</w:t>
-        </w:r>
-      </w:hyperlink>
-      <w:r>
-        <w:rPr>
-          <w:lang w:val="zh_TW" w:bidi="zh_TW"/>
-        </w:rPr>
-        <w:t>）。各項歷史事件，以及建造方式和基礎神學的相似之處，展示了會幕與聖殿之間的密切關聯。</w:t>
-      </w:r>
-    </w:p>
-    <w:p>
-      <w:pPr>
-        <w:pStyle w:val="Heading3"/>
-      </w:pPr>
-      <w:r>
-        <w:rPr>
-          <w:lang w:val="zh_TW" w:bidi="zh_TW"/>
-        </w:rPr>
-        <w:t>會幕的名稱</w:t>
-      </w:r>
-    </w:p>
-    <w:p>
-      <w:pPr/>
-      <w:r>
-        <w:rPr>
-          <w:lang w:val="zh_TW" w:bidi="zh_TW"/>
-        </w:rPr>
-      </w:r>
-      <w:r>
-        <w:rPr>
-          <w:lang w:val="zh_TW" w:bidi="zh_TW"/>
-        </w:rPr>
-        <w:t>聖經所用的詞語和用來描述會幕的片語：</w:t>
-      </w:r>
-    </w:p>
-    <w:p>
-      <w:pPr/>
-      <w:r>
-        <w:rPr>
-          <w:lang w:val="zh_TW" w:bidi="zh_TW"/>
-        </w:rPr>
-      </w:r>
-      <w:r>
-        <w:rPr>
-          <w:lang w:val="zh_TW" w:bidi="zh_TW"/>
-        </w:rPr>
-        <w:t>1.「神聖的居所」、「聖潔之地」或「聖所」（</w:t>
-      </w:r>
-      <w:hyperlink r:id="rId45">
-        <w:r>
-          <w:rPr>
-            <w:lang w:val="zh_TW" w:bidi="zh_TW"/>
-          </w:rPr>
-          <w:rPr>
-            <w:color w:val="0000EE"/>
-            <w:u w:val="single"/>
-          </w:rPr>
-          <w:t>出25:8</w:t>
-        </w:r>
-      </w:hyperlink>
-      <w:r>
-        <w:rPr>
-          <w:lang w:val="zh_TW" w:bidi="zh_TW"/>
-        </w:rPr>
-        <w:t>；</w:t>
-      </w:r>
-      <w:hyperlink r:id="rId46">
-        <w:r>
-          <w:rPr>
-            <w:lang w:val="zh_TW" w:bidi="zh_TW"/>
-          </w:rPr>
-          <w:rPr>
-            <w:color w:val="0000EE"/>
-            <w:u w:val="single"/>
-          </w:rPr>
-          <w:t>利10:17–18</w:t>
-        </w:r>
-      </w:hyperlink>
-      <w:r>
-        <w:rPr>
-          <w:lang w:val="zh_TW" w:bidi="zh_TW"/>
-        </w:rPr>
-        <w:t>）源自動詞「成為聖潔」。</w:t>
-      </w:r>
-    </w:p>
-    <w:p>
-      <w:pPr/>
-      <w:r>
-        <w:rPr>
-          <w:lang w:val="zh_TW" w:bidi="zh_TW"/>
-        </w:rPr>
-      </w:r>
-      <w:r>
-        <w:rPr>
-          <w:lang w:val="zh_TW" w:bidi="zh_TW"/>
-        </w:rPr>
-        <w:t>2.「帳幕」出現了19次，聖經也以不同方式表達，例如「法櫃的帳幕」（</w:t>
-      </w:r>
-      <w:hyperlink r:id="rId47">
-        <w:r>
-          <w:rPr>
-            <w:lang w:val="zh_TW" w:bidi="zh_TW"/>
-          </w:rPr>
-          <w:rPr>
-            <w:color w:val="0000EE"/>
-            <w:u w:val="single"/>
-          </w:rPr>
-          <w:t>民9:15</w:t>
-        </w:r>
-      </w:hyperlink>
-      <w:r>
-        <w:rPr>
-          <w:lang w:val="zh_TW" w:bidi="zh_TW"/>
-        </w:rPr>
-        <w:t>）、「耶和華的帳幕」（</w:t>
-      </w:r>
-      <w:hyperlink r:id="rId48">
-        <w:r>
-          <w:rPr>
-            <w:lang w:val="zh_TW" w:bidi="zh_TW"/>
-          </w:rPr>
-          <w:rPr>
-            <w:color w:val="0000EE"/>
-            <w:u w:val="single"/>
-          </w:rPr>
-          <w:t>王上2:28–30</w:t>
-        </w:r>
-      </w:hyperlink>
-      <w:r>
-        <w:rPr>
-          <w:lang w:val="zh_TW" w:bidi="zh_TW"/>
-        </w:rPr>
-        <w:t>）、「會幕的門」（</w:t>
-      </w:r>
-      <w:hyperlink r:id="rId49">
-        <w:r>
-          <w:rPr>
-            <w:lang w:val="zh_TW" w:bidi="zh_TW"/>
-          </w:rPr>
-          <w:rPr>
-            <w:color w:val="0000EE"/>
-            <w:u w:val="single"/>
-          </w:rPr>
-          <w:t>代上9:23</w:t>
-        </w:r>
-      </w:hyperlink>
-      <w:r>
-        <w:rPr>
-          <w:lang w:val="zh_TW" w:bidi="zh_TW"/>
-        </w:rPr>
-        <w:t>），以及「</w:t>
-      </w:r>
-      <w:r>
-        <w:rPr>
-          <w:lang w:val="zh_TW" w:bidi="zh_TW"/>
-        </w:rPr>
-        <w:t>帳棚</w:t>
-      </w:r>
-      <w:r>
-        <w:rPr>
-          <w:lang w:val="zh_TW" w:bidi="zh_TW"/>
-        </w:rPr>
-        <w:t>」（例：</w:t>
-      </w:r>
-      <w:hyperlink r:id="rId50">
-        <w:r>
-          <w:rPr>
-            <w:lang w:val="zh_TW" w:bidi="zh_TW"/>
-          </w:rPr>
-          <w:rPr>
-            <w:color w:val="0000EE"/>
-            <w:u w:val="single"/>
-          </w:rPr>
-          <w:t>出33:7</w:t>
-        </w:r>
-      </w:hyperlink>
-      <w:r>
-        <w:rPr>
-          <w:lang w:val="zh_TW" w:bidi="zh_TW"/>
-        </w:rPr>
-        <w:t>）。「帳棚」在英文譯本中，譯為the tent of meeting，這個表達在該譯本大約出現130次。這個包含按照約定赴約的概念，並指定會幕為神與摩西及其子民會面，以顯明其旨意的地方。</w:t>
-      </w:r>
-    </w:p>
-    <w:p>
-      <w:pPr/>
-      <w:r>
-        <w:rPr>
-          <w:lang w:val="zh_TW" w:bidi="zh_TW"/>
-        </w:rPr>
-      </w:r>
-      <w:r>
-        <w:rPr>
-          <w:lang w:val="zh_TW" w:bidi="zh_TW"/>
-        </w:rPr>
-        <w:t>3.「居所」是「會幕」一詞的字面意思。在</w:t>
-      </w:r>
-      <w:hyperlink r:id="rId51">
-        <w:r>
-          <w:rPr>
-            <w:lang w:val="zh_TW" w:bidi="zh_TW"/>
-          </w:rPr>
-          <w:rPr>
-            <w:color w:val="0000EE"/>
-            <w:u w:val="single"/>
-          </w:rPr>
-          <w:t>出埃及記二十五章9節</w:t>
-        </w:r>
-      </w:hyperlink>
-      <w:r>
-        <w:rPr>
-          <w:lang w:val="zh_TW" w:bidi="zh_TW"/>
-        </w:rPr>
-        <w:t>中，這個詞指的是整個會幕（包括外院），但在</w:t>
-      </w:r>
-      <w:hyperlink r:id="rId52">
-        <w:r>
-          <w:rPr>
-            <w:lang w:val="zh_TW" w:bidi="zh_TW"/>
-          </w:rPr>
-          <w:rPr>
-            <w:color w:val="0000EE"/>
-            <w:u w:val="single"/>
-          </w:rPr>
-          <w:t>出埃及記二十六章1節</w:t>
-        </w:r>
-      </w:hyperlink>
-      <w:r>
-        <w:rPr>
-          <w:lang w:val="zh_TW" w:bidi="zh_TW"/>
-        </w:rPr>
-        <w:t>中，它指的是會幕本體（包括聖所和至聖所）。另一表達是「法櫃的帳幕」（</w:t>
-      </w:r>
-      <w:hyperlink r:id="rId53">
-        <w:r>
-          <w:rPr>
-            <w:lang w:val="zh_TW" w:bidi="zh_TW"/>
-          </w:rPr>
-          <w:rPr>
-            <w:color w:val="0000EE"/>
-            <w:u w:val="single"/>
-          </w:rPr>
-          <w:t>出38:21</w:t>
-        </w:r>
-      </w:hyperlink>
-      <w:r>
-        <w:rPr>
-          <w:lang w:val="zh_TW" w:bidi="zh_TW"/>
-        </w:rPr>
-        <w:t>；又有譯本譯為「盟約的帳幕」），這與其它表達如「法櫃的帳幕」一起，強調了兩塊法版的存在。</w:t>
-      </w:r>
-    </w:p>
-    <w:p>
-      <w:pPr/>
-      <w:r>
-        <w:rPr>
-          <w:lang w:val="zh_TW" w:bidi="zh_TW"/>
-        </w:rPr>
-      </w:r>
-      <w:r>
-        <w:rPr>
-          <w:lang w:val="zh_TW" w:bidi="zh_TW"/>
-        </w:rPr>
-        <w:t>4.「耶和華－你神的殿」（</w:t>
-      </w:r>
-      <w:hyperlink r:id="rId54">
-        <w:r>
-          <w:rPr>
-            <w:lang w:val="zh_TW" w:bidi="zh_TW"/>
-          </w:rPr>
-          <w:rPr>
-            <w:color w:val="0000EE"/>
-            <w:u w:val="single"/>
-          </w:rPr>
-          <w:t>出23:19</w:t>
-        </w:r>
-      </w:hyperlink>
-      <w:r>
-        <w:rPr>
-          <w:lang w:val="zh_TW" w:bidi="zh_TW"/>
-        </w:rPr>
-        <w:t>）。</w:t>
-      </w:r>
-    </w:p>
-    <w:p>
-      <w:pPr>
-        <w:pStyle w:val="Heading3"/>
-      </w:pPr>
-      <w:r>
-        <w:rPr>
-          <w:lang w:val="zh_TW" w:bidi="zh_TW"/>
-        </w:rPr>
-        <w:t>背景</w:t>
-      </w:r>
-    </w:p>
-    <w:p>
-      <w:pPr/>
-      <w:r>
-        <w:rPr>
-          <w:lang w:val="zh_TW" w:bidi="zh_TW"/>
-        </w:rPr>
-      </w:r>
-      <w:r>
-        <w:rPr>
-          <w:lang w:val="zh_TW" w:bidi="zh_TW"/>
-        </w:rPr>
-        <w:t>會幕由一個一般區域和兩個限制區域組成，其三重空間結構並非獨一無二。其它具有組織化祭司制度的已發展宗教中，也有三個主要的親近階層：一個是為所有社區成員設置的，一個是為一般祭司設置的，還有一個是為主要宗教領袖設置的內部聖所，被認為是神明的居所。以色列時代之前，在巴勒斯坦和敘利亞出土的異教聖所，已經揭示了這類分區聖所的存在。</w:t>
-      </w:r>
-    </w:p>
-    <w:p>
-      <w:pPr/>
-      <w:r>
-        <w:rPr>
-          <w:lang w:val="zh_TW" w:bidi="zh_TW"/>
-        </w:rPr>
-      </w:r>
-      <w:r>
-        <w:rPr>
-          <w:lang w:val="zh_TW" w:bidi="zh_TW"/>
-        </w:rPr>
-        <w:t>在公元前二千年期間有大量證據顯示，人們通常使用可移動且複雜的預製結構，作為君王與其他尊貴者的會客廳或聖所。定居社群的統治者在前往國內其它地區旅行時（例如埃及，迦南則相對較少），會使用這些結構。同樣，像米甸人這樣的遊牧或半遊牧民族也使用可移動聖所。在摩西之前的埃及，工匠所採用的工藝技術與建造會幕的技術相似。</w:t>
-      </w:r>
-    </w:p>
-    <w:p>
-      <w:pPr>
-        <w:pStyle w:val="Heading3"/>
-      </w:pPr>
-      <w:r>
-        <w:rPr>
-          <w:lang w:val="zh_TW" w:bidi="zh_TW"/>
-        </w:rPr>
-        <w:t>會幕及其器具</w:t>
-      </w:r>
-    </w:p>
-    <w:p>
-      <w:pPr/>
-      <w:r>
-        <w:rPr>
-          <w:lang w:val="zh_TW" w:bidi="zh_TW"/>
-        </w:rPr>
-      </w:r>
-      <w:r>
-        <w:rPr>
-          <w:lang w:val="zh_TW" w:bidi="zh_TW"/>
-        </w:rPr>
-        <w:t>出埃及記（</w:t>
-      </w:r>
-      <w:hyperlink r:id="rId55">
-        <w:r>
-          <w:rPr>
-            <w:lang w:val="zh_TW" w:bidi="zh_TW"/>
-          </w:rPr>
-          <w:rPr>
-            <w:color w:val="0000EE"/>
-            <w:u w:val="single"/>
-          </w:rPr>
-          <w:t>出25–40</w:t>
-        </w:r>
-      </w:hyperlink>
-      <w:r>
-        <w:rPr>
-          <w:lang w:val="zh_TW" w:bidi="zh_TW"/>
-        </w:rPr>
-        <w:t>）詳細描述了會幕及其器具，所用材料從貴重到普通的都有。經文按重要性排列出三種金屬：金、銅與銀。只有主要聖所的器具才使用金，所使用金屬的總量約為一英噸金（0.9公噸）、三英噸銅和四英噸銀（</w:t>
-      </w:r>
-      <w:hyperlink r:id="rId56">
-        <w:r>
-          <w:rPr>
-            <w:lang w:val="zh_TW" w:bidi="zh_TW"/>
-          </w:rPr>
-          <w:rPr>
-            <w:color w:val="0000EE"/>
-            <w:u w:val="single"/>
-          </w:rPr>
-          <w:t>38:24–31</w:t>
-        </w:r>
-      </w:hyperlink>
-      <w:r>
-        <w:rPr>
-          <w:lang w:val="zh_TW" w:bidi="zh_TW"/>
-        </w:rPr>
-        <w:t>）。另有相對大量的銀來自一項奉獻（</w:t>
-      </w:r>
-      <w:hyperlink r:id="rId57">
-        <w:r>
-          <w:rPr>
-            <w:lang w:val="zh_TW" w:bidi="zh_TW"/>
-          </w:rPr>
-          <w:rPr>
-            <w:color w:val="0000EE"/>
-            <w:u w:val="single"/>
-          </w:rPr>
-          <w:t>30:11–16</w:t>
-        </w:r>
-      </w:hyperlink>
-      <w:r>
-        <w:rPr>
-          <w:lang w:val="zh_TW" w:bidi="zh_TW"/>
-        </w:rPr>
-        <w:t>），補充了以色列人從埃及人所得的銀與金（</w:t>
-      </w:r>
-      <w:hyperlink r:id="rId58">
-        <w:r>
-          <w:rPr>
-            <w:lang w:val="zh_TW" w:bidi="zh_TW"/>
-          </w:rPr>
-          <w:rPr>
-            <w:color w:val="0000EE"/>
-            <w:u w:val="single"/>
-          </w:rPr>
-          <w:t>12:35</w:t>
-        </w:r>
-      </w:hyperlink>
-      <w:r>
-        <w:rPr>
-          <w:lang w:val="zh_TW" w:bidi="zh_TW"/>
-        </w:rPr>
-        <w:t>）。</w:t>
-      </w:r>
-    </w:p>
-    <w:p>
-      <w:pPr/>
-      <w:r>
-        <w:rPr>
-          <w:lang w:val="zh_TW" w:bidi="zh_TW"/>
-        </w:rPr>
-      </w:r>
-      <w:r>
-        <w:rPr>
-          <w:lang w:val="zh_TW" w:bidi="zh_TW"/>
-        </w:rPr>
-        <w:t>值得注意的是，在神所要求的建築樣式中，起點是內殿的家具（聖所和至聖所）。在實際建造中，這些器具是在會幕本體之後製作的，估計此舉能方便在完工後立即和妥善放置（</w:t>
-      </w:r>
-      <w:hyperlink r:id="rId59">
-        <w:r>
-          <w:rPr>
-            <w:lang w:val="zh_TW" w:bidi="zh_TW"/>
-          </w:rPr>
-          <w:rPr>
-            <w:color w:val="0000EE"/>
-            <w:u w:val="single"/>
-          </w:rPr>
-          <w:t>出25:9–27:19</w:t>
-        </w:r>
-      </w:hyperlink>
-      <w:r>
-        <w:rPr>
-          <w:lang w:val="zh_TW" w:bidi="zh_TW"/>
-        </w:rPr>
-        <w:t>，參</w:t>
-      </w:r>
-      <w:hyperlink r:id="rId60">
-        <w:r>
-          <w:rPr>
-            <w:lang w:val="zh_TW" w:bidi="zh_TW"/>
-          </w:rPr>
-          <w:rPr>
-            <w:color w:val="0000EE"/>
-            <w:u w:val="single"/>
-          </w:rPr>
-          <w:t>36:8–37:28</w:t>
-        </w:r>
-      </w:hyperlink>
-      <w:r>
-        <w:rPr>
-          <w:lang w:val="zh_TW" w:bidi="zh_TW"/>
-        </w:rPr>
-        <w:t>）。</w:t>
-      </w:r>
-    </w:p>
-    <w:p>
-      <w:pPr/>
-      <w:r>
-        <w:rPr>
-          <w:lang w:val="zh_TW" w:bidi="zh_TW"/>
-        </w:rPr>
-      </w:r>
-      <w:r>
-        <w:rPr>
-          <w:lang w:val="zh_TW" w:bidi="zh_TW"/>
-        </w:rPr>
-        <w:t>第一個列出的器具是約櫃，是至聖所中唯一的器具。約櫃是一個包金的木箱，長約1.1公尺，寬和高為0.7公尺。它是神與以色列之間盟約關係的最高象徵，經常被稱為「耶和華的約櫃」（</w:t>
-      </w:r>
-      <w:hyperlink r:id="rId61">
-        <w:r>
-          <w:rPr>
-            <w:lang w:val="zh_TW" w:bidi="zh_TW"/>
-          </w:rPr>
-          <w:rPr>
-            <w:color w:val="0000EE"/>
-            <w:u w:val="single"/>
-          </w:rPr>
-          <w:t>申10:8</w:t>
-        </w:r>
-      </w:hyperlink>
-      <w:r>
-        <w:rPr>
-          <w:lang w:val="zh_TW" w:bidi="zh_TW"/>
-        </w:rPr>
-        <w:t>）。與鄰近國家當時的約櫃不同，這個約櫃沒有任何神祇形像，只有十誡（</w:t>
-      </w:r>
-      <w:hyperlink r:id="rId62">
-        <w:r>
-          <w:rPr>
-            <w:lang w:val="zh_TW" w:bidi="zh_TW"/>
-          </w:rPr>
-          <w:rPr>
-            <w:color w:val="0000EE"/>
-            <w:u w:val="single"/>
-          </w:rPr>
-          <w:t>出25:16</w:t>
-        </w:r>
-      </w:hyperlink>
-      <w:r>
-        <w:rPr>
-          <w:lang w:val="zh_TW" w:bidi="zh_TW"/>
-        </w:rPr>
-        <w:t>）、一罐嗎哪（</w:t>
-      </w:r>
-      <w:hyperlink r:id="rId63">
-        <w:r>
-          <w:rPr>
-            <w:lang w:val="zh_TW" w:bidi="zh_TW"/>
-          </w:rPr>
-          <w:rPr>
-            <w:color w:val="0000EE"/>
-            <w:u w:val="single"/>
-          </w:rPr>
-          <w:t>16:33</w:t>
-        </w:r>
-      </w:hyperlink>
-      <w:r>
-        <w:rPr>
-          <w:lang w:val="zh_TW" w:bidi="zh_TW"/>
-        </w:rPr>
-        <w:t>）和亞倫的杖（</w:t>
-      </w:r>
-      <w:hyperlink r:id="rId64">
-        <w:r>
-          <w:rPr>
-            <w:lang w:val="zh_TW" w:bidi="zh_TW"/>
-          </w:rPr>
-          <w:rPr>
-            <w:color w:val="0000EE"/>
-            <w:u w:val="single"/>
-          </w:rPr>
-          <w:t>民17:10</w:t>
-        </w:r>
-      </w:hyperlink>
-      <w:r>
-        <w:rPr>
-          <w:lang w:val="zh_TW" w:bidi="zh_TW"/>
-        </w:rPr>
-        <w:t>），這些都象徵著神各方面的供應（見</w:t>
-      </w:r>
-      <w:hyperlink r:id="rId65">
-        <w:r>
-          <w:rPr>
-            <w:lang w:val="zh_TW" w:bidi="zh_TW"/>
-          </w:rPr>
-          <w:rPr>
-            <w:color w:val="0000EE"/>
-            <w:u w:val="single"/>
-          </w:rPr>
-          <w:t>來9:4</w:t>
-        </w:r>
-      </w:hyperlink>
-      <w:r>
-        <w:rPr>
-          <w:lang w:val="zh_TW" w:bidi="zh_TW"/>
-        </w:rPr>
-        <w:t>）。</w:t>
-      </w:r>
-    </w:p>
-    <w:p>
-      <w:pPr/>
-      <w:r>
-        <w:rPr>
-          <w:lang w:val="zh_TW" w:bidi="zh_TW"/>
-        </w:rPr>
-      </w:r>
-      <w:r>
-        <w:rPr>
-          <w:lang w:val="zh_TW" w:bidi="zh_TW"/>
-        </w:rPr>
-        <w:t>約櫃藉由兩根槓來抬運，槓穿過固定在下方四角的環（</w:t>
-      </w:r>
-      <w:hyperlink r:id="rId66">
-        <w:r>
-          <w:rPr>
-            <w:lang w:val="zh_TW" w:bidi="zh_TW"/>
-          </w:rPr>
-          <w:rPr>
-            <w:color w:val="0000EE"/>
-            <w:u w:val="single"/>
-          </w:rPr>
-          <w:t>出25:13–15</w:t>
-        </w:r>
-      </w:hyperlink>
-      <w:r>
-        <w:rPr>
-          <w:lang w:val="zh_TW" w:bidi="zh_TW"/>
-        </w:rPr>
-        <w:t>）。這兩根槓恆常留在原位，並從幔子下方向前伸入聖所，讓人知道那無法看見的約櫃與人同在。</w:t>
-      </w:r>
-    </w:p>
-    <w:p>
-      <w:pPr/>
-      <w:r>
-        <w:rPr>
-          <w:lang w:val="zh_TW" w:bidi="zh_TW"/>
-        </w:rPr>
-      </w:r>
-      <w:r>
-        <w:rPr>
-          <w:lang w:val="zh_TW" w:bidi="zh_TW"/>
-        </w:rPr>
-        <w:t>安放在約櫃之上的是施恩座（有譯本譯為「贖罪蓋」），一塊長方形的實心金板，其上固定有兩個基路伯。面向內側的基路伯與施恩座一起，構成那位看不可見之神的寶座（</w:t>
-      </w:r>
-      <w:hyperlink r:id="rId67">
-        <w:r>
-          <w:rPr>
-            <w:lang w:val="zh_TW" w:bidi="zh_TW"/>
-          </w:rPr>
-          <w:rPr>
-            <w:color w:val="0000EE"/>
-            <w:u w:val="single"/>
-          </w:rPr>
-          <w:t>出25:22</w:t>
-        </w:r>
-      </w:hyperlink>
-      <w:r>
-        <w:rPr>
-          <w:lang w:val="zh_TW" w:bidi="zh_TW"/>
-        </w:rPr>
-        <w:t>），這位神常被描述為坐在基路伯之上（</w:t>
-      </w:r>
-      <w:hyperlink r:id="rId68">
-        <w:r>
-          <w:rPr>
-            <w:lang w:val="zh_TW" w:bidi="zh_TW"/>
-          </w:rPr>
-          <w:rPr>
-            <w:color w:val="0000EE"/>
-            <w:u w:val="single"/>
-          </w:rPr>
-          <w:t>詩80:1</w:t>
-        </w:r>
-      </w:hyperlink>
-      <w:r>
-        <w:rPr>
-          <w:lang w:val="zh_TW" w:bidi="zh_TW"/>
-        </w:rPr>
-        <w:t>，</w:t>
-      </w:r>
-      <w:hyperlink r:id="rId69">
-        <w:r>
-          <w:rPr>
-            <w:lang w:val="zh_TW" w:bidi="zh_TW"/>
-          </w:rPr>
-          <w:rPr>
-            <w:color w:val="0000EE"/>
-            <w:u w:val="single"/>
-          </w:rPr>
-          <w:t>99:1</w:t>
-        </w:r>
-      </w:hyperlink>
-      <w:r>
-        <w:rPr>
-          <w:lang w:val="zh_TW" w:bidi="zh_TW"/>
-        </w:rPr>
-        <w:t>）。「施恩座」這名詞來自「施行贖罪」的動詞，贖罪日高峰之時，祭司要將血灑在施恩座上（</w:t>
-      </w:r>
-      <w:hyperlink r:id="rId70">
-        <w:r>
-          <w:rPr>
-            <w:lang w:val="zh_TW" w:bidi="zh_TW"/>
-          </w:rPr>
-          <w:rPr>
-            <w:color w:val="0000EE"/>
-            <w:u w:val="single"/>
-          </w:rPr>
-          <w:t>利16:14</w:t>
-        </w:r>
-      </w:hyperlink>
-      <w:r>
-        <w:rPr>
-          <w:lang w:val="zh_TW" w:bidi="zh_TW"/>
-        </w:rPr>
-        <w:t>）。約櫃被放置在施恩座</w:t>
-      </w:r>
-      <w:r>
-        <w:rPr>
-          <w:b/>
-          <w:lang w:val="zh_TW" w:bidi="zh_TW"/>
-        </w:rPr>
-        <w:t>之下</w:t>
-      </w:r>
-      <w:r>
-        <w:rPr>
-          <w:lang w:val="zh_TW" w:bidi="zh_TW"/>
-        </w:rPr>
-        <w:t>（</w:t>
-      </w:r>
-      <w:hyperlink r:id="rId71">
-        <w:r>
-          <w:rPr>
-            <w:lang w:val="zh_TW" w:bidi="zh_TW"/>
-          </w:rPr>
-          <w:rPr>
-            <w:color w:val="0000EE"/>
-            <w:u w:val="single"/>
-          </w:rPr>
-          <w:t>出25:21</w:t>
-        </w:r>
-      </w:hyperlink>
-      <w:r>
-        <w:rPr>
-          <w:lang w:val="zh_TW" w:bidi="zh_TW"/>
-        </w:rPr>
-        <w:t>）的事實，表明律法在神的保護之下，並解釋了為何約櫃會被稱為祂的腳凳（例：</w:t>
-      </w:r>
-      <w:hyperlink r:id="rId72">
-        <w:r>
-          <w:rPr>
-            <w:lang w:val="zh_TW" w:bidi="zh_TW"/>
-          </w:rPr>
-          <w:rPr>
-            <w:color w:val="0000EE"/>
-            <w:u w:val="single"/>
-          </w:rPr>
-          <w:t>詩132:7</w:t>
-        </w:r>
-      </w:hyperlink>
-      <w:r>
-        <w:rPr>
-          <w:lang w:val="zh_TW" w:bidi="zh_TW"/>
-        </w:rPr>
-        <w:t>）。如同伊甸園中的基路伯（</w:t>
-      </w:r>
-      <w:hyperlink r:id="rId73">
-        <w:r>
-          <w:rPr>
-            <w:lang w:val="zh_TW" w:bidi="zh_TW"/>
-          </w:rPr>
-          <w:rPr>
-            <w:color w:val="0000EE"/>
-            <w:u w:val="single"/>
-          </w:rPr>
-          <w:t>創3:24</w:t>
-        </w:r>
-      </w:hyperlink>
-      <w:r>
-        <w:rPr>
-          <w:lang w:val="zh_TW" w:bidi="zh_TW"/>
-        </w:rPr>
-        <w:t>），至聖所中的基路伯很可能具有類似的守護功能。在古代世界，像基路伯這樣具有象徵意義的有翼生物，常被安置在寶座與重要建築的守護位置上。</w:t>
-      </w:r>
-    </w:p>
-    <w:p>
-      <w:pPr/>
-      <w:r>
-        <w:rPr>
-          <w:lang w:val="zh_TW" w:bidi="zh_TW"/>
-        </w:rPr>
-      </w:r>
-      <w:r>
-        <w:rPr>
-          <w:lang w:val="zh_TW" w:bidi="zh_TW"/>
-        </w:rPr>
-        <w:t>像約櫃一樣，陳設餅的桌子（</w:t>
-      </w:r>
-      <w:hyperlink r:id="rId74">
-        <w:r>
-          <w:rPr>
-            <w:lang w:val="zh_TW" w:bidi="zh_TW"/>
-          </w:rPr>
-          <w:rPr>
-            <w:color w:val="0000EE"/>
-            <w:u w:val="single"/>
-          </w:rPr>
-          <w:t>出25:30</w:t>
-        </w:r>
-      </w:hyperlink>
-      <w:r>
-        <w:rPr>
-          <w:lang w:val="zh_TW" w:bidi="zh_TW"/>
-        </w:rPr>
-        <w:t>）是以皂莢木製成，外面包裹著金子。它稍微小一些，長0.9公尺，寬0.5公尺，高0.7公尺。各種輔助的器皿與用具都有詳細記載（</w:t>
-      </w:r>
-      <w:hyperlink r:id="rId75">
-        <w:r>
-          <w:rPr>
-            <w:lang w:val="zh_TW" w:bidi="zh_TW"/>
-          </w:rPr>
-          <w:rPr>
-            <w:color w:val="0000EE"/>
-            <w:u w:val="single"/>
-          </w:rPr>
-          <w:t>29</w:t>
-        </w:r>
-      </w:hyperlink>
-      <w:r>
-        <w:rPr>
-          <w:lang w:val="zh_TW" w:bidi="zh_TW"/>
-        </w:rPr>
-        <w:t>節），推測盤子是用來放餅的。每逢安息日，十二個餅被放置在桌上，排成兩行，象徵神對以色列十二支派的供應（</w:t>
-      </w:r>
-      <w:hyperlink r:id="rId76">
-        <w:r>
-          <w:rPr>
-            <w:lang w:val="zh_TW" w:bidi="zh_TW"/>
-          </w:rPr>
-          <w:rPr>
-            <w:color w:val="0000EE"/>
-            <w:u w:val="single"/>
-          </w:rPr>
-          <w:t>利24:5–9</w:t>
-        </w:r>
-      </w:hyperlink>
-      <w:r>
-        <w:rPr>
-          <w:lang w:val="zh_TW" w:bidi="zh_TW"/>
-        </w:rPr>
-        <w:t>）。這張桌子位於聖所的北側。</w:t>
-      </w:r>
-    </w:p>
-    <w:p>
-      <w:pPr/>
-      <w:r>
-        <w:rPr>
-          <w:lang w:val="zh_TW" w:bidi="zh_TW"/>
-        </w:rPr>
-      </w:r>
-      <w:r>
-        <w:rPr>
-          <w:lang w:val="zh_TW" w:bidi="zh_TW"/>
-        </w:rPr>
-        <w:t>在南側是七枝金燈台（</w:t>
-      </w:r>
-      <w:hyperlink r:id="rId77">
-        <w:r>
-          <w:rPr>
-            <w:lang w:val="zh_TW" w:bidi="zh_TW"/>
-          </w:rPr>
-          <w:rPr>
-            <w:color w:val="0000EE"/>
-            <w:u w:val="single"/>
-          </w:rPr>
-          <w:t>出25:31–39</w:t>
-        </w:r>
-      </w:hyperlink>
-      <w:r>
-        <w:rPr>
-          <w:lang w:val="zh_TW" w:bidi="zh_TW"/>
-        </w:rPr>
-        <w:t>，</w:t>
-      </w:r>
-      <w:hyperlink r:id="rId78">
-        <w:r>
-          <w:rPr>
-            <w:lang w:val="zh_TW" w:bidi="zh_TW"/>
-          </w:rPr>
-          <w:rPr>
-            <w:color w:val="0000EE"/>
-            <w:u w:val="single"/>
-          </w:rPr>
-          <w:t>37:17–24</w:t>
-        </w:r>
-      </w:hyperlink>
-      <w:r>
-        <w:rPr>
-          <w:lang w:val="zh_TW" w:bidi="zh_TW"/>
-        </w:rPr>
-        <w:t>，</w:t>
-      </w:r>
-      <w:hyperlink r:id="rId79">
-        <w:r>
-          <w:rPr>
-            <w:lang w:val="zh_TW" w:bidi="zh_TW"/>
-          </w:rPr>
-          <w:rPr>
-            <w:color w:val="0000EE"/>
-            <w:u w:val="single"/>
-          </w:rPr>
-          <w:t>40:24</w:t>
-        </w:r>
-      </w:hyperlink>
-      <w:r>
-        <w:rPr>
-          <w:lang w:val="zh_TW" w:bidi="zh_TW"/>
-        </w:rPr>
-        <w:t>）。這是聖所中最令人印象深刻的器具之一，如同基路伯和施恩座一樣，是用純金製成。六支金枝（左右各三支）從中央的柱幹伸出，整個燈臺以杏花為裝飾。根據聖經的資料，我們並不確定燈臺是持續點亮（</w:t>
-      </w:r>
-      <w:hyperlink r:id="rId80">
-        <w:r>
-          <w:rPr>
-            <w:lang w:val="zh_TW" w:bidi="zh_TW"/>
-          </w:rPr>
-          <w:rPr>
-            <w:color w:val="0000EE"/>
-            <w:u w:val="single"/>
-          </w:rPr>
-          <w:t>出27:20</w:t>
-        </w:r>
-      </w:hyperlink>
-      <w:r>
-        <w:rPr>
-          <w:lang w:val="zh_TW" w:bidi="zh_TW"/>
-        </w:rPr>
-        <w:t>；</w:t>
-      </w:r>
-      <w:hyperlink r:id="rId81">
-        <w:r>
-          <w:rPr>
-            <w:lang w:val="zh_TW" w:bidi="zh_TW"/>
-          </w:rPr>
-          <w:rPr>
-            <w:color w:val="0000EE"/>
-            <w:u w:val="single"/>
-          </w:rPr>
-          <w:t>利24:2</w:t>
-        </w:r>
-      </w:hyperlink>
-      <w:r>
-        <w:rPr>
-          <w:lang w:val="zh_TW" w:bidi="zh_TW"/>
-        </w:rPr>
-        <w:t>），還是僅在夜間發光（大多數譯本中的</w:t>
-      </w:r>
-      <w:hyperlink r:id="rId82">
-        <w:r>
-          <w:rPr>
-            <w:lang w:val="zh_TW" w:bidi="zh_TW"/>
-          </w:rPr>
-          <w:rPr>
-            <w:color w:val="0000EE"/>
-            <w:u w:val="single"/>
-          </w:rPr>
-          <w:t>撒上3:3</w:t>
-        </w:r>
-      </w:hyperlink>
-      <w:r>
-        <w:rPr>
-          <w:lang w:val="zh_TW" w:bidi="zh_TW"/>
-        </w:rPr>
-        <w:t>均有提及）。</w:t>
-      </w:r>
-      <w:hyperlink r:id="rId83">
-        <w:r>
-          <w:rPr>
-            <w:lang w:val="zh_TW" w:bidi="zh_TW"/>
-          </w:rPr>
-          <w:rPr>
-            <w:color w:val="0000EE"/>
-            <w:u w:val="single"/>
-          </w:rPr>
-          <w:t>利未記二十四章4節</w:t>
-        </w:r>
-      </w:hyperlink>
-      <w:r>
-        <w:rPr>
-          <w:lang w:val="zh_TW" w:bidi="zh_TW"/>
-        </w:rPr>
-        <w:t>強烈支持前者，而撒母耳記上的資料可能反映，在士師時期這個做法已經開始變化。在經文中，金燈台象徵著盟約群體的持續見證（</w:t>
-      </w:r>
-      <w:hyperlink r:id="rId84">
-        <w:r>
-          <w:rPr>
-            <w:lang w:val="zh_TW" w:bidi="zh_TW"/>
-          </w:rPr>
-          <w:rPr>
-            <w:color w:val="0000EE"/>
-            <w:u w:val="single"/>
-          </w:rPr>
-          <w:t>亞4:1–7</w:t>
-        </w:r>
-      </w:hyperlink>
-      <w:r>
-        <w:rPr>
-          <w:lang w:val="zh_TW" w:bidi="zh_TW"/>
-        </w:rPr>
-        <w:t>；</w:t>
-      </w:r>
-      <w:hyperlink r:id="rId85">
-        <w:r>
-          <w:rPr>
-            <w:lang w:val="zh_TW" w:bidi="zh_TW"/>
-          </w:rPr>
-          <w:rPr>
-            <w:color w:val="0000EE"/>
-            <w:u w:val="single"/>
-          </w:rPr>
-          <w:t>啟2:1</w:t>
-        </w:r>
-      </w:hyperlink>
-      <w:r>
-        <w:rPr>
-          <w:lang w:val="zh_TW" w:bidi="zh_TW"/>
-        </w:rPr>
-        <w:t>）。從經文列舉服事燈臺所需、全部以純金製成的器具，可以看見對於細節的精準關注。若沒有這種精準的細節，燈光很快就會昏暗，聖所本身也會被炭垢所污穢（</w:t>
-      </w:r>
-      <w:hyperlink r:id="rId86">
-        <w:r>
-          <w:rPr>
-            <w:lang w:val="zh_TW" w:bidi="zh_TW"/>
-          </w:rPr>
-          <w:rPr>
-            <w:color w:val="0000EE"/>
-            <w:u w:val="single"/>
-          </w:rPr>
-          <w:t>出25:38</w:t>
-        </w:r>
-      </w:hyperlink>
-      <w:r>
-        <w:rPr>
-          <w:lang w:val="zh_TW" w:bidi="zh_TW"/>
-        </w:rPr>
-        <w:t>）。此外，點燈時亦只會使用最上等的橄欖油，確保光線明亮（</w:t>
-      </w:r>
-      <w:hyperlink r:id="rId80">
-        <w:r>
-          <w:rPr>
-            <w:lang w:val="zh_TW" w:bidi="zh_TW"/>
-          </w:rPr>
-          <w:rPr>
-            <w:color w:val="0000EE"/>
-            <w:u w:val="single"/>
-          </w:rPr>
-          <w:t>27:20</w:t>
-        </w:r>
-      </w:hyperlink>
-      <w:r>
-        <w:rPr>
-          <w:lang w:val="zh_TW" w:bidi="zh_TW"/>
-        </w:rPr>
-        <w:t>）。</w:t>
-      </w:r>
-    </w:p>
-    <w:p>
-      <w:pPr/>
-      <w:r>
-        <w:rPr>
-          <w:lang w:val="zh_TW" w:bidi="zh_TW"/>
-        </w:rPr>
-      </w:r>
-      <w:r>
-        <w:rPr>
-          <w:lang w:val="zh_TW" w:bidi="zh_TW"/>
-        </w:rPr>
-        <w:t>香壇（</w:t>
-      </w:r>
-      <w:hyperlink r:id="rId87">
-        <w:r>
-          <w:rPr>
-            <w:lang w:val="zh_TW" w:bidi="zh_TW"/>
-          </w:rPr>
-          <w:rPr>
-            <w:color w:val="0000EE"/>
-            <w:u w:val="single"/>
-          </w:rPr>
-          <w:t>出30:1–10</w:t>
-        </w:r>
-      </w:hyperlink>
-      <w:r>
-        <w:rPr>
-          <w:lang w:val="zh_TW" w:bidi="zh_TW"/>
-        </w:rPr>
-        <w:t>）的描述可能被故意淡化，以突顯外院的祭壇，後者通常被稱為「</w:t>
-      </w:r>
-      <w:r>
-        <w:rPr>
-          <w:b/>
-          <w:lang w:val="zh_TW" w:bidi="zh_TW"/>
-        </w:rPr>
-        <w:t>那個</w:t>
-      </w:r>
-      <w:r>
-        <w:rPr>
-          <w:lang w:val="zh_TW" w:bidi="zh_TW"/>
-        </w:rPr>
-        <w:t>祭壇」。為了區分香壇與銅製的獻祭壇，前者被稱為「金壇」（</w:t>
-      </w:r>
-      <w:hyperlink r:id="rId88">
-        <w:r>
-          <w:rPr>
-            <w:lang w:val="zh_TW" w:bidi="zh_TW"/>
-          </w:rPr>
-          <w:rPr>
-            <w:color w:val="0000EE"/>
-            <w:u w:val="single"/>
-          </w:rPr>
-          <w:t>40:5</w:t>
-        </w:r>
-      </w:hyperlink>
-      <w:r>
-        <w:rPr>
-          <w:lang w:val="zh_TW" w:bidi="zh_TW"/>
-        </w:rPr>
-        <w:t>）。香壇位於聖所內，正對著幔子另一側至聖所中的約櫃，位於陳設餅桌與燈臺之間。它以包金的皂莢木製成，邊長約45.7公分，高約0.9公尺，四角有角，周圍有一圈金邊。像約櫃一樣，香壇也有環與槓的設置，方便移動。這壇用來早晚焚香，每年的贖罪日又會</w:t>
-      </w:r>
-      <w:r>
-        <w:rPr>
-          <w:lang w:val="zh_TW" w:bidi="zh_TW"/>
-        </w:rPr>
-        <w:t>用贖罪祭牲的血行禮</w:t>
-      </w:r>
-      <w:r>
-        <w:rPr>
-          <w:lang w:val="zh_TW" w:bidi="zh_TW"/>
-        </w:rPr>
-        <w:t>（</w:t>
-      </w:r>
-      <w:hyperlink r:id="rId89">
-        <w:r>
-          <w:rPr>
-            <w:lang w:val="zh_TW" w:bidi="zh_TW"/>
-          </w:rPr>
-          <w:rPr>
-            <w:color w:val="0000EE"/>
-            <w:u w:val="single"/>
-          </w:rPr>
-          <w:t>30:7–10</w:t>
-        </w:r>
-      </w:hyperlink>
-      <w:r>
-        <w:rPr>
-          <w:lang w:val="zh_TW" w:bidi="zh_TW"/>
-        </w:rPr>
-        <w:t>）。特別配方的香被禁止用於世俗用途。起初，香表明從祭物上升之物，作為神所喜悅的馨香之氣。香在敬拜中表達對神的認定（</w:t>
-      </w:r>
-      <w:hyperlink r:id="rId90">
-        <w:r>
-          <w:rPr>
-            <w:lang w:val="zh_TW" w:bidi="zh_TW"/>
-          </w:rPr>
-          <w:rPr>
-            <w:color w:val="0000EE"/>
-            <w:u w:val="single"/>
-          </w:rPr>
-          <w:t>瑪1:11</w:t>
-        </w:r>
-      </w:hyperlink>
-      <w:r>
-        <w:rPr>
-          <w:lang w:val="zh_TW" w:bidi="zh_TW"/>
-        </w:rPr>
-        <w:t>），並在早期象徵著敬虔之人的禱告（</w:t>
-      </w:r>
-      <w:hyperlink r:id="rId91">
-        <w:r>
-          <w:rPr>
-            <w:lang w:val="zh_TW" w:bidi="zh_TW"/>
-          </w:rPr>
-          <w:rPr>
-            <w:color w:val="0000EE"/>
-            <w:u w:val="single"/>
-          </w:rPr>
-          <w:t>詩141:2</w:t>
-        </w:r>
-      </w:hyperlink>
-      <w:r>
-        <w:rPr>
-          <w:lang w:val="zh_TW" w:bidi="zh_TW"/>
-        </w:rPr>
-        <w:t>）。它也遮蔽神，不讓人眼看見祂（</w:t>
-      </w:r>
-      <w:hyperlink r:id="rId92">
-        <w:r>
-          <w:rPr>
-            <w:lang w:val="zh_TW" w:bidi="zh_TW"/>
-          </w:rPr>
-          <w:rPr>
-            <w:color w:val="0000EE"/>
-            <w:u w:val="single"/>
-          </w:rPr>
-          <w:t>利16:13</w:t>
-        </w:r>
-      </w:hyperlink>
-      <w:r>
-        <w:rPr>
-          <w:lang w:val="zh_TW" w:bidi="zh_TW"/>
-        </w:rPr>
-        <w:t>）。</w:t>
-      </w:r>
-    </w:p>
-    <w:p>
-      <w:pPr>
-        <w:pStyle w:val="Heading3"/>
-      </w:pPr>
-      <w:r>
-        <w:rPr>
-          <w:lang w:val="zh_TW" w:bidi="zh_TW"/>
-        </w:rPr>
-        <w:t>會幕本體</w:t>
-      </w:r>
-    </w:p>
-    <w:p>
-      <w:pPr/>
-      <w:r>
-        <w:rPr>
-          <w:lang w:val="zh_TW" w:bidi="zh_TW"/>
-        </w:rPr>
-      </w:r>
-      <w:r>
-        <w:rPr>
-          <w:lang w:val="zh_TW" w:bidi="zh_TW"/>
-        </w:rPr>
-        <w:t>會幕基本上是支撐在剛硬骨架上的帳棚結構。與其它器具相同，其細節在聖經中記載三次，以凸顯會幕本體的重要性。規格記載在</w:t>
-      </w:r>
-      <w:hyperlink r:id="rId93">
-        <w:r>
-          <w:rPr>
-            <w:lang w:val="zh_TW" w:bidi="zh_TW"/>
-          </w:rPr>
-          <w:rPr>
-            <w:color w:val="0000EE"/>
-            <w:u w:val="single"/>
-          </w:rPr>
-          <w:t>出埃及記二十六章</w:t>
-        </w:r>
-      </w:hyperlink>
-      <w:r>
-        <w:rPr>
-          <w:lang w:val="zh_TW" w:bidi="zh_TW"/>
-        </w:rPr>
-        <w:t>，建造過程記載在</w:t>
-      </w:r>
-      <w:hyperlink r:id="rId94">
-        <w:r>
-          <w:rPr>
-            <w:lang w:val="zh_TW" w:bidi="zh_TW"/>
-          </w:rPr>
-          <w:rPr>
-            <w:color w:val="0000EE"/>
-            <w:u w:val="single"/>
-          </w:rPr>
-          <w:t>出埃及記三十六章8至38節</w:t>
-        </w:r>
-      </w:hyperlink>
-      <w:r>
-        <w:rPr>
-          <w:lang w:val="zh_TW" w:bidi="zh_TW"/>
-        </w:rPr>
-        <w:t>，最終的豎立記載在</w:t>
-      </w:r>
-      <w:hyperlink r:id="rId95">
-        <w:r>
-          <w:rPr>
-            <w:lang w:val="zh_TW" w:bidi="zh_TW"/>
-          </w:rPr>
-          <w:rPr>
-            <w:color w:val="0000EE"/>
-            <w:u w:val="single"/>
-          </w:rPr>
-          <w:t>出埃及記四十章16至19節</w:t>
-        </w:r>
-      </w:hyperlink>
-      <w:r>
-        <w:rPr>
-          <w:lang w:val="zh_TW" w:bidi="zh_TW"/>
-        </w:rPr>
-        <w:t>。整體尺寸約為長13.7公尺，寬4.6公尺，高4.6公尺。</w:t>
-      </w:r>
-    </w:p>
-    <w:p>
-      <w:pPr/>
-      <w:r>
-        <w:rPr>
-          <w:lang w:val="zh_TW" w:bidi="zh_TW"/>
-        </w:rPr>
-      </w:r>
-      <w:r>
-        <w:rPr>
-          <w:lang w:val="zh_TW" w:bidi="zh_TW"/>
-        </w:rPr>
-        <w:t>其基本骨架是一系列豎立的支架，每個支架高4.6公尺，寬0.7公尺，各自立在兩個銀座上（</w:t>
-      </w:r>
-      <w:hyperlink r:id="rId96">
-        <w:r>
-          <w:rPr>
-            <w:lang w:val="zh_TW" w:bidi="zh_TW"/>
-          </w:rPr>
-          <w:rPr>
-            <w:color w:val="0000EE"/>
-            <w:u w:val="single"/>
-          </w:rPr>
-          <w:t>出26:15–25</w:t>
-        </w:r>
-      </w:hyperlink>
-      <w:r>
-        <w:rPr>
-          <w:lang w:val="zh_TW" w:bidi="zh_TW"/>
-        </w:rPr>
-        <w:t>）。學者曾認為這些支架或框架是實心的皂莢木板，但大多數現代學者則認為每個框架由兩個直立側面組成，通過像梯子一樣的水平物件連接。這樣的結構會更穩固，形狀保持得更好，並且可以從聖所內部看到美麗的內層幔簾。在南北兩側各有20個這樣的框架，西端有6個。此外，在西側有兩個角件，所有牆壁都通過扣件連接在一起（</w:t>
-      </w:r>
-      <w:hyperlink r:id="rId97">
-        <w:r>
-          <w:rPr>
-            <w:lang w:val="zh_TW" w:bidi="zh_TW"/>
-          </w:rPr>
-          <w:rPr>
-            <w:color w:val="0000EE"/>
-            <w:u w:val="single"/>
-          </w:rPr>
-          <w:t>23–25節</w:t>
-        </w:r>
-      </w:hyperlink>
-      <w:r>
-        <w:rPr>
-          <w:lang w:val="zh_TW" w:bidi="zh_TW"/>
-        </w:rPr>
-        <w:t>）。一系列穿過每個直立框架上金環的橫杆有助結構更加穩固對齊（</w:t>
-      </w:r>
-      <w:hyperlink r:id="rId98">
-        <w:r>
-          <w:rPr>
-            <w:lang w:val="zh_TW" w:bidi="zh_TW"/>
-          </w:rPr>
-          <w:rPr>
-            <w:color w:val="0000EE"/>
-            <w:u w:val="single"/>
-          </w:rPr>
-          <w:t>26–29節</w:t>
-        </w:r>
-      </w:hyperlink>
-      <w:r>
-        <w:rPr>
-          <w:lang w:val="zh_TW" w:bidi="zh_TW"/>
-        </w:rPr>
-        <w:t>）。三個側面各有五根橫杆。南側與北側中央那根橫杆貫穿全長，其餘四根大概各自延伸到一半，使每個框架實際上被三根橫杆固定。所有木料部分都包上金子。</w:t>
-      </w:r>
-    </w:p>
-    <w:p>
-      <w:pPr/>
-      <w:r>
-        <w:rPr>
-          <w:lang w:val="zh_TW" w:bidi="zh_TW"/>
-        </w:rPr>
-      </w:r>
-      <w:r>
-        <w:rPr>
-          <w:lang w:val="zh_TW" w:bidi="zh_TW"/>
-        </w:rPr>
-        <w:t>在這個骨架之上，有幾層覆蓋物形成會幕的頂部、側面和背面。第一層是十幅細麻幔子，染成藍色、紫色和紅色，並繡有基路伯（</w:t>
-      </w:r>
-      <w:hyperlink r:id="rId99">
-        <w:r>
-          <w:rPr>
-            <w:lang w:val="zh_TW" w:bidi="zh_TW"/>
-          </w:rPr>
-          <w:rPr>
-            <w:color w:val="0000EE"/>
-            <w:u w:val="single"/>
-          </w:rPr>
-          <w:t>出26:1–6</w:t>
-        </w:r>
-      </w:hyperlink>
-      <w:r>
-        <w:rPr>
-          <w:lang w:val="zh_TW" w:bidi="zh_TW"/>
-        </w:rPr>
-        <w:t>，</w:t>
-      </w:r>
-      <w:hyperlink r:id="rId100">
-        <w:r>
-          <w:rPr>
-            <w:lang w:val="zh_TW" w:bidi="zh_TW"/>
-          </w:rPr>
-          <w:rPr>
-            <w:color w:val="0000EE"/>
-            <w:u w:val="single"/>
-          </w:rPr>
-          <w:t>36:8–13</w:t>
-        </w:r>
-      </w:hyperlink>
-      <w:r>
-        <w:rPr>
-          <w:lang w:val="zh_TW" w:bidi="zh_TW"/>
-        </w:rPr>
-        <w:t>）。每塊尺寸為12.8公尺乘1.8公尺。沿長邊把幔子配對接合，形成五組幔子。這兩幅大幔子本身，又藉著50個金鉤連接，金鉤穿過兩者上相等數量的環。這些幔子很可能像桌布一樣，拉展覆蓋在結構之上。</w:t>
-      </w:r>
-    </w:p>
-    <w:p>
-      <w:pPr/>
-      <w:r>
-        <w:rPr>
-          <w:lang w:val="zh_TW" w:bidi="zh_TW"/>
-        </w:rPr>
-      </w:r>
-      <w:r>
-        <w:rPr>
-          <w:lang w:val="zh_TW" w:bidi="zh_TW"/>
-        </w:rPr>
-        <w:t>十一幅山羊毛的幔子或篷布，每幅13.7公尺乘1.8公尺。構成下一層。這些幔子以五幅與六幅分成兩組，再用類似於下層幔子的方式接連，只是使用銅鉤而非金鉤。山羊毛篷布較長的部分提供重疊，以保護下層幔子，而較大的篷布在會幕前後兩端均有重疊（</w:t>
-      </w:r>
-      <w:hyperlink r:id="rId101">
-        <w:r>
-          <w:rPr>
-            <w:lang w:val="zh_TW" w:bidi="zh_TW"/>
-          </w:rPr>
-          <w:rPr>
-            <w:color w:val="0000EE"/>
-            <w:u w:val="single"/>
-          </w:rPr>
-          <w:t>出26:7–9</w:t>
-        </w:r>
-      </w:hyperlink>
-      <w:r>
-        <w:rPr>
-          <w:lang w:val="zh_TW" w:bidi="zh_TW"/>
-        </w:rPr>
-        <w:t>、</w:t>
-      </w:r>
-      <w:hyperlink r:id="rId101">
-        <w:r>
-          <w:rPr>
-            <w:lang w:val="zh_TW" w:bidi="zh_TW"/>
-          </w:rPr>
-          <w:rPr>
-            <w:color w:val="0000EE"/>
-            <w:u w:val="single"/>
-          </w:rPr>
-          <w:t>12–13</w:t>
-        </w:r>
-      </w:hyperlink>
-      <w:r>
-        <w:rPr>
-          <w:lang w:val="zh_TW" w:bidi="zh_TW"/>
-        </w:rPr>
-        <w:t>）。另外兩層確保了完全的防水，一層是染成紅色的海狗皮，一層是山羊皮。</w:t>
-      </w:r>
-    </w:p>
-    <w:p>
-      <w:pPr/>
-      <w:r>
-        <w:rPr>
-          <w:lang w:val="zh_TW" w:bidi="zh_TW"/>
-        </w:rPr>
-      </w:r>
-      <w:r>
-        <w:rPr>
-          <w:lang w:val="zh_TW" w:bidi="zh_TW"/>
-        </w:rPr>
-        <w:t>有一幅幔子將聖所隔開，其材料與下層幔子相同，懸掛在連接兩幅大幔子的金鉤之下，由四根包金、立在銀座上的皂莢木柱支撐。幔子與幔子上的基路伯，是聖所的象徵性守護者。幔子的所在位置，使至聖所成為一個長寬高皆為4.6公尺的正立方體。多層重叠的材料，以及對接縫的細緻處理，凸顯了內殿最深處的幽暗。神被黑暗圍繞，謹慎地隔絕於任何未經授權的視線之外（</w:t>
-      </w:r>
-      <w:hyperlink r:id="rId102">
-        <w:r>
-          <w:rPr>
-            <w:lang w:val="zh_TW" w:bidi="zh_TW"/>
-          </w:rPr>
-          <w:rPr>
-            <w:color w:val="0000EE"/>
-            <w:u w:val="single"/>
-          </w:rPr>
-          <w:t>詩97:2</w:t>
-        </w:r>
-      </w:hyperlink>
-      <w:r>
-        <w:rPr>
-          <w:lang w:val="zh_TW" w:bidi="zh_TW"/>
-        </w:rPr>
-        <w:t>）。聖所的面積為9.1公尺乘4.6公尺，正好是至聖所面積的兩倍。一幅以與主幔子相同布料製作的門簾，隔在聖所與外院之間，懸掛在五根皂莢木柱上的金鉤上，這些柱子包金，立在銅座上。這部分門簾形成了會幕的東牆，未有資料顯示其上有否刺繡撒拉弗。</w:t>
-      </w:r>
-    </w:p>
-    <w:p>
-      <w:pPr/>
-      <w:r>
-        <w:rPr>
-          <w:lang w:val="zh_TW" w:bidi="zh_TW"/>
-        </w:rPr>
-      </w:r>
-      <w:r>
-        <w:rPr>
-          <w:lang w:val="zh_TW" w:bidi="zh_TW"/>
-        </w:rPr>
-        <w:t>會幕雖然外觀可能略顯矮胖，給人堅實的印象，卻可以輕易拆卸、搬運並重新組裝。以當時的標準來說，它是配得作為神居所的建築，由最高超的人類技藝以及最優良的材料建造而成。</w:t>
-      </w:r>
-    </w:p>
-    <w:p>
-      <w:pPr>
-        <w:pStyle w:val="Heading3"/>
-      </w:pPr>
-      <w:r>
-        <w:rPr>
-          <w:lang w:val="zh_TW" w:bidi="zh_TW"/>
-        </w:rPr>
-        <w:t>外院及其器具</w:t>
-      </w:r>
-    </w:p>
-    <w:p>
-      <w:pPr/>
-      <w:r>
-        <w:rPr>
-          <w:lang w:val="zh_TW" w:bidi="zh_TW"/>
-        </w:rPr>
-      </w:r>
-      <w:r>
-        <w:rPr>
-          <w:lang w:val="zh_TW" w:bidi="zh_TW"/>
-        </w:rPr>
-        <w:t>會幕的院子呈長方形，南北兩邊長45.7公尺，東西兩邊寬22.9公尺（</w:t>
-      </w:r>
-      <w:hyperlink r:id="rId103">
-        <w:r>
-          <w:rPr>
-            <w:lang w:val="zh_TW" w:bidi="zh_TW"/>
-          </w:rPr>
-          <w:rPr>
-            <w:color w:val="0000EE"/>
-            <w:u w:val="single"/>
-          </w:rPr>
-          <w:t>出27:9–18</w:t>
-        </w:r>
-      </w:hyperlink>
-      <w:r>
-        <w:rPr>
-          <w:lang w:val="zh_TW" w:bidi="zh_TW"/>
-        </w:rPr>
-        <w:t>，</w:t>
-      </w:r>
-      <w:hyperlink r:id="rId104">
-        <w:r>
-          <w:rPr>
-            <w:lang w:val="zh_TW" w:bidi="zh_TW"/>
-          </w:rPr>
-          <w:rPr>
-            <w:color w:val="0000EE"/>
-            <w:u w:val="single"/>
-          </w:rPr>
-          <w:t>38:9–19</w:t>
-        </w:r>
-      </w:hyperlink>
-      <w:r>
-        <w:rPr>
-          <w:lang w:val="zh_TW" w:bidi="zh_TW"/>
-        </w:rPr>
-        <w:t>）。會幕本體位於西端。細麻布製成的簾子高2.3公尺，遮蔽了整個會幕區域。在東部區域有一個中央入口，寬9.1公尺。一幅同樣高度的繡花門簾遮住此入口，入口大概向內凹入，以便從兩側進入。所有幔子由銀杆支撐，銀杆穿過連接在包銀柱子上的銀鉤，而柱子則立在銅座上（</w:t>
-      </w:r>
-      <w:hyperlink r:id="rId105">
-        <w:r>
-          <w:rPr>
-            <w:lang w:val="zh_TW" w:bidi="zh_TW"/>
-          </w:rPr>
-          <w:rPr>
-            <w:color w:val="0000EE"/>
-            <w:u w:val="single"/>
-          </w:rPr>
-          <w:t>38:17</w:t>
-        </w:r>
-      </w:hyperlink>
-      <w:r>
-        <w:rPr>
-          <w:lang w:val="zh_TW" w:bidi="zh_TW"/>
-        </w:rPr>
-        <w:t>）。</w:t>
-      </w:r>
-    </w:p>
-    <w:p>
-      <w:pPr/>
-      <w:r>
-        <w:rPr>
-          <w:lang w:val="zh_TW" w:bidi="zh_TW"/>
-        </w:rPr>
-      </w:r>
-      <w:r>
-        <w:rPr>
-          <w:lang w:val="zh_TW" w:bidi="zh_TW"/>
-        </w:rPr>
-        <w:t>燔祭壇（</w:t>
-      </w:r>
-      <w:hyperlink r:id="rId106">
-        <w:r>
-          <w:rPr>
-            <w:lang w:val="zh_TW" w:bidi="zh_TW"/>
-          </w:rPr>
-          <w:rPr>
-            <w:color w:val="0000EE"/>
-            <w:u w:val="single"/>
-          </w:rPr>
-          <w:t>出27:1–8</w:t>
-        </w:r>
-      </w:hyperlink>
-      <w:r>
-        <w:rPr>
-          <w:lang w:val="zh_TW" w:bidi="zh_TW"/>
-        </w:rPr>
-        <w:t>，</w:t>
-      </w:r>
-      <w:hyperlink r:id="rId107">
-        <w:r>
-          <w:rPr>
-            <w:lang w:val="zh_TW" w:bidi="zh_TW"/>
-          </w:rPr>
-          <w:rPr>
-            <w:color w:val="0000EE"/>
-            <w:u w:val="single"/>
-          </w:rPr>
-          <w:t>38:1–7</w:t>
-        </w:r>
-      </w:hyperlink>
-      <w:r>
-        <w:rPr>
-          <w:lang w:val="zh_TW" w:bidi="zh_TW"/>
-        </w:rPr>
-        <w:t>）位於院子的東端，靠近入口處（</w:t>
-      </w:r>
-      <w:hyperlink r:id="rId108">
-        <w:r>
-          <w:rPr>
-            <w:lang w:val="zh_TW" w:bidi="zh_TW"/>
-          </w:rPr>
-          <w:rPr>
-            <w:color w:val="0000EE"/>
-            <w:u w:val="single"/>
-          </w:rPr>
-          <w:t>40:29</w:t>
-        </w:r>
-      </w:hyperlink>
-      <w:r>
-        <w:rPr>
-          <w:lang w:val="zh_TW" w:bidi="zh_TW"/>
-        </w:rPr>
-        <w:t>），提醒人若不先到獻祭之地，就不能親近神。這壇長寬各2.1公尺，高1.4公尺，與所羅門聖殿中的巨大祭壇相比顯得小巧（</w:t>
-      </w:r>
-      <w:hyperlink r:id="rId109">
-        <w:r>
-          <w:rPr>
-            <w:lang w:val="zh_TW" w:bidi="zh_TW"/>
-          </w:rPr>
-          <w:rPr>
-            <w:color w:val="0000EE"/>
-            <w:u w:val="single"/>
-          </w:rPr>
-          <w:t>代下4:1</w:t>
-        </w:r>
-      </w:hyperlink>
-      <w:r>
-        <w:rPr>
-          <w:lang w:val="zh_TW" w:bidi="zh_TW"/>
-        </w:rPr>
-        <w:t>）。其本質為包銅的中空木框，重量足以便於搬運，由包銅的槓穿過四角的銅環來抬運。網（</w:t>
-      </w:r>
-      <w:hyperlink r:id="rId110">
-        <w:r>
-          <w:rPr>
-            <w:lang w:val="zh_TW" w:bidi="zh_TW"/>
-          </w:rPr>
-          <w:rPr>
-            <w:color w:val="0000EE"/>
-            <w:u w:val="single"/>
-          </w:rPr>
-          <w:t>出27:4–5</w:t>
-        </w:r>
-      </w:hyperlink>
-      <w:r>
-        <w:rPr>
-          <w:lang w:val="zh_TW" w:bidi="zh_TW"/>
-        </w:rPr>
-        <w:t>）可能置於壇的中間，一些學者認為網外延至壇下方側面，用以通風並讓祭牲的血流至壇底。壇角可能象徵祭牲，亦可用來拴綁即將被獻的動物。在以色列，人若抓住壇角便可求庇護（例：</w:t>
-      </w:r>
-      <w:hyperlink r:id="rId111">
-        <w:r>
-          <w:rPr>
-            <w:lang w:val="zh_TW" w:bidi="zh_TW"/>
-          </w:rPr>
-          <w:rPr>
-            <w:color w:val="0000EE"/>
-            <w:u w:val="single"/>
-          </w:rPr>
-          <w:t>王上1:50</w:t>
-        </w:r>
-      </w:hyperlink>
-      <w:r>
-        <w:rPr>
-          <w:lang w:val="zh_TW" w:bidi="zh_TW"/>
-        </w:rPr>
-        <w:t>），可能象徵他把自己獻給神為祭，以求取祂的保護。壇的下方可能填上泥土，以吸收血（</w:t>
-      </w:r>
-      <w:hyperlink r:id="rId112">
-        <w:r>
-          <w:rPr>
-            <w:lang w:val="zh_TW" w:bidi="zh_TW"/>
-          </w:rPr>
-          <w:rPr>
-            <w:color w:val="0000EE"/>
-            <w:u w:val="single"/>
-          </w:rPr>
-          <w:t>出20:24</w:t>
-        </w:r>
-      </w:hyperlink>
-      <w:r>
-        <w:rPr>
-          <w:lang w:val="zh_TW" w:bidi="zh_TW"/>
-        </w:rPr>
-        <w:t>）。所有附屬器具皆為銅製：收灰的盆、鏟子、灑血用的盤、取肉的器具，以及火鼎（</w:t>
-      </w:r>
-      <w:hyperlink r:id="rId113">
-        <w:r>
-          <w:rPr>
-            <w:lang w:val="zh_TW" w:bidi="zh_TW"/>
-          </w:rPr>
-          <w:rPr>
-            <w:color w:val="0000EE"/>
-            <w:u w:val="single"/>
-          </w:rPr>
-          <w:t>27:3</w:t>
-        </w:r>
-      </w:hyperlink>
-      <w:r>
-        <w:rPr>
-          <w:lang w:val="zh_TW" w:bidi="zh_TW"/>
-        </w:rPr>
-        <w:t>）。</w:t>
-      </w:r>
-    </w:p>
-    <w:p>
-      <w:pPr/>
-      <w:r>
-        <w:rPr>
-          <w:lang w:val="zh_TW" w:bidi="zh_TW"/>
-        </w:rPr>
-      </w:r>
-      <w:r>
-        <w:rPr>
-          <w:lang w:val="zh_TW" w:bidi="zh_TW"/>
-        </w:rPr>
-        <w:t>經文沒有保留洗濯盆（有譯本譯為「洗臉盆」）尺寸的規格（</w:t>
-      </w:r>
-      <w:hyperlink r:id="rId114">
-        <w:r>
-          <w:rPr>
-            <w:lang w:val="zh_TW" w:bidi="zh_TW"/>
-          </w:rPr>
-          <w:rPr>
-            <w:color w:val="0000EE"/>
-            <w:u w:val="single"/>
-          </w:rPr>
-          <w:t>出30:17–20</w:t>
-        </w:r>
-      </w:hyperlink>
-      <w:r>
-        <w:rPr>
-          <w:lang w:val="zh_TW" w:bidi="zh_TW"/>
-        </w:rPr>
-        <w:t>，</w:t>
-      </w:r>
-      <w:hyperlink r:id="rId115">
-        <w:r>
-          <w:rPr>
-            <w:lang w:val="zh_TW" w:bidi="zh_TW"/>
-          </w:rPr>
-          <w:rPr>
-            <w:color w:val="0000EE"/>
-            <w:u w:val="single"/>
-          </w:rPr>
-          <w:t>38:8</w:t>
-        </w:r>
-      </w:hyperlink>
-      <w:r>
-        <w:rPr>
-          <w:lang w:val="zh_TW" w:bidi="zh_TW"/>
-        </w:rPr>
-        <w:t>），但它是用院子入口事奉之婦女的鏡子所造。洗濯盆設在燔祭壇與會幕之間。人若未在洗濯盆清洗就事奉神，是可被處死之罪；嚴正提醒人在為神做任何事之前，必須潔淨並順服。銅座可能只是支撐洗濯盆的基座，也可能包含一個放在下方的盆，讓祭司洗腳。</w:t>
-      </w:r>
-    </w:p>
-    <w:p>
-      <w:pPr>
-        <w:pStyle w:val="Heading3"/>
-      </w:pPr>
-      <w:r>
-        <w:rPr>
-          <w:lang w:val="zh_TW" w:bidi="zh_TW"/>
-        </w:rPr>
-        <w:t>會幕的建造與奉獻</w:t>
-      </w:r>
-    </w:p>
-    <w:p>
-      <w:pPr/>
-      <w:r>
-        <w:rPr>
-          <w:lang w:val="zh_TW" w:bidi="zh_TW"/>
-        </w:rPr>
-      </w:r>
-      <w:r>
-        <w:rPr>
-          <w:lang w:val="zh_TW" w:bidi="zh_TW"/>
-        </w:rPr>
-        <w:t>神仔細說明了會幕的建造細節，所需的技能超過摩西與亞倫能力。因此，在建造工程中，比撒列與亞何利亞伯居於重要地位（</w:t>
-      </w:r>
-      <w:hyperlink r:id="rId116">
-        <w:r>
-          <w:rPr>
-            <w:lang w:val="zh_TW" w:bidi="zh_TW"/>
-          </w:rPr>
-          <w:rPr>
-            <w:color w:val="0000EE"/>
-            <w:u w:val="single"/>
-          </w:rPr>
-          <w:t>出30:1–11</w:t>
-        </w:r>
-      </w:hyperlink>
-      <w:r>
-        <w:rPr>
-          <w:lang w:val="zh_TW" w:bidi="zh_TW"/>
-        </w:rPr>
-        <w:t>），並有一大群專家作為後援，他們必然是在埃及習得這些工藝。在一次非凡的群體行動中，以色列人非常慷慨地獻出禮物，所獻上的富富有餘，摩西結果攔住他們（</w:t>
-      </w:r>
-      <w:hyperlink r:id="rId117">
-        <w:r>
-          <w:rPr>
-            <w:lang w:val="zh_TW" w:bidi="zh_TW"/>
-          </w:rPr>
-          <w:rPr>
-            <w:color w:val="0000EE"/>
-            <w:u w:val="single"/>
-          </w:rPr>
-          <w:t>35:20–24</w:t>
-        </w:r>
-      </w:hyperlink>
-      <w:r>
-        <w:rPr>
-          <w:lang w:val="zh_TW" w:bidi="zh_TW"/>
-        </w:rPr>
-        <w:t>，</w:t>
-      </w:r>
-      <w:hyperlink r:id="rId118">
-        <w:r>
-          <w:rPr>
-            <w:lang w:val="zh_TW" w:bidi="zh_TW"/>
-          </w:rPr>
-          <w:rPr>
-            <w:color w:val="0000EE"/>
-            <w:u w:val="single"/>
-          </w:rPr>
-          <w:t>36:4–7</w:t>
-        </w:r>
-      </w:hyperlink>
-      <w:r>
-        <w:rPr>
-          <w:lang w:val="zh_TW" w:bidi="zh_TW"/>
-        </w:rPr>
-        <w:t>）。此外，許多人獻出他們的特殊技能（</w:t>
-      </w:r>
-      <w:hyperlink r:id="rId119">
-        <w:r>
-          <w:rPr>
-            <w:lang w:val="zh_TW" w:bidi="zh_TW"/>
-          </w:rPr>
-          <w:rPr>
-            <w:color w:val="0000EE"/>
-            <w:u w:val="single"/>
-          </w:rPr>
-          <w:t>35:25–29</w:t>
-        </w:r>
-      </w:hyperlink>
-      <w:r>
-        <w:rPr>
-          <w:lang w:val="zh_TW" w:bidi="zh_TW"/>
-        </w:rPr>
-        <w:t>）。</w:t>
-      </w:r>
-    </w:p>
-    <w:p>
-      <w:pPr/>
-      <w:r>
-        <w:rPr>
-          <w:lang w:val="zh_TW" w:bidi="zh_TW"/>
-        </w:rPr>
-      </w:r>
-      <w:r>
-        <w:rPr>
-          <w:lang w:val="zh_TW" w:bidi="zh_TW"/>
-        </w:rPr>
-        <w:t>除了施恩座與基路伯之外，所有器物製作完成並安置在適當的位置時（</w:t>
-      </w:r>
-      <w:hyperlink r:id="rId120">
-        <w:r>
-          <w:rPr>
-            <w:lang w:val="zh_TW" w:bidi="zh_TW"/>
-          </w:rPr>
-          <w:rPr>
-            <w:color w:val="0000EE"/>
-            <w:u w:val="single"/>
-          </w:rPr>
-          <w:t>出40:1–33</w:t>
-        </w:r>
-      </w:hyperlink>
-      <w:r>
-        <w:rPr>
-          <w:lang w:val="zh_TW" w:bidi="zh_TW"/>
-        </w:rPr>
-        <w:t>），都用特別的膏油膏抹（</w:t>
-      </w:r>
-      <w:hyperlink r:id="rId121">
-        <w:r>
-          <w:rPr>
-            <w:lang w:val="zh_TW" w:bidi="zh_TW"/>
-          </w:rPr>
-          <w:rPr>
-            <w:color w:val="0000EE"/>
-            <w:u w:val="single"/>
-          </w:rPr>
-          <w:t>30:22–33</w:t>
-        </w:r>
-      </w:hyperlink>
-      <w:r>
-        <w:rPr>
-          <w:lang w:val="zh_TW" w:bidi="zh_TW"/>
-        </w:rPr>
-        <w:t>，</w:t>
-      </w:r>
-      <w:hyperlink r:id="rId122">
-        <w:r>
-          <w:rPr>
-            <w:lang w:val="zh_TW" w:bidi="zh_TW"/>
-          </w:rPr>
-          <w:rPr>
-            <w:color w:val="0000EE"/>
-            <w:u w:val="single"/>
-          </w:rPr>
-          <w:t>40:9–11</w:t>
-        </w:r>
-      </w:hyperlink>
-      <w:r>
-        <w:rPr>
-          <w:lang w:val="zh_TW" w:bidi="zh_TW"/>
-        </w:rPr>
-        <w:t>），象徵將它們分別為聖，並奉獻於特定用途。當耶和華的榮耀充滿會幕，就是建造的高峰（</w:t>
-      </w:r>
-      <w:hyperlink r:id="rId123">
-        <w:r>
-          <w:rPr>
-            <w:lang w:val="zh_TW" w:bidi="zh_TW"/>
-          </w:rPr>
-          <w:rPr>
-            <w:color w:val="0000EE"/>
-            <w:u w:val="single"/>
-          </w:rPr>
-          <w:t>40:34</w:t>
-        </w:r>
-      </w:hyperlink>
-      <w:r>
-        <w:rPr>
-          <w:lang w:val="zh_TW" w:bidi="zh_TW"/>
-        </w:rPr>
-        <w:t>）。祂來到祂子民中間居住，自此，日間的雲柱與夜間的火柱就是祂同在與引導的確據。然而，人接近祂時不能有絲毫疏忽，甚至連摩西也被排除在至聖所以外。會幕是在出埃及滿一年那天立起來的，距離西奈山的啟示只有九個月。</w:t>
-      </w:r>
-    </w:p>
-    <w:p>
-      <w:pPr/>
-      <w:r>
-        <w:rPr>
-          <w:lang w:val="zh_TW" w:bidi="zh_TW"/>
-        </w:rPr>
-      </w:r>
-      <w:r>
-        <w:rPr>
-          <w:lang w:val="zh_TW" w:bidi="zh_TW"/>
-        </w:rPr>
-        <w:t>此後，每當以色列安營時，利未人就圍繞會幕三面安營（</w:t>
-      </w:r>
-      <w:hyperlink r:id="rId124">
-        <w:r>
-          <w:rPr>
-            <w:lang w:val="zh_TW" w:bidi="zh_TW"/>
-          </w:rPr>
-          <w:rPr>
-            <w:color w:val="0000EE"/>
-            <w:u w:val="single"/>
-          </w:rPr>
-          <w:t>民1:53</w:t>
-        </w:r>
-      </w:hyperlink>
-      <w:r>
-        <w:rPr>
-          <w:lang w:val="zh_TW" w:bidi="zh_TW"/>
-        </w:rPr>
-        <w:t>），摩西與亞倫的家族則佔據剩下的東側（</w:t>
-      </w:r>
-      <w:hyperlink r:id="rId125">
-        <w:r>
-          <w:rPr>
-            <w:lang w:val="zh_TW" w:bidi="zh_TW"/>
-          </w:rPr>
-          <w:rPr>
-            <w:color w:val="0000EE"/>
-            <w:u w:val="single"/>
-          </w:rPr>
-          <w:t>民3:14–38</w:t>
-        </w:r>
-      </w:hyperlink>
-      <w:r>
-        <w:rPr>
-          <w:lang w:val="zh_TW" w:bidi="zh_TW"/>
-        </w:rPr>
-        <w:t>），使任何未經授權的人無法闖入神聖區域。會幕遷移時，其拆卸有嚴格的規定（</w:t>
-      </w:r>
-      <w:hyperlink r:id="rId126">
-        <w:r>
-          <w:rPr>
-            <w:lang w:val="zh_TW" w:bidi="zh_TW"/>
-          </w:rPr>
-          <w:rPr>
-            <w:color w:val="0000EE"/>
-            <w:u w:val="single"/>
-          </w:rPr>
-          <w:t>4:5–15</w:t>
-        </w:r>
-      </w:hyperlink>
-      <w:r>
-        <w:rPr>
-          <w:lang w:val="zh_TW" w:bidi="zh_TW"/>
-        </w:rPr>
-        <w:t>）。哥轄族負責用槓抬運較為神聖的器具；革順族負責所有幔子、燔祭壇及其附屬器具；米拉利族則抬運骨架、橫木與底座等器具。即使在前進期間，會幕亦必須保持在中央位置，前後各有六個支派（</w:t>
-      </w:r>
-      <w:hyperlink r:id="rId127">
-        <w:r>
-          <w:rPr>
-            <w:lang w:val="zh_TW" w:bidi="zh_TW"/>
-          </w:rPr>
-          <w:rPr>
-            <w:color w:val="0000EE"/>
-            <w:u w:val="single"/>
-          </w:rPr>
-          <w:t>民2章</w:t>
-        </w:r>
-      </w:hyperlink>
-      <w:r>
-        <w:rPr>
-          <w:lang w:val="zh_TW" w:bidi="zh_TW"/>
-        </w:rPr>
-        <w:t>）。</w:t>
-      </w:r>
-    </w:p>
-    <w:p>
-      <w:pPr/>
-      <w:r>
-        <w:rPr>
-          <w:lang w:val="zh_TW" w:bidi="zh_TW"/>
-        </w:rPr>
-      </w:r>
-      <w:r>
-        <w:rPr>
-          <w:i/>
-          <w:lang w:val="zh_TW" w:bidi="zh_TW"/>
-        </w:rPr>
-        <w:t>另見</w:t>
-      </w:r>
-      <w:r>
-        <w:rPr>
-          <w:lang w:val="zh_TW" w:bidi="zh_TW"/>
-        </w:rPr>
-        <w:t>聖殿</w:t>
-      </w:r>
-      <w:r>
-        <w:rPr>
-          <w:lang w:val="zh_TW" w:bidi="zh_TW"/>
-        </w:rPr>
-        <w:t>。</w:t>
-      </w:r>
-      <w:r>
-        <w:rPr>
-          <w:lang w:val="zh_TW" w:bidi="zh_TW"/>
-        </w:rPr>
-      </w:r>
-      <w:r>
-        <w:rPr>
-          <w:lang w:val="zh_TW" w:bidi="zh_TW"/>
-        </w:rPr>
-      </w:r>
-    </w:p>
-    <w:p>
-      <w:pPr/>
-      <w:r>
-        <w:rPr>
-          <w:lang w:val="zh_TW" w:bidi="zh_TW"/>
-        </w:rPr>
-      </w:r>
-    </w:p>
-    <w:p>
-      <w:pPr>
-        <w:pStyle w:val="Heading2"/>
-      </w:pPr>
-      <w:r>
-        <w:rPr>
-          <w:lang w:val="zh_TW" w:bidi="zh_TW"/>
-        </w:rPr>
-        <w:t>會堂</w:t>
-      </w:r>
-      <w:r>
-        <w:rPr>
-          <w:lang w:val="zh_TW" w:bidi="zh_TW"/>
-        </w:rPr>
-      </w:r>
-    </w:p>
-    <w:p>
-      <w:pPr/>
-      <w:r>
-        <w:rPr>
-          <w:lang w:val="zh_TW" w:bidi="zh_TW"/>
-        </w:rPr>
-      </w:r>
-      <w:r>
-        <w:rPr>
-          <w:lang w:val="zh_TW" w:bidi="zh_TW"/>
-        </w:rPr>
-        <w:t>希臘詞sunagoge的音譯，意指「聚集」。該詞在新約中使用超過50次，主要指猶太社群在巴勒斯坦及散居地的宗教聚會場所。sunagoge一詞通常是對舊約中描述百姓聚集或集會的希伯來詞的希臘文翻譯。</w:t>
-      </w:r>
-    </w:p>
-    <w:p>
-      <w:pPr>
-        <w:pStyle w:val="Heading3"/>
-      </w:pPr>
-      <w:r>
-        <w:rPr>
-          <w:lang w:val="zh_TW" w:bidi="zh_TW"/>
-        </w:rPr>
-        <w:t>起源與早期歷史</w:t>
-      </w:r>
-    </w:p>
-    <w:p>
-      <w:pPr/>
-      <w:r>
-        <w:rPr>
-          <w:lang w:val="zh_TW" w:bidi="zh_TW"/>
-        </w:rPr>
-      </w:r>
-      <w:r>
-        <w:rPr>
-          <w:lang w:val="zh_TW" w:bidi="zh_TW"/>
-        </w:rPr>
-        <w:t>尚不清楚猶太會堂的制度是如何或何時開始的。我們可以想像在公元前586年巴比倫人摧毀聖殿後，耶路撒冷的情況。那些留在城市及周圍，想要持守信仰的人，產生了聚集敬拜的需要，他們在那裡會繼續教導律法和先知的信息。因此，有人認為猶太會堂可能起源於這樣的情況。散居各地的猶太人也會意識到類似的需求。猶太長老在被擄巴比倫期間與以西結會面（</w:t>
-      </w:r>
-      <w:hyperlink r:id="rId128">
-        <w:r>
-          <w:rPr>
-            <w:lang w:val="zh_TW" w:bidi="zh_TW"/>
-          </w:rPr>
-          <w:rPr>
-            <w:color w:val="0000EE"/>
-            <w:u w:val="single"/>
-          </w:rPr>
-          <w:t>以西結書8:1</w:t>
-        </w:r>
-      </w:hyperlink>
-      <w:r>
-        <w:rPr>
-          <w:lang w:val="zh_TW" w:bidi="zh_TW"/>
-        </w:rPr>
-        <w:t>，</w:t>
-      </w:r>
-      <w:hyperlink r:id="rId129">
-        <w:r>
-          <w:rPr>
-            <w:lang w:val="zh_TW" w:bidi="zh_TW"/>
-          </w:rPr>
-          <w:rPr>
-            <w:color w:val="0000EE"/>
-            <w:u w:val="single"/>
-          </w:rPr>
-          <w:t>14:1</w:t>
-        </w:r>
-      </w:hyperlink>
-      <w:r>
-        <w:rPr>
-          <w:lang w:val="zh_TW" w:bidi="zh_TW"/>
-        </w:rPr>
-        <w:t>，</w:t>
-      </w:r>
-      <w:hyperlink r:id="rId130">
-        <w:r>
-          <w:rPr>
-            <w:lang w:val="zh_TW" w:bidi="zh_TW"/>
-          </w:rPr>
-          <w:rPr>
-            <w:color w:val="0000EE"/>
-            <w:u w:val="single"/>
-          </w:rPr>
-          <w:t>20:1</w:t>
-        </w:r>
-      </w:hyperlink>
-      <w:r>
-        <w:rPr>
-          <w:lang w:val="zh_TW" w:bidi="zh_TW"/>
-        </w:rPr>
-        <w:t>）。然而，在這個早期階段，沒有實際的猶太會堂的確鑿證據。在</w:t>
-      </w:r>
-      <w:hyperlink r:id="rId131">
-        <w:r>
-          <w:rPr>
-            <w:lang w:val="zh_TW" w:bidi="zh_TW"/>
-          </w:rPr>
-          <w:rPr>
-            <w:color w:val="0000EE"/>
-            <w:u w:val="single"/>
-          </w:rPr>
-          <w:t>尼希米記八章1至8節</w:t>
-        </w:r>
-      </w:hyperlink>
-      <w:r>
-        <w:rPr>
-          <w:lang w:val="zh_TW" w:bidi="zh_TW"/>
-        </w:rPr>
-        <w:t>中，被擄歸回的群體聚集在耶路撒冷，文士以斯拉帶來律法，在</w:t>
-      </w:r>
-      <w:r>
-        <w:rPr>
-          <w:lang w:val="zh_TW" w:bidi="zh_TW"/>
-        </w:rPr>
-        <w:t>木臺上誦讀</w:t>
-      </w:r>
-      <w:r>
-        <w:rPr>
-          <w:lang w:val="zh_TW" w:bidi="zh_TW"/>
-        </w:rPr>
-        <w:t>並解釋，使人們明白所讀的。當以斯拉稱頌耶和華時，人們低頭敬拜。這些是後來猶太會堂崇拜的基本元素。關於猶太會堂第一個無可爭議的證據來自公元前三世紀的埃及。從公元前一世紀開始，會堂的證據充沛。</w:t>
-      </w:r>
-    </w:p>
-    <w:p>
-      <w:pPr>
-        <w:pStyle w:val="Heading3"/>
-      </w:pPr>
-      <w:r>
-        <w:rPr>
-          <w:lang w:val="zh_TW" w:bidi="zh_TW"/>
-        </w:rPr>
-        <w:t>新約時期的會堂</w:t>
-      </w:r>
-    </w:p>
-    <w:p>
-      <w:pPr/>
-      <w:r>
-        <w:rPr>
-          <w:lang w:val="zh_TW" w:bidi="zh_TW"/>
-        </w:rPr>
-      </w:r>
-      <w:r>
-        <w:rPr>
-          <w:lang w:val="zh_TW" w:bidi="zh_TW"/>
-        </w:rPr>
-        <w:t>福音書給人一種印象，即許多會堂遍布於巴勒斯坦。耶穌經常在會堂裡教導（比如，</w:t>
-      </w:r>
-      <w:hyperlink r:id="rId132">
-        <w:r>
-          <w:rPr>
-            <w:lang w:val="zh_TW" w:bidi="zh_TW"/>
-          </w:rPr>
-          <w:rPr>
-            <w:color w:val="0000EE"/>
-            <w:u w:val="single"/>
-          </w:rPr>
-          <w:t>馬太福音4:23</w:t>
-        </w:r>
-      </w:hyperlink>
-      <w:r>
-        <w:rPr>
-          <w:lang w:val="zh_TW" w:bidi="zh_TW"/>
-        </w:rPr>
-        <w:t>，</w:t>
-      </w:r>
-      <w:hyperlink r:id="rId133">
-        <w:r>
-          <w:rPr>
-            <w:lang w:val="zh_TW" w:bidi="zh_TW"/>
-          </w:rPr>
-          <w:rPr>
-            <w:color w:val="0000EE"/>
-            <w:u w:val="single"/>
-          </w:rPr>
-          <w:t>9:35</w:t>
-        </w:r>
-      </w:hyperlink>
-      <w:r>
-        <w:rPr>
-          <w:lang w:val="zh_TW" w:bidi="zh_TW"/>
-        </w:rPr>
-        <w:t>），尤其是在加利利的事工期間，但在猶大地區可能也一樣。</w:t>
-      </w:r>
-      <w:hyperlink r:id="rId134">
-        <w:r>
-          <w:rPr>
-            <w:lang w:val="zh_TW" w:bidi="zh_TW"/>
-          </w:rPr>
-          <w:rPr>
-            <w:color w:val="0000EE"/>
-            <w:u w:val="single"/>
-          </w:rPr>
-          <w:t>約翰福音十八章20節</w:t>
-        </w:r>
-      </w:hyperlink>
-      <w:r>
-        <w:rPr>
-          <w:lang w:val="zh_TW" w:bidi="zh_TW"/>
-        </w:rPr>
-        <w:t>記載了耶穌在大祭司面前受審時所說的話：「</w:t>
-      </w:r>
-      <w:r>
-        <w:rPr>
-          <w:lang w:val="zh_TW" w:bidi="zh_TW"/>
-        </w:rPr>
-        <w:t>我從來是明明地對世人說話。我常在會堂和殿裏，就是猶太人聚集的地方教訓人</w:t>
-      </w:r>
-      <w:r>
-        <w:rPr>
-          <w:lang w:val="zh_TW" w:bidi="zh_TW"/>
-        </w:rPr>
-        <w:t>」（和合本）。</w:t>
-      </w:r>
-    </w:p>
-    <w:p>
-      <w:pPr/>
-      <w:r>
-        <w:rPr>
-          <w:lang w:val="zh_TW" w:bidi="zh_TW"/>
-        </w:rPr>
-      </w:r>
-      <w:r>
-        <w:rPr>
-          <w:lang w:val="zh_TW" w:bidi="zh_TW"/>
-        </w:rPr>
-        <w:t>使徒行傳提到使徒在耶路撒冷的猶太會堂（</w:t>
-      </w:r>
-      <w:hyperlink r:id="rId135">
-        <w:r>
-          <w:rPr>
-            <w:lang w:val="zh_TW" w:bidi="zh_TW"/>
-          </w:rPr>
-          <w:rPr>
-            <w:color w:val="0000EE"/>
-            <w:u w:val="single"/>
-          </w:rPr>
-          <w:t>使徒行傳6:9</w:t>
-        </w:r>
-      </w:hyperlink>
-      <w:r>
-        <w:rPr>
-          <w:lang w:val="zh_TW" w:bidi="zh_TW"/>
-        </w:rPr>
-        <w:t>）、大馬士革（</w:t>
-      </w:r>
-      <w:hyperlink r:id="rId136">
-        <w:r>
-          <w:rPr>
-            <w:lang w:val="zh_TW" w:bidi="zh_TW"/>
-          </w:rPr>
-          <w:rPr>
-            <w:color w:val="0000EE"/>
-            <w:u w:val="single"/>
-          </w:rPr>
-          <w:t>9:2</w:t>
-        </w:r>
-      </w:hyperlink>
-      <w:r>
-        <w:rPr>
-          <w:lang w:val="zh_TW" w:bidi="zh_TW"/>
-        </w:rPr>
-        <w:t>）、塞浦路斯（</w:t>
-      </w:r>
-      <w:hyperlink r:id="rId137">
-        <w:r>
-          <w:rPr>
-            <w:lang w:val="zh_TW" w:bidi="zh_TW"/>
-          </w:rPr>
-          <w:rPr>
-            <w:color w:val="0000EE"/>
-            <w:u w:val="single"/>
-          </w:rPr>
-          <w:t>13:5</w:t>
-        </w:r>
-      </w:hyperlink>
-      <w:r>
-        <w:rPr>
-          <w:lang w:val="zh_TW" w:bidi="zh_TW"/>
-        </w:rPr>
-        <w:t>）、羅馬行省加拉太（</w:t>
-      </w:r>
-      <w:hyperlink r:id="rId138">
-        <w:r>
-          <w:rPr>
-            <w:lang w:val="zh_TW" w:bidi="zh_TW"/>
-          </w:rPr>
-          <w:rPr>
-            <w:color w:val="0000EE"/>
-            <w:u w:val="single"/>
-          </w:rPr>
-          <w:t>13:14</w:t>
-        </w:r>
-      </w:hyperlink>
-      <w:r>
-        <w:rPr>
-          <w:lang w:val="zh_TW" w:bidi="zh_TW"/>
-        </w:rPr>
-        <w:t>，</w:t>
-      </w:r>
-      <w:hyperlink r:id="rId139">
-        <w:r>
-          <w:rPr>
-            <w:lang w:val="zh_TW" w:bidi="zh_TW"/>
-          </w:rPr>
-          <w:rPr>
-            <w:color w:val="0000EE"/>
-            <w:u w:val="single"/>
-          </w:rPr>
-          <w:t>14:1</w:t>
-        </w:r>
-      </w:hyperlink>
-      <w:r>
-        <w:rPr>
-          <w:lang w:val="zh_TW" w:bidi="zh_TW"/>
-        </w:rPr>
-        <w:t>）、馬其頓和希臘（</w:t>
-      </w:r>
-      <w:hyperlink r:id="rId140">
-        <w:r>
-          <w:rPr>
-            <w:lang w:val="zh_TW" w:bidi="zh_TW"/>
-          </w:rPr>
-          <w:rPr>
-            <w:color w:val="0000EE"/>
-            <w:u w:val="single"/>
-          </w:rPr>
-          <w:t>17:1、10、17</w:t>
-        </w:r>
-      </w:hyperlink>
-      <w:r>
-        <w:rPr>
-          <w:lang w:val="zh_TW" w:bidi="zh_TW"/>
-        </w:rPr>
-        <w:t>，</w:t>
-      </w:r>
-      <w:hyperlink r:id="rId141">
-        <w:r>
-          <w:rPr>
-            <w:lang w:val="zh_TW" w:bidi="zh_TW"/>
-          </w:rPr>
-          <w:rPr>
-            <w:color w:val="0000EE"/>
-            <w:u w:val="single"/>
-          </w:rPr>
-          <w:t>18:4</w:t>
-        </w:r>
-      </w:hyperlink>
-      <w:r>
-        <w:rPr>
-          <w:lang w:val="zh_TW" w:bidi="zh_TW"/>
-        </w:rPr>
-        <w:t>），以及羅馬亞細亞省的以弗所（</w:t>
-      </w:r>
-      <w:hyperlink r:id="rId142">
-        <w:r>
-          <w:rPr>
-            <w:lang w:val="zh_TW" w:bidi="zh_TW"/>
-          </w:rPr>
-          <w:rPr>
-            <w:color w:val="0000EE"/>
-            <w:u w:val="single"/>
-          </w:rPr>
-          <w:t>19:8</w:t>
-        </w:r>
-      </w:hyperlink>
-      <w:r>
-        <w:rPr>
-          <w:lang w:val="zh_TW" w:bidi="zh_TW"/>
-        </w:rPr>
-        <w:t>）。保羅的習慣是，只要他被允許自由地傳道，他就直接去猶太會堂，在那裡傳道。</w:t>
-      </w:r>
-    </w:p>
-    <w:p>
-      <w:pPr>
-        <w:pStyle w:val="Heading3"/>
-      </w:pPr>
-      <w:r>
-        <w:rPr>
-          <w:lang w:val="zh_TW" w:bidi="zh_TW"/>
-        </w:rPr>
-        <w:t>會堂敬拜</w:t>
-      </w:r>
-    </w:p>
-    <w:p>
-      <w:pPr/>
-      <w:r>
-        <w:rPr>
-          <w:lang w:val="zh_TW" w:bidi="zh_TW"/>
-        </w:rPr>
-      </w:r>
-      <w:r>
-        <w:rPr>
-          <w:lang w:val="zh_TW" w:bidi="zh_TW"/>
-        </w:rPr>
-        <w:t>福音書和使徒行傳提供了猶太人在安息日在會堂中敬拜的豐富證據。人們也在每週的第二天和第五天聚會敬拜。路加為我們提供了最早的會堂敬拜的描述（</w:t>
-      </w:r>
-      <w:hyperlink r:id="rId143">
-        <w:r>
-          <w:rPr>
-            <w:lang w:val="zh_TW" w:bidi="zh_TW"/>
-          </w:rPr>
-          <w:rPr>
-            <w:color w:val="0000EE"/>
-            <w:u w:val="single"/>
-          </w:rPr>
-          <w:t>路4:16–22</w:t>
-        </w:r>
-      </w:hyperlink>
-      <w:r>
-        <w:rPr>
-          <w:lang w:val="zh_TW" w:bidi="zh_TW"/>
-        </w:rPr>
-        <w:t>）。米示拿（Mishnah）描述了猶太會堂敬拜的模式：宣告信仰，示瑪（Shema，包括誦讀</w:t>
-      </w:r>
-      <w:hyperlink r:id="rId144">
-        <w:r>
-          <w:rPr>
-            <w:lang w:val="zh_TW" w:bidi="zh_TW"/>
-          </w:rPr>
-          <w:rPr>
-            <w:color w:val="0000EE"/>
-            <w:u w:val="single"/>
-          </w:rPr>
-          <w:t>申命記6:4–9</w:t>
-        </w:r>
-      </w:hyperlink>
-      <w:r>
-        <w:rPr>
-          <w:lang w:val="zh_TW" w:bidi="zh_TW"/>
-        </w:rPr>
-        <w:t>，</w:t>
-      </w:r>
-      <w:hyperlink r:id="rId145">
-        <w:r>
-          <w:rPr>
-            <w:lang w:val="zh_TW" w:bidi="zh_TW"/>
-          </w:rPr>
-          <w:rPr>
-            <w:color w:val="0000EE"/>
-            <w:u w:val="single"/>
-          </w:rPr>
-          <w:t>11:13–21</w:t>
-        </w:r>
-      </w:hyperlink>
-      <w:r>
-        <w:rPr>
-          <w:lang w:val="zh_TW" w:bidi="zh_TW"/>
-        </w:rPr>
-        <w:t>；</w:t>
-      </w:r>
-      <w:hyperlink r:id="rId146">
-        <w:r>
-          <w:rPr>
-            <w:lang w:val="zh_TW" w:bidi="zh_TW"/>
-          </w:rPr>
-          <w:rPr>
-            <w:color w:val="0000EE"/>
-            <w:u w:val="single"/>
-          </w:rPr>
-          <w:t>民數記15:37–41</w:t>
-        </w:r>
-      </w:hyperlink>
-      <w:r>
-        <w:rPr>
-          <w:lang w:val="zh_TW" w:bidi="zh_TW"/>
-        </w:rPr>
-        <w:t>）；禱告（如18篇祝福）；讀經（誦讀律法是基本做法，見</w:t>
-      </w:r>
-      <w:hyperlink r:id="rId147">
-        <w:r>
-          <w:rPr>
-            <w:lang w:val="zh_TW" w:bidi="zh_TW"/>
-          </w:rPr>
-          <w:rPr>
-            <w:color w:val="0000EE"/>
-            <w:u w:val="single"/>
-          </w:rPr>
-          <w:t>使徒行傳15:21</w:t>
-        </w:r>
-      </w:hyperlink>
-      <w:r>
-        <w:rPr>
-          <w:lang w:val="zh_TW" w:bidi="zh_TW"/>
-        </w:rPr>
-        <w:t>，並按照三年周期誦讀；先知書也會被誦讀，但較為隨機）；解釋（隨著巴勒斯坦地區對聖經希伯來文的知識減少，在希伯來文聖經誦讀後會提供亞蘭文翻譯，而在散居地區則提供希臘文翻譯）；講論（在誦讀之後，任何符合資格的人都可以向人們講論，如耶穌和使徒保羅經常所做的）；以及祝福。</w:t>
-      </w:r>
-    </w:p>
-    <w:p>
-      <w:pPr>
-        <w:pStyle w:val="Heading3"/>
-      </w:pPr>
-      <w:r>
-        <w:rPr>
-          <w:lang w:val="zh_TW" w:bidi="zh_TW"/>
-        </w:rPr>
-        <w:t>司法職能</w:t>
-      </w:r>
-    </w:p>
-    <w:p>
-      <w:pPr/>
-      <w:r>
-        <w:rPr>
-          <w:lang w:val="zh_TW" w:bidi="zh_TW"/>
-        </w:rPr>
-      </w:r>
-      <w:r>
-        <w:rPr>
-          <w:lang w:val="zh_TW" w:bidi="zh_TW"/>
-        </w:rPr>
-        <w:t>司法管理也是猶太會堂的一部分工作。違背律法和那些被認為違背猶太教做法的人會被帶到會堂的長老面前。在極端情況下，他們可能會將違背的人逐出會堂（見</w:t>
-      </w:r>
-      <w:hyperlink r:id="rId148">
-        <w:r>
-          <w:rPr>
-            <w:lang w:val="zh_TW" w:bidi="zh_TW"/>
-          </w:rPr>
-          <w:rPr>
-            <w:color w:val="0000EE"/>
-            <w:u w:val="single"/>
-          </w:rPr>
-          <w:t>約翰福音9:22、34–35</w:t>
-        </w:r>
-      </w:hyperlink>
-      <w:r>
-        <w:rPr>
-          <w:lang w:val="zh_TW" w:bidi="zh_TW"/>
-        </w:rPr>
-        <w:t>，</w:t>
-      </w:r>
-      <w:hyperlink r:id="rId149">
-        <w:r>
-          <w:rPr>
-            <w:lang w:val="zh_TW" w:bidi="zh_TW"/>
-          </w:rPr>
-          <w:rPr>
-            <w:color w:val="0000EE"/>
-            <w:u w:val="single"/>
-          </w:rPr>
-          <w:t>12:42</w:t>
-        </w:r>
-      </w:hyperlink>
-      <w:r>
-        <w:rPr>
-          <w:lang w:val="zh_TW" w:bidi="zh_TW"/>
-        </w:rPr>
-        <w:t>）或鞭打他。耶穌警告祂的門徒要準備好面對這兩種可能性（</w:t>
-      </w:r>
-      <w:hyperlink r:id="rId150">
-        <w:r>
-          <w:rPr>
-            <w:lang w:val="zh_TW" w:bidi="zh_TW"/>
-          </w:rPr>
-          <w:rPr>
-            <w:color w:val="0000EE"/>
-            <w:u w:val="single"/>
-          </w:rPr>
-          <w:t>馬太福音10:17</w:t>
-        </w:r>
-      </w:hyperlink>
-      <w:r>
-        <w:rPr>
-          <w:lang w:val="zh_TW" w:bidi="zh_TW"/>
-        </w:rPr>
-        <w:t>；</w:t>
-      </w:r>
-      <w:hyperlink r:id="rId151">
-        <w:r>
-          <w:rPr>
-            <w:lang w:val="zh_TW" w:bidi="zh_TW"/>
-          </w:rPr>
-          <w:rPr>
-            <w:color w:val="0000EE"/>
-            <w:u w:val="single"/>
-          </w:rPr>
-          <w:t>約翰福音16:2</w:t>
-        </w:r>
-      </w:hyperlink>
-      <w:r>
-        <w:rPr>
-          <w:lang w:val="zh_TW" w:bidi="zh_TW"/>
-        </w:rPr>
-        <w:t>）。掃羅逼迫基督徒，他持有寫給大馬士革會堂的信件，授予他逮捕基督徒並將他們捆綁帶到耶路撒冷的權柄（</w:t>
-      </w:r>
-      <w:hyperlink r:id="rId136">
-        <w:r>
-          <w:rPr>
-            <w:lang w:val="zh_TW" w:bidi="zh_TW"/>
-          </w:rPr>
-          <w:rPr>
-            <w:color w:val="0000EE"/>
-            <w:u w:val="single"/>
-          </w:rPr>
-          <w:t>使徒行傳9:2</w:t>
-        </w:r>
-      </w:hyperlink>
-      <w:r>
-        <w:rPr>
-          <w:lang w:val="zh_TW" w:bidi="zh_TW"/>
-        </w:rPr>
-        <w:t>）。在</w:t>
-      </w:r>
-      <w:hyperlink r:id="rId152">
-        <w:r>
-          <w:rPr>
-            <w:lang w:val="zh_TW" w:bidi="zh_TW"/>
-          </w:rPr>
-          <w:rPr>
-            <w:color w:val="0000EE"/>
-            <w:u w:val="single"/>
-          </w:rPr>
-          <w:t>使徒行傳二十二章19節</w:t>
-        </w:r>
-      </w:hyperlink>
-      <w:r>
-        <w:rPr>
-          <w:lang w:val="zh_TW" w:bidi="zh_TW"/>
-        </w:rPr>
-        <w:t>中，他提到把</w:t>
-      </w:r>
-      <w:r>
-        <w:rPr>
-          <w:lang w:val="zh_TW" w:bidi="zh_TW"/>
-        </w:rPr>
-        <w:t>人收在監裏，又在各會堂裏鞭打他們</w:t>
-      </w:r>
-      <w:r>
-        <w:rPr>
-          <w:lang w:val="zh_TW" w:bidi="zh_TW"/>
-        </w:rPr>
-        <w:t>。保羅本人在會堂中受鞭打三十九次（</w:t>
-      </w:r>
-      <w:hyperlink r:id="rId153">
-        <w:r>
-          <w:rPr>
-            <w:lang w:val="zh_TW" w:bidi="zh_TW"/>
-          </w:rPr>
-          <w:rPr>
-            <w:color w:val="0000EE"/>
-            <w:u w:val="single"/>
-          </w:rPr>
-          <w:t>哥林多後書11:24</w:t>
-        </w:r>
-      </w:hyperlink>
-      <w:r>
-        <w:rPr>
-          <w:lang w:val="zh_TW" w:bidi="zh_TW"/>
-        </w:rPr>
-        <w:t>）。</w:t>
-      </w:r>
-    </w:p>
-    <w:p>
-      <w:pPr>
-        <w:pStyle w:val="Heading3"/>
-      </w:pPr>
-      <w:r>
-        <w:rPr>
-          <w:lang w:val="zh_TW" w:bidi="zh_TW"/>
-        </w:rPr>
-        <w:t>教導律法</w:t>
-      </w:r>
-    </w:p>
-    <w:p>
-      <w:pPr/>
-      <w:r>
-        <w:rPr>
-          <w:lang w:val="zh_TW" w:bidi="zh_TW"/>
-        </w:rPr>
-      </w:r>
-      <w:r>
-        <w:rPr>
-          <w:lang w:val="zh_TW" w:bidi="zh_TW"/>
-        </w:rPr>
-        <w:t>誦讀律法在猶太會堂的崇拜中具有核心意義。教導人們律法，尤其是教導孩子，與猶太會堂密不可分。在猶太會堂的建築中或學校裡都可能會教導律法。</w:t>
-      </w:r>
-    </w:p>
-    <w:p>
-      <w:pPr>
-        <w:pStyle w:val="Heading3"/>
-      </w:pPr>
-      <w:r>
-        <w:rPr>
-          <w:lang w:val="zh_TW" w:bidi="zh_TW"/>
-        </w:rPr>
-        <w:t>組織結構</w:t>
-      </w:r>
-    </w:p>
-    <w:p>
-      <w:pPr/>
-      <w:r>
-        <w:rPr>
-          <w:lang w:val="zh_TW" w:bidi="zh_TW"/>
-        </w:rPr>
-      </w:r>
-      <w:r>
-        <w:rPr>
-          <w:lang w:val="zh_TW" w:bidi="zh_TW"/>
-        </w:rPr>
-        <w:t>新約特別提到（比如，</w:t>
-      </w:r>
-      <w:hyperlink r:id="rId154">
-        <w:r>
-          <w:rPr>
-            <w:lang w:val="zh_TW" w:bidi="zh_TW"/>
-          </w:rPr>
-          <w:rPr>
-            <w:color w:val="0000EE"/>
-            <w:u w:val="single"/>
-          </w:rPr>
-          <w:t>馬可福音5:22</w:t>
-        </w:r>
-      </w:hyperlink>
-      <w:r>
-        <w:rPr>
-          <w:lang w:val="zh_TW" w:bidi="zh_TW"/>
-        </w:rPr>
-        <w:t>；</w:t>
-      </w:r>
-      <w:hyperlink r:id="rId155">
-        <w:r>
-          <w:rPr>
-            <w:lang w:val="zh_TW" w:bidi="zh_TW"/>
-          </w:rPr>
-          <w:rPr>
-            <w:color w:val="0000EE"/>
-            <w:u w:val="single"/>
-          </w:rPr>
-          <w:t>路加福音13:14</w:t>
-        </w:r>
-      </w:hyperlink>
-      <w:r>
-        <w:rPr>
-          <w:lang w:val="zh_TW" w:bidi="zh_TW"/>
-        </w:rPr>
-        <w:t>；</w:t>
-      </w:r>
-      <w:hyperlink r:id="rId156">
-        <w:r>
-          <w:rPr>
-            <w:lang w:val="zh_TW" w:bidi="zh_TW"/>
-          </w:rPr>
-          <w:rPr>
-            <w:color w:val="0000EE"/>
-            <w:u w:val="single"/>
-          </w:rPr>
-          <w:t>使徒行傳18:8</w:t>
-        </w:r>
-      </w:hyperlink>
-      <w:r>
-        <w:rPr>
-          <w:lang w:val="zh_TW" w:bidi="zh_TW"/>
-        </w:rPr>
-        <w:t>、</w:t>
-      </w:r>
-      <w:hyperlink r:id="rId157">
-        <w:r>
-          <w:rPr>
-            <w:lang w:val="zh_TW" w:bidi="zh_TW"/>
-          </w:rPr>
-          <w:rPr>
-            <w:color w:val="0000EE"/>
-            <w:u w:val="single"/>
-          </w:rPr>
-          <w:t>17</w:t>
-        </w:r>
-      </w:hyperlink>
-      <w:r>
-        <w:rPr>
-          <w:lang w:val="zh_TW" w:bidi="zh_TW"/>
-        </w:rPr>
-        <w:t>）猶太會堂中的兩個職位：「管會堂的」，負責次序以及選擇經文的誦讀者；以及執事（</w:t>
-      </w:r>
-      <w:hyperlink r:id="rId158">
-        <w:r>
-          <w:rPr>
-            <w:lang w:val="zh_TW" w:bidi="zh_TW"/>
-          </w:rPr>
-          <w:rPr>
-            <w:color w:val="0000EE"/>
-            <w:u w:val="single"/>
-          </w:rPr>
-          <w:t>路加福音4:20</w:t>
-        </w:r>
-      </w:hyperlink>
-      <w:r>
-        <w:rPr>
-          <w:lang w:val="zh_TW" w:bidi="zh_TW"/>
-        </w:rPr>
-        <w:t>），負責拿出和收起經文書卷，並對不守規矩的學生施以體罰。後來，還有一位被任命為禱告的領袖。</w:t>
-      </w:r>
-    </w:p>
-    <w:p>
-      <w:pPr>
-        <w:pStyle w:val="Heading3"/>
-      </w:pPr>
-      <w:r>
-        <w:rPr>
-          <w:lang w:val="zh_TW" w:bidi="zh_TW"/>
-        </w:rPr>
-        <w:t>建築</w:t>
-      </w:r>
-    </w:p>
-    <w:p>
-      <w:pPr/>
-      <w:r>
-        <w:rPr>
-          <w:lang w:val="zh_TW" w:bidi="zh_TW"/>
-        </w:rPr>
-      </w:r>
-      <w:r>
-        <w:rPr>
-          <w:lang w:val="zh_TW" w:bidi="zh_TW"/>
-        </w:rPr>
-        <w:t>在建築結構上，猶太會堂是仿照聖殿而建的。它通常建在高地上，並且建造的結構使人們可以面向耶路撒冷的方向坐著。有一個可移動的箱子用來放置律法書和先知書的書卷，還有一個平台用於誦讀經文和講論。男女會分開坐。文士喜愛「高位」，面向人群（</w:t>
-      </w:r>
-      <w:hyperlink r:id="rId159">
-        <w:r>
-          <w:rPr>
-            <w:lang w:val="zh_TW" w:bidi="zh_TW"/>
-          </w:rPr>
-          <w:rPr>
-            <w:color w:val="0000EE"/>
-            <w:u w:val="single"/>
-          </w:rPr>
-          <w:t>馬可福音12:39</w:t>
-        </w:r>
-      </w:hyperlink>
-      <w:r>
-        <w:rPr>
-          <w:lang w:val="zh_TW" w:bidi="zh_TW"/>
-        </w:rPr>
-        <w:t>）。許多會堂裝飾著葡萄葉、七枝燈台、逾越節的羔羊和盛嗎哪的罐子。早期的會堂還有一個革尼匝（genizah），即一個地下室或閣樓，用來存放磨損的書卷，因為它們記載了神的名字，太過神聖而不能被銷毀。</w:t>
-      </w:r>
-    </w:p>
-    <w:p>
-      <w:pPr/>
-      <w:r>
-        <w:rPr>
-          <w:lang w:val="zh_TW" w:bidi="zh_TW"/>
-        </w:rPr>
-      </w:r>
-      <w:r>
-        <w:rPr>
-          <w:i/>
-          <w:lang w:val="zh_TW" w:bidi="zh_TW"/>
-        </w:rPr>
-        <w:t>另見</w:t>
-      </w:r>
-      <w:r>
-        <w:rPr>
-          <w:lang w:val="zh_TW" w:bidi="zh_TW"/>
-        </w:rPr>
-        <w:t xml:space="preserve"> </w:t>
-      </w:r>
-      <w:r>
-        <w:rPr>
-          <w:lang w:val="zh_TW" w:bidi="zh_TW"/>
-        </w:rPr>
-        <w:t>猶太教</w:t>
-      </w:r>
-      <w:r>
-        <w:rPr>
-          <w:lang w:val="zh_TW" w:bidi="zh_TW"/>
-        </w:rPr>
-        <w:t>；</w:t>
-      </w:r>
-      <w:r>
-        <w:rPr>
-          <w:lang w:val="zh_TW" w:bidi="zh_TW"/>
-        </w:rPr>
-        <w:t>管會堂的</w:t>
+        <w:t>迫害</w:t>
       </w:r>
       <w:r>
         <w:rPr>

--- a/zht/docx/064.content.docx
+++ b/zht/docx/064.content.docx
@@ -149,7 +149,7 @@
         <w:rPr>
           <w:lang w:val="zh_TW" w:bidi="zh_TW"/>
         </w:rPr>
-        <w:t>huan</w:t>
+        <w:t>hua</w:t>
       </w:r>
       <w:r>
         <w:rPr>
@@ -212,7 +212,7 @@
         <w:rPr>
           <w:lang w:val="zh_TW" w:bidi="zh_TW"/>
         </w:rPr>
-        <w:t>患難</w:t>
+        <w:t>話語、神的道、神的話</w:t>
       </w:r>
       <w:r>
         <w:rPr>
@@ -231,7 +231,25 @@
         <w:rPr>
           <w:lang w:val="zh_TW" w:bidi="zh_TW"/>
         </w:rPr>
-        <w:t>痛苦、困擾、麻煩或迫害的經歷。</w:t>
+        <w:t>「話語」是溝通的方式。當人們使用「話語」這個詞時，通常是指說話。然而，當神在歷世歷代「說話」時，祂以不同的方式來傳達祂的意思（</w:t>
+      </w:r>
+      <w:hyperlink r:id="rId13">
+        <w:r>
+          <w:rPr>
+            <w:lang w:val="zh_TW" w:bidi="zh_TW"/>
+          </w:rPr>
+          <w:rPr>
+            <w:color w:val="0000EE"/>
+            <w:u w:val="single"/>
+          </w:rPr>
+          <w:t>來1:1</w:t>
+        </w:r>
+      </w:hyperlink>
+      <w:r>
+        <w:rPr>
+          <w:lang w:val="zh_TW" w:bidi="zh_TW"/>
+        </w:rPr>
+        <w:t>）。神溝通最完整和完美的例子就是祂的兒子耶穌基督。</w:t>
       </w:r>
     </w:p>
     <w:p>
@@ -242,7 +260,7 @@
         <w:rPr>
           <w:lang w:val="zh_TW" w:bidi="zh_TW"/>
         </w:rPr>
-        <w:t>患難常見的例子有哪些？</w:t>
+        <w:t>話語的重要性</w:t>
       </w:r>
     </w:p>
     <w:p>
@@ -256,7 +274,57 @@
         <w:rPr>
           <w:lang w:val="zh_TW" w:bidi="zh_TW"/>
         </w:rPr>
-        <w:t>在新約聖經中，「患難」這個詞語有時指普通人生活中的困難，例如：</w:t>
+        <w:t>在大多數人無法讀寫的社會中，口頭的話語在法律、貿易、宗教、婚姻和名聲等方面顯得格外重要。書面文件如收據、協議和記錄並不那麼實用。誠實的言語和個人的誠信，對於溝通和維持關係至關重要。因此，詩人、先知、故事講述者和教師的話語，會被謹慎地記住，並傳承下去。</w:t>
+      </w:r>
+    </w:p>
+    <w:p>
+      <w:pPr/>
+      <w:r>
+        <w:rPr>
+          <w:lang w:val="zh_TW" w:bidi="zh_TW"/>
+        </w:rPr>
+      </w:r>
+      <w:r>
+        <w:rPr>
+          <w:lang w:val="zh_TW" w:bidi="zh_TW"/>
+        </w:rPr>
+        <w:t>人們非常關注話語的真實性。愚蠢的話、奉承（虛假的讚美）、謊言和有害的言語，被認為是不正當的。在商業、法律和社區生活中，誓言（承諾）非常重要。祝福一旦被說出來，它就具有力量，不能收回（</w:t>
+      </w:r>
+      <w:hyperlink r:id="rId14">
+        <w:r>
+          <w:rPr>
+            <w:lang w:val="zh_TW" w:bidi="zh_TW"/>
+          </w:rPr>
+          <w:rPr>
+            <w:color w:val="0000EE"/>
+            <w:u w:val="single"/>
+          </w:rPr>
+          <w:t>創27:30–38</w:t>
+        </w:r>
+      </w:hyperlink>
+      <w:r>
+        <w:rPr>
+          <w:lang w:val="zh_TW" w:bidi="zh_TW"/>
+        </w:rPr>
+        <w:t>；</w:t>
+      </w:r>
+      <w:hyperlink r:id="rId15">
+        <w:r>
+          <w:rPr>
+            <w:lang w:val="zh_TW" w:bidi="zh_TW"/>
+          </w:rPr>
+          <w:rPr>
+            <w:color w:val="0000EE"/>
+            <w:u w:val="single"/>
+          </w:rPr>
+          <w:t>太10:12–13</w:t>
+        </w:r>
+      </w:hyperlink>
+      <w:r>
+        <w:rPr>
+          <w:lang w:val="zh_TW" w:bidi="zh_TW"/>
+        </w:rPr>
+        <w:t>）。同樣的情況也適用於：</w:t>
       </w:r>
     </w:p>
     <w:p>
@@ -274,9 +342,9 @@
         <w:rPr>
           <w:lang w:val="zh_TW" w:bidi="zh_TW"/>
         </w:rPr>
-        <w:t>分娩的痛苦（</w:t>
-      </w:r>
-      <w:hyperlink r:id="rId13">
+        <w:t>許願（</w:t>
+      </w:r>
+      <w:hyperlink r:id="rId16">
         <w:r>
           <w:rPr>
             <w:lang w:val="zh_TW" w:bidi="zh_TW"/>
@@ -285,7 +353,7 @@
             <w:color w:val="0000EE"/>
             <w:u w:val="single"/>
           </w:rPr>
-          <w:t>約16:21</w:t>
+          <w:t>士11:34–35</w:t>
         </w:r>
       </w:hyperlink>
       <w:r>
@@ -310,9 +378,9 @@
         <w:rPr>
           <w:lang w:val="zh_TW" w:bidi="zh_TW"/>
         </w:rPr>
-        <w:t>婚姻中的憂慮（</w:t>
-      </w:r>
-      <w:hyperlink r:id="rId14">
+        <w:t>咒詛（</w:t>
+      </w:r>
+      <w:hyperlink r:id="rId17">
         <w:r>
           <w:rPr>
             <w:lang w:val="zh_TW" w:bidi="zh_TW"/>
@@ -321,7 +389,7 @@
             <w:color w:val="0000EE"/>
             <w:u w:val="single"/>
           </w:rPr>
-          <w:t>林前7:28</w:t>
+          <w:t>創27:12–13</w:t>
         </w:r>
       </w:hyperlink>
       <w:r>
@@ -329,6 +397,275 @@
           <w:lang w:val="zh_TW" w:bidi="zh_TW"/>
         </w:rPr>
         <w:t>）</w:t>
+      </w:r>
+    </w:p>
+    <w:p>
+      <w:pPr/>
+      <w:r>
+        <w:rPr>
+          <w:lang w:val="zh_TW" w:bidi="zh_TW"/>
+        </w:rPr>
+      </w:r>
+      <w:r>
+        <w:rPr>
+          <w:lang w:val="zh_TW" w:bidi="zh_TW"/>
+        </w:rPr>
+        <w:t>命令的話語，尤其是來自祭司、士師或王的命令，也具有極大的權威（</w:t>
+      </w:r>
+      <w:hyperlink r:id="rId18">
+        <w:r>
+          <w:rPr>
+            <w:lang w:val="zh_TW" w:bidi="zh_TW"/>
+          </w:rPr>
+          <w:rPr>
+            <w:color w:val="0000EE"/>
+            <w:u w:val="single"/>
+          </w:rPr>
+          <w:t>傳8:4</w:t>
+        </w:r>
+      </w:hyperlink>
+      <w:r>
+        <w:rPr>
+          <w:lang w:val="zh_TW" w:bidi="zh_TW"/>
+        </w:rPr>
+        <w:t>）。</w:t>
+      </w:r>
+    </w:p>
+    <w:p>
+      <w:pPr/>
+      <w:r>
+        <w:rPr>
+          <w:lang w:val="zh_TW" w:bidi="zh_TW"/>
+        </w:rPr>
+      </w:r>
+      <w:r>
+        <w:rPr>
+          <w:lang w:val="zh_TW" w:bidi="zh_TW"/>
+        </w:rPr>
+        <w:t>這種對話語的尊重在新約中依然存在。話語揭示了人心中的想法，因此每句隨便的、傷害性的或欺騙性的話，都會受到審判（</w:t>
+      </w:r>
+      <w:hyperlink r:id="rId19">
+        <w:r>
+          <w:rPr>
+            <w:lang w:val="zh_TW" w:bidi="zh_TW"/>
+          </w:rPr>
+          <w:rPr>
+            <w:color w:val="0000EE"/>
+            <w:u w:val="single"/>
+          </w:rPr>
+          <w:t>太12:34–37</w:t>
+        </w:r>
+      </w:hyperlink>
+      <w:r>
+        <w:rPr>
+          <w:lang w:val="zh_TW" w:bidi="zh_TW"/>
+        </w:rPr>
+        <w:t>；</w:t>
+      </w:r>
+      <w:hyperlink r:id="rId20">
+        <w:r>
+          <w:rPr>
+            <w:lang w:val="zh_TW" w:bidi="zh_TW"/>
+          </w:rPr>
+          <w:rPr>
+            <w:color w:val="0000EE"/>
+            <w:u w:val="single"/>
+          </w:rPr>
+          <w:t>5:22</w:t>
+        </w:r>
+      </w:hyperlink>
+      <w:r>
+        <w:rPr>
+          <w:lang w:val="zh_TW" w:bidi="zh_TW"/>
+        </w:rPr>
+        <w:t>），褻瀆神的言語同樣會受到審判（褻瀆，</w:t>
+      </w:r>
+      <w:hyperlink r:id="rId21">
+        <w:r>
+          <w:rPr>
+            <w:lang w:val="zh_TW" w:bidi="zh_TW"/>
+          </w:rPr>
+          <w:rPr>
+            <w:color w:val="0000EE"/>
+            <w:u w:val="single"/>
+          </w:rPr>
+          <w:t>路12:10</w:t>
+        </w:r>
+      </w:hyperlink>
+      <w:r>
+        <w:rPr>
+          <w:lang w:val="zh_TW" w:bidi="zh_TW"/>
+        </w:rPr>
+        <w:t>）。保羅（</w:t>
+      </w:r>
+      <w:hyperlink r:id="rId22">
+        <w:r>
+          <w:rPr>
+            <w:lang w:val="zh_TW" w:bidi="zh_TW"/>
+          </w:rPr>
+          <w:rPr>
+            <w:color w:val="0000EE"/>
+            <w:u w:val="single"/>
+          </w:rPr>
+          <w:t>弗4:29</w:t>
+        </w:r>
+      </w:hyperlink>
+      <w:r>
+        <w:rPr>
+          <w:lang w:val="zh_TW" w:bidi="zh_TW"/>
+        </w:rPr>
+        <w:t>，</w:t>
+      </w:r>
+      <w:hyperlink r:id="rId23">
+        <w:r>
+          <w:rPr>
+            <w:lang w:val="zh_TW" w:bidi="zh_TW"/>
+          </w:rPr>
+          <w:rPr>
+            <w:color w:val="0000EE"/>
+            <w:u w:val="single"/>
+          </w:rPr>
+          <w:t>5:4</w:t>
+        </w:r>
+      </w:hyperlink>
+      <w:r>
+        <w:rPr>
+          <w:lang w:val="zh_TW" w:bidi="zh_TW"/>
+        </w:rPr>
+        <w:t>）和雅各（</w:t>
+      </w:r>
+      <w:hyperlink r:id="rId24">
+        <w:r>
+          <w:rPr>
+            <w:lang w:val="zh_TW" w:bidi="zh_TW"/>
+          </w:rPr>
+          <w:rPr>
+            <w:color w:val="0000EE"/>
+            <w:u w:val="single"/>
+          </w:rPr>
+          <w:t>雅3:1–12</w:t>
+        </w:r>
+      </w:hyperlink>
+      <w:r>
+        <w:rPr>
+          <w:lang w:val="zh_TW" w:bidi="zh_TW"/>
+        </w:rPr>
+        <w:t>）繼承了希伯來人對話語的尊重。</w:t>
+      </w:r>
+    </w:p>
+    <w:p>
+      <w:pPr>
+        <w:pStyle w:val="Heading3"/>
+      </w:pPr>
+      <w:r>
+        <w:rPr>
+          <w:lang w:val="zh_TW" w:bidi="zh_TW"/>
+        </w:rPr>
+        <w:t>神的話</w:t>
+      </w:r>
+    </w:p>
+    <w:p>
+      <w:pPr/>
+      <w:r>
+        <w:rPr>
+          <w:lang w:val="zh_TW" w:bidi="zh_TW"/>
+        </w:rPr>
+      </w:r>
+      <w:r>
+        <w:rPr>
+          <w:lang w:val="zh_TW" w:bidi="zh_TW"/>
+        </w:rPr>
+        <w:t>神的話已經記載在聖經中。祂的話臨到先知，並通過先知傳遞（</w:t>
+      </w:r>
+      <w:hyperlink r:id="rId25">
+        <w:r>
+          <w:rPr>
+            <w:lang w:val="zh_TW" w:bidi="zh_TW"/>
+          </w:rPr>
+          <w:rPr>
+            <w:color w:val="0000EE"/>
+            <w:u w:val="single"/>
+          </w:rPr>
+          <w:t>王上12:22</w:t>
+        </w:r>
+      </w:hyperlink>
+      <w:r>
+        <w:rPr>
+          <w:lang w:val="zh_TW" w:bidi="zh_TW"/>
+        </w:rPr>
+        <w:t>；</w:t>
+      </w:r>
+      <w:hyperlink r:id="rId26">
+        <w:r>
+          <w:rPr>
+            <w:lang w:val="zh_TW" w:bidi="zh_TW"/>
+          </w:rPr>
+          <w:rPr>
+            <w:color w:val="0000EE"/>
+            <w:u w:val="single"/>
+          </w:rPr>
+          <w:t>代上17:3</w:t>
+        </w:r>
+      </w:hyperlink>
+      <w:r>
+        <w:rPr>
+          <w:lang w:val="zh_TW" w:bidi="zh_TW"/>
+        </w:rPr>
+        <w:t>；參</w:t>
+      </w:r>
+      <w:hyperlink r:id="rId27">
+        <w:r>
+          <w:rPr>
+            <w:lang w:val="zh_TW" w:bidi="zh_TW"/>
+          </w:rPr>
+          <w:rPr>
+            <w:color w:val="0000EE"/>
+            <w:u w:val="single"/>
+          </w:rPr>
+          <w:t>路3:2</w:t>
+        </w:r>
+      </w:hyperlink>
+      <w:r>
+        <w:rPr>
+          <w:lang w:val="zh_TW" w:bidi="zh_TW"/>
+        </w:rPr>
+        <w:t>），先知「奉耶和華的命」說話和行事。神的話也透過律法傳達出來，神在西奈山「說」出律法（</w:t>
+      </w:r>
+      <w:hyperlink r:id="rId28">
+        <w:r>
+          <w:rPr>
+            <w:lang w:val="zh_TW" w:bidi="zh_TW"/>
+          </w:rPr>
+          <w:rPr>
+            <w:color w:val="0000EE"/>
+            <w:u w:val="single"/>
+          </w:rPr>
+          <w:t>出20:1</w:t>
+        </w:r>
+      </w:hyperlink>
+      <w:r>
+        <w:rPr>
+          <w:lang w:val="zh_TW" w:bidi="zh_TW"/>
+        </w:rPr>
+        <w:t>）。因此，神的「話」有許多律法同義詞（見</w:t>
+      </w:r>
+      <w:hyperlink r:id="rId29">
+        <w:r>
+          <w:rPr>
+            <w:lang w:val="zh_TW" w:bidi="zh_TW"/>
+          </w:rPr>
+          <w:rPr>
+            <w:color w:val="0000EE"/>
+            <w:u w:val="single"/>
+          </w:rPr>
+          <w:t>詩119章</w:t>
+        </w:r>
+      </w:hyperlink>
+      <w:r>
+        <w:rPr>
+          <w:lang w:val="zh_TW" w:bidi="zh_TW"/>
+        </w:rPr>
+        <w:t>）：</w:t>
       </w:r>
     </w:p>
     <w:p>
@@ -346,25 +683,43 @@
         <w:rPr>
           <w:lang w:val="zh_TW" w:bidi="zh_TW"/>
         </w:rPr>
-        <w:t>寡婦的困苦（</w:t>
-      </w:r>
-      <w:hyperlink r:id="rId15">
-        <w:r>
-          <w:rPr>
-            <w:lang w:val="zh_TW" w:bidi="zh_TW"/>
-          </w:rPr>
-          <w:rPr>
-            <w:color w:val="0000EE"/>
-            <w:u w:val="single"/>
-          </w:rPr>
-          <w:t>雅1:27</w:t>
-        </w:r>
-      </w:hyperlink>
-      <w:r>
-        <w:rPr>
-          <w:lang w:val="zh_TW" w:bidi="zh_TW"/>
-        </w:rPr>
-        <w:t>）</w:t>
+        <w:t>「律例」</w:t>
+      </w:r>
+    </w:p>
+    <w:p>
+      <w:pPr>
+        <w:pStyle w:val="ListBullet"/>
+        <w:spacing w:line="240" w:lineRule="auto"/>
+        <w:ind w:left="720"/>
+      </w:pPr>
+      <w:r>
+        <w:rPr>
+          <w:lang w:val="zh_TW" w:bidi="zh_TW"/>
+        </w:rPr>
+      </w:r>
+      <w:r>
+        <w:rPr>
+          <w:lang w:val="zh_TW" w:bidi="zh_TW"/>
+        </w:rPr>
+        <w:t>「命令」</w:t>
+      </w:r>
+    </w:p>
+    <w:p>
+      <w:pPr>
+        <w:pStyle w:val="ListBullet"/>
+        <w:spacing w:line="240" w:lineRule="auto"/>
+        <w:ind w:left="720"/>
+      </w:pPr>
+      <w:r>
+        <w:rPr>
+          <w:lang w:val="zh_TW" w:bidi="zh_TW"/>
+        </w:rPr>
+      </w:r>
+      <w:r>
+        <w:rPr>
+          <w:lang w:val="zh_TW" w:bidi="zh_TW"/>
+        </w:rPr>
+        <w:t>「訓詞」</w:t>
       </w:r>
     </w:p>
     <w:p>
@@ -378,9 +733,9 @@
         <w:rPr>
           <w:lang w:val="zh_TW" w:bidi="zh_TW"/>
         </w:rPr>
-        <w:t>這些都被稱為患難。像饑荒這樣的重大災難則被稱為「大患難」（</w:t>
-      </w:r>
-      <w:hyperlink r:id="rId16">
+        <w:t>當沒有神的啟示時，就像「饑荒（famine）」一樣（</w:t>
+      </w:r>
+      <w:hyperlink r:id="rId30">
         <w:r>
           <w:rPr>
             <w:lang w:val="zh_TW" w:bidi="zh_TW"/>
@@ -389,25 +744,206 @@
             <w:color w:val="0000EE"/>
             <w:u w:val="single"/>
           </w:rPr>
-          <w:t>徒7:11</w:t>
+          <w:t>撒上3:1</w:t>
         </w:r>
       </w:hyperlink>
       <w:r>
         <w:rPr>
           <w:lang w:val="zh_TW" w:bidi="zh_TW"/>
         </w:rPr>
+        <w:t>）。神的話不僅包括警告和命令，還包含應許。神的每一句話都是可信的（</w:t>
+      </w:r>
+      <w:hyperlink r:id="rId31">
+        <w:r>
+          <w:rPr>
+            <w:lang w:val="zh_TW" w:bidi="zh_TW"/>
+          </w:rPr>
+          <w:rPr>
+            <w:color w:val="0000EE"/>
+            <w:u w:val="single"/>
+          </w:rPr>
+          <w:t>賽31:2</w:t>
+        </w:r>
+      </w:hyperlink>
+      <w:r>
+        <w:rPr>
+          <w:lang w:val="zh_TW" w:bidi="zh_TW"/>
+        </w:rPr>
+        <w:t>），在天上永遠立定（</w:t>
+      </w:r>
+      <w:hyperlink r:id="rId32">
+        <w:r>
+          <w:rPr>
+            <w:lang w:val="zh_TW" w:bidi="zh_TW"/>
+          </w:rPr>
+          <w:rPr>
+            <w:color w:val="0000EE"/>
+            <w:u w:val="single"/>
+          </w:rPr>
+          <w:t>詩119:89</w:t>
+        </w:r>
+      </w:hyperlink>
+      <w:r>
+        <w:rPr>
+          <w:lang w:val="zh_TW" w:bidi="zh_TW"/>
+        </w:rPr>
+        <w:t>；</w:t>
+      </w:r>
+      <w:hyperlink r:id="rId33">
+        <w:r>
+          <w:rPr>
+            <w:lang w:val="zh_TW" w:bidi="zh_TW"/>
+          </w:rPr>
+          <w:rPr>
+            <w:color w:val="0000EE"/>
+            <w:u w:val="single"/>
+          </w:rPr>
+          <w:t>賽40:8</w:t>
+        </w:r>
+      </w:hyperlink>
+      <w:r>
+        <w:rPr>
+          <w:lang w:val="zh_TW" w:bidi="zh_TW"/>
+        </w:rPr>
+        <w:t>），並以神起誓為保證（</w:t>
+      </w:r>
+      <w:hyperlink r:id="rId34">
+        <w:r>
+          <w:rPr>
+            <w:lang w:val="zh_TW" w:bidi="zh_TW"/>
+          </w:rPr>
+          <w:rPr>
+            <w:color w:val="0000EE"/>
+            <w:u w:val="single"/>
+          </w:rPr>
+          <w:t>耶1:12</w:t>
+        </w:r>
+      </w:hyperlink>
+      <w:r>
+        <w:rPr>
+          <w:lang w:val="zh_TW" w:bidi="zh_TW"/>
+        </w:rPr>
+        <w:t>；</w:t>
+      </w:r>
+      <w:hyperlink r:id="rId35">
+        <w:r>
+          <w:rPr>
+            <w:lang w:val="zh_TW" w:bidi="zh_TW"/>
+          </w:rPr>
+          <w:rPr>
+            <w:color w:val="0000EE"/>
+            <w:u w:val="single"/>
+          </w:rPr>
+          <w:t>詩110:4</w:t>
+        </w:r>
+      </w:hyperlink>
+      <w:r>
+        <w:rPr>
+          <w:lang w:val="zh_TW" w:bidi="zh_TW"/>
+        </w:rPr>
+        <w:t>；</w:t>
+      </w:r>
+      <w:hyperlink r:id="rId36">
+        <w:r>
+          <w:rPr>
+            <w:lang w:val="zh_TW" w:bidi="zh_TW"/>
+          </w:rPr>
+          <w:rPr>
+            <w:color w:val="0000EE"/>
+            <w:u w:val="single"/>
+          </w:rPr>
+          <w:t>結12:25、28</w:t>
+        </w:r>
+      </w:hyperlink>
+      <w:r>
+        <w:rPr>
+          <w:lang w:val="zh_TW" w:bidi="zh_TW"/>
+        </w:rPr>
+        <w:t>）。神的話表達了神的心意，並不是沉重的或難以遵行的，反而是喜樂、盼望和保護的泉源，使人不致犯罪（</w:t>
+      </w:r>
+      <w:hyperlink r:id="rId37">
+        <w:r>
+          <w:rPr>
+            <w:lang w:val="zh_TW" w:bidi="zh_TW"/>
+          </w:rPr>
+          <w:rPr>
+            <w:color w:val="0000EE"/>
+            <w:u w:val="single"/>
+          </w:rPr>
+          <w:t>詩1，</w:t>
+        </w:r>
+      </w:hyperlink>
+      <w:hyperlink r:id="rId29">
+        <w:r>
+          <w:rPr>
+            <w:lang w:val="zh_TW" w:bidi="zh_TW"/>
+          </w:rPr>
+          <w:rPr>
+            <w:color w:val="0000EE"/>
+            <w:u w:val="single"/>
+          </w:rPr>
+          <w:t>119章</w:t>
+        </w:r>
+      </w:hyperlink>
+      <w:r>
+        <w:rPr>
+          <w:lang w:val="zh_TW" w:bidi="zh_TW"/>
+        </w:rPr>
+        <w:t>；</w:t>
+      </w:r>
+      <w:hyperlink r:id="rId38">
+        <w:r>
+          <w:rPr>
+            <w:lang w:val="zh_TW" w:bidi="zh_TW"/>
+          </w:rPr>
+          <w:rPr>
+            <w:color w:val="0000EE"/>
+            <w:u w:val="single"/>
+          </w:rPr>
+          <w:t>耶15:16</w:t>
+        </w:r>
+      </w:hyperlink>
+      <w:r>
+        <w:rPr>
+          <w:lang w:val="zh_TW" w:bidi="zh_TW"/>
+        </w:rPr>
+        <w:t>）。人可以靠神的話活著（</w:t>
+      </w:r>
+      <w:hyperlink r:id="rId39">
+        <w:r>
+          <w:rPr>
+            <w:lang w:val="zh_TW" w:bidi="zh_TW"/>
+          </w:rPr>
+          <w:rPr>
+            <w:color w:val="0000EE"/>
+            <w:u w:val="single"/>
+          </w:rPr>
+          <w:t>申8:3</w:t>
+        </w:r>
+      </w:hyperlink>
+      <w:r>
+        <w:rPr>
+          <w:lang w:val="zh_TW" w:bidi="zh_TW"/>
+        </w:rPr>
+        <w:t>；</w:t>
+      </w:r>
+      <w:hyperlink r:id="rId40">
+        <w:r>
+          <w:rPr>
+            <w:lang w:val="zh_TW" w:bidi="zh_TW"/>
+          </w:rPr>
+          <w:rPr>
+            <w:color w:val="0000EE"/>
+            <w:u w:val="single"/>
+          </w:rPr>
+          <w:t>太4:4</w:t>
+        </w:r>
+      </w:hyperlink>
+      <w:r>
+        <w:rPr>
+          <w:lang w:val="zh_TW" w:bidi="zh_TW"/>
+        </w:rPr>
         <w:t>）。</w:t>
-      </w:r>
-    </w:p>
-    <w:p>
-      <w:pPr>
-        <w:pStyle w:val="Heading3"/>
-      </w:pPr>
-      <w:r>
-        <w:rPr>
-          <w:lang w:val="zh_TW" w:bidi="zh_TW"/>
-        </w:rPr>
-        <w:t>耶穌如何講論患難？</w:t>
       </w:r>
     </w:p>
     <w:p>
@@ -421,9 +957,9 @@
         <w:rPr>
           <w:lang w:val="zh_TW" w:bidi="zh_TW"/>
         </w:rPr>
-        <w:t>「患難」一詞有更為具體的意義，就是基督徒的特定經歷。基督的教導，基本上定義了「患難」這個詞語的意義。耶穌說，無論任何時候，只要福音存在於世，大災難就是不可避免的。隨著福音的傳播，大災難和迫害也會隨之出現（</w:t>
-      </w:r>
-      <w:hyperlink r:id="rId17">
+        <w:t>神的話有大能執行祂的旨意。它不會「徒然（empty）」返回祂那裡，而是會成就祂的旨意（</w:t>
+      </w:r>
+      <w:hyperlink r:id="rId41">
         <w:r>
           <w:rPr>
             <w:lang w:val="zh_TW" w:bidi="zh_TW"/>
@@ -432,7 +968,151 @@
             <w:color w:val="0000EE"/>
             <w:u w:val="single"/>
           </w:rPr>
-          <w:t>太13:21</w:t>
+          <w:t>賽55:11</w:t>
+        </w:r>
+      </w:hyperlink>
+      <w:r>
+        <w:rPr>
+          <w:lang w:val="zh_TW" w:bidi="zh_TW"/>
+        </w:rPr>
+        <w:t>）。神憑著祂的話創造了世界，祂的話也持續維持著世界（</w:t>
+      </w:r>
+      <w:hyperlink r:id="rId42">
+        <w:r>
+          <w:rPr>
+            <w:lang w:val="zh_TW" w:bidi="zh_TW"/>
+          </w:rPr>
+          <w:rPr>
+            <w:color w:val="0000EE"/>
+            <w:u w:val="single"/>
+          </w:rPr>
+          <w:t>創1章</w:t>
+        </w:r>
+      </w:hyperlink>
+      <w:r>
+        <w:rPr>
+          <w:lang w:val="zh_TW" w:bidi="zh_TW"/>
+        </w:rPr>
+        <w:t>；</w:t>
+      </w:r>
+      <w:hyperlink r:id="rId43">
+        <w:r>
+          <w:rPr>
+            <w:lang w:val="zh_TW" w:bidi="zh_TW"/>
+          </w:rPr>
+          <w:rPr>
+            <w:color w:val="0000EE"/>
+            <w:u w:val="single"/>
+          </w:rPr>
+          <w:t>詩33:6</w:t>
+        </w:r>
+      </w:hyperlink>
+      <w:r>
+        <w:rPr>
+          <w:lang w:val="zh_TW" w:bidi="zh_TW"/>
+        </w:rPr>
+        <w:t>；參</w:t>
+      </w:r>
+      <w:hyperlink r:id="rId44">
+        <w:r>
+          <w:rPr>
+            <w:lang w:val="zh_TW" w:bidi="zh_TW"/>
+          </w:rPr>
+          <w:rPr>
+            <w:color w:val="0000EE"/>
+            <w:u w:val="single"/>
+          </w:rPr>
+          <w:t>來1:2</w:t>
+        </w:r>
+      </w:hyperlink>
+      <w:r>
+        <w:rPr>
+          <w:lang w:val="zh_TW" w:bidi="zh_TW"/>
+        </w:rPr>
+        <w:t>，</w:t>
+      </w:r>
+      <w:hyperlink r:id="rId45">
+        <w:r>
+          <w:rPr>
+            <w:lang w:val="zh_TW" w:bidi="zh_TW"/>
+          </w:rPr>
+          <w:rPr>
+            <w:color w:val="0000EE"/>
+            <w:u w:val="single"/>
+          </w:rPr>
+          <w:t>11:3</w:t>
+        </w:r>
+      </w:hyperlink>
+      <w:r>
+        <w:rPr>
+          <w:lang w:val="zh_TW" w:bidi="zh_TW"/>
+        </w:rPr>
+        <w:t>；</w:t>
+      </w:r>
+      <w:hyperlink r:id="rId46">
+        <w:r>
+          <w:rPr>
+            <w:lang w:val="zh_TW" w:bidi="zh_TW"/>
+          </w:rPr>
+          <w:rPr>
+            <w:color w:val="0000EE"/>
+            <w:u w:val="single"/>
+          </w:rPr>
+          <w:t>彼後3:5</w:t>
+        </w:r>
+      </w:hyperlink>
+      <w:r>
+        <w:rPr>
+          <w:lang w:val="zh_TW" w:bidi="zh_TW"/>
+        </w:rPr>
+        <w:t>）。最終，這些神的啟示被記錄下來，形成了聖經，成為「神的道」（</w:t>
+      </w:r>
+      <w:hyperlink r:id="rId47">
+        <w:r>
+          <w:rPr>
+            <w:lang w:val="zh_TW" w:bidi="zh_TW"/>
+          </w:rPr>
+          <w:rPr>
+            <w:color w:val="0000EE"/>
+            <w:u w:val="single"/>
+          </w:rPr>
+          <w:t>可7:13</w:t>
+        </w:r>
+      </w:hyperlink>
+      <w:r>
+        <w:rPr>
+          <w:lang w:val="zh_TW" w:bidi="zh_TW"/>
+        </w:rPr>
+        <w:t>；參</w:t>
+      </w:r>
+      <w:hyperlink r:id="rId48">
+        <w:r>
+          <w:rPr>
+            <w:lang w:val="zh_TW" w:bidi="zh_TW"/>
+          </w:rPr>
+          <w:rPr>
+            <w:color w:val="0000EE"/>
+            <w:u w:val="single"/>
+          </w:rPr>
+          <w:t>路16:29–31</w:t>
+        </w:r>
+      </w:hyperlink>
+      <w:r>
+        <w:rPr>
+          <w:lang w:val="zh_TW" w:bidi="zh_TW"/>
+        </w:rPr>
+        <w:t>；</w:t>
+      </w:r>
+      <w:hyperlink r:id="rId49">
+        <w:r>
+          <w:rPr>
+            <w:lang w:val="zh_TW" w:bidi="zh_TW"/>
+          </w:rPr>
+          <w:rPr>
+            <w:color w:val="0000EE"/>
+            <w:u w:val="single"/>
+          </w:rPr>
+          <w:t>約5:39</w:t>
         </w:r>
       </w:hyperlink>
       <w:r>
@@ -453,9 +1133,9 @@
         <w:rPr>
           <w:lang w:val="zh_TW" w:bidi="zh_TW"/>
         </w:rPr>
-        <w:t>耶穌講論末後的時候，仔細發展在教會時代的患難觀念。這個教導的主要出處，來自耶穌在橄欖山上的講章（</w:t>
-      </w:r>
-      <w:hyperlink r:id="rId18">
+        <w:t>耶穌傳講神的話，祂「說話行事都有大能」（</w:t>
+      </w:r>
+      <w:hyperlink r:id="rId50">
         <w:r>
           <w:rPr>
             <w:lang w:val="zh_TW" w:bidi="zh_TW"/>
@@ -464,16 +1144,16 @@
             <w:color w:val="0000EE"/>
             <w:u w:val="single"/>
           </w:rPr>
-          <w:t>太24–25</w:t>
+          <w:t>路24:19</w:t>
         </w:r>
       </w:hyperlink>
       <w:r>
         <w:rPr>
           <w:lang w:val="zh_TW" w:bidi="zh_TW"/>
         </w:rPr>
-        <w:t>；</w:t>
-      </w:r>
-      <w:hyperlink r:id="rId19">
+        <w:t>），並且以權柄教訓人（</w:t>
+      </w:r>
+      <w:hyperlink r:id="rId51">
         <w:r>
           <w:rPr>
             <w:lang w:val="zh_TW" w:bidi="zh_TW"/>
@@ -482,16 +1162,16 @@
             <w:color w:val="0000EE"/>
             <w:u w:val="single"/>
           </w:rPr>
-          <w:t>可13</w:t>
+          <w:t>可1:22、27</w:t>
         </w:r>
       </w:hyperlink>
       <w:r>
         <w:rPr>
           <w:lang w:val="zh_TW" w:bidi="zh_TW"/>
         </w:rPr>
-        <w:t>；</w:t>
-      </w:r>
-      <w:hyperlink r:id="rId20">
+        <w:t>）。祂的話對自然界、疾病、惡鬼，甚至死亡都有權柄（</w:t>
+      </w:r>
+      <w:hyperlink r:id="rId52">
         <w:r>
           <w:rPr>
             <w:lang w:val="zh_TW" w:bidi="zh_TW"/>
@@ -500,16 +1180,16 @@
             <w:color w:val="0000EE"/>
             <w:u w:val="single"/>
           </w:rPr>
-          <w:t>路21</w:t>
+          <w:t>太8:8、13</w:t>
         </w:r>
       </w:hyperlink>
       <w:r>
         <w:rPr>
           <w:lang w:val="zh_TW" w:bidi="zh_TW"/>
         </w:rPr>
-        <w:t>）。這個唯一的教導為門徒說明，末後大災難的情況和明確的時間框架。耶穌預測了大災難的開始、規模和結局。這個大災難的教導，是耶穌私下給予十二門徒的（</w:t>
-      </w:r>
-      <w:hyperlink r:id="rId21">
+        <w:t>）。耶穌的「天國道理」像是播種在願意的心田中，當它被接受，就會生出為神結的果子（</w:t>
+      </w:r>
+      <w:hyperlink r:id="rId53">
         <w:r>
           <w:rPr>
             <w:lang w:val="zh_TW" w:bidi="zh_TW"/>
@@ -518,14 +1198,265 @@
             <w:color w:val="0000EE"/>
             <w:u w:val="single"/>
           </w:rPr>
-          <w:t>太24:3</w:t>
+          <w:t>太13:19</w:t>
         </w:r>
       </w:hyperlink>
       <w:r>
         <w:rPr>
           <w:lang w:val="zh_TW" w:bidi="zh_TW"/>
         </w:rPr>
-        <w:t>）。</w:t>
+        <w:t>；</w:t>
+      </w:r>
+      <w:hyperlink r:id="rId54">
+        <w:r>
+          <w:rPr>
+            <w:lang w:val="zh_TW" w:bidi="zh_TW"/>
+          </w:rPr>
+          <w:rPr>
+            <w:color w:val="0000EE"/>
+            <w:u w:val="single"/>
+          </w:rPr>
+          <w:t>可4:14</w:t>
+        </w:r>
+      </w:hyperlink>
+      <w:r>
+        <w:rPr>
+          <w:lang w:val="zh_TW" w:bidi="zh_TW"/>
+        </w:rPr>
+        <w:t>）。耶穌的話潔淨了祂的門徒，並使他們得自由（</w:t>
+      </w:r>
+      <w:hyperlink r:id="rId55">
+        <w:r>
+          <w:rPr>
+            <w:lang w:val="zh_TW" w:bidi="zh_TW"/>
+          </w:rPr>
+          <w:rPr>
+            <w:color w:val="0000EE"/>
+            <w:u w:val="single"/>
+          </w:rPr>
+          <w:t>約8:31</w:t>
+        </w:r>
+      </w:hyperlink>
+      <w:r>
+        <w:rPr>
+          <w:lang w:val="zh_TW" w:bidi="zh_TW"/>
+        </w:rPr>
+        <w:t>，</w:t>
+      </w:r>
+      <w:hyperlink r:id="rId56">
+        <w:r>
+          <w:rPr>
+            <w:lang w:val="zh_TW" w:bidi="zh_TW"/>
+          </w:rPr>
+          <w:rPr>
+            <w:color w:val="0000EE"/>
+            <w:u w:val="single"/>
+          </w:rPr>
+          <w:t>12:48</w:t>
+        </w:r>
+      </w:hyperlink>
+      <w:r>
+        <w:rPr>
+          <w:lang w:val="zh_TW" w:bidi="zh_TW"/>
+        </w:rPr>
+        <w:t>，</w:t>
+      </w:r>
+      <w:hyperlink r:id="rId57">
+        <w:r>
+          <w:rPr>
+            <w:lang w:val="zh_TW" w:bidi="zh_TW"/>
+          </w:rPr>
+          <w:rPr>
+            <w:color w:val="0000EE"/>
+            <w:u w:val="single"/>
+          </w:rPr>
+          <w:t>15:3</w:t>
+        </w:r>
+      </w:hyperlink>
+      <w:r>
+        <w:rPr>
+          <w:lang w:val="zh_TW" w:bidi="zh_TW"/>
+        </w:rPr>
+        <w:t>，</w:t>
+      </w:r>
+      <w:hyperlink r:id="rId58">
+        <w:r>
+          <w:rPr>
+            <w:lang w:val="zh_TW" w:bidi="zh_TW"/>
+          </w:rPr>
+          <w:rPr>
+            <w:color w:val="0000EE"/>
+            <w:u w:val="single"/>
+          </w:rPr>
+          <w:t>17:14</w:t>
+        </w:r>
+      </w:hyperlink>
+      <w:r>
+        <w:rPr>
+          <w:lang w:val="zh_TW" w:bidi="zh_TW"/>
+        </w:rPr>
+        <w:t>）。教會所傳講的信心之道（</w:t>
+      </w:r>
+      <w:hyperlink r:id="rId59">
+        <w:r>
+          <w:rPr>
+            <w:lang w:val="zh_TW" w:bidi="zh_TW"/>
+          </w:rPr>
+          <w:rPr>
+            <w:color w:val="0000EE"/>
+            <w:u w:val="single"/>
+          </w:rPr>
+          <w:t>羅10:8</w:t>
+        </w:r>
+      </w:hyperlink>
+      <w:hyperlink r:id="rId60">
+        <w:r>
+          <w:rPr>
+            <w:lang w:val="zh_TW" w:bidi="zh_TW"/>
+          </w:rPr>
+          <w:rPr>
+            <w:color w:val="0000EE"/>
+            <w:u w:val="single"/>
+          </w:rPr>
+          <w:t>–</w:t>
+        </w:r>
+      </w:hyperlink>
+      <w:hyperlink r:id="rId59">
+        <w:r>
+          <w:rPr>
+            <w:lang w:val="zh_TW" w:bidi="zh_TW"/>
+          </w:rPr>
+          <w:rPr>
+            <w:color w:val="0000EE"/>
+            <w:u w:val="single"/>
+          </w:rPr>
+          <w:t>9、17</w:t>
+        </w:r>
+      </w:hyperlink>
+      <w:r>
+        <w:rPr>
+          <w:lang w:val="zh_TW" w:bidi="zh_TW"/>
+        </w:rPr>
+        <w:t>）有各種不同的描述：</w:t>
+      </w:r>
+    </w:p>
+    <w:p>
+      <w:pPr>
+        <w:pStyle w:val="ListBullet"/>
+        <w:spacing w:line="240" w:lineRule="auto"/>
+        <w:ind w:left="720"/>
+      </w:pPr>
+      <w:r>
+        <w:rPr>
+          <w:lang w:val="zh_TW" w:bidi="zh_TW"/>
+        </w:rPr>
+      </w:r>
+      <w:r>
+        <w:rPr>
+          <w:lang w:val="zh_TW" w:bidi="zh_TW"/>
+        </w:rPr>
+        <w:t>救恩（salvation）之道</w:t>
+      </w:r>
+    </w:p>
+    <w:p>
+      <w:pPr>
+        <w:pStyle w:val="ListBullet"/>
+        <w:spacing w:line="240" w:lineRule="auto"/>
+        <w:ind w:left="720"/>
+      </w:pPr>
+      <w:r>
+        <w:rPr>
+          <w:lang w:val="zh_TW" w:bidi="zh_TW"/>
+        </w:rPr>
+      </w:r>
+      <w:r>
+        <w:rPr>
+          <w:lang w:val="zh_TW" w:bidi="zh_TW"/>
+        </w:rPr>
+        <w:t>恩典（grace）之道</w:t>
+      </w:r>
+    </w:p>
+    <w:p>
+      <w:pPr>
+        <w:pStyle w:val="ListBullet"/>
+        <w:spacing w:line="240" w:lineRule="auto"/>
+        <w:ind w:left="720"/>
+      </w:pPr>
+      <w:r>
+        <w:rPr>
+          <w:lang w:val="zh_TW" w:bidi="zh_TW"/>
+        </w:rPr>
+      </w:r>
+      <w:r>
+        <w:rPr>
+          <w:lang w:val="zh_TW" w:bidi="zh_TW"/>
+        </w:rPr>
+        <w:t>和好（reconciliation）之道</w:t>
+      </w:r>
+    </w:p>
+    <w:p>
+      <w:pPr>
+        <w:pStyle w:val="ListBullet"/>
+        <w:spacing w:line="240" w:lineRule="auto"/>
+        <w:ind w:left="720"/>
+      </w:pPr>
+      <w:r>
+        <w:rPr>
+          <w:lang w:val="zh_TW" w:bidi="zh_TW"/>
+        </w:rPr>
+      </w:r>
+      <w:r>
+        <w:rPr>
+          <w:lang w:val="zh_TW" w:bidi="zh_TW"/>
+        </w:rPr>
+        <w:t>福音（the gospel）之道</w:t>
+      </w:r>
+    </w:p>
+    <w:p>
+      <w:pPr>
+        <w:pStyle w:val="ListBullet"/>
+        <w:spacing w:line="240" w:lineRule="auto"/>
+        <w:ind w:left="720"/>
+      </w:pPr>
+      <w:r>
+        <w:rPr>
+          <w:lang w:val="zh_TW" w:bidi="zh_TW"/>
+        </w:rPr>
+      </w:r>
+      <w:r>
+        <w:rPr>
+          <w:lang w:val="zh_TW" w:bidi="zh_TW"/>
+        </w:rPr>
+        <w:t>公義（righteousness）之道</w:t>
+      </w:r>
+    </w:p>
+    <w:p>
+      <w:pPr>
+        <w:pStyle w:val="ListBullet"/>
+        <w:spacing w:line="240" w:lineRule="auto"/>
+        <w:ind w:left="720"/>
+      </w:pPr>
+      <w:r>
+        <w:rPr>
+          <w:lang w:val="zh_TW" w:bidi="zh_TW"/>
+        </w:rPr>
+      </w:r>
+      <w:r>
+        <w:rPr>
+          <w:lang w:val="zh_TW" w:bidi="zh_TW"/>
+        </w:rPr>
+        <w:t>生命（life）之道</w:t>
+      </w:r>
+    </w:p>
+    <w:p>
+      <w:pPr>
+        <w:pStyle w:val="Heading3"/>
+      </w:pPr>
+      <w:r>
+        <w:rPr>
+          <w:lang w:val="zh_TW" w:bidi="zh_TW"/>
+        </w:rPr>
+        <w:t>神的道</w:t>
       </w:r>
     </w:p>
     <w:p>
@@ -539,43 +1470,33 @@
         <w:rPr>
           <w:lang w:val="zh_TW" w:bidi="zh_TW"/>
         </w:rPr>
-        <w:t>耶穌告訴十二門徒，他們將會承受患難。這患難意味著，門徒會因祂的名字而遭受致死的逼迫（</w:t>
-      </w:r>
-      <w:hyperlink r:id="rId22">
-        <w:r>
-          <w:rPr>
-            <w:lang w:val="zh_TW" w:bidi="zh_TW"/>
-          </w:rPr>
-          <w:rPr>
-            <w:color w:val="0000EE"/>
-            <w:u w:val="single"/>
-          </w:rPr>
-          <w:t>太24:9</w:t>
-        </w:r>
-      </w:hyperlink>
-      <w:r>
-        <w:rPr>
-          <w:lang w:val="zh_TW" w:bidi="zh_TW"/>
-        </w:rPr>
-        <w:t>）。這教導指向一個觀念，即患難將在歷史上影響許多地方的基督徒。耶穌對十二門徒預言，說他們將成為災難的直接受害者（</w:t>
-      </w:r>
-      <w:hyperlink r:id="rId23">
-        <w:r>
-          <w:rPr>
-            <w:lang w:val="zh_TW" w:bidi="zh_TW"/>
-          </w:rPr>
-          <w:rPr>
-            <w:color w:val="0000EE"/>
-            <w:u w:val="single"/>
-          </w:rPr>
-          <w:t>太24:8</w:t>
-        </w:r>
-      </w:hyperlink>
-      <w:r>
-        <w:rPr>
-          <w:lang w:val="zh_TW" w:bidi="zh_TW"/>
-        </w:rPr>
-        <w:t>），就是明確的起點。</w:t>
+        <w:t>在約翰福音的開頭，約翰稱神的兒子為「道（the Word）」。作為「道」，子完全啟示並傳達了神。「道」的希臘文是</w:t>
+      </w:r>
+      <w:r>
+        <w:rPr>
+          <w:i/>
+          <w:lang w:val="zh_TW" w:bidi="zh_TW"/>
+        </w:rPr>
+        <w:t>logos</w:t>
+      </w:r>
+      <w:r>
+        <w:rPr>
+          <w:lang w:val="zh_TW" w:bidi="zh_TW"/>
+        </w:rPr>
+        <w:t>，這個詞在希臘文化中有兩個主要含義。它可以指人的內在思想或理性，也可以指思想的表達，即言語。在希臘哲學中，</w:t>
+      </w:r>
+      <w:r>
+        <w:rPr>
+          <w:i/>
+          <w:lang w:val="zh_TW" w:bidi="zh_TW"/>
+        </w:rPr>
+        <w:t>logos</w:t>
+      </w:r>
+      <w:r>
+        <w:rPr>
+          <w:lang w:val="zh_TW" w:bidi="zh_TW"/>
+        </w:rPr>
+        <w:t xml:space="preserve"> 也意味著宇宙的原則或創造宇宙的能量。</w:t>
       </w:r>
     </w:p>
     <w:p>
@@ -589,9 +1510,22 @@
         <w:rPr>
           <w:lang w:val="zh_TW" w:bidi="zh_TW"/>
         </w:rPr>
-        <w:t>同一群門徒將見證先知但以理所預言的耶路撒冷「大災難」（</w:t>
-      </w:r>
-      <w:hyperlink r:id="rId24">
+        <w:t>在猶太和希臘思想中，</w:t>
+      </w:r>
+      <w:r>
+        <w:rPr>
+          <w:i/>
+          <w:lang w:val="zh_TW" w:bidi="zh_TW"/>
+        </w:rPr>
+        <w:t>logos</w:t>
+      </w:r>
+      <w:r>
+        <w:rPr>
+          <w:lang w:val="zh_TW" w:bidi="zh_TW"/>
+        </w:rPr>
+        <w:t>與創始的概念有關——世界是藉著神的道創造的（</w:t>
+      </w:r>
+      <w:hyperlink r:id="rId61">
         <w:r>
           <w:rPr>
             <w:lang w:val="zh_TW" w:bidi="zh_TW"/>
@@ -600,10 +1534,16 @@
             <w:color w:val="0000EE"/>
             <w:u w:val="single"/>
           </w:rPr>
-          <w:t>太24:15</w:t>
+          <w:t>創1:3</w:t>
         </w:r>
       </w:hyperlink>
-      <w:hyperlink r:id="rId18">
+      <w:r>
+        <w:rPr>
+          <w:lang w:val="zh_TW" w:bidi="zh_TW"/>
+        </w:rPr>
+        <w:t>及其下文，重複地出現「神說」這個短語）。約翰考慮過這些想法，但他最可能是創造了一個新的概念來識別神的兒子是神在人類形象中的表達（</w:t>
+      </w:r>
+      <w:hyperlink r:id="rId62">
         <w:r>
           <w:rPr>
             <w:lang w:val="zh_TW" w:bidi="zh_TW"/>
@@ -612,85 +1552,14 @@
             <w:color w:val="0000EE"/>
             <w:u w:val="single"/>
           </w:rPr>
-          <w:t>–</w:t>
+          <w:t>約1:14</w:t>
         </w:r>
       </w:hyperlink>
-      <w:hyperlink r:id="rId24">
-        <w:r>
-          <w:rPr>
-            <w:lang w:val="zh_TW" w:bidi="zh_TW"/>
-          </w:rPr>
-          <w:rPr>
-            <w:color w:val="0000EE"/>
-            <w:u w:val="single"/>
-          </w:rPr>
-          <w:t>21</w:t>
-        </w:r>
-      </w:hyperlink>
-      <w:r>
-        <w:rPr>
-          <w:lang w:val="zh_TW" w:bidi="zh_TW"/>
-        </w:rPr>
-        <w:t>）。這段經文清楚表明，耶穌指的是公元70年耶路撒冷被毀滅。耶路撒冷被羅馬軍團攻陷，被視為持續大災難的象徵。馬太本人在</w:t>
-      </w:r>
-      <w:hyperlink r:id="rId25">
-        <w:r>
-          <w:rPr>
-            <w:lang w:val="zh_TW" w:bidi="zh_TW"/>
-          </w:rPr>
-          <w:rPr>
-            <w:color w:val="0000EE"/>
-            <w:u w:val="single"/>
-          </w:rPr>
-          <w:t>二十四章15節</w:t>
-        </w:r>
-      </w:hyperlink>
-      <w:r>
-        <w:rPr>
-          <w:lang w:val="zh_TW" w:bidi="zh_TW"/>
-        </w:rPr>
-        <w:t>中作了評語，說「</w:t>
-      </w:r>
-      <w:r>
-        <w:rPr>
-          <w:lang w:val="zh_TW" w:bidi="zh_TW"/>
-        </w:rPr>
-        <w:t>讀這經的人須要會意</w:t>
-      </w:r>
-      <w:r>
-        <w:rPr>
-          <w:lang w:val="zh_TW" w:bidi="zh_TW"/>
-        </w:rPr>
-        <w:t>」。這提醒了他的原始讀者，耶穌的預言會在他們有生之年應驗。</w:t>
-      </w:r>
-      <w:hyperlink r:id="rId26">
-        <w:r>
-          <w:rPr>
-            <w:lang w:val="zh_TW" w:bidi="zh_TW"/>
-          </w:rPr>
-          <w:rPr>
-            <w:color w:val="0000EE"/>
-            <w:u w:val="single"/>
-          </w:rPr>
-          <w:t>路加福音二十一章20至24節</w:t>
-        </w:r>
-      </w:hyperlink>
-      <w:r>
-        <w:rPr>
-          <w:lang w:val="zh_TW" w:bidi="zh_TW"/>
-        </w:rPr>
-        <w:t>的平行段落清楚表明，非猶太人將在猶太耶路撒冷毀滅後長期統治。這就是公元70年耶路撒冷淪陷後發生的事情。</w:t>
-      </w:r>
-    </w:p>
-    <w:p>
-      <w:pPr>
-        <w:pStyle w:val="Heading3"/>
-      </w:pPr>
-      <w:r>
-        <w:rPr>
-          <w:lang w:val="zh_TW" w:bidi="zh_TW"/>
-        </w:rPr>
-        <w:t>基督徒應如何回應患難？</w:t>
+      <w:r>
+        <w:rPr>
+          <w:lang w:val="zh_TW" w:bidi="zh_TW"/>
+        </w:rPr>
+        <w:t>）。</w:t>
       </w:r>
     </w:p>
     <w:p>
@@ -704,27 +1573,9 @@
         <w:rPr>
           <w:lang w:val="zh_TW" w:bidi="zh_TW"/>
         </w:rPr>
-        <w:t>新約聖經警告信徒，要知道患難將會發生。新約聖經也定義了信徒對患難的適當回應：</w:t>
-      </w:r>
-    </w:p>
-    <w:p>
-      <w:pPr>
-        <w:pStyle w:val="ListBullet"/>
-        <w:spacing w:line="240" w:lineRule="auto"/>
-        <w:ind w:left="720"/>
-      </w:pPr>
-      <w:r>
-        <w:rPr>
-          <w:lang w:val="zh_TW" w:bidi="zh_TW"/>
-        </w:rPr>
-      </w:r>
-      <w:r>
-        <w:rPr>
-          <w:lang w:val="zh_TW" w:bidi="zh_TW"/>
-        </w:rPr>
-        <w:t>基督徒應該在苦難中滿有喜樂，因為他們結出好果子。患難能使人生出忍耐和老練的力量（</w:t>
-      </w:r>
-      <w:hyperlink r:id="rId27">
+        <w:t>子是那不能看見之神的形像（</w:t>
+      </w:r>
+      <w:hyperlink r:id="rId63">
         <w:r>
           <w:rPr>
             <w:lang w:val="zh_TW" w:bidi="zh_TW"/>
@@ -733,10 +1584,16 @@
             <w:color w:val="0000EE"/>
             <w:u w:val="single"/>
           </w:rPr>
-          <w:t>羅5:3</w:t>
+          <w:t>西1:15</w:t>
         </w:r>
       </w:hyperlink>
-      <w:hyperlink r:id="rId18">
+      <w:r>
+        <w:rPr>
+          <w:lang w:val="zh_TW" w:bidi="zh_TW"/>
+        </w:rPr>
+        <w:t>），是神本體的真像（</w:t>
+      </w:r>
+      <w:hyperlink r:id="rId64">
         <w:r>
           <w:rPr>
             <w:lang w:val="zh_TW" w:bidi="zh_TW"/>
@@ -745,10 +1602,16 @@
             <w:color w:val="0000EE"/>
             <w:u w:val="single"/>
           </w:rPr>
-          <w:t>–</w:t>
+          <w:t>來1:3</w:t>
         </w:r>
       </w:hyperlink>
-      <w:hyperlink r:id="rId27">
+      <w:r>
+        <w:rPr>
+          <w:lang w:val="zh_TW" w:bidi="zh_TW"/>
+        </w:rPr>
+        <w:t>）。在神格（Godhead）中，子啟示並使神為人所知，這是約翰福音中的一個關鍵主題。約翰在約翰壹書中使用了類似的稱號：「生命之道」（</w:t>
+      </w:r>
+      <w:hyperlink r:id="rId65">
         <w:r>
           <w:rPr>
             <w:lang w:val="zh_TW" w:bidi="zh_TW"/>
@@ -757,34 +1620,16 @@
             <w:color w:val="0000EE"/>
             <w:u w:val="single"/>
           </w:rPr>
-          <w:t>4</w:t>
+          <w:t>約一1:1–3</w:t>
         </w:r>
       </w:hyperlink>
       <w:r>
         <w:rPr>
           <w:lang w:val="zh_TW" w:bidi="zh_TW"/>
         </w:rPr>
-        <w:t>）。</w:t>
-      </w:r>
-    </w:p>
-    <w:p>
-      <w:pPr>
-        <w:pStyle w:val="ListBullet"/>
-        <w:spacing w:line="240" w:lineRule="auto"/>
-        <w:ind w:left="720"/>
-      </w:pPr>
-      <w:r>
-        <w:rPr>
-          <w:lang w:val="zh_TW" w:bidi="zh_TW"/>
-        </w:rPr>
-      </w:r>
-      <w:r>
-        <w:rPr>
-          <w:lang w:val="zh_TW" w:bidi="zh_TW"/>
-        </w:rPr>
-        <w:t>他們應該心存忍耐，因為神會安慰忠心的人（</w:t>
-      </w:r>
-      <w:hyperlink r:id="rId28">
+        <w:t>）。在</w:t>
+      </w:r>
+      <w:hyperlink r:id="rId66">
         <w:r>
           <w:rPr>
             <w:lang w:val="zh_TW" w:bidi="zh_TW"/>
@@ -793,68 +1638,14 @@
             <w:color w:val="0000EE"/>
             <w:u w:val="single"/>
           </w:rPr>
-          <w:t>羅12:12</w:t>
+          <w:t>啟示錄十九章11至16節</w:t>
         </w:r>
       </w:hyperlink>
       <w:r>
         <w:rPr>
           <w:lang w:val="zh_TW" w:bidi="zh_TW"/>
         </w:rPr>
-        <w:t>；</w:t>
-      </w:r>
-      <w:hyperlink r:id="rId29">
-        <w:r>
-          <w:rPr>
-            <w:lang w:val="zh_TW" w:bidi="zh_TW"/>
-          </w:rPr>
-          <w:rPr>
-            <w:color w:val="0000EE"/>
-            <w:u w:val="single"/>
-          </w:rPr>
-          <w:t>林後1:4</w:t>
-        </w:r>
-      </w:hyperlink>
-      <w:r>
-        <w:rPr>
-          <w:lang w:val="zh_TW" w:bidi="zh_TW"/>
-        </w:rPr>
-        <w:t>）。</w:t>
-      </w:r>
-    </w:p>
-    <w:p>
-      <w:pPr>
-        <w:pStyle w:val="ListBullet"/>
-        <w:spacing w:line="240" w:lineRule="auto"/>
-        <w:ind w:left="720"/>
-      </w:pPr>
-      <w:r>
-        <w:rPr>
-          <w:lang w:val="zh_TW" w:bidi="zh_TW"/>
-        </w:rPr>
-      </w:r>
-      <w:r>
-        <w:rPr>
-          <w:lang w:val="zh_TW" w:bidi="zh_TW"/>
-        </w:rPr>
-        <w:t>他們應該明白，患難是為了預備信徒，迎接在永恆中的榮耀（</w:t>
-      </w:r>
-      <w:hyperlink r:id="rId30">
-        <w:r>
-          <w:rPr>
-            <w:lang w:val="zh_TW" w:bidi="zh_TW"/>
-          </w:rPr>
-          <w:rPr>
-            <w:color w:val="0000EE"/>
-            <w:u w:val="single"/>
-          </w:rPr>
-          <w:t>林後4:17</w:t>
-        </w:r>
-      </w:hyperlink>
-      <w:r>
-        <w:rPr>
-          <w:lang w:val="zh_TW" w:bidi="zh_TW"/>
-        </w:rPr>
-        <w:t>）。</w:t>
+        <w:t>中，耶穌被顯明為萬王之王、萬主之主，祂有一個名字：「神的道（the Word of God）」。</w:t>
       </w:r>
     </w:p>
     <w:p>
@@ -866,60 +1657,10 @@
       </w:r>
       <w:r>
         <w:rPr>
-          <w:lang w:val="zh_TW" w:bidi="zh_TW"/>
-        </w:rPr>
-        <w:t>在歷史上，基督徒享有財富和自由是罕見的。歷史上大多數信徒都經歷苦難。教會一直是遭受逼迫的小數群體，在一個不友好的世界堅忍。對於免受患難的基督徒來說，患難似乎適用歷史上較後的時段。</w:t>
-      </w:r>
-    </w:p>
-    <w:p>
-      <w:pPr/>
-      <w:r>
-        <w:rPr>
-          <w:lang w:val="zh_TW" w:bidi="zh_TW"/>
-        </w:rPr>
-      </w:r>
-      <w:r>
-        <w:rPr>
-          <w:lang w:val="zh_TW" w:bidi="zh_TW"/>
-        </w:rPr>
-        <w:t>大多數基督徒正面臨壓迫、拒絕、困難和迫害。由於這個原因，耶穌預言的患難是持續存在的現實。患難的嚴重程度可能會有所不同，惟基督的承諾依然真實：「</w:t>
-      </w:r>
-      <w:r>
-        <w:rPr>
-          <w:lang w:val="zh_TW" w:bidi="zh_TW"/>
-        </w:rPr>
-        <w:t>在世上，你們有苦難；但你們可以放心，我已經勝了世界。</w:t>
-      </w:r>
-      <w:r>
-        <w:rPr>
-          <w:lang w:val="zh_TW" w:bidi="zh_TW"/>
-        </w:rPr>
-        <w:t>」（</w:t>
-      </w:r>
-      <w:hyperlink r:id="rId31">
-        <w:r>
-          <w:rPr>
-            <w:lang w:val="zh_TW" w:bidi="zh_TW"/>
-          </w:rPr>
-          <w:rPr>
-            <w:color w:val="0000EE"/>
-            <w:u w:val="single"/>
-          </w:rPr>
-          <w:t>約16:33</w:t>
-        </w:r>
-      </w:hyperlink>
-      <w:r>
-        <w:rPr>
-          <w:lang w:val="zh_TW" w:bidi="zh_TW"/>
-        </w:rPr>
-        <w:t>）。</w:t>
-      </w:r>
-      <w:r>
-        <w:rPr>
           <w:i/>
           <w:lang w:val="zh_TW" w:bidi="zh_TW"/>
         </w:rPr>
-        <w:t>見</w:t>
+        <w:t>另見</w:t>
       </w:r>
       <w:r>
         <w:rPr>
@@ -931,7 +1672,7 @@
         <w:rPr>
           <w:lang w:val="zh_TW" w:bidi="zh_TW"/>
         </w:rPr>
-        <w:t>苦難</w:t>
+        <w:t>聖經</w:t>
       </w:r>
       <w:r>
         <w:rPr>
@@ -943,7 +1684,7 @@
         <w:rPr>
           <w:lang w:val="zh_TW" w:bidi="zh_TW"/>
         </w:rPr>
-        <w:t>末世論</w:t>
+        <w:t>約翰福音</w:t>
       </w:r>
       <w:r>
         <w:rPr>
@@ -955,7 +1696,19 @@
         <w:rPr>
           <w:lang w:val="zh_TW" w:bidi="zh_TW"/>
         </w:rPr>
-        <w:t>迫害</w:t>
+        <w:t>道</w:t>
+      </w:r>
+      <w:r>
+        <w:rPr>
+          <w:lang w:val="zh_TW" w:bidi="zh_TW"/>
+        </w:rPr>
+        <w:t>；</w:t>
+      </w:r>
+      <w:r>
+        <w:rPr>
+          <w:lang w:val="zh_TW" w:bidi="zh_TW"/>
+        </w:rPr>
+        <w:t>啟示</w:t>
       </w:r>
       <w:r>
         <w:rPr>

--- a/zht/docx/064.content.docx
+++ b/zht/docx/064.content.docx
@@ -233,18 +233,12 @@
         </w:rPr>
         <w:t>「話語」是溝通的方式。當人們使用「話語」這個詞時，通常是指說話。然而，當神在歷世歷代「說話」時，祂以不同的方式來傳達祂的意思（</w:t>
       </w:r>
-      <w:hyperlink r:id="rId13">
-        <w:r>
-          <w:rPr>
-            <w:lang w:val="zh_TW" w:bidi="zh_TW"/>
-          </w:rPr>
-          <w:rPr>
-            <w:color w:val="0000EE"/>
-            <w:u w:val="single"/>
-          </w:rPr>
-          <w:t>來1:1</w:t>
-        </w:r>
-      </w:hyperlink>
+      <w:r>
+        <w:rPr>
+          <w:lang w:val="zh_TW" w:bidi="zh_TW"/>
+        </w:rPr>
+        <w:t>來1:1</w:t>
+      </w:r>
       <w:r>
         <w:rPr>
           <w:lang w:val="zh_TW" w:bidi="zh_TW"/>
@@ -290,36 +284,24 @@
         </w:rPr>
         <w:t>人們非常關注話語的真實性。愚蠢的話、奉承（虛假的讚美）、謊言和有害的言語，被認為是不正當的。在商業、法律和社區生活中，誓言（承諾）非常重要。祝福一旦被說出來，它就具有力量，不能收回（</w:t>
       </w:r>
-      <w:hyperlink r:id="rId14">
-        <w:r>
-          <w:rPr>
-            <w:lang w:val="zh_TW" w:bidi="zh_TW"/>
-          </w:rPr>
-          <w:rPr>
-            <w:color w:val="0000EE"/>
-            <w:u w:val="single"/>
-          </w:rPr>
-          <w:t>創27:30–38</w:t>
-        </w:r>
-      </w:hyperlink>
+      <w:r>
+        <w:rPr>
+          <w:lang w:val="zh_TW" w:bidi="zh_TW"/>
+        </w:rPr>
+        <w:t>創27:30–38</w:t>
+      </w:r>
       <w:r>
         <w:rPr>
           <w:lang w:val="zh_TW" w:bidi="zh_TW"/>
         </w:rPr>
         <w:t>；</w:t>
       </w:r>
-      <w:hyperlink r:id="rId15">
-        <w:r>
-          <w:rPr>
-            <w:lang w:val="zh_TW" w:bidi="zh_TW"/>
-          </w:rPr>
-          <w:rPr>
-            <w:color w:val="0000EE"/>
-            <w:u w:val="single"/>
-          </w:rPr>
-          <w:t>太10:12–13</w:t>
-        </w:r>
-      </w:hyperlink>
+      <w:r>
+        <w:rPr>
+          <w:lang w:val="zh_TW" w:bidi="zh_TW"/>
+        </w:rPr>
+        <w:t>太10:12–13</w:t>
+      </w:r>
       <w:r>
         <w:rPr>
           <w:lang w:val="zh_TW" w:bidi="zh_TW"/>
@@ -344,18 +326,12 @@
         </w:rPr>
         <w:t>許願（</w:t>
       </w:r>
-      <w:hyperlink r:id="rId16">
-        <w:r>
-          <w:rPr>
-            <w:lang w:val="zh_TW" w:bidi="zh_TW"/>
-          </w:rPr>
-          <w:rPr>
-            <w:color w:val="0000EE"/>
-            <w:u w:val="single"/>
-          </w:rPr>
-          <w:t>士11:34–35</w:t>
-        </w:r>
-      </w:hyperlink>
+      <w:r>
+        <w:rPr>
+          <w:lang w:val="zh_TW" w:bidi="zh_TW"/>
+        </w:rPr>
+        <w:t>士11:34–35</w:t>
+      </w:r>
       <w:r>
         <w:rPr>
           <w:lang w:val="zh_TW" w:bidi="zh_TW"/>
@@ -380,18 +356,12 @@
         </w:rPr>
         <w:t>咒詛（</w:t>
       </w:r>
-      <w:hyperlink r:id="rId17">
-        <w:r>
-          <w:rPr>
-            <w:lang w:val="zh_TW" w:bidi="zh_TW"/>
-          </w:rPr>
-          <w:rPr>
-            <w:color w:val="0000EE"/>
-            <w:u w:val="single"/>
-          </w:rPr>
-          <w:t>創27:12–13</w:t>
-        </w:r>
-      </w:hyperlink>
+      <w:r>
+        <w:rPr>
+          <w:lang w:val="zh_TW" w:bidi="zh_TW"/>
+        </w:rPr>
+        <w:t>創27:12–13</w:t>
+      </w:r>
       <w:r>
         <w:rPr>
           <w:lang w:val="zh_TW" w:bidi="zh_TW"/>
@@ -412,18 +382,12 @@
         </w:rPr>
         <w:t>命令的話語，尤其是來自祭司、士師或王的命令，也具有極大的權威（</w:t>
       </w:r>
-      <w:hyperlink r:id="rId18">
-        <w:r>
-          <w:rPr>
-            <w:lang w:val="zh_TW" w:bidi="zh_TW"/>
-          </w:rPr>
-          <w:rPr>
-            <w:color w:val="0000EE"/>
-            <w:u w:val="single"/>
-          </w:rPr>
-          <w:t>傳8:4</w:t>
-        </w:r>
-      </w:hyperlink>
+      <w:r>
+        <w:rPr>
+          <w:lang w:val="zh_TW" w:bidi="zh_TW"/>
+        </w:rPr>
+        <w:t>傳8:4</w:t>
+      </w:r>
       <w:r>
         <w:rPr>
           <w:lang w:val="zh_TW" w:bidi="zh_TW"/>
@@ -444,108 +408,72 @@
         </w:rPr>
         <w:t>這種對話語的尊重在新約中依然存在。話語揭示了人心中的想法，因此每句隨便的、傷害性的或欺騙性的話，都會受到審判（</w:t>
       </w:r>
-      <w:hyperlink r:id="rId19">
-        <w:r>
-          <w:rPr>
-            <w:lang w:val="zh_TW" w:bidi="zh_TW"/>
-          </w:rPr>
-          <w:rPr>
-            <w:color w:val="0000EE"/>
-            <w:u w:val="single"/>
-          </w:rPr>
-          <w:t>太12:34–37</w:t>
-        </w:r>
-      </w:hyperlink>
+      <w:r>
+        <w:rPr>
+          <w:lang w:val="zh_TW" w:bidi="zh_TW"/>
+        </w:rPr>
+        <w:t>太12:34–37</w:t>
+      </w:r>
       <w:r>
         <w:rPr>
           <w:lang w:val="zh_TW" w:bidi="zh_TW"/>
         </w:rPr>
         <w:t>；</w:t>
       </w:r>
-      <w:hyperlink r:id="rId20">
-        <w:r>
-          <w:rPr>
-            <w:lang w:val="zh_TW" w:bidi="zh_TW"/>
-          </w:rPr>
-          <w:rPr>
-            <w:color w:val="0000EE"/>
-            <w:u w:val="single"/>
-          </w:rPr>
-          <w:t>5:22</w:t>
-        </w:r>
-      </w:hyperlink>
+      <w:r>
+        <w:rPr>
+          <w:lang w:val="zh_TW" w:bidi="zh_TW"/>
+        </w:rPr>
+        <w:t>5:22</w:t>
+      </w:r>
       <w:r>
         <w:rPr>
           <w:lang w:val="zh_TW" w:bidi="zh_TW"/>
         </w:rPr>
         <w:t>），褻瀆神的言語同樣會受到審判（褻瀆，</w:t>
       </w:r>
-      <w:hyperlink r:id="rId21">
-        <w:r>
-          <w:rPr>
-            <w:lang w:val="zh_TW" w:bidi="zh_TW"/>
-          </w:rPr>
-          <w:rPr>
-            <w:color w:val="0000EE"/>
-            <w:u w:val="single"/>
-          </w:rPr>
-          <w:t>路12:10</w:t>
-        </w:r>
-      </w:hyperlink>
+      <w:r>
+        <w:rPr>
+          <w:lang w:val="zh_TW" w:bidi="zh_TW"/>
+        </w:rPr>
+        <w:t>路12:10</w:t>
+      </w:r>
       <w:r>
         <w:rPr>
           <w:lang w:val="zh_TW" w:bidi="zh_TW"/>
         </w:rPr>
         <w:t>）。保羅（</w:t>
       </w:r>
-      <w:hyperlink r:id="rId22">
-        <w:r>
-          <w:rPr>
-            <w:lang w:val="zh_TW" w:bidi="zh_TW"/>
-          </w:rPr>
-          <w:rPr>
-            <w:color w:val="0000EE"/>
-            <w:u w:val="single"/>
-          </w:rPr>
-          <w:t>弗4:29</w:t>
-        </w:r>
-      </w:hyperlink>
+      <w:r>
+        <w:rPr>
+          <w:lang w:val="zh_TW" w:bidi="zh_TW"/>
+        </w:rPr>
+        <w:t>弗4:29</w:t>
+      </w:r>
       <w:r>
         <w:rPr>
           <w:lang w:val="zh_TW" w:bidi="zh_TW"/>
         </w:rPr>
         <w:t>，</w:t>
       </w:r>
-      <w:hyperlink r:id="rId23">
-        <w:r>
-          <w:rPr>
-            <w:lang w:val="zh_TW" w:bidi="zh_TW"/>
-          </w:rPr>
-          <w:rPr>
-            <w:color w:val="0000EE"/>
-            <w:u w:val="single"/>
-          </w:rPr>
-          <w:t>5:4</w:t>
-        </w:r>
-      </w:hyperlink>
+      <w:r>
+        <w:rPr>
+          <w:lang w:val="zh_TW" w:bidi="zh_TW"/>
+        </w:rPr>
+        <w:t>5:4</w:t>
+      </w:r>
       <w:r>
         <w:rPr>
           <w:lang w:val="zh_TW" w:bidi="zh_TW"/>
         </w:rPr>
         <w:t>）和雅各（</w:t>
       </w:r>
-      <w:hyperlink r:id="rId24">
-        <w:r>
-          <w:rPr>
-            <w:lang w:val="zh_TW" w:bidi="zh_TW"/>
-          </w:rPr>
-          <w:rPr>
-            <w:color w:val="0000EE"/>
-            <w:u w:val="single"/>
-          </w:rPr>
-          <w:t>雅3:1–12</w:t>
-        </w:r>
-      </w:hyperlink>
+      <w:r>
+        <w:rPr>
+          <w:lang w:val="zh_TW" w:bidi="zh_TW"/>
+        </w:rPr>
+        <w:t>雅3:1–12</w:t>
+      </w:r>
       <w:r>
         <w:rPr>
           <w:lang w:val="zh_TW" w:bidi="zh_TW"/>
@@ -577,90 +505,60 @@
         </w:rPr>
         <w:t>神的話已經記載在聖經中。祂的話臨到先知，並通過先知傳遞（</w:t>
       </w:r>
-      <w:hyperlink r:id="rId25">
-        <w:r>
-          <w:rPr>
-            <w:lang w:val="zh_TW" w:bidi="zh_TW"/>
-          </w:rPr>
-          <w:rPr>
-            <w:color w:val="0000EE"/>
-            <w:u w:val="single"/>
-          </w:rPr>
-          <w:t>王上12:22</w:t>
-        </w:r>
-      </w:hyperlink>
+      <w:r>
+        <w:rPr>
+          <w:lang w:val="zh_TW" w:bidi="zh_TW"/>
+        </w:rPr>
+        <w:t>王上12:22</w:t>
+      </w:r>
       <w:r>
         <w:rPr>
           <w:lang w:val="zh_TW" w:bidi="zh_TW"/>
         </w:rPr>
         <w:t>；</w:t>
       </w:r>
-      <w:hyperlink r:id="rId26">
-        <w:r>
-          <w:rPr>
-            <w:lang w:val="zh_TW" w:bidi="zh_TW"/>
-          </w:rPr>
-          <w:rPr>
-            <w:color w:val="0000EE"/>
-            <w:u w:val="single"/>
-          </w:rPr>
-          <w:t>代上17:3</w:t>
-        </w:r>
-      </w:hyperlink>
+      <w:r>
+        <w:rPr>
+          <w:lang w:val="zh_TW" w:bidi="zh_TW"/>
+        </w:rPr>
+        <w:t>代上17:3</w:t>
+      </w:r>
       <w:r>
         <w:rPr>
           <w:lang w:val="zh_TW" w:bidi="zh_TW"/>
         </w:rPr>
         <w:t>；參</w:t>
       </w:r>
-      <w:hyperlink r:id="rId27">
-        <w:r>
-          <w:rPr>
-            <w:lang w:val="zh_TW" w:bidi="zh_TW"/>
-          </w:rPr>
-          <w:rPr>
-            <w:color w:val="0000EE"/>
-            <w:u w:val="single"/>
-          </w:rPr>
-          <w:t>路3:2</w:t>
-        </w:r>
-      </w:hyperlink>
+      <w:r>
+        <w:rPr>
+          <w:lang w:val="zh_TW" w:bidi="zh_TW"/>
+        </w:rPr>
+        <w:t>路3:2</w:t>
+      </w:r>
       <w:r>
         <w:rPr>
           <w:lang w:val="zh_TW" w:bidi="zh_TW"/>
         </w:rPr>
         <w:t>），先知「奉耶和華的命」說話和行事。神的話也透過律法傳達出來，神在西奈山「說」出律法（</w:t>
       </w:r>
-      <w:hyperlink r:id="rId28">
-        <w:r>
-          <w:rPr>
-            <w:lang w:val="zh_TW" w:bidi="zh_TW"/>
-          </w:rPr>
-          <w:rPr>
-            <w:color w:val="0000EE"/>
-            <w:u w:val="single"/>
-          </w:rPr>
-          <w:t>出20:1</w:t>
-        </w:r>
-      </w:hyperlink>
+      <w:r>
+        <w:rPr>
+          <w:lang w:val="zh_TW" w:bidi="zh_TW"/>
+        </w:rPr>
+        <w:t>出20:1</w:t>
+      </w:r>
       <w:r>
         <w:rPr>
           <w:lang w:val="zh_TW" w:bidi="zh_TW"/>
         </w:rPr>
         <w:t>）。因此，神的「話」有許多律法同義詞（見</w:t>
       </w:r>
-      <w:hyperlink r:id="rId29">
-        <w:r>
-          <w:rPr>
-            <w:lang w:val="zh_TW" w:bidi="zh_TW"/>
-          </w:rPr>
-          <w:rPr>
-            <w:color w:val="0000EE"/>
-            <w:u w:val="single"/>
-          </w:rPr>
-          <w:t>詩119章</w:t>
-        </w:r>
-      </w:hyperlink>
+      <w:r>
+        <w:rPr>
+          <w:lang w:val="zh_TW" w:bidi="zh_TW"/>
+        </w:rPr>
+        <w:t>詩119章</w:t>
+      </w:r>
       <w:r>
         <w:rPr>
           <w:lang w:val="zh_TW" w:bidi="zh_TW"/>
@@ -735,210 +633,138 @@
         </w:rPr>
         <w:t>當沒有神的啟示時，就像「饑荒（famine）」一樣（</w:t>
       </w:r>
-      <w:hyperlink r:id="rId30">
-        <w:r>
-          <w:rPr>
-            <w:lang w:val="zh_TW" w:bidi="zh_TW"/>
-          </w:rPr>
-          <w:rPr>
-            <w:color w:val="0000EE"/>
-            <w:u w:val="single"/>
-          </w:rPr>
-          <w:t>撒上3:1</w:t>
-        </w:r>
-      </w:hyperlink>
+      <w:r>
+        <w:rPr>
+          <w:lang w:val="zh_TW" w:bidi="zh_TW"/>
+        </w:rPr>
+        <w:t>撒上3:1</w:t>
+      </w:r>
       <w:r>
         <w:rPr>
           <w:lang w:val="zh_TW" w:bidi="zh_TW"/>
         </w:rPr>
         <w:t>）。神的話不僅包括警告和命令，還包含應許。神的每一句話都是可信的（</w:t>
       </w:r>
-      <w:hyperlink r:id="rId31">
-        <w:r>
-          <w:rPr>
-            <w:lang w:val="zh_TW" w:bidi="zh_TW"/>
-          </w:rPr>
-          <w:rPr>
-            <w:color w:val="0000EE"/>
-            <w:u w:val="single"/>
-          </w:rPr>
-          <w:t>賽31:2</w:t>
-        </w:r>
-      </w:hyperlink>
+      <w:r>
+        <w:rPr>
+          <w:lang w:val="zh_TW" w:bidi="zh_TW"/>
+        </w:rPr>
+        <w:t>賽31:2</w:t>
+      </w:r>
       <w:r>
         <w:rPr>
           <w:lang w:val="zh_TW" w:bidi="zh_TW"/>
         </w:rPr>
         <w:t>），在天上永遠立定（</w:t>
       </w:r>
-      <w:hyperlink r:id="rId32">
-        <w:r>
-          <w:rPr>
-            <w:lang w:val="zh_TW" w:bidi="zh_TW"/>
-          </w:rPr>
-          <w:rPr>
-            <w:color w:val="0000EE"/>
-            <w:u w:val="single"/>
-          </w:rPr>
-          <w:t>詩119:89</w:t>
-        </w:r>
-      </w:hyperlink>
+      <w:r>
+        <w:rPr>
+          <w:lang w:val="zh_TW" w:bidi="zh_TW"/>
+        </w:rPr>
+        <w:t>詩119:89</w:t>
+      </w:r>
       <w:r>
         <w:rPr>
           <w:lang w:val="zh_TW" w:bidi="zh_TW"/>
         </w:rPr>
         <w:t>；</w:t>
       </w:r>
-      <w:hyperlink r:id="rId33">
-        <w:r>
-          <w:rPr>
-            <w:lang w:val="zh_TW" w:bidi="zh_TW"/>
-          </w:rPr>
-          <w:rPr>
-            <w:color w:val="0000EE"/>
-            <w:u w:val="single"/>
-          </w:rPr>
-          <w:t>賽40:8</w:t>
-        </w:r>
-      </w:hyperlink>
+      <w:r>
+        <w:rPr>
+          <w:lang w:val="zh_TW" w:bidi="zh_TW"/>
+        </w:rPr>
+        <w:t>賽40:8</w:t>
+      </w:r>
       <w:r>
         <w:rPr>
           <w:lang w:val="zh_TW" w:bidi="zh_TW"/>
         </w:rPr>
         <w:t>），並以神起誓為保證（</w:t>
       </w:r>
-      <w:hyperlink r:id="rId34">
-        <w:r>
-          <w:rPr>
-            <w:lang w:val="zh_TW" w:bidi="zh_TW"/>
-          </w:rPr>
-          <w:rPr>
-            <w:color w:val="0000EE"/>
-            <w:u w:val="single"/>
-          </w:rPr>
-          <w:t>耶1:12</w:t>
-        </w:r>
-      </w:hyperlink>
+      <w:r>
+        <w:rPr>
+          <w:lang w:val="zh_TW" w:bidi="zh_TW"/>
+        </w:rPr>
+        <w:t>耶1:12</w:t>
+      </w:r>
       <w:r>
         <w:rPr>
           <w:lang w:val="zh_TW" w:bidi="zh_TW"/>
         </w:rPr>
         <w:t>；</w:t>
       </w:r>
-      <w:hyperlink r:id="rId35">
-        <w:r>
-          <w:rPr>
-            <w:lang w:val="zh_TW" w:bidi="zh_TW"/>
-          </w:rPr>
-          <w:rPr>
-            <w:color w:val="0000EE"/>
-            <w:u w:val="single"/>
-          </w:rPr>
-          <w:t>詩110:4</w:t>
-        </w:r>
-      </w:hyperlink>
+      <w:r>
+        <w:rPr>
+          <w:lang w:val="zh_TW" w:bidi="zh_TW"/>
+        </w:rPr>
+        <w:t>詩110:4</w:t>
+      </w:r>
       <w:r>
         <w:rPr>
           <w:lang w:val="zh_TW" w:bidi="zh_TW"/>
         </w:rPr>
         <w:t>；</w:t>
       </w:r>
-      <w:hyperlink r:id="rId36">
-        <w:r>
-          <w:rPr>
-            <w:lang w:val="zh_TW" w:bidi="zh_TW"/>
-          </w:rPr>
-          <w:rPr>
-            <w:color w:val="0000EE"/>
-            <w:u w:val="single"/>
-          </w:rPr>
-          <w:t>結12:25、28</w:t>
-        </w:r>
-      </w:hyperlink>
+      <w:r>
+        <w:rPr>
+          <w:lang w:val="zh_TW" w:bidi="zh_TW"/>
+        </w:rPr>
+        <w:t>結12:25、28</w:t>
+      </w:r>
       <w:r>
         <w:rPr>
           <w:lang w:val="zh_TW" w:bidi="zh_TW"/>
         </w:rPr>
         <w:t>）。神的話表達了神的心意，並不是沉重的或難以遵行的，反而是喜樂、盼望和保護的泉源，使人不致犯罪（</w:t>
       </w:r>
-      <w:hyperlink r:id="rId37">
-        <w:r>
-          <w:rPr>
-            <w:lang w:val="zh_TW" w:bidi="zh_TW"/>
-          </w:rPr>
-          <w:rPr>
-            <w:color w:val="0000EE"/>
-            <w:u w:val="single"/>
-          </w:rPr>
-          <w:t>詩1，</w:t>
-        </w:r>
-      </w:hyperlink>
-      <w:hyperlink r:id="rId29">
-        <w:r>
-          <w:rPr>
-            <w:lang w:val="zh_TW" w:bidi="zh_TW"/>
-          </w:rPr>
-          <w:rPr>
-            <w:color w:val="0000EE"/>
-            <w:u w:val="single"/>
-          </w:rPr>
-          <w:t>119章</w:t>
-        </w:r>
-      </w:hyperlink>
+      <w:r>
+        <w:rPr>
+          <w:lang w:val="zh_TW" w:bidi="zh_TW"/>
+        </w:rPr>
+        <w:t>詩1，</w:t>
+      </w:r>
+      <w:r>
+        <w:rPr>
+          <w:lang w:val="zh_TW" w:bidi="zh_TW"/>
+        </w:rPr>
+        <w:t>119章</w:t>
+      </w:r>
       <w:r>
         <w:rPr>
           <w:lang w:val="zh_TW" w:bidi="zh_TW"/>
         </w:rPr>
         <w:t>；</w:t>
       </w:r>
-      <w:hyperlink r:id="rId38">
-        <w:r>
-          <w:rPr>
-            <w:lang w:val="zh_TW" w:bidi="zh_TW"/>
-          </w:rPr>
-          <w:rPr>
-            <w:color w:val="0000EE"/>
-            <w:u w:val="single"/>
-          </w:rPr>
-          <w:t>耶15:16</w:t>
-        </w:r>
-      </w:hyperlink>
+      <w:r>
+        <w:rPr>
+          <w:lang w:val="zh_TW" w:bidi="zh_TW"/>
+        </w:rPr>
+        <w:t>耶15:16</w:t>
+      </w:r>
       <w:r>
         <w:rPr>
           <w:lang w:val="zh_TW" w:bidi="zh_TW"/>
         </w:rPr>
         <w:t>）。人可以靠神的話活著（</w:t>
       </w:r>
-      <w:hyperlink r:id="rId39">
-        <w:r>
-          <w:rPr>
-            <w:lang w:val="zh_TW" w:bidi="zh_TW"/>
-          </w:rPr>
-          <w:rPr>
-            <w:color w:val="0000EE"/>
-            <w:u w:val="single"/>
-          </w:rPr>
-          <w:t>申8:3</w:t>
-        </w:r>
-      </w:hyperlink>
+      <w:r>
+        <w:rPr>
+          <w:lang w:val="zh_TW" w:bidi="zh_TW"/>
+        </w:rPr>
+        <w:t>申8:3</w:t>
+      </w:r>
       <w:r>
         <w:rPr>
           <w:lang w:val="zh_TW" w:bidi="zh_TW"/>
         </w:rPr>
         <w:t>；</w:t>
       </w:r>
-      <w:hyperlink r:id="rId40">
-        <w:r>
-          <w:rPr>
-            <w:lang w:val="zh_TW" w:bidi="zh_TW"/>
-          </w:rPr>
-          <w:rPr>
-            <w:color w:val="0000EE"/>
-            <w:u w:val="single"/>
-          </w:rPr>
-          <w:t>太4:4</w:t>
-        </w:r>
-      </w:hyperlink>
+      <w:r>
+        <w:rPr>
+          <w:lang w:val="zh_TW" w:bidi="zh_TW"/>
+        </w:rPr>
+        <w:t>太4:4</w:t>
+      </w:r>
       <w:r>
         <w:rPr>
           <w:lang w:val="zh_TW" w:bidi="zh_TW"/>
@@ -959,162 +785,108 @@
         </w:rPr>
         <w:t>神的話有大能執行祂的旨意。它不會「徒然（empty）」返回祂那裡，而是會成就祂的旨意（</w:t>
       </w:r>
-      <w:hyperlink r:id="rId41">
-        <w:r>
-          <w:rPr>
-            <w:lang w:val="zh_TW" w:bidi="zh_TW"/>
-          </w:rPr>
-          <w:rPr>
-            <w:color w:val="0000EE"/>
-            <w:u w:val="single"/>
-          </w:rPr>
-          <w:t>賽55:11</w:t>
-        </w:r>
-      </w:hyperlink>
+      <w:r>
+        <w:rPr>
+          <w:lang w:val="zh_TW" w:bidi="zh_TW"/>
+        </w:rPr>
+        <w:t>賽55:11</w:t>
+      </w:r>
       <w:r>
         <w:rPr>
           <w:lang w:val="zh_TW" w:bidi="zh_TW"/>
         </w:rPr>
         <w:t>）。神憑著祂的話創造了世界，祂的話也持續維持著世界（</w:t>
       </w:r>
-      <w:hyperlink r:id="rId42">
-        <w:r>
-          <w:rPr>
-            <w:lang w:val="zh_TW" w:bidi="zh_TW"/>
-          </w:rPr>
-          <w:rPr>
-            <w:color w:val="0000EE"/>
-            <w:u w:val="single"/>
-          </w:rPr>
-          <w:t>創1章</w:t>
-        </w:r>
-      </w:hyperlink>
+      <w:r>
+        <w:rPr>
+          <w:lang w:val="zh_TW" w:bidi="zh_TW"/>
+        </w:rPr>
+        <w:t>創1章</w:t>
+      </w:r>
       <w:r>
         <w:rPr>
           <w:lang w:val="zh_TW" w:bidi="zh_TW"/>
         </w:rPr>
         <w:t>；</w:t>
       </w:r>
-      <w:hyperlink r:id="rId43">
-        <w:r>
-          <w:rPr>
-            <w:lang w:val="zh_TW" w:bidi="zh_TW"/>
-          </w:rPr>
-          <w:rPr>
-            <w:color w:val="0000EE"/>
-            <w:u w:val="single"/>
-          </w:rPr>
-          <w:t>詩33:6</w:t>
-        </w:r>
-      </w:hyperlink>
+      <w:r>
+        <w:rPr>
+          <w:lang w:val="zh_TW" w:bidi="zh_TW"/>
+        </w:rPr>
+        <w:t>詩33:6</w:t>
+      </w:r>
       <w:r>
         <w:rPr>
           <w:lang w:val="zh_TW" w:bidi="zh_TW"/>
         </w:rPr>
         <w:t>；參</w:t>
       </w:r>
-      <w:hyperlink r:id="rId44">
-        <w:r>
-          <w:rPr>
-            <w:lang w:val="zh_TW" w:bidi="zh_TW"/>
-          </w:rPr>
-          <w:rPr>
-            <w:color w:val="0000EE"/>
-            <w:u w:val="single"/>
-          </w:rPr>
-          <w:t>來1:2</w:t>
-        </w:r>
-      </w:hyperlink>
+      <w:r>
+        <w:rPr>
+          <w:lang w:val="zh_TW" w:bidi="zh_TW"/>
+        </w:rPr>
+        <w:t>來1:2</w:t>
+      </w:r>
       <w:r>
         <w:rPr>
           <w:lang w:val="zh_TW" w:bidi="zh_TW"/>
         </w:rPr>
         <w:t>，</w:t>
       </w:r>
-      <w:hyperlink r:id="rId45">
-        <w:r>
-          <w:rPr>
-            <w:lang w:val="zh_TW" w:bidi="zh_TW"/>
-          </w:rPr>
-          <w:rPr>
-            <w:color w:val="0000EE"/>
-            <w:u w:val="single"/>
-          </w:rPr>
-          <w:t>11:3</w:t>
-        </w:r>
-      </w:hyperlink>
+      <w:r>
+        <w:rPr>
+          <w:lang w:val="zh_TW" w:bidi="zh_TW"/>
+        </w:rPr>
+        <w:t>11:3</w:t>
+      </w:r>
       <w:r>
         <w:rPr>
           <w:lang w:val="zh_TW" w:bidi="zh_TW"/>
         </w:rPr>
         <w:t>；</w:t>
       </w:r>
-      <w:hyperlink r:id="rId46">
-        <w:r>
-          <w:rPr>
-            <w:lang w:val="zh_TW" w:bidi="zh_TW"/>
-          </w:rPr>
-          <w:rPr>
-            <w:color w:val="0000EE"/>
-            <w:u w:val="single"/>
-          </w:rPr>
-          <w:t>彼後3:5</w:t>
-        </w:r>
-      </w:hyperlink>
+      <w:r>
+        <w:rPr>
+          <w:lang w:val="zh_TW" w:bidi="zh_TW"/>
+        </w:rPr>
+        <w:t>彼後3:5</w:t>
+      </w:r>
       <w:r>
         <w:rPr>
           <w:lang w:val="zh_TW" w:bidi="zh_TW"/>
         </w:rPr>
         <w:t>）。最終，這些神的啟示被記錄下來，形成了聖經，成為「神的道」（</w:t>
       </w:r>
-      <w:hyperlink r:id="rId47">
-        <w:r>
-          <w:rPr>
-            <w:lang w:val="zh_TW" w:bidi="zh_TW"/>
-          </w:rPr>
-          <w:rPr>
-            <w:color w:val="0000EE"/>
-            <w:u w:val="single"/>
-          </w:rPr>
-          <w:t>可7:13</w:t>
-        </w:r>
-      </w:hyperlink>
+      <w:r>
+        <w:rPr>
+          <w:lang w:val="zh_TW" w:bidi="zh_TW"/>
+        </w:rPr>
+        <w:t>可7:13</w:t>
+      </w:r>
       <w:r>
         <w:rPr>
           <w:lang w:val="zh_TW" w:bidi="zh_TW"/>
         </w:rPr>
         <w:t>；參</w:t>
       </w:r>
-      <w:hyperlink r:id="rId48">
-        <w:r>
-          <w:rPr>
-            <w:lang w:val="zh_TW" w:bidi="zh_TW"/>
-          </w:rPr>
-          <w:rPr>
-            <w:color w:val="0000EE"/>
-            <w:u w:val="single"/>
-          </w:rPr>
-          <w:t>路16:29–31</w:t>
-        </w:r>
-      </w:hyperlink>
+      <w:r>
+        <w:rPr>
+          <w:lang w:val="zh_TW" w:bidi="zh_TW"/>
+        </w:rPr>
+        <w:t>路16:29–31</w:t>
+      </w:r>
       <w:r>
         <w:rPr>
           <w:lang w:val="zh_TW" w:bidi="zh_TW"/>
         </w:rPr>
         <w:t>；</w:t>
       </w:r>
-      <w:hyperlink r:id="rId49">
-        <w:r>
-          <w:rPr>
-            <w:lang w:val="zh_TW" w:bidi="zh_TW"/>
-          </w:rPr>
-          <w:rPr>
-            <w:color w:val="0000EE"/>
-            <w:u w:val="single"/>
-          </w:rPr>
-          <w:t>約5:39</w:t>
-        </w:r>
-      </w:hyperlink>
+      <w:r>
+        <w:rPr>
+          <w:lang w:val="zh_TW" w:bidi="zh_TW"/>
+        </w:rPr>
+        <w:t>約5:39</w:t>
+      </w:r>
       <w:r>
         <w:rPr>
           <w:lang w:val="zh_TW" w:bidi="zh_TW"/>
@@ -1135,204 +907,132 @@
         </w:rPr>
         <w:t>耶穌傳講神的話，祂「說話行事都有大能」（</w:t>
       </w:r>
-      <w:hyperlink r:id="rId50">
-        <w:r>
-          <w:rPr>
-            <w:lang w:val="zh_TW" w:bidi="zh_TW"/>
-          </w:rPr>
-          <w:rPr>
-            <w:color w:val="0000EE"/>
-            <w:u w:val="single"/>
-          </w:rPr>
-          <w:t>路24:19</w:t>
-        </w:r>
-      </w:hyperlink>
+      <w:r>
+        <w:rPr>
+          <w:lang w:val="zh_TW" w:bidi="zh_TW"/>
+        </w:rPr>
+        <w:t>路24:19</w:t>
+      </w:r>
       <w:r>
         <w:rPr>
           <w:lang w:val="zh_TW" w:bidi="zh_TW"/>
         </w:rPr>
         <w:t>），並且以權柄教訓人（</w:t>
       </w:r>
-      <w:hyperlink r:id="rId51">
-        <w:r>
-          <w:rPr>
-            <w:lang w:val="zh_TW" w:bidi="zh_TW"/>
-          </w:rPr>
-          <w:rPr>
-            <w:color w:val="0000EE"/>
-            <w:u w:val="single"/>
-          </w:rPr>
-          <w:t>可1:22、27</w:t>
-        </w:r>
-      </w:hyperlink>
+      <w:r>
+        <w:rPr>
+          <w:lang w:val="zh_TW" w:bidi="zh_TW"/>
+        </w:rPr>
+        <w:t>可1:22、27</w:t>
+      </w:r>
       <w:r>
         <w:rPr>
           <w:lang w:val="zh_TW" w:bidi="zh_TW"/>
         </w:rPr>
         <w:t>）。祂的話對自然界、疾病、惡鬼，甚至死亡都有權柄（</w:t>
       </w:r>
-      <w:hyperlink r:id="rId52">
-        <w:r>
-          <w:rPr>
-            <w:lang w:val="zh_TW" w:bidi="zh_TW"/>
-          </w:rPr>
-          <w:rPr>
-            <w:color w:val="0000EE"/>
-            <w:u w:val="single"/>
-          </w:rPr>
-          <w:t>太8:8、13</w:t>
-        </w:r>
-      </w:hyperlink>
+      <w:r>
+        <w:rPr>
+          <w:lang w:val="zh_TW" w:bidi="zh_TW"/>
+        </w:rPr>
+        <w:t>太8:8、13</w:t>
+      </w:r>
       <w:r>
         <w:rPr>
           <w:lang w:val="zh_TW" w:bidi="zh_TW"/>
         </w:rPr>
         <w:t>）。耶穌的「天國道理」像是播種在願意的心田中，當它被接受，就會生出為神結的果子（</w:t>
       </w:r>
-      <w:hyperlink r:id="rId53">
-        <w:r>
-          <w:rPr>
-            <w:lang w:val="zh_TW" w:bidi="zh_TW"/>
-          </w:rPr>
-          <w:rPr>
-            <w:color w:val="0000EE"/>
-            <w:u w:val="single"/>
-          </w:rPr>
-          <w:t>太13:19</w:t>
-        </w:r>
-      </w:hyperlink>
+      <w:r>
+        <w:rPr>
+          <w:lang w:val="zh_TW" w:bidi="zh_TW"/>
+        </w:rPr>
+        <w:t>太13:19</w:t>
+      </w:r>
       <w:r>
         <w:rPr>
           <w:lang w:val="zh_TW" w:bidi="zh_TW"/>
         </w:rPr>
         <w:t>；</w:t>
       </w:r>
-      <w:hyperlink r:id="rId54">
-        <w:r>
-          <w:rPr>
-            <w:lang w:val="zh_TW" w:bidi="zh_TW"/>
-          </w:rPr>
-          <w:rPr>
-            <w:color w:val="0000EE"/>
-            <w:u w:val="single"/>
-          </w:rPr>
-          <w:t>可4:14</w:t>
-        </w:r>
-      </w:hyperlink>
+      <w:r>
+        <w:rPr>
+          <w:lang w:val="zh_TW" w:bidi="zh_TW"/>
+        </w:rPr>
+        <w:t>可4:14</w:t>
+      </w:r>
       <w:r>
         <w:rPr>
           <w:lang w:val="zh_TW" w:bidi="zh_TW"/>
         </w:rPr>
         <w:t>）。耶穌的話潔淨了祂的門徒，並使他們得自由（</w:t>
       </w:r>
-      <w:hyperlink r:id="rId55">
-        <w:r>
-          <w:rPr>
-            <w:lang w:val="zh_TW" w:bidi="zh_TW"/>
-          </w:rPr>
-          <w:rPr>
-            <w:color w:val="0000EE"/>
-            <w:u w:val="single"/>
-          </w:rPr>
-          <w:t>約8:31</w:t>
-        </w:r>
-      </w:hyperlink>
+      <w:r>
+        <w:rPr>
+          <w:lang w:val="zh_TW" w:bidi="zh_TW"/>
+        </w:rPr>
+        <w:t>約8:31</w:t>
+      </w:r>
       <w:r>
         <w:rPr>
           <w:lang w:val="zh_TW" w:bidi="zh_TW"/>
         </w:rPr>
         <w:t>，</w:t>
       </w:r>
-      <w:hyperlink r:id="rId56">
-        <w:r>
-          <w:rPr>
-            <w:lang w:val="zh_TW" w:bidi="zh_TW"/>
-          </w:rPr>
-          <w:rPr>
-            <w:color w:val="0000EE"/>
-            <w:u w:val="single"/>
-          </w:rPr>
-          <w:t>12:48</w:t>
-        </w:r>
-      </w:hyperlink>
+      <w:r>
+        <w:rPr>
+          <w:lang w:val="zh_TW" w:bidi="zh_TW"/>
+        </w:rPr>
+        <w:t>12:48</w:t>
+      </w:r>
       <w:r>
         <w:rPr>
           <w:lang w:val="zh_TW" w:bidi="zh_TW"/>
         </w:rPr>
         <w:t>，</w:t>
       </w:r>
-      <w:hyperlink r:id="rId57">
-        <w:r>
-          <w:rPr>
-            <w:lang w:val="zh_TW" w:bidi="zh_TW"/>
-          </w:rPr>
-          <w:rPr>
-            <w:color w:val="0000EE"/>
-            <w:u w:val="single"/>
-          </w:rPr>
-          <w:t>15:3</w:t>
-        </w:r>
-      </w:hyperlink>
+      <w:r>
+        <w:rPr>
+          <w:lang w:val="zh_TW" w:bidi="zh_TW"/>
+        </w:rPr>
+        <w:t>15:3</w:t>
+      </w:r>
       <w:r>
         <w:rPr>
           <w:lang w:val="zh_TW" w:bidi="zh_TW"/>
         </w:rPr>
         <w:t>，</w:t>
       </w:r>
-      <w:hyperlink r:id="rId58">
-        <w:r>
-          <w:rPr>
-            <w:lang w:val="zh_TW" w:bidi="zh_TW"/>
-          </w:rPr>
-          <w:rPr>
-            <w:color w:val="0000EE"/>
-            <w:u w:val="single"/>
-          </w:rPr>
-          <w:t>17:14</w:t>
-        </w:r>
-      </w:hyperlink>
+      <w:r>
+        <w:rPr>
+          <w:lang w:val="zh_TW" w:bidi="zh_TW"/>
+        </w:rPr>
+        <w:t>17:14</w:t>
+      </w:r>
       <w:r>
         <w:rPr>
           <w:lang w:val="zh_TW" w:bidi="zh_TW"/>
         </w:rPr>
         <w:t>）。教會所傳講的信心之道（</w:t>
       </w:r>
-      <w:hyperlink r:id="rId59">
-        <w:r>
-          <w:rPr>
-            <w:lang w:val="zh_TW" w:bidi="zh_TW"/>
-          </w:rPr>
-          <w:rPr>
-            <w:color w:val="0000EE"/>
-            <w:u w:val="single"/>
-          </w:rPr>
-          <w:t>羅10:8</w:t>
-        </w:r>
-      </w:hyperlink>
-      <w:hyperlink r:id="rId60">
-        <w:r>
-          <w:rPr>
-            <w:lang w:val="zh_TW" w:bidi="zh_TW"/>
-          </w:rPr>
-          <w:rPr>
-            <w:color w:val="0000EE"/>
-            <w:u w:val="single"/>
-          </w:rPr>
-          <w:t>–</w:t>
-        </w:r>
-      </w:hyperlink>
-      <w:hyperlink r:id="rId59">
-        <w:r>
-          <w:rPr>
-            <w:lang w:val="zh_TW" w:bidi="zh_TW"/>
-          </w:rPr>
-          <w:rPr>
-            <w:color w:val="0000EE"/>
-            <w:u w:val="single"/>
-          </w:rPr>
-          <w:t>9、17</w:t>
-        </w:r>
-      </w:hyperlink>
+      <w:r>
+        <w:rPr>
+          <w:lang w:val="zh_TW" w:bidi="zh_TW"/>
+        </w:rPr>
+        <w:t>羅10:8</w:t>
+      </w:r>
+      <w:r>
+        <w:rPr>
+          <w:lang w:val="zh_TW" w:bidi="zh_TW"/>
+        </w:rPr>
+        <w:t>–</w:t>
+      </w:r>
+      <w:r>
+        <w:rPr>
+          <w:lang w:val="zh_TW" w:bidi="zh_TW"/>
+        </w:rPr>
+        <w:t>9、17</w:t>
+      </w:r>
       <w:r>
         <w:rPr>
           <w:lang w:val="zh_TW" w:bidi="zh_TW"/>
@@ -1525,36 +1225,24 @@
         </w:rPr>
         <w:t>與創始的概念有關——世界是藉著神的道創造的（</w:t>
       </w:r>
-      <w:hyperlink r:id="rId61">
-        <w:r>
-          <w:rPr>
-            <w:lang w:val="zh_TW" w:bidi="zh_TW"/>
-          </w:rPr>
-          <w:rPr>
-            <w:color w:val="0000EE"/>
-            <w:u w:val="single"/>
-          </w:rPr>
-          <w:t>創1:3</w:t>
-        </w:r>
-      </w:hyperlink>
+      <w:r>
+        <w:rPr>
+          <w:lang w:val="zh_TW" w:bidi="zh_TW"/>
+        </w:rPr>
+        <w:t>創1:3</w:t>
+      </w:r>
       <w:r>
         <w:rPr>
           <w:lang w:val="zh_TW" w:bidi="zh_TW"/>
         </w:rPr>
         <w:t>及其下文，重複地出現「神說」這個短語）。約翰考慮過這些想法，但他最可能是創造了一個新的概念來識別神的兒子是神在人類形象中的表達（</w:t>
       </w:r>
-      <w:hyperlink r:id="rId62">
-        <w:r>
-          <w:rPr>
-            <w:lang w:val="zh_TW" w:bidi="zh_TW"/>
-          </w:rPr>
-          <w:rPr>
-            <w:color w:val="0000EE"/>
-            <w:u w:val="single"/>
-          </w:rPr>
-          <w:t>約1:14</w:t>
-        </w:r>
-      </w:hyperlink>
+      <w:r>
+        <w:rPr>
+          <w:lang w:val="zh_TW" w:bidi="zh_TW"/>
+        </w:rPr>
+        <w:t>約1:14</w:t>
+      </w:r>
       <w:r>
         <w:rPr>
           <w:lang w:val="zh_TW" w:bidi="zh_TW"/>
@@ -1575,72 +1263,48 @@
         </w:rPr>
         <w:t>子是那不能看見之神的形像（</w:t>
       </w:r>
-      <w:hyperlink r:id="rId63">
-        <w:r>
-          <w:rPr>
-            <w:lang w:val="zh_TW" w:bidi="zh_TW"/>
-          </w:rPr>
-          <w:rPr>
-            <w:color w:val="0000EE"/>
-            <w:u w:val="single"/>
-          </w:rPr>
-          <w:t>西1:15</w:t>
-        </w:r>
-      </w:hyperlink>
+      <w:r>
+        <w:rPr>
+          <w:lang w:val="zh_TW" w:bidi="zh_TW"/>
+        </w:rPr>
+        <w:t>西1:15</w:t>
+      </w:r>
       <w:r>
         <w:rPr>
           <w:lang w:val="zh_TW" w:bidi="zh_TW"/>
         </w:rPr>
         <w:t>），是神本體的真像（</w:t>
       </w:r>
-      <w:hyperlink r:id="rId64">
-        <w:r>
-          <w:rPr>
-            <w:lang w:val="zh_TW" w:bidi="zh_TW"/>
-          </w:rPr>
-          <w:rPr>
-            <w:color w:val="0000EE"/>
-            <w:u w:val="single"/>
-          </w:rPr>
-          <w:t>來1:3</w:t>
-        </w:r>
-      </w:hyperlink>
+      <w:r>
+        <w:rPr>
+          <w:lang w:val="zh_TW" w:bidi="zh_TW"/>
+        </w:rPr>
+        <w:t>來1:3</w:t>
+      </w:r>
       <w:r>
         <w:rPr>
           <w:lang w:val="zh_TW" w:bidi="zh_TW"/>
         </w:rPr>
         <w:t>）。在神格（Godhead）中，子啟示並使神為人所知，這是約翰福音中的一個關鍵主題。約翰在約翰壹書中使用了類似的稱號：「生命之道」（</w:t>
       </w:r>
-      <w:hyperlink r:id="rId65">
-        <w:r>
-          <w:rPr>
-            <w:lang w:val="zh_TW" w:bidi="zh_TW"/>
-          </w:rPr>
-          <w:rPr>
-            <w:color w:val="0000EE"/>
-            <w:u w:val="single"/>
-          </w:rPr>
-          <w:t>約一1:1–3</w:t>
-        </w:r>
-      </w:hyperlink>
+      <w:r>
+        <w:rPr>
+          <w:lang w:val="zh_TW" w:bidi="zh_TW"/>
+        </w:rPr>
+        <w:t>約一1:1–3</w:t>
+      </w:r>
       <w:r>
         <w:rPr>
           <w:lang w:val="zh_TW" w:bidi="zh_TW"/>
         </w:rPr>
         <w:t>）。在</w:t>
       </w:r>
-      <w:hyperlink r:id="rId66">
-        <w:r>
-          <w:rPr>
-            <w:lang w:val="zh_TW" w:bidi="zh_TW"/>
-          </w:rPr>
-          <w:rPr>
-            <w:color w:val="0000EE"/>
-            <w:u w:val="single"/>
-          </w:rPr>
-          <w:t>啟示錄十九章11至16節</w:t>
-        </w:r>
-      </w:hyperlink>
+      <w:r>
+        <w:rPr>
+          <w:lang w:val="zh_TW" w:bidi="zh_TW"/>
+        </w:rPr>
+        <w:t>啟示錄十九章11至16節</w:t>
+      </w:r>
       <w:r>
         <w:rPr>
           <w:lang w:val="zh_TW" w:bidi="zh_TW"/>
